--- a/data/reports/daily-documents/latest/previous_daily_report.docx
+++ b/data/reports/daily-documents/latest/previous_daily_report.docx
@@ -26,7 +26,7 @@
           <w:rFonts w:ascii="Kaiti SC" w:hAnsi="Kaiti SC" w:eastAsia="Kaiti SC" w:cs="Kaiti SC"/>
           <w:sz w:val="21"/>
         </w:rPr>
-        <w:t>2026-10-09（上一自然日）</w:t>
+        <w:t>2026-10-10（上一自然日）</w:t>
       </w:r>
     </w:p>
     <w:tbl>
@@ -81,7 +81,7 @@
                 <w:b w:val="0"/>
                 <w:sz w:val="19"/>
               </w:rPr>
-              <w:t>2026-10-09</w:t>
+              <w:t>2026-10-10</w:t>
             </w:r>
           </w:p>
         </w:tc>
@@ -127,7 +127,7 @@
                 <w:b w:val="0"/>
                 <w:sz w:val="19"/>
               </w:rPr>
-              <w:t>42 条 / 4 家</w:t>
+              <w:t>19 条 / 3 家</w:t>
             </w:r>
           </w:p>
         </w:tc>
@@ -173,7 +173,7 @@
                 <w:b w:val="0"/>
                 <w:sz w:val="19"/>
               </w:rPr>
-              <w:t>17 个</w:t>
+              <w:t>10 个</w:t>
             </w:r>
           </w:p>
         </w:tc>
@@ -219,7 +219,7 @@
                 <w:b w:val="0"/>
                 <w:sz w:val="19"/>
               </w:rPr>
-              <w:t>2026-10-10</w:t>
+              <w:t>2026-10-11</w:t>
             </w:r>
           </w:p>
         </w:tc>
@@ -245,7 +245,7 @@
     </w:p>
     <w:p>
       <w:r>
-        <w:t>2026-10-09 共归档 42 条新闻，覆盖 4 家公司、17 个信息来源。 新闻量较多的公司包括 SpaceX、Blue Origin、微纳星空、银河航天。</w:t>
+        <w:t>2026-10-10 共归档 19 条新闻，覆盖 3 家公司、10 个信息来源。 新闻量较多的公司包括 SpaceX、Blue Origin、微纳星空。</w:t>
       </w:r>
     </w:p>
     <w:p>
@@ -279,7 +279,7 @@
           <w:rFonts w:ascii="Kaiti SC" w:hAnsi="Kaiti SC" w:eastAsia="Kaiti SC" w:cs="Kaiti SC"/>
           <w:sz w:val="21"/>
         </w:rPr>
-        <w:t>【市场与股价】Blue Origin：Blue Origin expands in Texas as its founder contemplates an IPO - SpaceNews （SpaceNews）</w:t>
+        <w:t>【发射与任务】SpaceX：SpaceX to make another attempt to launch 21 data satellites for Space Development Agency （Spaceflight Now）</w:t>
       </w:r>
     </w:p>
     <w:p>
@@ -300,7 +300,7 @@
           <w:rFonts w:ascii="Kaiti SC" w:hAnsi="Kaiti SC" w:eastAsia="Kaiti SC" w:cs="Kaiti SC"/>
           <w:sz w:val="21"/>
         </w:rPr>
-        <w:t>【市场与股价】Blue Origin：Blue Origin's potential IPO signals the countdown to a new phase of the space race - AOL.com （AOL.com）</w:t>
+        <w:t>【市场与股价】Blue Origin：Blue Origin Commits $550M to Texas Satellite Complex as Jeff Bezos Confirms $10B Equity Round and IPO Roadmap （satnews.com）</w:t>
       </w:r>
     </w:p>
     <w:p>
@@ -321,7 +321,7 @@
           <w:rFonts w:ascii="Kaiti SC" w:hAnsi="Kaiti SC" w:eastAsia="Kaiti SC" w:cs="Kaiti SC"/>
           <w:sz w:val="21"/>
         </w:rPr>
-        <w:t>【市场与股价】Blue Origin：Blue Origin IPO could come in next few years, Jeff Bezos says in wake of rocket disaster - New York Post （New York Post）</w:t>
+        <w:t>【发射与任务】SpaceX：SpaceX launches 21 data satellites for the Space Development Agency - Spaceflight Now （Spaceflight Now）</w:t>
       </w:r>
     </w:p>
     <w:p>
@@ -342,7 +342,7 @@
           <w:rFonts w:ascii="Kaiti SC" w:hAnsi="Kaiti SC" w:eastAsia="Kaiti SC" w:cs="Kaiti SC"/>
           <w:sz w:val="21"/>
         </w:rPr>
-        <w:t>【发射与任务】SpaceX：SpaceX eyes 2 rocket launches in 3 days in California after scrubs - Ventura County Star （Ventura County Star）</w:t>
+        <w:t>【发射与任务】SpaceX：SpaceX launches 21 satellites to orbit for the US military after 5-day delay (video) - Space （Space）</w:t>
       </w:r>
     </w:p>
     <w:p>
@@ -363,7 +363,7 @@
           <w:rFonts w:ascii="Kaiti SC" w:hAnsi="Kaiti SC" w:eastAsia="Kaiti SC" w:cs="Kaiti SC"/>
           <w:sz w:val="21"/>
         </w:rPr>
-        <w:t>【发射与任务】SpaceX：SpaceX could be planning near double-header rocket launch in 3 days - azcentral.com and The Arizona Republic （azcentral.com and The Arizona Republic）</w:t>
+        <w:t>【发射与任务】SpaceX：SpaceX 9 deploys 21 satellites for US military in fourth SDA Tranche 1 mission （bing.com）</w:t>
       </w:r>
     </w:p>
     <w:p>
@@ -384,7 +384,7 @@
           <w:rFonts w:ascii="Kaiti SC" w:hAnsi="Kaiti SC" w:eastAsia="Kaiti SC" w:cs="Kaiti SC"/>
           <w:sz w:val="21"/>
         </w:rPr>
-        <w:t>【发射与任务】SpaceX：Rocket Report: A rare Falcon 9 scrub; is it just about Vulcan's time to shine? （arstechnica.com）</w:t>
+        <w:t>【发射与任务】SpaceX：SpaceX Falcon 9 launches 21 military satellites into orbit （bing.com）</w:t>
       </w:r>
     </w:p>
     <w:p>
@@ -405,112 +405,7 @@
           <w:rFonts w:ascii="Kaiti SC" w:hAnsi="Kaiti SC" w:eastAsia="Kaiti SC" w:cs="Kaiti SC"/>
           <w:sz w:val="21"/>
         </w:rPr>
-        <w:t>【监管与政策】SpaceX：SpaceX says Starlink will "become a major mobile carrier in the U.S." （bing.com）</w:t>
-      </w:r>
-    </w:p>
-    <w:p>
-      <w:pPr>
-        <w:keepLines/>
-        <w:spacing w:after="60"/>
-        <w:ind w:left="369" w:hanging="227"/>
-      </w:pPr>
-      <w:r>
-        <w:rPr>
-          <w:rFonts w:ascii="Kaiti SC" w:hAnsi="Kaiti SC" w:eastAsia="Kaiti SC" w:cs="Kaiti SC"/>
-          <w:sz w:val="21"/>
-        </w:rPr>
-        <w:t xml:space="preserve">➢ </w:t>
-      </w:r>
-      <w:r>
-        <w:rPr>
-          <w:rFonts w:ascii="Kaiti SC" w:hAnsi="Kaiti SC" w:eastAsia="Kaiti SC" w:cs="Kaiti SC"/>
-          <w:sz w:val="21"/>
-        </w:rPr>
-        <w:t>【监管与政策】SpaceX：SpaceX says Starlink will "become a major mobile carrier in the U.S." （bing.com）</w:t>
-      </w:r>
-    </w:p>
-    <w:p>
-      <w:pPr>
-        <w:keepLines/>
-        <w:spacing w:after="60"/>
-        <w:ind w:left="369" w:hanging="227"/>
-      </w:pPr>
-      <w:r>
-        <w:rPr>
-          <w:rFonts w:ascii="Kaiti SC" w:hAnsi="Kaiti SC" w:eastAsia="Kaiti SC" w:cs="Kaiti SC"/>
-          <w:sz w:val="21"/>
-        </w:rPr>
-        <w:t xml:space="preserve">➢ </w:t>
-      </w:r>
-      <w:r>
-        <w:rPr>
-          <w:rFonts w:ascii="Kaiti SC" w:hAnsi="Kaiti SC" w:eastAsia="Kaiti SC" w:cs="Kaiti SC"/>
-          <w:sz w:val="21"/>
-        </w:rPr>
-        <w:t>【发射与任务】Blue Origin：Blue Origin confirms 2026 launch - Advanced Television （Advanced Television）</w:t>
-      </w:r>
-    </w:p>
-    <w:p>
-      <w:pPr>
-        <w:keepLines/>
-        <w:spacing w:after="60"/>
-        <w:ind w:left="369" w:hanging="227"/>
-      </w:pPr>
-      <w:r>
-        <w:rPr>
-          <w:rFonts w:ascii="Kaiti SC" w:hAnsi="Kaiti SC" w:eastAsia="Kaiti SC" w:cs="Kaiti SC"/>
-          <w:sz w:val="21"/>
-        </w:rPr>
-        <w:t xml:space="preserve">➢ </w:t>
-      </w:r>
-      <w:r>
-        <w:rPr>
-          <w:rFonts w:ascii="Kaiti SC" w:hAnsi="Kaiti SC" w:eastAsia="Kaiti SC" w:cs="Kaiti SC"/>
-          <w:sz w:val="21"/>
-        </w:rPr>
-        <w:t>【产品与技术】Blue Origin：Blue Origin plans $555 million satellite factory in Hutto, Texas （bing.com）</w:t>
-      </w:r>
-    </w:p>
-    <w:p>
-      <w:pPr>
-        <w:keepLines/>
-        <w:spacing w:after="60"/>
-        <w:ind w:left="369" w:hanging="227"/>
-      </w:pPr>
-      <w:r>
-        <w:rPr>
-          <w:rFonts w:ascii="Kaiti SC" w:hAnsi="Kaiti SC" w:eastAsia="Kaiti SC" w:cs="Kaiti SC"/>
-          <w:sz w:val="21"/>
-        </w:rPr>
-        <w:t xml:space="preserve">➢ </w:t>
-      </w:r>
-      <w:r>
-        <w:rPr>
-          <w:rFonts w:ascii="Kaiti SC" w:hAnsi="Kaiti SC" w:eastAsia="Kaiti SC" w:cs="Kaiti SC"/>
-          <w:sz w:val="21"/>
-        </w:rPr>
-        <w:t>【市场与股价】银河航天：银河航天（北京）科技集团股份有限公司启动上市辅导 - Jiemian.com （Jiemian.com）</w:t>
-      </w:r>
-    </w:p>
-    <w:p>
-      <w:pPr>
-        <w:keepLines/>
-        <w:spacing w:after="60"/>
-        <w:ind w:left="369" w:hanging="227"/>
-      </w:pPr>
-      <w:r>
-        <w:rPr>
-          <w:rFonts w:ascii="Kaiti SC" w:hAnsi="Kaiti SC" w:eastAsia="Kaiti SC" w:cs="Kaiti SC"/>
-          <w:sz w:val="21"/>
-        </w:rPr>
-        <w:t xml:space="preserve">➢ </w:t>
-      </w:r>
-      <w:r>
-        <w:rPr>
-          <w:rFonts w:ascii="Kaiti SC" w:hAnsi="Kaiti SC" w:eastAsia="Kaiti SC" w:cs="Kaiti SC"/>
-          <w:sz w:val="21"/>
-        </w:rPr>
-        <w:t>【其他动态】微纳星空：冲刺“民营商业卫星第一股”：微纳星空的“百亿故事”里，藏着一道没解完的题 - 新浪财经 （新浪财经）</w:t>
+        <w:t>【市场与股价】微纳星空：冲刺“民营商业卫星第一股”：微纳星空的“百亿故事”里，藏着一道没解完的题|上海证券交易所|IPO|数据|客户|收入 - 新浪财经 （新浪财经）</w:t>
       </w:r>
     </w:p>
     <w:p>
@@ -669,7 +564,7 @@
                 <w:b w:val="0"/>
                 <w:sz w:val="19"/>
               </w:rPr>
-              <w:t>33</w:t>
+              <w:t>17</w:t>
             </w:r>
           </w:p>
         </w:tc>
@@ -690,7 +585,7 @@
                 <w:b w:val="0"/>
                 <w:sz w:val="19"/>
               </w:rPr>
-              <w:t>发射与任务、监管与政策、其他动态、市场与股价</w:t>
+              <w:t>发射与任务、其他动态、监管与政策</w:t>
             </w:r>
           </w:p>
         </w:tc>
@@ -710,7 +605,7 @@
                 <w:b w:val="0"/>
                 <w:sz w:val="19"/>
               </w:rPr>
-              <w:t>SpaceX eyes 2 rocket launches in 3 days in California after scrubs - Ventura County Star</w:t>
+              <w:t>SpaceX to make another attempt to launch 21 data satellites for Space Development Agency</w:t>
             </w:r>
           </w:p>
         </w:tc>
@@ -756,7 +651,7 @@
                 <w:b w:val="0"/>
                 <w:sz w:val="19"/>
               </w:rPr>
-              <w:t>7</w:t>
+              <w:t>1</w:t>
             </w:r>
           </w:p>
         </w:tc>
@@ -777,7 +672,7 @@
                 <w:b w:val="0"/>
                 <w:sz w:val="19"/>
               </w:rPr>
-              <w:t>市场与股价、发射与任务、产品与技术、其他动态</w:t>
+              <w:t>市场与股价</w:t>
             </w:r>
           </w:p>
         </w:tc>
@@ -797,7 +692,7 @@
                 <w:b w:val="0"/>
                 <w:sz w:val="19"/>
               </w:rPr>
-              <w:t>Blue Origin expands in Texas as its founder contemplates an IPO - SpaceNews</w:t>
+              <w:t>Blue Origin Commits $550M to Texas Satellite Complex as Jeff Bezos Confirms $10B Equity Round and IPO Roadmap</w:t>
             </w:r>
           </w:p>
         </w:tc>
@@ -864,93 +759,6 @@
                 <w:b w:val="0"/>
                 <w:sz w:val="19"/>
               </w:rPr>
-              <w:t>其他动态</w:t>
-            </w:r>
-          </w:p>
-        </w:tc>
-        <w:tc>
-          <w:tcPr>
-            <w:tcW w:type="dxa" w:w="2075"/>
-            <w:vAlign w:val="center"/>
-          </w:tcPr>
-          <w:p>
-            <w:pPr>
-              <w:spacing w:after="0" w:line="252" w:lineRule="auto"/>
-            </w:pPr>
-            <w:r/>
-            <w:r>
-              <w:rPr>
-                <w:rFonts w:ascii="Kaiti SC" w:hAnsi="Kaiti SC" w:eastAsia="Kaiti SC" w:cs="Kaiti SC"/>
-                <w:b w:val="0"/>
-                <w:sz w:val="19"/>
-              </w:rPr>
-              <w:t>冲刺“民营商业卫星第一股”：微纳星空的“百亿故事”里，藏着一道没解完的题 - 新浪财经</w:t>
-            </w:r>
-          </w:p>
-        </w:tc>
-      </w:tr>
-      <w:tr>
-        <w:trPr>
-          <w:cantSplit/>
-        </w:trPr>
-        <w:tc>
-          <w:tcPr>
-            <w:tcW w:type="dxa" w:w="2075"/>
-            <w:vAlign w:val="center"/>
-          </w:tcPr>
-          <w:p>
-            <w:pPr>
-              <w:spacing w:after="0" w:line="252" w:lineRule="auto"/>
-            </w:pPr>
-            <w:r/>
-            <w:r>
-              <w:rPr>
-                <w:rFonts w:ascii="Kaiti SC" w:hAnsi="Kaiti SC" w:eastAsia="Kaiti SC" w:cs="Kaiti SC"/>
-                <w:b w:val="0"/>
-                <w:sz w:val="19"/>
-              </w:rPr>
-              <w:t>银河航天</w:t>
-            </w:r>
-          </w:p>
-        </w:tc>
-        <w:tc>
-          <w:tcPr>
-            <w:tcW w:type="dxa" w:w="2075"/>
-            <w:vAlign w:val="center"/>
-          </w:tcPr>
-          <w:p>
-            <w:pPr>
-              <w:spacing w:after="0" w:line="252" w:lineRule="auto"/>
-              <w:jc w:val="center"/>
-            </w:pPr>
-            <w:r/>
-            <w:r>
-              <w:rPr>
-                <w:rFonts w:ascii="Kaiti SC" w:hAnsi="Kaiti SC" w:eastAsia="Kaiti SC" w:cs="Kaiti SC"/>
-                <w:b w:val="0"/>
-                <w:sz w:val="19"/>
-              </w:rPr>
-              <w:t>1</w:t>
-            </w:r>
-          </w:p>
-        </w:tc>
-        <w:tc>
-          <w:tcPr>
-            <w:tcW w:type="dxa" w:w="2075"/>
-            <w:vAlign w:val="center"/>
-          </w:tcPr>
-          <w:p>
-            <w:pPr>
-              <w:spacing w:after="0" w:line="252" w:lineRule="auto"/>
-              <w:jc w:val="center"/>
-            </w:pPr>
-            <w:r/>
-            <w:r>
-              <w:rPr>
-                <w:rFonts w:ascii="Kaiti SC" w:hAnsi="Kaiti SC" w:eastAsia="Kaiti SC" w:cs="Kaiti SC"/>
-                <w:b w:val="0"/>
-                <w:sz w:val="19"/>
-              </w:rPr>
               <w:t>市场与股价</w:t>
             </w:r>
           </w:p>
@@ -971,7 +779,7 @@
                 <w:b w:val="0"/>
                 <w:sz w:val="19"/>
               </w:rPr>
-              <w:t>银河航天（北京）科技集团股份有限公司启动上市辅导 - Jiemian.com</w:t>
+              <w:t>冲刺“民营商业卫星第一股”：微纳星空的“百亿故事”里，藏着一道没解完的题|上海证券交易所|IPO|数据|客户|收入 - 新浪财经</w:t>
             </w:r>
           </w:p>
         </w:tc>
@@ -1008,7 +816,7 @@
           <w:rFonts w:ascii="Kaiti SC" w:hAnsi="Kaiti SC" w:eastAsia="Kaiti SC" w:cs="Kaiti SC"/>
           <w:sz w:val="21"/>
         </w:rPr>
-        <w:t>[1] 2026-10-09｜SpaceNews｜Blue Origin：Blue Origin expands in Texas as its founder contemplates an IPO - SpaceNews</w:t>
+        <w:t>[1] 2026-10-10｜Spaceflight Now｜SpaceX：SpaceX to make another attempt to launch 21 data satellites for Space Development Agency</w:t>
       </w:r>
     </w:p>
     <w:p>
@@ -1029,7 +837,7 @@
           <w:rFonts w:ascii="Kaiti SC" w:hAnsi="Kaiti SC" w:eastAsia="Kaiti SC" w:cs="Kaiti SC"/>
           <w:sz w:val="21"/>
         </w:rPr>
-        <w:t>[2] 2026-10-09｜AOL.com｜Blue Origin：Blue Origin's potential IPO signals the countdown to a new phase of the space race - AOL.com</w:t>
+        <w:t>[2] 2026-10-10｜satnews.com｜Blue Origin：Blue Origin Commits $550M to Texas Satellite Complex as Jeff Bezos Confirms $10B Equity Round and IPO Roadmap</w:t>
       </w:r>
     </w:p>
     <w:p>
@@ -1050,7 +858,7 @@
           <w:rFonts w:ascii="Kaiti SC" w:hAnsi="Kaiti SC" w:eastAsia="Kaiti SC" w:cs="Kaiti SC"/>
           <w:sz w:val="21"/>
         </w:rPr>
-        <w:t>[3] 2026-10-09｜New York Post｜Blue Origin：Blue Origin IPO could come in next few years, Jeff Bezos says in wake of rocket disaster - New York Post</w:t>
+        <w:t>[3] 2026-10-10｜Spaceflight Now｜SpaceX：SpaceX launches 21 data satellites for the Space Development Agency - Spaceflight Now</w:t>
       </w:r>
     </w:p>
     <w:p>
@@ -1071,7 +879,7 @@
           <w:rFonts w:ascii="Kaiti SC" w:hAnsi="Kaiti SC" w:eastAsia="Kaiti SC" w:cs="Kaiti SC"/>
           <w:sz w:val="21"/>
         </w:rPr>
-        <w:t>[4] 2026-10-09｜Ventura County Star｜SpaceX：SpaceX eyes 2 rocket launches in 3 days in California after scrubs - Ventura County Star</w:t>
+        <w:t>[4] 2026-10-10｜Space｜SpaceX：SpaceX launches 21 satellites to orbit for the US military after 5-day delay (video) - Space</w:t>
       </w:r>
     </w:p>
     <w:p>
@@ -1092,7 +900,7 @@
           <w:rFonts w:ascii="Kaiti SC" w:hAnsi="Kaiti SC" w:eastAsia="Kaiti SC" w:cs="Kaiti SC"/>
           <w:sz w:val="21"/>
         </w:rPr>
-        <w:t>[5] 2026-10-09｜azcentral.com and The Arizona Republic｜SpaceX：SpaceX could be planning near double-header rocket launch in 3 days - azcentral.com and The Arizona Republic</w:t>
+        <w:t>[5] 2026-10-10｜bing.com｜SpaceX：SpaceX 9 deploys 21 satellites for US military in fourth SDA Tranche 1 mission</w:t>
       </w:r>
     </w:p>
     <w:p>
@@ -1113,7 +921,7 @@
           <w:rFonts w:ascii="Kaiti SC" w:hAnsi="Kaiti SC" w:eastAsia="Kaiti SC" w:cs="Kaiti SC"/>
           <w:sz w:val="21"/>
         </w:rPr>
-        <w:t>[6] 2026-10-09｜arstechnica.com｜SpaceX：Rocket Report: A rare Falcon 9 scrub; is it just about Vulcan's time to shine?</w:t>
+        <w:t>[6] 2026-10-10｜bing.com｜SpaceX：SpaceX Falcon 9 launches 21 military satellites into orbit</w:t>
       </w:r>
     </w:p>
     <w:p>
@@ -1134,112 +942,7 @@
           <w:rFonts w:ascii="Kaiti SC" w:hAnsi="Kaiti SC" w:eastAsia="Kaiti SC" w:cs="Kaiti SC"/>
           <w:sz w:val="21"/>
         </w:rPr>
-        <w:t>[7] 2026-10-09｜bing.com｜SpaceX：SpaceX says Starlink will "become a major mobile carrier in the U.S."</w:t>
-      </w:r>
-    </w:p>
-    <w:p>
-      <w:pPr>
-        <w:keepLines/>
-        <w:spacing w:after="60"/>
-        <w:ind w:left="369" w:hanging="227"/>
-      </w:pPr>
-      <w:r>
-        <w:rPr>
-          <w:rFonts w:ascii="Kaiti SC" w:hAnsi="Kaiti SC" w:eastAsia="Kaiti SC" w:cs="Kaiti SC"/>
-          <w:sz w:val="21"/>
-        </w:rPr>
-        <w:t xml:space="preserve">✓ </w:t>
-      </w:r>
-      <w:r>
-        <w:rPr>
-          <w:rFonts w:ascii="Kaiti SC" w:hAnsi="Kaiti SC" w:eastAsia="Kaiti SC" w:cs="Kaiti SC"/>
-          <w:sz w:val="21"/>
-        </w:rPr>
-        <w:t>[8] 2026-10-09｜bing.com｜SpaceX：SpaceX says Starlink will "become a major mobile carrier in the U.S."</w:t>
-      </w:r>
-    </w:p>
-    <w:p>
-      <w:pPr>
-        <w:keepLines/>
-        <w:spacing w:after="60"/>
-        <w:ind w:left="369" w:hanging="227"/>
-      </w:pPr>
-      <w:r>
-        <w:rPr>
-          <w:rFonts w:ascii="Kaiti SC" w:hAnsi="Kaiti SC" w:eastAsia="Kaiti SC" w:cs="Kaiti SC"/>
-          <w:sz w:val="21"/>
-        </w:rPr>
-        <w:t xml:space="preserve">✓ </w:t>
-      </w:r>
-      <w:r>
-        <w:rPr>
-          <w:rFonts w:ascii="Kaiti SC" w:hAnsi="Kaiti SC" w:eastAsia="Kaiti SC" w:cs="Kaiti SC"/>
-          <w:sz w:val="21"/>
-        </w:rPr>
-        <w:t>[9] 2026-10-09｜Advanced Television｜Blue Origin：Blue Origin confirms 2026 launch - Advanced Television</w:t>
-      </w:r>
-    </w:p>
-    <w:p>
-      <w:pPr>
-        <w:keepLines/>
-        <w:spacing w:after="60"/>
-        <w:ind w:left="369" w:hanging="227"/>
-      </w:pPr>
-      <w:r>
-        <w:rPr>
-          <w:rFonts w:ascii="Kaiti SC" w:hAnsi="Kaiti SC" w:eastAsia="Kaiti SC" w:cs="Kaiti SC"/>
-          <w:sz w:val="21"/>
-        </w:rPr>
-        <w:t xml:space="preserve">✓ </w:t>
-      </w:r>
-      <w:r>
-        <w:rPr>
-          <w:rFonts w:ascii="Kaiti SC" w:hAnsi="Kaiti SC" w:eastAsia="Kaiti SC" w:cs="Kaiti SC"/>
-          <w:sz w:val="21"/>
-        </w:rPr>
-        <w:t>[10] 2026-10-09｜bing.com｜Blue Origin：Blue Origin plans $555 million satellite factory in Hutto, Texas</w:t>
-      </w:r>
-    </w:p>
-    <w:p>
-      <w:pPr>
-        <w:keepLines/>
-        <w:spacing w:after="60"/>
-        <w:ind w:left="369" w:hanging="227"/>
-      </w:pPr>
-      <w:r>
-        <w:rPr>
-          <w:rFonts w:ascii="Kaiti SC" w:hAnsi="Kaiti SC" w:eastAsia="Kaiti SC" w:cs="Kaiti SC"/>
-          <w:sz w:val="21"/>
-        </w:rPr>
-        <w:t xml:space="preserve">✓ </w:t>
-      </w:r>
-      <w:r>
-        <w:rPr>
-          <w:rFonts w:ascii="Kaiti SC" w:hAnsi="Kaiti SC" w:eastAsia="Kaiti SC" w:cs="Kaiti SC"/>
-          <w:sz w:val="21"/>
-        </w:rPr>
-        <w:t>[11] 2026-10-09｜Jiemian.com｜银河航天：银河航天（北京）科技集团股份有限公司启动上市辅导 - Jiemian.com</w:t>
-      </w:r>
-    </w:p>
-    <w:p>
-      <w:pPr>
-        <w:keepLines/>
-        <w:spacing w:after="60"/>
-        <w:ind w:left="369" w:hanging="227"/>
-      </w:pPr>
-      <w:r>
-        <w:rPr>
-          <w:rFonts w:ascii="Kaiti SC" w:hAnsi="Kaiti SC" w:eastAsia="Kaiti SC" w:cs="Kaiti SC"/>
-          <w:sz w:val="21"/>
-        </w:rPr>
-        <w:t xml:space="preserve">✓ </w:t>
-      </w:r>
-      <w:r>
-        <w:rPr>
-          <w:rFonts w:ascii="Kaiti SC" w:hAnsi="Kaiti SC" w:eastAsia="Kaiti SC" w:cs="Kaiti SC"/>
-          <w:sz w:val="21"/>
-        </w:rPr>
-        <w:t>[12] 2026-10-09｜新浪财经｜微纳星空：冲刺“民营商业卫星第一股”：微纳星空的“百亿故事”里，藏着一道没解完的题 - 新浪财经</w:t>
+        <w:t>[7] 2026-10-10｜新浪财经｜微纳星空：冲刺“民营商业卫星第一股”：微纳星空的“百亿故事”里，藏着一道没解完的题|上海证券交易所|IPO|数据|客户|收入 - 新浪财经</w:t>
       </w:r>
     </w:p>
     <w:sectPr>

--- a/data/reports/daily-documents/latest/previous_daily_report.docx
+++ b/data/reports/daily-documents/latest/previous_daily_report.docx
@@ -26,7 +26,7 @@
           <w:rFonts w:ascii="Kaiti SC" w:hAnsi="Kaiti SC" w:eastAsia="Kaiti SC" w:cs="Kaiti SC"/>
           <w:sz w:val="21"/>
         </w:rPr>
-        <w:t>2026-10-10（上一自然日）</w:t>
+        <w:t>2026-10-11（上一自然日）</w:t>
       </w:r>
     </w:p>
     <w:tbl>
@@ -81,7 +81,7 @@
                 <w:b w:val="0"/>
                 <w:sz w:val="19"/>
               </w:rPr>
-              <w:t>2026-10-10</w:t>
+              <w:t>2026-10-11</w:t>
             </w:r>
           </w:p>
         </w:tc>
@@ -127,7 +127,7 @@
                 <w:b w:val="0"/>
                 <w:sz w:val="19"/>
               </w:rPr>
-              <w:t>19 条 / 3 家</w:t>
+              <w:t>10 条 / 3 家</w:t>
             </w:r>
           </w:p>
         </w:tc>
@@ -173,7 +173,7 @@
                 <w:b w:val="0"/>
                 <w:sz w:val="19"/>
               </w:rPr>
-              <w:t>10 个</w:t>
+              <w:t>7 个</w:t>
             </w:r>
           </w:p>
         </w:tc>
@@ -219,7 +219,7 @@
                 <w:b w:val="0"/>
                 <w:sz w:val="19"/>
               </w:rPr>
-              <w:t>2026-10-11</w:t>
+              <w:t>2026-10-12</w:t>
             </w:r>
           </w:p>
         </w:tc>
@@ -245,7 +245,7 @@
     </w:p>
     <w:p>
       <w:r>
-        <w:t>2026-10-10 共归档 19 条新闻，覆盖 3 家公司、10 个信息来源。 新闻量较多的公司包括 SpaceX、Blue Origin、微纳星空。</w:t>
+        <w:t>2026-10-11 共归档 10 条新闻，覆盖 3 家公司、7 个信息来源。 新闻量较多的公司包括 SpaceX、Blue Origin、星际荣耀。</w:t>
       </w:r>
     </w:p>
     <w:p>
@@ -279,7 +279,7 @@
           <w:rFonts w:ascii="Kaiti SC" w:hAnsi="Kaiti SC" w:eastAsia="Kaiti SC" w:cs="Kaiti SC"/>
           <w:sz w:val="21"/>
         </w:rPr>
-        <w:t>【发射与任务】SpaceX：SpaceX to make another attempt to launch 21 data satellites for Space Development Agency （Spaceflight Now）</w:t>
+        <w:t>【发射与任务】Blue Origin：Blue Origin Advances LC-36 Rebuild for Year-End New Glenn Return to Flight （NASASpaceflight）</w:t>
       </w:r>
     </w:p>
     <w:p>
@@ -321,7 +321,7 @@
           <w:rFonts w:ascii="Kaiti SC" w:hAnsi="Kaiti SC" w:eastAsia="Kaiti SC" w:cs="Kaiti SC"/>
           <w:sz w:val="21"/>
         </w:rPr>
-        <w:t>【发射与任务】SpaceX：SpaceX launches 21 data satellites for the Space Development Agency - Spaceflight Now （Spaceflight Now）</w:t>
+        <w:t>【市场与股价】SpaceX：Musk vows affordable Starlink in India days before Ambani's record Jio IPO - The Lufkin Daily News （The Lufkin Daily News）</w:t>
       </w:r>
     </w:p>
     <w:p>
@@ -342,7 +342,7 @@
           <w:rFonts w:ascii="Kaiti SC" w:hAnsi="Kaiti SC" w:eastAsia="Kaiti SC" w:cs="Kaiti SC"/>
           <w:sz w:val="21"/>
         </w:rPr>
-        <w:t>【发射与任务】SpaceX：SpaceX launches 21 satellites to orbit for the US military after 5-day delay (video) - Space （Space）</w:t>
+        <w:t>【市场与股价】SpaceX：Elon Musk Pitches SpaceX's Starlink As An Affordable Option To Bring Internet To Indians Ahead Of Ambani's Jio IPO （bing.com）</w:t>
       </w:r>
     </w:p>
     <w:p>
@@ -363,7 +363,7 @@
           <w:rFonts w:ascii="Kaiti SC" w:hAnsi="Kaiti SC" w:eastAsia="Kaiti SC" w:cs="Kaiti SC"/>
           <w:sz w:val="21"/>
         </w:rPr>
-        <w:t>【发射与任务】SpaceX：SpaceX 9 deploys 21 satellites for US military in fourth SDA Tranche 1 mission （bing.com）</w:t>
+        <w:t>【发射与任务】SpaceX：SpaceX Acquires Grain Management’s 800 MHz Spectrum Portfolio to Launch Standalone Starlink Mobile Carrier （satnews.com）</w:t>
       </w:r>
     </w:p>
     <w:p>
@@ -384,7 +384,7 @@
           <w:rFonts w:ascii="Kaiti SC" w:hAnsi="Kaiti SC" w:eastAsia="Kaiti SC" w:cs="Kaiti SC"/>
           <w:sz w:val="21"/>
         </w:rPr>
-        <w:t>【发射与任务】SpaceX：SpaceX Falcon 9 launches 21 military satellites into orbit （bing.com）</w:t>
+        <w:t>【发射与任务】SpaceX：Direct to Cell STARLINK-11444 [DTC] Holds 362 km Orbit Against Heavy Drag - KeepTrack （KeepTrack）</w:t>
       </w:r>
     </w:p>
     <w:p>
@@ -405,7 +405,28 @@
           <w:rFonts w:ascii="Kaiti SC" w:hAnsi="Kaiti SC" w:eastAsia="Kaiti SC" w:cs="Kaiti SC"/>
           <w:sz w:val="21"/>
         </w:rPr>
-        <w:t>【市场与股价】微纳星空：冲刺“民营商业卫星第一股”：微纳星空的“百亿故事”里，藏着一道没解完的题|上海证券交易所|IPO|数据|客户|收入 - 新浪财经 （新浪财经）</w:t>
+        <w:t>【其他动态】SpaceX：Venezuela Authorizes SpaceX Starlink Satellite Internet Service Under New Deal - Yahoo Finance （Yahoo Finance）</w:t>
+      </w:r>
+    </w:p>
+    <w:p>
+      <w:pPr>
+        <w:keepLines/>
+        <w:spacing w:after="60"/>
+        <w:ind w:left="369" w:hanging="227"/>
+      </w:pPr>
+      <w:r>
+        <w:rPr>
+          <w:rFonts w:ascii="Kaiti SC" w:hAnsi="Kaiti SC" w:eastAsia="Kaiti SC" w:cs="Kaiti SC"/>
+          <w:sz w:val="21"/>
+        </w:rPr>
+        <w:t xml:space="preserve">➢ </w:t>
+      </w:r>
+      <w:r>
+        <w:rPr>
+          <w:rFonts w:ascii="Kaiti SC" w:hAnsi="Kaiti SC" w:eastAsia="Kaiti SC" w:cs="Kaiti SC"/>
+          <w:sz w:val="21"/>
+        </w:rPr>
+        <w:t>【其他动态】星际荣耀：星际荣耀官宣重型型号“双曲线九号”火箭已启动预研 - 凤凰网科技 （凤凰网科技）</w:t>
       </w:r>
     </w:p>
     <w:p>
@@ -564,7 +585,7 @@
                 <w:b w:val="0"/>
                 <w:sz w:val="19"/>
               </w:rPr>
-              <w:t>17</w:t>
+              <w:t>7</w:t>
             </w:r>
           </w:p>
         </w:tc>
@@ -585,7 +606,7 @@
                 <w:b w:val="0"/>
                 <w:sz w:val="19"/>
               </w:rPr>
-              <w:t>发射与任务、其他动态、监管与政策</w:t>
+              <w:t>市场与股价、发射与任务、其他动态</w:t>
             </w:r>
           </w:p>
         </w:tc>
@@ -605,7 +626,7 @@
                 <w:b w:val="0"/>
                 <w:sz w:val="19"/>
               </w:rPr>
-              <w:t>SpaceX to make another attempt to launch 21 data satellites for Space Development Agency</w:t>
+              <w:t>Musk vows affordable Starlink in India days before Ambani's record Jio IPO - The Lufkin Daily News</w:t>
             </w:r>
           </w:p>
         </w:tc>
@@ -651,7 +672,7 @@
                 <w:b w:val="0"/>
                 <w:sz w:val="19"/>
               </w:rPr>
-              <w:t>1</w:t>
+              <w:t>2</w:t>
             </w:r>
           </w:p>
         </w:tc>
@@ -672,7 +693,7 @@
                 <w:b w:val="0"/>
                 <w:sz w:val="19"/>
               </w:rPr>
-              <w:t>市场与股价</w:t>
+              <w:t>发射与任务、市场与股价</w:t>
             </w:r>
           </w:p>
         </w:tc>
@@ -692,7 +713,7 @@
                 <w:b w:val="0"/>
                 <w:sz w:val="19"/>
               </w:rPr>
-              <w:t>Blue Origin Commits $550M to Texas Satellite Complex as Jeff Bezos Confirms $10B Equity Round and IPO Roadmap</w:t>
+              <w:t>Blue Origin Advances LC-36 Rebuild for Year-End New Glenn Return to Flight</w:t>
             </w:r>
           </w:p>
         </w:tc>
@@ -717,7 +738,7 @@
                 <w:b w:val="0"/>
                 <w:sz w:val="19"/>
               </w:rPr>
-              <w:t>微纳星空</w:t>
+              <w:t>星际荣耀</w:t>
             </w:r>
           </w:p>
         </w:tc>
@@ -759,7 +780,7 @@
                 <w:b w:val="0"/>
                 <w:sz w:val="19"/>
               </w:rPr>
-              <w:t>市场与股价</w:t>
+              <w:t>其他动态</w:t>
             </w:r>
           </w:p>
         </w:tc>
@@ -779,7 +800,7 @@
                 <w:b w:val="0"/>
                 <w:sz w:val="19"/>
               </w:rPr>
-              <w:t>冲刺“民营商业卫星第一股”：微纳星空的“百亿故事”里，藏着一道没解完的题|上海证券交易所|IPO|数据|客户|收入 - 新浪财经</w:t>
+              <w:t>星际荣耀官宣重型型号“双曲线九号”火箭已启动预研 - 凤凰网科技</w:t>
             </w:r>
           </w:p>
         </w:tc>
@@ -816,7 +837,7 @@
           <w:rFonts w:ascii="Kaiti SC" w:hAnsi="Kaiti SC" w:eastAsia="Kaiti SC" w:cs="Kaiti SC"/>
           <w:sz w:val="21"/>
         </w:rPr>
-        <w:t>[1] 2026-10-10｜Spaceflight Now｜SpaceX：SpaceX to make another attempt to launch 21 data satellites for Space Development Agency</w:t>
+        <w:t>[1] 2026-10-11｜NASASpaceflight｜Blue Origin：Blue Origin Advances LC-36 Rebuild for Year-End New Glenn Return to Flight</w:t>
       </w:r>
     </w:p>
     <w:p>
@@ -837,7 +858,7 @@
           <w:rFonts w:ascii="Kaiti SC" w:hAnsi="Kaiti SC" w:eastAsia="Kaiti SC" w:cs="Kaiti SC"/>
           <w:sz w:val="21"/>
         </w:rPr>
-        <w:t>[2] 2026-10-10｜satnews.com｜Blue Origin：Blue Origin Commits $550M to Texas Satellite Complex as Jeff Bezos Confirms $10B Equity Round and IPO Roadmap</w:t>
+        <w:t>[2] 2026-10-11｜satnews.com｜Blue Origin：Blue Origin Commits $550M to Texas Satellite Complex as Jeff Bezos Confirms $10B Equity Round and IPO Roadmap</w:t>
       </w:r>
     </w:p>
     <w:p>
@@ -858,7 +879,7 @@
           <w:rFonts w:ascii="Kaiti SC" w:hAnsi="Kaiti SC" w:eastAsia="Kaiti SC" w:cs="Kaiti SC"/>
           <w:sz w:val="21"/>
         </w:rPr>
-        <w:t>[3] 2026-10-10｜Spaceflight Now｜SpaceX：SpaceX launches 21 data satellites for the Space Development Agency - Spaceflight Now</w:t>
+        <w:t>[3] 2026-10-11｜The Lufkin Daily News｜SpaceX：Musk vows affordable Starlink in India days before Ambani's record Jio IPO - The Lufkin Daily News</w:t>
       </w:r>
     </w:p>
     <w:p>
@@ -879,7 +900,7 @@
           <w:rFonts w:ascii="Kaiti SC" w:hAnsi="Kaiti SC" w:eastAsia="Kaiti SC" w:cs="Kaiti SC"/>
           <w:sz w:val="21"/>
         </w:rPr>
-        <w:t>[4] 2026-10-10｜Space｜SpaceX：SpaceX launches 21 satellites to orbit for the US military after 5-day delay (video) - Space</w:t>
+        <w:t>[4] 2026-10-11｜bing.com｜SpaceX：Elon Musk Pitches SpaceX's Starlink As An Affordable Option To Bring Internet To Indians Ahead Of Ambani's Jio IPO</w:t>
       </w:r>
     </w:p>
     <w:p>
@@ -900,7 +921,7 @@
           <w:rFonts w:ascii="Kaiti SC" w:hAnsi="Kaiti SC" w:eastAsia="Kaiti SC" w:cs="Kaiti SC"/>
           <w:sz w:val="21"/>
         </w:rPr>
-        <w:t>[5] 2026-10-10｜bing.com｜SpaceX：SpaceX 9 deploys 21 satellites for US military in fourth SDA Tranche 1 mission</w:t>
+        <w:t>[5] 2026-10-11｜satnews.com｜SpaceX：SpaceX Acquires Grain Management’s 800 MHz Spectrum Portfolio to Launch Standalone Starlink Mobile Carrier</w:t>
       </w:r>
     </w:p>
     <w:p>
@@ -921,7 +942,7 @@
           <w:rFonts w:ascii="Kaiti SC" w:hAnsi="Kaiti SC" w:eastAsia="Kaiti SC" w:cs="Kaiti SC"/>
           <w:sz w:val="21"/>
         </w:rPr>
-        <w:t>[6] 2026-10-10｜bing.com｜SpaceX：SpaceX Falcon 9 launches 21 military satellites into orbit</w:t>
+        <w:t>[6] 2026-10-11｜KeepTrack｜SpaceX：Direct to Cell STARLINK-11444 [DTC] Holds 362 km Orbit Against Heavy Drag - KeepTrack</w:t>
       </w:r>
     </w:p>
     <w:p>
@@ -942,7 +963,28 @@
           <w:rFonts w:ascii="Kaiti SC" w:hAnsi="Kaiti SC" w:eastAsia="Kaiti SC" w:cs="Kaiti SC"/>
           <w:sz w:val="21"/>
         </w:rPr>
-        <w:t>[7] 2026-10-10｜新浪财经｜微纳星空：冲刺“民营商业卫星第一股”：微纳星空的“百亿故事”里，藏着一道没解完的题|上海证券交易所|IPO|数据|客户|收入 - 新浪财经</w:t>
+        <w:t>[7] 2026-10-11｜Yahoo Finance｜SpaceX：Venezuela Authorizes SpaceX Starlink Satellite Internet Service Under New Deal - Yahoo Finance</w:t>
+      </w:r>
+    </w:p>
+    <w:p>
+      <w:pPr>
+        <w:keepLines/>
+        <w:spacing w:after="60"/>
+        <w:ind w:left="369" w:hanging="227"/>
+      </w:pPr>
+      <w:r>
+        <w:rPr>
+          <w:rFonts w:ascii="Kaiti SC" w:hAnsi="Kaiti SC" w:eastAsia="Kaiti SC" w:cs="Kaiti SC"/>
+          <w:sz w:val="21"/>
+        </w:rPr>
+        <w:t xml:space="preserve">✓ </w:t>
+      </w:r>
+      <w:r>
+        <w:rPr>
+          <w:rFonts w:ascii="Kaiti SC" w:hAnsi="Kaiti SC" w:eastAsia="Kaiti SC" w:cs="Kaiti SC"/>
+          <w:sz w:val="21"/>
+        </w:rPr>
+        <w:t>[8] 2026-10-11｜凤凰网科技｜星际荣耀：星际荣耀官宣重型型号“双曲线九号”火箭已启动预研 - 凤凰网科技</w:t>
       </w:r>
     </w:p>
     <w:sectPr>

--- a/data/reports/daily-documents/latest/previous_daily_report.docx
+++ b/data/reports/daily-documents/latest/previous_daily_report.docx
@@ -26,7 +26,7 @@
           <w:rFonts w:ascii="Kaiti SC" w:hAnsi="Kaiti SC" w:eastAsia="Kaiti SC" w:cs="Kaiti SC"/>
           <w:sz w:val="21"/>
         </w:rPr>
-        <w:t>2026-10-11（上一自然日）</w:t>
+        <w:t>2026-10-12（上一自然日）</w:t>
       </w:r>
     </w:p>
     <w:tbl>
@@ -81,7 +81,7 @@
                 <w:b w:val="0"/>
                 <w:sz w:val="19"/>
               </w:rPr>
-              <w:t>2026-10-11</w:t>
+              <w:t>2026-10-12</w:t>
             </w:r>
           </w:p>
         </w:tc>
@@ -127,7 +127,7 @@
                 <w:b w:val="0"/>
                 <w:sz w:val="19"/>
               </w:rPr>
-              <w:t>10 条 / 3 家</w:t>
+              <w:t>17 条 / 2 家</w:t>
             </w:r>
           </w:p>
         </w:tc>
@@ -173,7 +173,7 @@
                 <w:b w:val="0"/>
                 <w:sz w:val="19"/>
               </w:rPr>
-              <w:t>7 个</w:t>
+              <w:t>8 个</w:t>
             </w:r>
           </w:p>
         </w:tc>
@@ -219,7 +219,7 @@
                 <w:b w:val="0"/>
                 <w:sz w:val="19"/>
               </w:rPr>
-              <w:t>2026-10-12</w:t>
+              <w:t>2026-10-13</w:t>
             </w:r>
           </w:p>
         </w:tc>
@@ -245,7 +245,7 @@
     </w:p>
     <w:p>
       <w:r>
-        <w:t>2026-10-11 共归档 10 条新闻，覆盖 3 家公司、7 个信息来源。 新闻量较多的公司包括 SpaceX、Blue Origin、星际荣耀。</w:t>
+        <w:t>2026-10-12 共归档 17 条新闻，覆盖 2 家公司、8 个信息来源。 新闻量较多的公司包括 SpaceX、星际荣耀。</w:t>
       </w:r>
     </w:p>
     <w:p>
@@ -279,7 +279,7 @@
           <w:rFonts w:ascii="Kaiti SC" w:hAnsi="Kaiti SC" w:eastAsia="Kaiti SC" w:cs="Kaiti SC"/>
           <w:sz w:val="21"/>
         </w:rPr>
-        <w:t>【发射与任务】Blue Origin：Blue Origin Advances LC-36 Rebuild for Year-End New Glenn Return to Flight （NASASpaceflight）</w:t>
+        <w:t>【市场与股价】SpaceX：Musk vows affordable Starlink pricing in India ahead of Jio IPO （bing.com）</w:t>
       </w:r>
     </w:p>
     <w:p>
@@ -300,7 +300,7 @@
           <w:rFonts w:ascii="Kaiti SC" w:hAnsi="Kaiti SC" w:eastAsia="Kaiti SC" w:cs="Kaiti SC"/>
           <w:sz w:val="21"/>
         </w:rPr>
-        <w:t>【市场与股价】Blue Origin：Blue Origin Commits $550M to Texas Satellite Complex as Jeff Bezos Confirms $10B Equity Round and IPO Roadmap （satnews.com）</w:t>
+        <w:t>【发射与任务】SpaceX：SpaceX plans 2 rocket launches this week in California. See schedule - San Luis Obispo Tribune （San Luis Obispo Tribune）</w:t>
       </w:r>
     </w:p>
     <w:p>
@@ -321,7 +321,7 @@
           <w:rFonts w:ascii="Kaiti SC" w:hAnsi="Kaiti SC" w:eastAsia="Kaiti SC" w:cs="Kaiti SC"/>
           <w:sz w:val="21"/>
         </w:rPr>
-        <w:t>【市场与股价】SpaceX：Musk vows affordable Starlink in India days before Ambani's record Jio IPO - The Lufkin Daily News （The Lufkin Daily News）</w:t>
+        <w:t>【发射与任务】SpaceX：SpaceX plans 2 rocket launches this week in California. See schedule - Ventura County Star （Ventura County Star）</w:t>
       </w:r>
     </w:p>
     <w:p>
@@ -342,7 +342,7 @@
           <w:rFonts w:ascii="Kaiti SC" w:hAnsi="Kaiti SC" w:eastAsia="Kaiti SC" w:cs="Kaiti SC"/>
           <w:sz w:val="21"/>
         </w:rPr>
-        <w:t>【市场与股价】SpaceX：Elon Musk Pitches SpaceX's Starlink As An Affordable Option To Bring Internet To Indians Ahead Of Ambani's Jio IPO （bing.com）</w:t>
+        <w:t>【发射与任务】SpaceX：Starlink’s India Launch Faces Regulatory Delays as Musk Challenges Local Telecom Giants （spacewatch.global）</w:t>
       </w:r>
     </w:p>
     <w:p>
@@ -363,7 +363,7 @@
           <w:rFonts w:ascii="Kaiti SC" w:hAnsi="Kaiti SC" w:eastAsia="Kaiti SC" w:cs="Kaiti SC"/>
           <w:sz w:val="21"/>
         </w:rPr>
-        <w:t>【发射与任务】SpaceX：SpaceX Acquires Grain Management’s 800 MHz Spectrum Portfolio to Launch Standalone Starlink Mobile Carrier （satnews.com）</w:t>
+        <w:t>【发射与任务】SpaceX：SpaceX launches 21 military satellites, targets 27 Starlink satellites next （bing.com）</w:t>
       </w:r>
     </w:p>
     <w:p>
@@ -384,7 +384,7 @@
           <w:rFonts w:ascii="Kaiti SC" w:hAnsi="Kaiti SC" w:eastAsia="Kaiti SC" w:cs="Kaiti SC"/>
           <w:sz w:val="21"/>
         </w:rPr>
-        <w:t>【发射与任务】SpaceX：Direct to Cell STARLINK-11444 [DTC] Holds 362 km Orbit Against Heavy Drag - KeepTrack （KeepTrack）</w:t>
+        <w:t>【其他动态】星际荣耀：星际荣耀官宣重型型号“双曲线九号”火箭已启动预研 - 泰伯网 （泰伯网）</w:t>
       </w:r>
     </w:p>
     <w:p>
@@ -405,7 +405,7 @@
           <w:rFonts w:ascii="Kaiti SC" w:hAnsi="Kaiti SC" w:eastAsia="Kaiti SC" w:cs="Kaiti SC"/>
           <w:sz w:val="21"/>
         </w:rPr>
-        <w:t>【其他动态】SpaceX：Venezuela Authorizes SpaceX Starlink Satellite Internet Service Under New Deal - Yahoo Finance （Yahoo Finance）</w:t>
+        <w:t>【其他动态】星际荣耀：泰伯早报| 10月12日：影视飓风跨界入局通航；星际荣耀官宣重型型号“双曲线九号”火箭已启动预研；首张全天紫外线地图问世 - 泰伯网 （泰伯网）</w:t>
       </w:r>
     </w:p>
     <w:p>
@@ -426,7 +426,7 @@
           <w:rFonts w:ascii="Kaiti SC" w:hAnsi="Kaiti SC" w:eastAsia="Kaiti SC" w:cs="Kaiti SC"/>
           <w:sz w:val="21"/>
         </w:rPr>
-        <w:t>【其他动态】星际荣耀：星际荣耀官宣重型型号“双曲线九号”火箭已启动预研 - 凤凰网科技 （凤凰网科技）</w:t>
+        <w:t>【其他动态】星际荣耀：星际荣耀 双曲线九号已启动预研 - 未来天玑 （未来天玑）</w:t>
       </w:r>
     </w:p>
     <w:p>
@@ -585,7 +585,7 @@
                 <w:b w:val="0"/>
                 <w:sz w:val="19"/>
               </w:rPr>
-              <w:t>7</w:t>
+              <w:t>14</w:t>
             </w:r>
           </w:p>
         </w:tc>
@@ -626,94 +626,7 @@
                 <w:b w:val="0"/>
                 <w:sz w:val="19"/>
               </w:rPr>
-              <w:t>Musk vows affordable Starlink in India days before Ambani's record Jio IPO - The Lufkin Daily News</w:t>
-            </w:r>
-          </w:p>
-        </w:tc>
-      </w:tr>
-      <w:tr>
-        <w:trPr>
-          <w:cantSplit/>
-        </w:trPr>
-        <w:tc>
-          <w:tcPr>
-            <w:tcW w:type="dxa" w:w="2075"/>
-            <w:vAlign w:val="center"/>
-          </w:tcPr>
-          <w:p>
-            <w:pPr>
-              <w:spacing w:after="0" w:line="252" w:lineRule="auto"/>
-            </w:pPr>
-            <w:r/>
-            <w:r>
-              <w:rPr>
-                <w:rFonts w:ascii="Kaiti SC" w:hAnsi="Kaiti SC" w:eastAsia="Kaiti SC" w:cs="Kaiti SC"/>
-                <w:b w:val="0"/>
-                <w:sz w:val="19"/>
-              </w:rPr>
-              <w:t>Blue Origin</w:t>
-            </w:r>
-          </w:p>
-        </w:tc>
-        <w:tc>
-          <w:tcPr>
-            <w:tcW w:type="dxa" w:w="2075"/>
-            <w:vAlign w:val="center"/>
-          </w:tcPr>
-          <w:p>
-            <w:pPr>
-              <w:spacing w:after="0" w:line="252" w:lineRule="auto"/>
-              <w:jc w:val="center"/>
-            </w:pPr>
-            <w:r/>
-            <w:r>
-              <w:rPr>
-                <w:rFonts w:ascii="Kaiti SC" w:hAnsi="Kaiti SC" w:eastAsia="Kaiti SC" w:cs="Kaiti SC"/>
-                <w:b w:val="0"/>
-                <w:sz w:val="19"/>
-              </w:rPr>
-              <w:t>2</w:t>
-            </w:r>
-          </w:p>
-        </w:tc>
-        <w:tc>
-          <w:tcPr>
-            <w:tcW w:type="dxa" w:w="2075"/>
-            <w:vAlign w:val="center"/>
-          </w:tcPr>
-          <w:p>
-            <w:pPr>
-              <w:spacing w:after="0" w:line="252" w:lineRule="auto"/>
-              <w:jc w:val="center"/>
-            </w:pPr>
-            <w:r/>
-            <w:r>
-              <w:rPr>
-                <w:rFonts w:ascii="Kaiti SC" w:hAnsi="Kaiti SC" w:eastAsia="Kaiti SC" w:cs="Kaiti SC"/>
-                <w:b w:val="0"/>
-                <w:sz w:val="19"/>
-              </w:rPr>
-              <w:t>发射与任务、市场与股价</w:t>
-            </w:r>
-          </w:p>
-        </w:tc>
-        <w:tc>
-          <w:tcPr>
-            <w:tcW w:type="dxa" w:w="2075"/>
-            <w:vAlign w:val="center"/>
-          </w:tcPr>
-          <w:p>
-            <w:pPr>
-              <w:spacing w:after="0" w:line="252" w:lineRule="auto"/>
-            </w:pPr>
-            <w:r/>
-            <w:r>
-              <w:rPr>
-                <w:rFonts w:ascii="Kaiti SC" w:hAnsi="Kaiti SC" w:eastAsia="Kaiti SC" w:cs="Kaiti SC"/>
-                <w:b w:val="0"/>
-                <w:sz w:val="19"/>
-              </w:rPr>
-              <w:t>Blue Origin Advances LC-36 Rebuild for Year-End New Glenn Return to Flight</w:t>
+              <w:t>Musk vows affordable Starlink pricing in India ahead of Jio IPO</w:t>
             </w:r>
           </w:p>
         </w:tc>
@@ -759,7 +672,7 @@
                 <w:b w:val="0"/>
                 <w:sz w:val="19"/>
               </w:rPr>
-              <w:t>1</w:t>
+              <w:t>3</w:t>
             </w:r>
           </w:p>
         </w:tc>
@@ -800,7 +713,7 @@
                 <w:b w:val="0"/>
                 <w:sz w:val="19"/>
               </w:rPr>
-              <w:t>星际荣耀官宣重型型号“双曲线九号”火箭已启动预研 - 凤凰网科技</w:t>
+              <w:t>星际荣耀官宣重型型号“双曲线九号”火箭已启动预研 - 泰伯网</w:t>
             </w:r>
           </w:p>
         </w:tc>
@@ -837,7 +750,7 @@
           <w:rFonts w:ascii="Kaiti SC" w:hAnsi="Kaiti SC" w:eastAsia="Kaiti SC" w:cs="Kaiti SC"/>
           <w:sz w:val="21"/>
         </w:rPr>
-        <w:t>[1] 2026-10-11｜NASASpaceflight｜Blue Origin：Blue Origin Advances LC-36 Rebuild for Year-End New Glenn Return to Flight</w:t>
+        <w:t>[1] 2026-10-12｜bing.com｜SpaceX：Musk vows affordable Starlink pricing in India ahead of Jio IPO</w:t>
       </w:r>
     </w:p>
     <w:p>
@@ -858,7 +771,7 @@
           <w:rFonts w:ascii="Kaiti SC" w:hAnsi="Kaiti SC" w:eastAsia="Kaiti SC" w:cs="Kaiti SC"/>
           <w:sz w:val="21"/>
         </w:rPr>
-        <w:t>[2] 2026-10-11｜satnews.com｜Blue Origin：Blue Origin Commits $550M to Texas Satellite Complex as Jeff Bezos Confirms $10B Equity Round and IPO Roadmap</w:t>
+        <w:t>[2] 2026-10-12｜San Luis Obispo Tribune｜SpaceX：SpaceX plans 2 rocket launches this week in California. See schedule - San Luis Obispo Tribune</w:t>
       </w:r>
     </w:p>
     <w:p>
@@ -879,7 +792,7 @@
           <w:rFonts w:ascii="Kaiti SC" w:hAnsi="Kaiti SC" w:eastAsia="Kaiti SC" w:cs="Kaiti SC"/>
           <w:sz w:val="21"/>
         </w:rPr>
-        <w:t>[3] 2026-10-11｜The Lufkin Daily News｜SpaceX：Musk vows affordable Starlink in India days before Ambani's record Jio IPO - The Lufkin Daily News</w:t>
+        <w:t>[3] 2026-10-12｜Ventura County Star｜SpaceX：SpaceX plans 2 rocket launches this week in California. See schedule - Ventura County Star</w:t>
       </w:r>
     </w:p>
     <w:p>
@@ -900,7 +813,7 @@
           <w:rFonts w:ascii="Kaiti SC" w:hAnsi="Kaiti SC" w:eastAsia="Kaiti SC" w:cs="Kaiti SC"/>
           <w:sz w:val="21"/>
         </w:rPr>
-        <w:t>[4] 2026-10-11｜bing.com｜SpaceX：Elon Musk Pitches SpaceX's Starlink As An Affordable Option To Bring Internet To Indians Ahead Of Ambani's Jio IPO</w:t>
+        <w:t>[4] 2026-10-12｜spacewatch.global｜SpaceX：Starlink’s India Launch Faces Regulatory Delays as Musk Challenges Local Telecom Giants</w:t>
       </w:r>
     </w:p>
     <w:p>
@@ -921,7 +834,7 @@
           <w:rFonts w:ascii="Kaiti SC" w:hAnsi="Kaiti SC" w:eastAsia="Kaiti SC" w:cs="Kaiti SC"/>
           <w:sz w:val="21"/>
         </w:rPr>
-        <w:t>[5] 2026-10-11｜satnews.com｜SpaceX：SpaceX Acquires Grain Management’s 800 MHz Spectrum Portfolio to Launch Standalone Starlink Mobile Carrier</w:t>
+        <w:t>[5] 2026-10-12｜bing.com｜SpaceX：SpaceX launches 21 military satellites, targets 27 Starlink satellites next</w:t>
       </w:r>
     </w:p>
     <w:p>
@@ -942,7 +855,7 @@
           <w:rFonts w:ascii="Kaiti SC" w:hAnsi="Kaiti SC" w:eastAsia="Kaiti SC" w:cs="Kaiti SC"/>
           <w:sz w:val="21"/>
         </w:rPr>
-        <w:t>[6] 2026-10-11｜KeepTrack｜SpaceX：Direct to Cell STARLINK-11444 [DTC] Holds 362 km Orbit Against Heavy Drag - KeepTrack</w:t>
+        <w:t>[6] 2026-10-12｜泰伯网｜星际荣耀：星际荣耀官宣重型型号“双曲线九号”火箭已启动预研 - 泰伯网</w:t>
       </w:r>
     </w:p>
     <w:p>
@@ -963,7 +876,7 @@
           <w:rFonts w:ascii="Kaiti SC" w:hAnsi="Kaiti SC" w:eastAsia="Kaiti SC" w:cs="Kaiti SC"/>
           <w:sz w:val="21"/>
         </w:rPr>
-        <w:t>[7] 2026-10-11｜Yahoo Finance｜SpaceX：Venezuela Authorizes SpaceX Starlink Satellite Internet Service Under New Deal - Yahoo Finance</w:t>
+        <w:t>[7] 2026-10-12｜泰伯网｜星际荣耀：泰伯早报| 10月12日：影视飓风跨界入局通航；星际荣耀官宣重型型号“双曲线九号”火箭已启动预研；首张全天紫外线地图问世 - 泰伯网</w:t>
       </w:r>
     </w:p>
     <w:p>
@@ -984,7 +897,7 @@
           <w:rFonts w:ascii="Kaiti SC" w:hAnsi="Kaiti SC" w:eastAsia="Kaiti SC" w:cs="Kaiti SC"/>
           <w:sz w:val="21"/>
         </w:rPr>
-        <w:t>[8] 2026-10-11｜凤凰网科技｜星际荣耀：星际荣耀官宣重型型号“双曲线九号”火箭已启动预研 - 凤凰网科技</w:t>
+        <w:t>[8] 2026-10-12｜未来天玑｜星际荣耀：星际荣耀 双曲线九号已启动预研 - 未来天玑</w:t>
       </w:r>
     </w:p>
     <w:sectPr>

--- a/data/reports/daily-documents/latest/previous_daily_report.docx
+++ b/data/reports/daily-documents/latest/previous_daily_report.docx
@@ -26,7 +26,7 @@
           <w:rFonts w:ascii="Kaiti SC" w:hAnsi="Kaiti SC" w:eastAsia="Kaiti SC" w:cs="Kaiti SC"/>
           <w:sz w:val="21"/>
         </w:rPr>
-        <w:t>2026-10-12（上一自然日）</w:t>
+        <w:t>2026-10-13（上一自然日）</w:t>
       </w:r>
     </w:p>
     <w:tbl>
@@ -81,7 +81,7 @@
                 <w:b w:val="0"/>
                 <w:sz w:val="19"/>
               </w:rPr>
-              <w:t>2026-10-12</w:t>
+              <w:t>2026-10-13</w:t>
             </w:r>
           </w:p>
         </w:tc>
@@ -127,7 +127,7 @@
                 <w:b w:val="0"/>
                 <w:sz w:val="19"/>
               </w:rPr>
-              <w:t>17 条 / 2 家</w:t>
+              <w:t>36 条 / 5 家</w:t>
             </w:r>
           </w:p>
         </w:tc>
@@ -173,7 +173,7 @@
                 <w:b w:val="0"/>
                 <w:sz w:val="19"/>
               </w:rPr>
-              <w:t>8 个</w:t>
+              <w:t>14 个</w:t>
             </w:r>
           </w:p>
         </w:tc>
@@ -219,7 +219,7 @@
                 <w:b w:val="0"/>
                 <w:sz w:val="19"/>
               </w:rPr>
-              <w:t>2026-10-13</w:t>
+              <w:t>2026-10-14</w:t>
             </w:r>
           </w:p>
         </w:tc>
@@ -245,7 +245,7 @@
     </w:p>
     <w:p>
       <w:r>
-        <w:t>2026-10-12 共归档 17 条新闻，覆盖 2 家公司、8 个信息来源。 新闻量较多的公司包括 SpaceX、星际荣耀。</w:t>
+        <w:t>2026-10-13 共归档 36 条新闻，覆盖 5 家公司、14 个信息来源。 新闻量较多的公司包括 SpaceX、Blue Origin、中国星网、天兵科技。</w:t>
       </w:r>
     </w:p>
     <w:p>
@@ -279,7 +279,7 @@
           <w:rFonts w:ascii="Kaiti SC" w:hAnsi="Kaiti SC" w:eastAsia="Kaiti SC" w:cs="Kaiti SC"/>
           <w:sz w:val="21"/>
         </w:rPr>
-        <w:t>【市场与股价】SpaceX：Musk vows affordable Starlink pricing in India ahead of Jio IPO （bing.com）</w:t>
+        <w:t>【发射与任务】SpaceX：SpaceX launches NASA science and cargo to the International Space Station （Spaceflight Now）</w:t>
       </w:r>
     </w:p>
     <w:p>
@@ -300,7 +300,7 @@
           <w:rFonts w:ascii="Kaiti SC" w:hAnsi="Kaiti SC" w:eastAsia="Kaiti SC" w:cs="Kaiti SC"/>
           <w:sz w:val="21"/>
         </w:rPr>
-        <w:t>【发射与任务】SpaceX：SpaceX plans 2 rocket launches this week in California. See schedule - San Luis Obispo Tribune （San Luis Obispo Tribune）</w:t>
+        <w:t>【发射与任务】SpaceX：NASA Science, Cargo Launch on 35th SpaceX Resupply Mission to Station （NASA）</w:t>
       </w:r>
     </w:p>
     <w:p>
@@ -321,7 +321,7 @@
           <w:rFonts w:ascii="Kaiti SC" w:hAnsi="Kaiti SC" w:eastAsia="Kaiti SC" w:cs="Kaiti SC"/>
           <w:sz w:val="21"/>
         </w:rPr>
-        <w:t>【发射与任务】SpaceX：SpaceX plans 2 rocket launches this week in California. See schedule - Ventura County Star （Ventura County Star）</w:t>
+        <w:t>【发射与任务】SpaceX：Live coverage: NASA, SpaceX to launch new solar arrays, 6,300 pounds of cargo to the space station （Spaceflight Now）</w:t>
       </w:r>
     </w:p>
     <w:p>
@@ -342,7 +342,7 @@
           <w:rFonts w:ascii="Kaiti SC" w:hAnsi="Kaiti SC" w:eastAsia="Kaiti SC" w:cs="Kaiti SC"/>
           <w:sz w:val="21"/>
         </w:rPr>
-        <w:t>【发射与任务】SpaceX：Starlink’s India Launch Faces Regulatory Delays as Musk Challenges Local Telecom Giants （spacewatch.global）</w:t>
+        <w:t>【发射与任务】SpaceX：SpaceX Falcon 9 rocket to launch 27 Starlink satellites into orbit from California （Spaceflight Now）</w:t>
       </w:r>
     </w:p>
     <w:p>
@@ -363,7 +363,7 @@
           <w:rFonts w:ascii="Kaiti SC" w:hAnsi="Kaiti SC" w:eastAsia="Kaiti SC" w:cs="Kaiti SC"/>
           <w:sz w:val="21"/>
         </w:rPr>
-        <w:t>【发射与任务】SpaceX：SpaceX launches 21 military satellites, targets 27 Starlink satellites next （bing.com）</w:t>
+        <w:t>【发射与任务】SpaceX：NASA’s SpaceX CRS-35 Mission to Launch Health Research （NASA）</w:t>
       </w:r>
     </w:p>
     <w:p>
@@ -384,7 +384,7 @@
           <w:rFonts w:ascii="Kaiti SC" w:hAnsi="Kaiti SC" w:eastAsia="Kaiti SC" w:cs="Kaiti SC"/>
           <w:sz w:val="21"/>
         </w:rPr>
-        <w:t>【其他动态】星际荣耀：星际荣耀官宣重型型号“双曲线九号”火箭已启动预研 - 泰伯网 （泰伯网）</w:t>
+        <w:t>【其他动态】Blue Origin：Blue Origin’s BE-4 Engine Gimble At Full Power During Hotfire Test （bing.com）</w:t>
       </w:r>
     </w:p>
     <w:p>
@@ -405,7 +405,7 @@
           <w:rFonts w:ascii="Kaiti SC" w:hAnsi="Kaiti SC" w:eastAsia="Kaiti SC" w:cs="Kaiti SC"/>
           <w:sz w:val="21"/>
         </w:rPr>
-        <w:t>【其他动态】星际荣耀：泰伯早报| 10月12日：影视飓风跨界入局通航；星际荣耀官宣重型型号“双曲线九号”火箭已启动预研；首张全天紫外线地图问世 - 泰伯网 （泰伯网）</w:t>
+        <w:t>【订单与合作】中国星网：国家体育总局与中国星网签署战略合作框架协议 - 搜狐网 （搜狐网）</w:t>
       </w:r>
     </w:p>
     <w:p>
@@ -426,7 +426,133 @@
           <w:rFonts w:ascii="Kaiti SC" w:hAnsi="Kaiti SC" w:eastAsia="Kaiti SC" w:cs="Kaiti SC"/>
           <w:sz w:val="21"/>
         </w:rPr>
-        <w:t>【其他动态】星际荣耀：星际荣耀 双曲线九号已启动预研 - 未来天玑 （未来天玑）</w:t>
+        <w:t>【订单与合作】中国星网：16:02:23【国家体育总局与中国星网签署战略合作框架协议】 - 财联社 （财联社）</w:t>
+      </w:r>
+    </w:p>
+    <w:p>
+      <w:pPr>
+        <w:keepLines/>
+        <w:spacing w:after="60"/>
+        <w:ind w:left="369" w:hanging="227"/>
+      </w:pPr>
+      <w:r>
+        <w:rPr>
+          <w:rFonts w:ascii="Kaiti SC" w:hAnsi="Kaiti SC" w:eastAsia="Kaiti SC" w:cs="Kaiti SC"/>
+          <w:sz w:val="21"/>
+        </w:rPr>
+        <w:t xml:space="preserve">➢ </w:t>
+      </w:r>
+      <w:r>
+        <w:rPr>
+          <w:rFonts w:ascii="Kaiti SC" w:hAnsi="Kaiti SC" w:eastAsia="Kaiti SC" w:cs="Kaiti SC"/>
+          <w:sz w:val="21"/>
+        </w:rPr>
+        <w:t>【发射与任务】垣信卫星：引力一号遥三今早一箭九星顺利入轨 千帆星座组网增至256颗 - 东方财富 （东方财富）</w:t>
+      </w:r>
+    </w:p>
+    <w:p>
+      <w:pPr>
+        <w:keepLines/>
+        <w:spacing w:after="60"/>
+        <w:ind w:left="369" w:hanging="227"/>
+      </w:pPr>
+      <w:r>
+        <w:rPr>
+          <w:rFonts w:ascii="Kaiti SC" w:hAnsi="Kaiti SC" w:eastAsia="Kaiti SC" w:cs="Kaiti SC"/>
+          <w:sz w:val="21"/>
+        </w:rPr>
+        <w:t xml:space="preserve">➢ </w:t>
+      </w:r>
+      <w:r>
+        <w:rPr>
+          <w:rFonts w:ascii="Kaiti SC" w:hAnsi="Kaiti SC" w:eastAsia="Kaiti SC" w:cs="Kaiti SC"/>
+          <w:sz w:val="21"/>
+        </w:rPr>
+        <w:t>【市场与股价】天兵科技：天兵科技IPO辅导进展更新 - 东方财富 （东方财富）</w:t>
+      </w:r>
+    </w:p>
+    <w:p>
+      <w:pPr>
+        <w:keepLines/>
+        <w:spacing w:after="60"/>
+        <w:ind w:left="369" w:hanging="227"/>
+      </w:pPr>
+      <w:r>
+        <w:rPr>
+          <w:rFonts w:ascii="Kaiti SC" w:hAnsi="Kaiti SC" w:eastAsia="Kaiti SC" w:cs="Kaiti SC"/>
+          <w:sz w:val="21"/>
+        </w:rPr>
+        <w:t xml:space="preserve">➢ </w:t>
+      </w:r>
+      <w:r>
+        <w:rPr>
+          <w:rFonts w:ascii="Kaiti SC" w:hAnsi="Kaiti SC" w:eastAsia="Kaiti SC" w:cs="Kaiti SC"/>
+          <w:sz w:val="21"/>
+        </w:rPr>
+        <w:t>【市场与股价】天兵科技：天兵科技IPO辅导进展更新 - Jiemian.com （Jiemian.com）</w:t>
+      </w:r>
+    </w:p>
+    <w:p>
+      <w:pPr>
+        <w:keepLines/>
+        <w:spacing w:after="60"/>
+        <w:ind w:left="369" w:hanging="227"/>
+      </w:pPr>
+      <w:r>
+        <w:rPr>
+          <w:rFonts w:ascii="Kaiti SC" w:hAnsi="Kaiti SC" w:eastAsia="Kaiti SC" w:cs="Kaiti SC"/>
+          <w:sz w:val="21"/>
+        </w:rPr>
+        <w:t xml:space="preserve">➢ </w:t>
+      </w:r>
+      <w:r>
+        <w:rPr>
+          <w:rFonts w:ascii="Kaiti SC" w:hAnsi="Kaiti SC" w:eastAsia="Kaiti SC" w:cs="Kaiti SC"/>
+          <w:sz w:val="21"/>
+        </w:rPr>
+        <w:t>【其他动态】Blue Origin：Amazon Ring exec heads to Blue Origin to lead TeraWave network （bing.com）</w:t>
+      </w:r>
+    </w:p>
+    <w:p>
+      <w:pPr>
+        <w:keepLines/>
+        <w:spacing w:after="60"/>
+        <w:ind w:left="369" w:hanging="227"/>
+      </w:pPr>
+      <w:r>
+        <w:rPr>
+          <w:rFonts w:ascii="Kaiti SC" w:hAnsi="Kaiti SC" w:eastAsia="Kaiti SC" w:cs="Kaiti SC"/>
+          <w:sz w:val="21"/>
+        </w:rPr>
+        <w:t xml:space="preserve">➢ </w:t>
+      </w:r>
+      <w:r>
+        <w:rPr>
+          <w:rFonts w:ascii="Kaiti SC" w:hAnsi="Kaiti SC" w:eastAsia="Kaiti SC" w:cs="Kaiti SC"/>
+          <w:sz w:val="21"/>
+        </w:rPr>
+        <w:t>【其他动态】Blue Origin：Amazon Ring exec heads to Blue Origin to lead TeraWave network （bing.com）</w:t>
+      </w:r>
+    </w:p>
+    <w:p>
+      <w:pPr>
+        <w:keepLines/>
+        <w:spacing w:after="60"/>
+        <w:ind w:left="369" w:hanging="227"/>
+      </w:pPr>
+      <w:r>
+        <w:rPr>
+          <w:rFonts w:ascii="Kaiti SC" w:hAnsi="Kaiti SC" w:eastAsia="Kaiti SC" w:cs="Kaiti SC"/>
+          <w:sz w:val="21"/>
+        </w:rPr>
+        <w:t xml:space="preserve">➢ </w:t>
+      </w:r>
+      <w:r>
+        <w:rPr>
+          <w:rFonts w:ascii="Kaiti SC" w:hAnsi="Kaiti SC" w:eastAsia="Kaiti SC" w:cs="Kaiti SC"/>
+          <w:sz w:val="21"/>
+        </w:rPr>
+        <w:t>【其他动态】Blue Origin：Amazon Ring exec heads to Blue Origin to lead TeraWave network （bing.com）</w:t>
       </w:r>
     </w:p>
     <w:p>
@@ -585,7 +711,7 @@
                 <w:b w:val="0"/>
                 <w:sz w:val="19"/>
               </w:rPr>
-              <w:t>14</w:t>
+              <w:t>27</w:t>
             </w:r>
           </w:p>
         </w:tc>
@@ -606,7 +732,7 @@
                 <w:b w:val="0"/>
                 <w:sz w:val="19"/>
               </w:rPr>
-              <w:t>市场与股价、发射与任务、其他动态</w:t>
+              <w:t>发射与任务、订单与合作、其他动态、监管与政策</w:t>
             </w:r>
           </w:p>
         </w:tc>
@@ -626,7 +752,7 @@
                 <w:b w:val="0"/>
                 <w:sz w:val="19"/>
               </w:rPr>
-              <w:t>Musk vows affordable Starlink pricing in India ahead of Jio IPO</w:t>
+              <w:t>SpaceX launches NASA science and cargo to the International Space Station</w:t>
             </w:r>
           </w:p>
         </w:tc>
@@ -651,7 +777,7 @@
                 <w:b w:val="0"/>
                 <w:sz w:val="19"/>
               </w:rPr>
-              <w:t>星际荣耀</w:t>
+              <w:t>Blue Origin</w:t>
             </w:r>
           </w:p>
         </w:tc>
@@ -672,7 +798,7 @@
                 <w:b w:val="0"/>
                 <w:sz w:val="19"/>
               </w:rPr>
-              <w:t>3</w:t>
+              <w:t>4</w:t>
             </w:r>
           </w:p>
         </w:tc>
@@ -713,7 +839,268 @@
                 <w:b w:val="0"/>
                 <w:sz w:val="19"/>
               </w:rPr>
-              <w:t>星际荣耀官宣重型型号“双曲线九号”火箭已启动预研 - 泰伯网</w:t>
+              <w:t>Blue Origin’s BE-4 Engine Gimble At Full Power During Hotfire Test</w:t>
+            </w:r>
+          </w:p>
+        </w:tc>
+      </w:tr>
+      <w:tr>
+        <w:trPr>
+          <w:cantSplit/>
+        </w:trPr>
+        <w:tc>
+          <w:tcPr>
+            <w:tcW w:type="dxa" w:w="2075"/>
+            <w:vAlign w:val="center"/>
+          </w:tcPr>
+          <w:p>
+            <w:pPr>
+              <w:spacing w:after="0" w:line="252" w:lineRule="auto"/>
+            </w:pPr>
+            <w:r/>
+            <w:r>
+              <w:rPr>
+                <w:rFonts w:ascii="Kaiti SC" w:hAnsi="Kaiti SC" w:eastAsia="Kaiti SC" w:cs="Kaiti SC"/>
+                <w:b w:val="0"/>
+                <w:sz w:val="19"/>
+              </w:rPr>
+              <w:t>中国星网</w:t>
+            </w:r>
+          </w:p>
+        </w:tc>
+        <w:tc>
+          <w:tcPr>
+            <w:tcW w:type="dxa" w:w="2075"/>
+            <w:vAlign w:val="center"/>
+          </w:tcPr>
+          <w:p>
+            <w:pPr>
+              <w:spacing w:after="0" w:line="252" w:lineRule="auto"/>
+              <w:jc w:val="center"/>
+            </w:pPr>
+            <w:r/>
+            <w:r>
+              <w:rPr>
+                <w:rFonts w:ascii="Kaiti SC" w:hAnsi="Kaiti SC" w:eastAsia="Kaiti SC" w:cs="Kaiti SC"/>
+                <w:b w:val="0"/>
+                <w:sz w:val="19"/>
+              </w:rPr>
+              <w:t>2</w:t>
+            </w:r>
+          </w:p>
+        </w:tc>
+        <w:tc>
+          <w:tcPr>
+            <w:tcW w:type="dxa" w:w="2075"/>
+            <w:vAlign w:val="center"/>
+          </w:tcPr>
+          <w:p>
+            <w:pPr>
+              <w:spacing w:after="0" w:line="252" w:lineRule="auto"/>
+              <w:jc w:val="center"/>
+            </w:pPr>
+            <w:r/>
+            <w:r>
+              <w:rPr>
+                <w:rFonts w:ascii="Kaiti SC" w:hAnsi="Kaiti SC" w:eastAsia="Kaiti SC" w:cs="Kaiti SC"/>
+                <w:b w:val="0"/>
+                <w:sz w:val="19"/>
+              </w:rPr>
+              <w:t>订单与合作</w:t>
+            </w:r>
+          </w:p>
+        </w:tc>
+        <w:tc>
+          <w:tcPr>
+            <w:tcW w:type="dxa" w:w="2075"/>
+            <w:vAlign w:val="center"/>
+          </w:tcPr>
+          <w:p>
+            <w:pPr>
+              <w:spacing w:after="0" w:line="252" w:lineRule="auto"/>
+            </w:pPr>
+            <w:r/>
+            <w:r>
+              <w:rPr>
+                <w:rFonts w:ascii="Kaiti SC" w:hAnsi="Kaiti SC" w:eastAsia="Kaiti SC" w:cs="Kaiti SC"/>
+                <w:b w:val="0"/>
+                <w:sz w:val="19"/>
+              </w:rPr>
+              <w:t>国家体育总局与中国星网签署战略合作框架协议 - 搜狐网</w:t>
+            </w:r>
+          </w:p>
+        </w:tc>
+      </w:tr>
+      <w:tr>
+        <w:trPr>
+          <w:cantSplit/>
+        </w:trPr>
+        <w:tc>
+          <w:tcPr>
+            <w:tcW w:type="dxa" w:w="2075"/>
+            <w:vAlign w:val="center"/>
+          </w:tcPr>
+          <w:p>
+            <w:pPr>
+              <w:spacing w:after="0" w:line="252" w:lineRule="auto"/>
+            </w:pPr>
+            <w:r/>
+            <w:r>
+              <w:rPr>
+                <w:rFonts w:ascii="Kaiti SC" w:hAnsi="Kaiti SC" w:eastAsia="Kaiti SC" w:cs="Kaiti SC"/>
+                <w:b w:val="0"/>
+                <w:sz w:val="19"/>
+              </w:rPr>
+              <w:t>天兵科技</w:t>
+            </w:r>
+          </w:p>
+        </w:tc>
+        <w:tc>
+          <w:tcPr>
+            <w:tcW w:type="dxa" w:w="2075"/>
+            <w:vAlign w:val="center"/>
+          </w:tcPr>
+          <w:p>
+            <w:pPr>
+              <w:spacing w:after="0" w:line="252" w:lineRule="auto"/>
+              <w:jc w:val="center"/>
+            </w:pPr>
+            <w:r/>
+            <w:r>
+              <w:rPr>
+                <w:rFonts w:ascii="Kaiti SC" w:hAnsi="Kaiti SC" w:eastAsia="Kaiti SC" w:cs="Kaiti SC"/>
+                <w:b w:val="0"/>
+                <w:sz w:val="19"/>
+              </w:rPr>
+              <w:t>2</w:t>
+            </w:r>
+          </w:p>
+        </w:tc>
+        <w:tc>
+          <w:tcPr>
+            <w:tcW w:type="dxa" w:w="2075"/>
+            <w:vAlign w:val="center"/>
+          </w:tcPr>
+          <w:p>
+            <w:pPr>
+              <w:spacing w:after="0" w:line="252" w:lineRule="auto"/>
+              <w:jc w:val="center"/>
+            </w:pPr>
+            <w:r/>
+            <w:r>
+              <w:rPr>
+                <w:rFonts w:ascii="Kaiti SC" w:hAnsi="Kaiti SC" w:eastAsia="Kaiti SC" w:cs="Kaiti SC"/>
+                <w:b w:val="0"/>
+                <w:sz w:val="19"/>
+              </w:rPr>
+              <w:t>市场与股价</w:t>
+            </w:r>
+          </w:p>
+        </w:tc>
+        <w:tc>
+          <w:tcPr>
+            <w:tcW w:type="dxa" w:w="2075"/>
+            <w:vAlign w:val="center"/>
+          </w:tcPr>
+          <w:p>
+            <w:pPr>
+              <w:spacing w:after="0" w:line="252" w:lineRule="auto"/>
+            </w:pPr>
+            <w:r/>
+            <w:r>
+              <w:rPr>
+                <w:rFonts w:ascii="Kaiti SC" w:hAnsi="Kaiti SC" w:eastAsia="Kaiti SC" w:cs="Kaiti SC"/>
+                <w:b w:val="0"/>
+                <w:sz w:val="19"/>
+              </w:rPr>
+              <w:t>天兵科技IPO辅导进展更新 - 东方财富</w:t>
+            </w:r>
+          </w:p>
+        </w:tc>
+      </w:tr>
+      <w:tr>
+        <w:trPr>
+          <w:cantSplit/>
+        </w:trPr>
+        <w:tc>
+          <w:tcPr>
+            <w:tcW w:type="dxa" w:w="2075"/>
+            <w:vAlign w:val="center"/>
+          </w:tcPr>
+          <w:p>
+            <w:pPr>
+              <w:spacing w:after="0" w:line="252" w:lineRule="auto"/>
+            </w:pPr>
+            <w:r/>
+            <w:r>
+              <w:rPr>
+                <w:rFonts w:ascii="Kaiti SC" w:hAnsi="Kaiti SC" w:eastAsia="Kaiti SC" w:cs="Kaiti SC"/>
+                <w:b w:val="0"/>
+                <w:sz w:val="19"/>
+              </w:rPr>
+              <w:t>垣信卫星</w:t>
+            </w:r>
+          </w:p>
+        </w:tc>
+        <w:tc>
+          <w:tcPr>
+            <w:tcW w:type="dxa" w:w="2075"/>
+            <w:vAlign w:val="center"/>
+          </w:tcPr>
+          <w:p>
+            <w:pPr>
+              <w:spacing w:after="0" w:line="252" w:lineRule="auto"/>
+              <w:jc w:val="center"/>
+            </w:pPr>
+            <w:r/>
+            <w:r>
+              <w:rPr>
+                <w:rFonts w:ascii="Kaiti SC" w:hAnsi="Kaiti SC" w:eastAsia="Kaiti SC" w:cs="Kaiti SC"/>
+                <w:b w:val="0"/>
+                <w:sz w:val="19"/>
+              </w:rPr>
+              <w:t>1</w:t>
+            </w:r>
+          </w:p>
+        </w:tc>
+        <w:tc>
+          <w:tcPr>
+            <w:tcW w:type="dxa" w:w="2075"/>
+            <w:vAlign w:val="center"/>
+          </w:tcPr>
+          <w:p>
+            <w:pPr>
+              <w:spacing w:after="0" w:line="252" w:lineRule="auto"/>
+              <w:jc w:val="center"/>
+            </w:pPr>
+            <w:r/>
+            <w:r>
+              <w:rPr>
+                <w:rFonts w:ascii="Kaiti SC" w:hAnsi="Kaiti SC" w:eastAsia="Kaiti SC" w:cs="Kaiti SC"/>
+                <w:b w:val="0"/>
+                <w:sz w:val="19"/>
+              </w:rPr>
+              <w:t>发射与任务</w:t>
+            </w:r>
+          </w:p>
+        </w:tc>
+        <w:tc>
+          <w:tcPr>
+            <w:tcW w:type="dxa" w:w="2075"/>
+            <w:vAlign w:val="center"/>
+          </w:tcPr>
+          <w:p>
+            <w:pPr>
+              <w:spacing w:after="0" w:line="252" w:lineRule="auto"/>
+            </w:pPr>
+            <w:r/>
+            <w:r>
+              <w:rPr>
+                <w:rFonts w:ascii="Kaiti SC" w:hAnsi="Kaiti SC" w:eastAsia="Kaiti SC" w:cs="Kaiti SC"/>
+                <w:b w:val="0"/>
+                <w:sz w:val="19"/>
+              </w:rPr>
+              <w:t>引力一号遥三今早一箭九星顺利入轨 千帆星座组网增至256颗 - 东方财富</w:t>
             </w:r>
           </w:p>
         </w:tc>
@@ -750,7 +1137,7 @@
           <w:rFonts w:ascii="Kaiti SC" w:hAnsi="Kaiti SC" w:eastAsia="Kaiti SC" w:cs="Kaiti SC"/>
           <w:sz w:val="21"/>
         </w:rPr>
-        <w:t>[1] 2026-10-12｜bing.com｜SpaceX：Musk vows affordable Starlink pricing in India ahead of Jio IPO</w:t>
+        <w:t>[1] 2026-10-13｜Spaceflight Now｜SpaceX：SpaceX launches NASA science and cargo to the International Space Station</w:t>
       </w:r>
     </w:p>
     <w:p>
@@ -771,7 +1158,7 @@
           <w:rFonts w:ascii="Kaiti SC" w:hAnsi="Kaiti SC" w:eastAsia="Kaiti SC" w:cs="Kaiti SC"/>
           <w:sz w:val="21"/>
         </w:rPr>
-        <w:t>[2] 2026-10-12｜San Luis Obispo Tribune｜SpaceX：SpaceX plans 2 rocket launches this week in California. See schedule - San Luis Obispo Tribune</w:t>
+        <w:t>[2] 2026-10-13｜NASA｜SpaceX：NASA Science, Cargo Launch on 35th SpaceX Resupply Mission to Station</w:t>
       </w:r>
     </w:p>
     <w:p>
@@ -792,7 +1179,7 @@
           <w:rFonts w:ascii="Kaiti SC" w:hAnsi="Kaiti SC" w:eastAsia="Kaiti SC" w:cs="Kaiti SC"/>
           <w:sz w:val="21"/>
         </w:rPr>
-        <w:t>[3] 2026-10-12｜Ventura County Star｜SpaceX：SpaceX plans 2 rocket launches this week in California. See schedule - Ventura County Star</w:t>
+        <w:t>[3] 2026-10-13｜Spaceflight Now｜SpaceX：Live coverage: NASA, SpaceX to launch new solar arrays, 6,300 pounds of cargo to the space station</w:t>
       </w:r>
     </w:p>
     <w:p>
@@ -813,7 +1200,7 @@
           <w:rFonts w:ascii="Kaiti SC" w:hAnsi="Kaiti SC" w:eastAsia="Kaiti SC" w:cs="Kaiti SC"/>
           <w:sz w:val="21"/>
         </w:rPr>
-        <w:t>[4] 2026-10-12｜spacewatch.global｜SpaceX：Starlink’s India Launch Faces Regulatory Delays as Musk Challenges Local Telecom Giants</w:t>
+        <w:t>[4] 2026-10-13｜Spaceflight Now｜SpaceX：SpaceX Falcon 9 rocket to launch 27 Starlink satellites into orbit from California</w:t>
       </w:r>
     </w:p>
     <w:p>
@@ -834,7 +1221,7 @@
           <w:rFonts w:ascii="Kaiti SC" w:hAnsi="Kaiti SC" w:eastAsia="Kaiti SC" w:cs="Kaiti SC"/>
           <w:sz w:val="21"/>
         </w:rPr>
-        <w:t>[5] 2026-10-12｜bing.com｜SpaceX：SpaceX launches 21 military satellites, targets 27 Starlink satellites next</w:t>
+        <w:t>[5] 2026-10-13｜NASA｜SpaceX：NASA’s SpaceX CRS-35 Mission to Launch Health Research</w:t>
       </w:r>
     </w:p>
     <w:p>
@@ -855,7 +1242,7 @@
           <w:rFonts w:ascii="Kaiti SC" w:hAnsi="Kaiti SC" w:eastAsia="Kaiti SC" w:cs="Kaiti SC"/>
           <w:sz w:val="21"/>
         </w:rPr>
-        <w:t>[6] 2026-10-12｜泰伯网｜星际荣耀：星际荣耀官宣重型型号“双曲线九号”火箭已启动预研 - 泰伯网</w:t>
+        <w:t>[6] 2026-10-13｜bing.com｜Blue Origin：Blue Origin’s BE-4 Engine Gimble At Full Power During Hotfire Test</w:t>
       </w:r>
     </w:p>
     <w:p>
@@ -876,7 +1263,7 @@
           <w:rFonts w:ascii="Kaiti SC" w:hAnsi="Kaiti SC" w:eastAsia="Kaiti SC" w:cs="Kaiti SC"/>
           <w:sz w:val="21"/>
         </w:rPr>
-        <w:t>[7] 2026-10-12｜泰伯网｜星际荣耀：泰伯早报| 10月12日：影视飓风跨界入局通航；星际荣耀官宣重型型号“双曲线九号”火箭已启动预研；首张全天紫外线地图问世 - 泰伯网</w:t>
+        <w:t>[7] 2026-10-13｜搜狐网｜中国星网：国家体育总局与中国星网签署战略合作框架协议 - 搜狐网</w:t>
       </w:r>
     </w:p>
     <w:p>
@@ -897,7 +1284,133 @@
           <w:rFonts w:ascii="Kaiti SC" w:hAnsi="Kaiti SC" w:eastAsia="Kaiti SC" w:cs="Kaiti SC"/>
           <w:sz w:val="21"/>
         </w:rPr>
-        <w:t>[8] 2026-10-12｜未来天玑｜星际荣耀：星际荣耀 双曲线九号已启动预研 - 未来天玑</w:t>
+        <w:t>[8] 2026-10-13｜财联社｜中国星网：16:02:23【国家体育总局与中国星网签署战略合作框架协议】 - 财联社</w:t>
+      </w:r>
+    </w:p>
+    <w:p>
+      <w:pPr>
+        <w:keepLines/>
+        <w:spacing w:after="60"/>
+        <w:ind w:left="369" w:hanging="227"/>
+      </w:pPr>
+      <w:r>
+        <w:rPr>
+          <w:rFonts w:ascii="Kaiti SC" w:hAnsi="Kaiti SC" w:eastAsia="Kaiti SC" w:cs="Kaiti SC"/>
+          <w:sz w:val="21"/>
+        </w:rPr>
+        <w:t xml:space="preserve">✓ </w:t>
+      </w:r>
+      <w:r>
+        <w:rPr>
+          <w:rFonts w:ascii="Kaiti SC" w:hAnsi="Kaiti SC" w:eastAsia="Kaiti SC" w:cs="Kaiti SC"/>
+          <w:sz w:val="21"/>
+        </w:rPr>
+        <w:t>[9] 2026-10-13｜东方财富｜垣信卫星：引力一号遥三今早一箭九星顺利入轨 千帆星座组网增至256颗 - 东方财富</w:t>
+      </w:r>
+    </w:p>
+    <w:p>
+      <w:pPr>
+        <w:keepLines/>
+        <w:spacing w:after="60"/>
+        <w:ind w:left="369" w:hanging="227"/>
+      </w:pPr>
+      <w:r>
+        <w:rPr>
+          <w:rFonts w:ascii="Kaiti SC" w:hAnsi="Kaiti SC" w:eastAsia="Kaiti SC" w:cs="Kaiti SC"/>
+          <w:sz w:val="21"/>
+        </w:rPr>
+        <w:t xml:space="preserve">✓ </w:t>
+      </w:r>
+      <w:r>
+        <w:rPr>
+          <w:rFonts w:ascii="Kaiti SC" w:hAnsi="Kaiti SC" w:eastAsia="Kaiti SC" w:cs="Kaiti SC"/>
+          <w:sz w:val="21"/>
+        </w:rPr>
+        <w:t>[10] 2026-10-13｜东方财富｜天兵科技：天兵科技IPO辅导进展更新 - 东方财富</w:t>
+      </w:r>
+    </w:p>
+    <w:p>
+      <w:pPr>
+        <w:keepLines/>
+        <w:spacing w:after="60"/>
+        <w:ind w:left="369" w:hanging="227"/>
+      </w:pPr>
+      <w:r>
+        <w:rPr>
+          <w:rFonts w:ascii="Kaiti SC" w:hAnsi="Kaiti SC" w:eastAsia="Kaiti SC" w:cs="Kaiti SC"/>
+          <w:sz w:val="21"/>
+        </w:rPr>
+        <w:t xml:space="preserve">✓ </w:t>
+      </w:r>
+      <w:r>
+        <w:rPr>
+          <w:rFonts w:ascii="Kaiti SC" w:hAnsi="Kaiti SC" w:eastAsia="Kaiti SC" w:cs="Kaiti SC"/>
+          <w:sz w:val="21"/>
+        </w:rPr>
+        <w:t>[11] 2026-10-13｜Jiemian.com｜天兵科技：天兵科技IPO辅导进展更新 - Jiemian.com</w:t>
+      </w:r>
+    </w:p>
+    <w:p>
+      <w:pPr>
+        <w:keepLines/>
+        <w:spacing w:after="60"/>
+        <w:ind w:left="369" w:hanging="227"/>
+      </w:pPr>
+      <w:r>
+        <w:rPr>
+          <w:rFonts w:ascii="Kaiti SC" w:hAnsi="Kaiti SC" w:eastAsia="Kaiti SC" w:cs="Kaiti SC"/>
+          <w:sz w:val="21"/>
+        </w:rPr>
+        <w:t xml:space="preserve">✓ </w:t>
+      </w:r>
+      <w:r>
+        <w:rPr>
+          <w:rFonts w:ascii="Kaiti SC" w:hAnsi="Kaiti SC" w:eastAsia="Kaiti SC" w:cs="Kaiti SC"/>
+          <w:sz w:val="21"/>
+        </w:rPr>
+        <w:t>[12] 2026-10-13｜bing.com｜Blue Origin：Amazon Ring exec heads to Blue Origin to lead TeraWave network</w:t>
+      </w:r>
+    </w:p>
+    <w:p>
+      <w:pPr>
+        <w:keepLines/>
+        <w:spacing w:after="60"/>
+        <w:ind w:left="369" w:hanging="227"/>
+      </w:pPr>
+      <w:r>
+        <w:rPr>
+          <w:rFonts w:ascii="Kaiti SC" w:hAnsi="Kaiti SC" w:eastAsia="Kaiti SC" w:cs="Kaiti SC"/>
+          <w:sz w:val="21"/>
+        </w:rPr>
+        <w:t xml:space="preserve">✓ </w:t>
+      </w:r>
+      <w:r>
+        <w:rPr>
+          <w:rFonts w:ascii="Kaiti SC" w:hAnsi="Kaiti SC" w:eastAsia="Kaiti SC" w:cs="Kaiti SC"/>
+          <w:sz w:val="21"/>
+        </w:rPr>
+        <w:t>[13] 2026-10-13｜bing.com｜Blue Origin：Amazon Ring exec heads to Blue Origin to lead TeraWave network</w:t>
+      </w:r>
+    </w:p>
+    <w:p>
+      <w:pPr>
+        <w:keepLines/>
+        <w:spacing w:after="60"/>
+        <w:ind w:left="369" w:hanging="227"/>
+      </w:pPr>
+      <w:r>
+        <w:rPr>
+          <w:rFonts w:ascii="Kaiti SC" w:hAnsi="Kaiti SC" w:eastAsia="Kaiti SC" w:cs="Kaiti SC"/>
+          <w:sz w:val="21"/>
+        </w:rPr>
+        <w:t xml:space="preserve">✓ </w:t>
+      </w:r>
+      <w:r>
+        <w:rPr>
+          <w:rFonts w:ascii="Kaiti SC" w:hAnsi="Kaiti SC" w:eastAsia="Kaiti SC" w:cs="Kaiti SC"/>
+          <w:sz w:val="21"/>
+        </w:rPr>
+        <w:t>[14] 2026-10-13｜bing.com｜Blue Origin：Amazon Ring exec heads to Blue Origin to lead TeraWave network</w:t>
       </w:r>
     </w:p>
     <w:sectPr>

--- a/data/reports/daily-documents/latest/previous_daily_report.docx
+++ b/data/reports/daily-documents/latest/previous_daily_report.docx
@@ -26,7 +26,7 @@
           <w:rFonts w:ascii="Kaiti SC" w:hAnsi="Kaiti SC" w:eastAsia="Kaiti SC" w:cs="Kaiti SC"/>
           <w:sz w:val="21"/>
         </w:rPr>
-        <w:t>2026-10-13（上一自然日）</w:t>
+        <w:t>2026-10-14（上一自然日）</w:t>
       </w:r>
     </w:p>
     <w:tbl>
@@ -81,7 +81,7 @@
                 <w:b w:val="0"/>
                 <w:sz w:val="19"/>
               </w:rPr>
-              <w:t>2026-10-13</w:t>
+              <w:t>2026-10-14</w:t>
             </w:r>
           </w:p>
         </w:tc>
@@ -127,7 +127,7 @@
                 <w:b w:val="0"/>
                 <w:sz w:val="19"/>
               </w:rPr>
-              <w:t>36 条 / 5 家</w:t>
+              <w:t>49 条 / 6 家</w:t>
             </w:r>
           </w:p>
         </w:tc>
@@ -173,7 +173,7 @@
                 <w:b w:val="0"/>
                 <w:sz w:val="19"/>
               </w:rPr>
-              <w:t>14 个</w:t>
+              <w:t>23 个</w:t>
             </w:r>
           </w:p>
         </w:tc>
@@ -219,7 +219,7 @@
                 <w:b w:val="0"/>
                 <w:sz w:val="19"/>
               </w:rPr>
-              <w:t>2026-10-14</w:t>
+              <w:t>2026-10-15</w:t>
             </w:r>
           </w:p>
         </w:tc>
@@ -245,7 +245,7 @@
     </w:p>
     <w:p>
       <w:r>
-        <w:t>2026-10-13 共归档 36 条新闻，覆盖 5 家公司、14 个信息来源。 新闻量较多的公司包括 SpaceX、Blue Origin、中国星网、天兵科技。</w:t>
+        <w:t>2026-10-14 共归档 49 条新闻，覆盖 6 家公司、23 个信息来源。 新闻量较多的公司包括 SpaceX、蓝箭航天、中国星网、天兵科技。</w:t>
       </w:r>
     </w:p>
     <w:p>
@@ -279,7 +279,7 @@
           <w:rFonts w:ascii="Kaiti SC" w:hAnsi="Kaiti SC" w:eastAsia="Kaiti SC" w:cs="Kaiti SC"/>
           <w:sz w:val="21"/>
         </w:rPr>
-        <w:t>【发射与任务】SpaceX：SpaceX launches NASA science and cargo to the International Space Station （Spaceflight Now）</w:t>
+        <w:t>【发射与任务】SpaceX：Launch Preview: Falcon 9, ZhuQue-2E to launch during quiet week （NASASpaceflight）</w:t>
       </w:r>
     </w:p>
     <w:p>
@@ -300,7 +300,7 @@
           <w:rFonts w:ascii="Kaiti SC" w:hAnsi="Kaiti SC" w:eastAsia="Kaiti SC" w:cs="Kaiti SC"/>
           <w:sz w:val="21"/>
         </w:rPr>
-        <w:t>【发射与任务】SpaceX：NASA Science, Cargo Launch on 35th SpaceX Resupply Mission to Station （NASA）</w:t>
+        <w:t>【发射与任务】蓝箭航天：一箭十星 朱雀二号改进型遥四运载火箭发射成功 - 证券时报网 （证券时报网）</w:t>
       </w:r>
     </w:p>
     <w:p>
@@ -321,7 +321,7 @@
           <w:rFonts w:ascii="Kaiti SC" w:hAnsi="Kaiti SC" w:eastAsia="Kaiti SC" w:cs="Kaiti SC"/>
           <w:sz w:val="21"/>
         </w:rPr>
-        <w:t>【发射与任务】SpaceX：Live coverage: NASA, SpaceX to launch new solar arrays, 6,300 pounds of cargo to the space station （Spaceflight Now）</w:t>
+        <w:t>【发射与任务】蓝箭航天：一箭十星 朱雀二号改进型遥四运载火箭发射成功 支撑计算星座建设 - 经济观察网 （经济观察网）</w:t>
       </w:r>
     </w:p>
     <w:p>
@@ -342,7 +342,7 @@
           <w:rFonts w:ascii="Kaiti SC" w:hAnsi="Kaiti SC" w:eastAsia="Kaiti SC" w:cs="Kaiti SC"/>
           <w:sz w:val="21"/>
         </w:rPr>
-        <w:t>【发射与任务】SpaceX：SpaceX Falcon 9 rocket to launch 27 Starlink satellites into orbit from California （Spaceflight Now）</w:t>
+        <w:t>【其他动态】星河动力：星河动力工位南侧可能是深蓝航天工位 - 手机新浪网 （手机新浪网）</w:t>
       </w:r>
     </w:p>
     <w:p>
@@ -363,7 +363,7 @@
           <w:rFonts w:ascii="Kaiti SC" w:hAnsi="Kaiti SC" w:eastAsia="Kaiti SC" w:cs="Kaiti SC"/>
           <w:sz w:val="21"/>
         </w:rPr>
-        <w:t>【发射与任务】SpaceX：NASA’s SpaceX CRS-35 Mission to Launch Health Research （NASA）</w:t>
+        <w:t>【发射与任务】蓝箭航天：十颗卫星“拼车”上天，朱雀二号改进型遥四火箭时隔29天再发射 - 京报网 （京报网）</w:t>
       </w:r>
     </w:p>
     <w:p>
@@ -384,7 +384,7 @@
           <w:rFonts w:ascii="Kaiti SC" w:hAnsi="Kaiti SC" w:eastAsia="Kaiti SC" w:cs="Kaiti SC"/>
           <w:sz w:val="21"/>
         </w:rPr>
-        <w:t>【其他动态】Blue Origin：Blue Origin’s BE-4 Engine Gimble At Full Power During Hotfire Test （bing.com）</w:t>
+        <w:t>【发射与任务】SpaceX：Cosmic 'jellyfish' wows skywatchers after SpaceX launch | Space photo of the day for Oct. 14, 2026 （space.com）</w:t>
       </w:r>
     </w:p>
     <w:p>
@@ -405,7 +405,7 @@
           <w:rFonts w:ascii="Kaiti SC" w:hAnsi="Kaiti SC" w:eastAsia="Kaiti SC" w:cs="Kaiti SC"/>
           <w:sz w:val="21"/>
         </w:rPr>
-        <w:t>【订单与合作】中国星网：国家体育总局与中国星网签署战略合作框架协议 - 搜狐网 （搜狐网）</w:t>
+        <w:t>【发射与任务】蓝箭航天：朱雀二号系列火箭“第十飞”发射成功 10颗卫星“拼车”上天 - 每日经济新闻 （每日经济新闻）</w:t>
       </w:r>
     </w:p>
     <w:p>
@@ -426,7 +426,7 @@
           <w:rFonts w:ascii="Kaiti SC" w:hAnsi="Kaiti SC" w:eastAsia="Kaiti SC" w:cs="Kaiti SC"/>
           <w:sz w:val="21"/>
         </w:rPr>
-        <w:t>【订单与合作】中国星网：16:02:23【国家体育总局与中国星网签署战略合作框架协议】 - 财联社 （财联社）</w:t>
+        <w:t>【发射与任务】SpaceX：SpaceX Restricts Military Starshield Speeds in Ukraine, Disrupting Pentagon-Funded Tactical Drone Operations （satnews.com）</w:t>
       </w:r>
     </w:p>
     <w:p>
@@ -447,7 +447,7 @@
           <w:rFonts w:ascii="Kaiti SC" w:hAnsi="Kaiti SC" w:eastAsia="Kaiti SC" w:cs="Kaiti SC"/>
           <w:sz w:val="21"/>
         </w:rPr>
-        <w:t>【发射与任务】垣信卫星：引力一号遥三今早一箭九星顺利入轨 千帆星座组网增至256颗 - 东方财富 （东方财富）</w:t>
+        <w:t>【发射与任务】蓝箭航天：时隔29天， 朱雀二号一箭十星再次发射成功 - 中证网 （中证网）</w:t>
       </w:r>
     </w:p>
     <w:p>
@@ -468,7 +468,7 @@
           <w:rFonts w:ascii="Kaiti SC" w:hAnsi="Kaiti SC" w:eastAsia="Kaiti SC" w:cs="Kaiti SC"/>
           <w:sz w:val="21"/>
         </w:rPr>
-        <w:t>【市场与股价】天兵科技：天兵科技IPO辅导进展更新 - 东方财富 （东方财富）</w:t>
+        <w:t>【发射与任务】SpaceX：The 1st SpaceX Starship to survive a launch to space just came home to its launch site （space.com）</w:t>
       </w:r>
     </w:p>
     <w:p>
@@ -489,7 +489,7 @@
           <w:rFonts w:ascii="Kaiti SC" w:hAnsi="Kaiti SC" w:eastAsia="Kaiti SC" w:cs="Kaiti SC"/>
           <w:sz w:val="21"/>
         </w:rPr>
-        <w:t>【市场与股价】天兵科技：天兵科技IPO辅导进展更新 - Jiemian.com （Jiemian.com）</w:t>
+        <w:t>【其他动态】SpaceX：Elon Musk blames Trump, US military for SpaceX restrictions Ukraine warns could have deadly consequences （bing.com）</w:t>
       </w:r>
     </w:p>
     <w:p>
@@ -510,7 +510,7 @@
           <w:rFonts w:ascii="Kaiti SC" w:hAnsi="Kaiti SC" w:eastAsia="Kaiti SC" w:cs="Kaiti SC"/>
           <w:sz w:val="21"/>
         </w:rPr>
-        <w:t>【其他动态】Blue Origin：Amazon Ring exec heads to Blue Origin to lead TeraWave network （bing.com）</w:t>
+        <w:t>【订单与合作】中国星网：国家体育总局、中国星网官宣，“卫星互联网+北斗”重磅签约 - 泰伯网 （泰伯网）</w:t>
       </w:r>
     </w:p>
     <w:p>
@@ -531,7 +531,7 @@
           <w:rFonts w:ascii="Kaiti SC" w:hAnsi="Kaiti SC" w:eastAsia="Kaiti SC" w:cs="Kaiti SC"/>
           <w:sz w:val="21"/>
         </w:rPr>
-        <w:t>【其他动态】Blue Origin：Amazon Ring exec heads to Blue Origin to lead TeraWave network （bing.com）</w:t>
+        <w:t>【订单与合作】中国星网：国家体育总局与中国星网在雄安签署战略合作框架协议 “北斗+”护航体育强国建设 - 国家体育总局 （国家体育总局）</w:t>
       </w:r>
     </w:p>
     <w:p>
@@ -552,7 +552,28 @@
           <w:rFonts w:ascii="Kaiti SC" w:hAnsi="Kaiti SC" w:eastAsia="Kaiti SC" w:cs="Kaiti SC"/>
           <w:sz w:val="21"/>
         </w:rPr>
-        <w:t>【其他动态】Blue Origin：Amazon Ring exec heads to Blue Origin to lead TeraWave network （bing.com）</w:t>
+        <w:t>【市场与股价】天兵科技：不仅仅是C919，大概率应该还有大飞机C929和长江CJ-1000A有大进展！叠加天兵科技IPO辅导进展更新，珠海航展规模新高！_财富号_东方财富网 - 财富号 （财富号）</w:t>
+      </w:r>
+    </w:p>
+    <w:p>
+      <w:pPr>
+        <w:keepLines/>
+        <w:spacing w:after="60"/>
+        <w:ind w:left="369" w:hanging="227"/>
+      </w:pPr>
+      <w:r>
+        <w:rPr>
+          <w:rFonts w:ascii="Kaiti SC" w:hAnsi="Kaiti SC" w:eastAsia="Kaiti SC" w:cs="Kaiti SC"/>
+          <w:sz w:val="21"/>
+        </w:rPr>
+        <w:t xml:space="preserve">➢ </w:t>
+      </w:r>
+      <w:r>
+        <w:rPr>
+          <w:rFonts w:ascii="Kaiti SC" w:hAnsi="Kaiti SC" w:eastAsia="Kaiti SC" w:cs="Kaiti SC"/>
+          <w:sz w:val="21"/>
+        </w:rPr>
+        <w:t>【其他动态】星际荣耀：星际荣耀开始预研类星舰 - 风闻 （风闻）</w:t>
       </w:r>
     </w:p>
     <w:p>
@@ -711,7 +732,7 @@
                 <w:b w:val="0"/>
                 <w:sz w:val="19"/>
               </w:rPr>
-              <w:t>27</w:t>
+              <w:t>33</w:t>
             </w:r>
           </w:p>
         </w:tc>
@@ -732,7 +753,7 @@
                 <w:b w:val="0"/>
                 <w:sz w:val="19"/>
               </w:rPr>
-              <w:t>发射与任务、订单与合作、其他动态、监管与政策</w:t>
+              <w:t>发射与任务、其他动态</w:t>
             </w:r>
           </w:p>
         </w:tc>
@@ -752,7 +773,7 @@
                 <w:b w:val="0"/>
                 <w:sz w:val="19"/>
               </w:rPr>
-              <w:t>SpaceX launches NASA science and cargo to the International Space Station</w:t>
+              <w:t>Launch Preview: Falcon 9, ZhuQue-2E to launch during quiet week</w:t>
             </w:r>
           </w:p>
         </w:tc>
@@ -777,7 +798,7 @@
                 <w:b w:val="0"/>
                 <w:sz w:val="19"/>
               </w:rPr>
-              <w:t>Blue Origin</w:t>
+              <w:t>蓝箭航天</w:t>
             </w:r>
           </w:p>
         </w:tc>
@@ -798,7 +819,7 @@
                 <w:b w:val="0"/>
                 <w:sz w:val="19"/>
               </w:rPr>
-              <w:t>4</w:t>
+              <w:t>11</w:t>
             </w:r>
           </w:p>
         </w:tc>
@@ -819,7 +840,7 @@
                 <w:b w:val="0"/>
                 <w:sz w:val="19"/>
               </w:rPr>
-              <w:t>其他动态</w:t>
+              <w:t>发射与任务</w:t>
             </w:r>
           </w:p>
         </w:tc>
@@ -839,7 +860,7 @@
                 <w:b w:val="0"/>
                 <w:sz w:val="19"/>
               </w:rPr>
-              <w:t>Blue Origin’s BE-4 Engine Gimble At Full Power During Hotfire Test</w:t>
+              <w:t>一箭十星 朱雀二号改进型遥四运载火箭发射成功 - 证券时报网</w:t>
             </w:r>
           </w:p>
         </w:tc>
@@ -926,7 +947,7 @@
                 <w:b w:val="0"/>
                 <w:sz w:val="19"/>
               </w:rPr>
-              <w:t>国家体育总局与中国星网签署战略合作框架协议 - 搜狐网</w:t>
+              <w:t>国家体育总局、中国星网官宣，“卫星互联网+北斗”重磅签约 - 泰伯网</w:t>
             </w:r>
           </w:p>
         </w:tc>
@@ -972,7 +993,7 @@
                 <w:b w:val="0"/>
                 <w:sz w:val="19"/>
               </w:rPr>
-              <w:t>2</w:t>
+              <w:t>1</w:t>
             </w:r>
           </w:p>
         </w:tc>
@@ -1013,7 +1034,7 @@
                 <w:b w:val="0"/>
                 <w:sz w:val="19"/>
               </w:rPr>
-              <w:t>天兵科技IPO辅导进展更新 - 东方财富</w:t>
+              <w:t>不仅仅是C919，大概率应该还有大飞机C929和长江CJ-1000A有大进展！叠加天兵科技IPO辅导进展更新，珠海航展规模新高！_财富号_东方财富网 - 财富号</w:t>
             </w:r>
           </w:p>
         </w:tc>
@@ -1038,7 +1059,7 @@
                 <w:b w:val="0"/>
                 <w:sz w:val="19"/>
               </w:rPr>
-              <w:t>垣信卫星</w:t>
+              <w:t>星河动力</w:t>
             </w:r>
           </w:p>
         </w:tc>
@@ -1080,7 +1101,7 @@
                 <w:b w:val="0"/>
                 <w:sz w:val="19"/>
               </w:rPr>
-              <w:t>发射与任务</w:t>
+              <w:t>其他动态</w:t>
             </w:r>
           </w:p>
         </w:tc>
@@ -1100,7 +1121,94 @@
                 <w:b w:val="0"/>
                 <w:sz w:val="19"/>
               </w:rPr>
-              <w:t>引力一号遥三今早一箭九星顺利入轨 千帆星座组网增至256颗 - 东方财富</w:t>
+              <w:t>星河动力工位南侧可能是深蓝航天工位 - 手机新浪网</w:t>
+            </w:r>
+          </w:p>
+        </w:tc>
+      </w:tr>
+      <w:tr>
+        <w:trPr>
+          <w:cantSplit/>
+        </w:trPr>
+        <w:tc>
+          <w:tcPr>
+            <w:tcW w:type="dxa" w:w="2075"/>
+            <w:vAlign w:val="center"/>
+          </w:tcPr>
+          <w:p>
+            <w:pPr>
+              <w:spacing w:after="0" w:line="252" w:lineRule="auto"/>
+            </w:pPr>
+            <w:r/>
+            <w:r>
+              <w:rPr>
+                <w:rFonts w:ascii="Kaiti SC" w:hAnsi="Kaiti SC" w:eastAsia="Kaiti SC" w:cs="Kaiti SC"/>
+                <w:b w:val="0"/>
+                <w:sz w:val="19"/>
+              </w:rPr>
+              <w:t>星际荣耀</w:t>
+            </w:r>
+          </w:p>
+        </w:tc>
+        <w:tc>
+          <w:tcPr>
+            <w:tcW w:type="dxa" w:w="2075"/>
+            <w:vAlign w:val="center"/>
+          </w:tcPr>
+          <w:p>
+            <w:pPr>
+              <w:spacing w:after="0" w:line="252" w:lineRule="auto"/>
+              <w:jc w:val="center"/>
+            </w:pPr>
+            <w:r/>
+            <w:r>
+              <w:rPr>
+                <w:rFonts w:ascii="Kaiti SC" w:hAnsi="Kaiti SC" w:eastAsia="Kaiti SC" w:cs="Kaiti SC"/>
+                <w:b w:val="0"/>
+                <w:sz w:val="19"/>
+              </w:rPr>
+              <w:t>1</w:t>
+            </w:r>
+          </w:p>
+        </w:tc>
+        <w:tc>
+          <w:tcPr>
+            <w:tcW w:type="dxa" w:w="2075"/>
+            <w:vAlign w:val="center"/>
+          </w:tcPr>
+          <w:p>
+            <w:pPr>
+              <w:spacing w:after="0" w:line="252" w:lineRule="auto"/>
+              <w:jc w:val="center"/>
+            </w:pPr>
+            <w:r/>
+            <w:r>
+              <w:rPr>
+                <w:rFonts w:ascii="Kaiti SC" w:hAnsi="Kaiti SC" w:eastAsia="Kaiti SC" w:cs="Kaiti SC"/>
+                <w:b w:val="0"/>
+                <w:sz w:val="19"/>
+              </w:rPr>
+              <w:t>其他动态</w:t>
+            </w:r>
+          </w:p>
+        </w:tc>
+        <w:tc>
+          <w:tcPr>
+            <w:tcW w:type="dxa" w:w="2075"/>
+            <w:vAlign w:val="center"/>
+          </w:tcPr>
+          <w:p>
+            <w:pPr>
+              <w:spacing w:after="0" w:line="252" w:lineRule="auto"/>
+            </w:pPr>
+            <w:r/>
+            <w:r>
+              <w:rPr>
+                <w:rFonts w:ascii="Kaiti SC" w:hAnsi="Kaiti SC" w:eastAsia="Kaiti SC" w:cs="Kaiti SC"/>
+                <w:b w:val="0"/>
+                <w:sz w:val="19"/>
+              </w:rPr>
+              <w:t>星际荣耀开始预研类星舰 - 风闻</w:t>
             </w:r>
           </w:p>
         </w:tc>
@@ -1137,7 +1245,7 @@
           <w:rFonts w:ascii="Kaiti SC" w:hAnsi="Kaiti SC" w:eastAsia="Kaiti SC" w:cs="Kaiti SC"/>
           <w:sz w:val="21"/>
         </w:rPr>
-        <w:t>[1] 2026-10-13｜Spaceflight Now｜SpaceX：SpaceX launches NASA science and cargo to the International Space Station</w:t>
+        <w:t>[1] 2026-10-14｜NASASpaceflight｜SpaceX：Launch Preview: Falcon 9, ZhuQue-2E to launch during quiet week</w:t>
       </w:r>
     </w:p>
     <w:p>
@@ -1158,7 +1266,7 @@
           <w:rFonts w:ascii="Kaiti SC" w:hAnsi="Kaiti SC" w:eastAsia="Kaiti SC" w:cs="Kaiti SC"/>
           <w:sz w:val="21"/>
         </w:rPr>
-        <w:t>[2] 2026-10-13｜NASA｜SpaceX：NASA Science, Cargo Launch on 35th SpaceX Resupply Mission to Station</w:t>
+        <w:t>[2] 2026-10-14｜证券时报网｜蓝箭航天：一箭十星 朱雀二号改进型遥四运载火箭发射成功 - 证券时报网</w:t>
       </w:r>
     </w:p>
     <w:p>
@@ -1179,7 +1287,7 @@
           <w:rFonts w:ascii="Kaiti SC" w:hAnsi="Kaiti SC" w:eastAsia="Kaiti SC" w:cs="Kaiti SC"/>
           <w:sz w:val="21"/>
         </w:rPr>
-        <w:t>[3] 2026-10-13｜Spaceflight Now｜SpaceX：Live coverage: NASA, SpaceX to launch new solar arrays, 6,300 pounds of cargo to the space station</w:t>
+        <w:t>[3] 2026-10-14｜经济观察网｜蓝箭航天：一箭十星 朱雀二号改进型遥四运载火箭发射成功 支撑计算星座建设 - 经济观察网</w:t>
       </w:r>
     </w:p>
     <w:p>
@@ -1200,7 +1308,7 @@
           <w:rFonts w:ascii="Kaiti SC" w:hAnsi="Kaiti SC" w:eastAsia="Kaiti SC" w:cs="Kaiti SC"/>
           <w:sz w:val="21"/>
         </w:rPr>
-        <w:t>[4] 2026-10-13｜Spaceflight Now｜SpaceX：SpaceX Falcon 9 rocket to launch 27 Starlink satellites into orbit from California</w:t>
+        <w:t>[4] 2026-10-14｜手机新浪网｜星河动力：星河动力工位南侧可能是深蓝航天工位 - 手机新浪网</w:t>
       </w:r>
     </w:p>
     <w:p>
@@ -1221,7 +1329,7 @@
           <w:rFonts w:ascii="Kaiti SC" w:hAnsi="Kaiti SC" w:eastAsia="Kaiti SC" w:cs="Kaiti SC"/>
           <w:sz w:val="21"/>
         </w:rPr>
-        <w:t>[5] 2026-10-13｜NASA｜SpaceX：NASA’s SpaceX CRS-35 Mission to Launch Health Research</w:t>
+        <w:t>[5] 2026-10-14｜京报网｜蓝箭航天：十颗卫星“拼车”上天，朱雀二号改进型遥四火箭时隔29天再发射 - 京报网</w:t>
       </w:r>
     </w:p>
     <w:p>
@@ -1242,7 +1350,7 @@
           <w:rFonts w:ascii="Kaiti SC" w:hAnsi="Kaiti SC" w:eastAsia="Kaiti SC" w:cs="Kaiti SC"/>
           <w:sz w:val="21"/>
         </w:rPr>
-        <w:t>[6] 2026-10-13｜bing.com｜Blue Origin：Blue Origin’s BE-4 Engine Gimble At Full Power During Hotfire Test</w:t>
+        <w:t>[6] 2026-10-14｜space.com｜SpaceX：Cosmic 'jellyfish' wows skywatchers after SpaceX launch | Space photo of the day for Oct. 14, 2026</w:t>
       </w:r>
     </w:p>
     <w:p>
@@ -1263,7 +1371,7 @@
           <w:rFonts w:ascii="Kaiti SC" w:hAnsi="Kaiti SC" w:eastAsia="Kaiti SC" w:cs="Kaiti SC"/>
           <w:sz w:val="21"/>
         </w:rPr>
-        <w:t>[7] 2026-10-13｜搜狐网｜中国星网：国家体育总局与中国星网签署战略合作框架协议 - 搜狐网</w:t>
+        <w:t>[7] 2026-10-14｜每日经济新闻｜蓝箭航天：朱雀二号系列火箭“第十飞”发射成功 10颗卫星“拼车”上天 - 每日经济新闻</w:t>
       </w:r>
     </w:p>
     <w:p>
@@ -1284,7 +1392,7 @@
           <w:rFonts w:ascii="Kaiti SC" w:hAnsi="Kaiti SC" w:eastAsia="Kaiti SC" w:cs="Kaiti SC"/>
           <w:sz w:val="21"/>
         </w:rPr>
-        <w:t>[8] 2026-10-13｜财联社｜中国星网：16:02:23【国家体育总局与中国星网签署战略合作框架协议】 - 财联社</w:t>
+        <w:t>[8] 2026-10-14｜satnews.com｜SpaceX：SpaceX Restricts Military Starshield Speeds in Ukraine, Disrupting Pentagon-Funded Tactical Drone Operations</w:t>
       </w:r>
     </w:p>
     <w:p>
@@ -1305,7 +1413,7 @@
           <w:rFonts w:ascii="Kaiti SC" w:hAnsi="Kaiti SC" w:eastAsia="Kaiti SC" w:cs="Kaiti SC"/>
           <w:sz w:val="21"/>
         </w:rPr>
-        <w:t>[9] 2026-10-13｜东方财富｜垣信卫星：引力一号遥三今早一箭九星顺利入轨 千帆星座组网增至256颗 - 东方财富</w:t>
+        <w:t>[9] 2026-10-14｜中证网｜蓝箭航天：时隔29天， 朱雀二号一箭十星再次发射成功 - 中证网</w:t>
       </w:r>
     </w:p>
     <w:p>
@@ -1326,7 +1434,7 @@
           <w:rFonts w:ascii="Kaiti SC" w:hAnsi="Kaiti SC" w:eastAsia="Kaiti SC" w:cs="Kaiti SC"/>
           <w:sz w:val="21"/>
         </w:rPr>
-        <w:t>[10] 2026-10-13｜东方财富｜天兵科技：天兵科技IPO辅导进展更新 - 东方财富</w:t>
+        <w:t>[10] 2026-10-14｜space.com｜SpaceX：The 1st SpaceX Starship to survive a launch to space just came home to its launch site</w:t>
       </w:r>
     </w:p>
     <w:p>
@@ -1347,7 +1455,7 @@
           <w:rFonts w:ascii="Kaiti SC" w:hAnsi="Kaiti SC" w:eastAsia="Kaiti SC" w:cs="Kaiti SC"/>
           <w:sz w:val="21"/>
         </w:rPr>
-        <w:t>[11] 2026-10-13｜Jiemian.com｜天兵科技：天兵科技IPO辅导进展更新 - Jiemian.com</w:t>
+        <w:t>[11] 2026-10-14｜bing.com｜SpaceX：Elon Musk blames Trump, US military for SpaceX restrictions Ukraine warns could have deadly consequences</w:t>
       </w:r>
     </w:p>
     <w:p>
@@ -1368,7 +1476,7 @@
           <w:rFonts w:ascii="Kaiti SC" w:hAnsi="Kaiti SC" w:eastAsia="Kaiti SC" w:cs="Kaiti SC"/>
           <w:sz w:val="21"/>
         </w:rPr>
-        <w:t>[12] 2026-10-13｜bing.com｜Blue Origin：Amazon Ring exec heads to Blue Origin to lead TeraWave network</w:t>
+        <w:t>[12] 2026-10-14｜泰伯网｜中国星网：国家体育总局、中国星网官宣，“卫星互联网+北斗”重磅签约 - 泰伯网</w:t>
       </w:r>
     </w:p>
     <w:p>
@@ -1389,7 +1497,7 @@
           <w:rFonts w:ascii="Kaiti SC" w:hAnsi="Kaiti SC" w:eastAsia="Kaiti SC" w:cs="Kaiti SC"/>
           <w:sz w:val="21"/>
         </w:rPr>
-        <w:t>[13] 2026-10-13｜bing.com｜Blue Origin：Amazon Ring exec heads to Blue Origin to lead TeraWave network</w:t>
+        <w:t>[13] 2026-10-14｜国家体育总局｜中国星网：国家体育总局与中国星网在雄安签署战略合作框架协议 “北斗+”护航体育强国建设 - 国家体育总局</w:t>
       </w:r>
     </w:p>
     <w:p>
@@ -1410,7 +1518,28 @@
           <w:rFonts w:ascii="Kaiti SC" w:hAnsi="Kaiti SC" w:eastAsia="Kaiti SC" w:cs="Kaiti SC"/>
           <w:sz w:val="21"/>
         </w:rPr>
-        <w:t>[14] 2026-10-13｜bing.com｜Blue Origin：Amazon Ring exec heads to Blue Origin to lead TeraWave network</w:t>
+        <w:t>[14] 2026-10-14｜财富号｜天兵科技：不仅仅是C919，大概率应该还有大飞机C929和长江CJ-1000A有大进展！叠加天兵科技IPO辅导进展更新，珠海航展规模新高！_财富号_东方财富网 - 财富号</w:t>
+      </w:r>
+    </w:p>
+    <w:p>
+      <w:pPr>
+        <w:keepLines/>
+        <w:spacing w:after="60"/>
+        <w:ind w:left="369" w:hanging="227"/>
+      </w:pPr>
+      <w:r>
+        <w:rPr>
+          <w:rFonts w:ascii="Kaiti SC" w:hAnsi="Kaiti SC" w:eastAsia="Kaiti SC" w:cs="Kaiti SC"/>
+          <w:sz w:val="21"/>
+        </w:rPr>
+        <w:t xml:space="preserve">✓ </w:t>
+      </w:r>
+      <w:r>
+        <w:rPr>
+          <w:rFonts w:ascii="Kaiti SC" w:hAnsi="Kaiti SC" w:eastAsia="Kaiti SC" w:cs="Kaiti SC"/>
+          <w:sz w:val="21"/>
+        </w:rPr>
+        <w:t>[15] 2026-10-14｜风闻｜星际荣耀：星际荣耀开始预研类星舰 - 风闻</w:t>
       </w:r>
     </w:p>
     <w:sectPr>

--- a/data/reports/daily-documents/latest/previous_daily_report.docx
+++ b/data/reports/daily-documents/latest/previous_daily_report.docx
@@ -26,7 +26,7 @@
           <w:rFonts w:ascii="Kaiti SC" w:hAnsi="Kaiti SC" w:eastAsia="Kaiti SC" w:cs="Kaiti SC"/>
           <w:sz w:val="21"/>
         </w:rPr>
-        <w:t>2026-10-14（上一自然日）</w:t>
+        <w:t>2026-10-15（上一自然日）</w:t>
       </w:r>
     </w:p>
     <w:tbl>
@@ -81,7 +81,7 @@
                 <w:b w:val="0"/>
                 <w:sz w:val="19"/>
               </w:rPr>
-              <w:t>2026-10-14</w:t>
+              <w:t>2026-10-15</w:t>
             </w:r>
           </w:p>
         </w:tc>
@@ -127,7 +127,7 @@
                 <w:b w:val="0"/>
                 <w:sz w:val="19"/>
               </w:rPr>
-              <w:t>49 条 / 6 家</w:t>
+              <w:t>39 条 / 4 家</w:t>
             </w:r>
           </w:p>
         </w:tc>
@@ -173,7 +173,7 @@
                 <w:b w:val="0"/>
                 <w:sz w:val="19"/>
               </w:rPr>
-              <w:t>23 个</w:t>
+              <w:t>18 个</w:t>
             </w:r>
           </w:p>
         </w:tc>
@@ -219,7 +219,7 @@
                 <w:b w:val="0"/>
                 <w:sz w:val="19"/>
               </w:rPr>
-              <w:t>2026-10-15</w:t>
+              <w:t>2026-10-16</w:t>
             </w:r>
           </w:p>
         </w:tc>
@@ -245,7 +245,7 @@
     </w:p>
     <w:p>
       <w:r>
-        <w:t>2026-10-14 共归档 49 条新闻，覆盖 6 家公司、23 个信息来源。 新闻量较多的公司包括 SpaceX、蓝箭航天、中国星网、天兵科技。</w:t>
+        <w:t>2026-10-15 共归档 39 条新闻，覆盖 4 家公司、18 个信息来源。 新闻量较多的公司包括 SpaceX、蓝箭航天、中国星网、Blue Origin。</w:t>
       </w:r>
     </w:p>
     <w:p>
@@ -279,7 +279,7 @@
           <w:rFonts w:ascii="Kaiti SC" w:hAnsi="Kaiti SC" w:eastAsia="Kaiti SC" w:cs="Kaiti SC"/>
           <w:sz w:val="21"/>
         </w:rPr>
-        <w:t>【发射与任务】SpaceX：Launch Preview: Falcon 9, ZhuQue-2E to launch during quiet week （NASASpaceflight）</w:t>
+        <w:t>【发射与任务】蓝箭航天：朱雀二号一箭十星发射成功，国内商业航天叙事估值锚或上移至"追赶兑现"丨盘前线索 - 21财经 （21财经）</w:t>
       </w:r>
     </w:p>
     <w:p>
@@ -300,7 +300,7 @@
           <w:rFonts w:ascii="Kaiti SC" w:hAnsi="Kaiti SC" w:eastAsia="Kaiti SC" w:cs="Kaiti SC"/>
           <w:sz w:val="21"/>
         </w:rPr>
-        <w:t>【发射与任务】蓝箭航天：一箭十星 朱雀二号改进型遥四运载火箭发射成功 - 证券时报网 （证券时报网）</w:t>
+        <w:t>【市场与股价】SpaceX：SpaceX wants up to 456 Starship launches a year from Texas （spaceq.ca）</w:t>
       </w:r>
     </w:p>
     <w:p>
@@ -321,7 +321,7 @@
           <w:rFonts w:ascii="Kaiti SC" w:hAnsi="Kaiti SC" w:eastAsia="Kaiti SC" w:cs="Kaiti SC"/>
           <w:sz w:val="21"/>
         </w:rPr>
-        <w:t>【发射与任务】蓝箭航天：一箭十星 朱雀二号改进型遥四运载火箭发射成功 支撑计算星座建设 - 经济观察网 （经济观察网）</w:t>
+        <w:t>【其他动态】SpaceX：What Is Starshield, SpaceX’s Military-Grade Satellite Internet Service Ukraine Relies On? - The New York Times （The New York Times）</w:t>
       </w:r>
     </w:p>
     <w:p>
@@ -342,7 +342,7 @@
           <w:rFonts w:ascii="Kaiti SC" w:hAnsi="Kaiti SC" w:eastAsia="Kaiti SC" w:cs="Kaiti SC"/>
           <w:sz w:val="21"/>
         </w:rPr>
-        <w:t>【其他动态】星河动力：星河动力工位南侧可能是深蓝航天工位 - 手机新浪网 （手机新浪网）</w:t>
+        <w:t>【发射与任务】蓝箭航天：朱雀二号改进型遥四运载火箭“一箭十星”发射成功 - 东方财富 （东方财富）</w:t>
       </w:r>
     </w:p>
     <w:p>
@@ -363,7 +363,7 @@
           <w:rFonts w:ascii="Kaiti SC" w:hAnsi="Kaiti SC" w:eastAsia="Kaiti SC" w:cs="Kaiti SC"/>
           <w:sz w:val="21"/>
         </w:rPr>
-        <w:t>【发射与任务】蓝箭航天：十颗卫星“拼车”上天，朱雀二号改进型遥四火箭时隔29天再发射 - 京报网 （京报网）</w:t>
+        <w:t>【其他动态】SpaceX：What is Starshield, SpaceX's military version of Starlink, and why is it so important to Ukraine? （bing.com）</w:t>
       </w:r>
     </w:p>
     <w:p>
@@ -384,7 +384,7 @@
           <w:rFonts w:ascii="Kaiti SC" w:hAnsi="Kaiti SC" w:eastAsia="Kaiti SC" w:cs="Kaiti SC"/>
           <w:sz w:val="21"/>
         </w:rPr>
-        <w:t>【发射与任务】SpaceX：Cosmic 'jellyfish' wows skywatchers after SpaceX launch | Space photo of the day for Oct. 14, 2026 （space.com）</w:t>
+        <w:t>【其他动态】SpaceX：What to know about Starshield and why its disruption rattled Ukraine’s forces （bing.com）</w:t>
       </w:r>
     </w:p>
     <w:p>
@@ -405,7 +405,7 @@
           <w:rFonts w:ascii="Kaiti SC" w:hAnsi="Kaiti SC" w:eastAsia="Kaiti SC" w:cs="Kaiti SC"/>
           <w:sz w:val="21"/>
         </w:rPr>
-        <w:t>【发射与任务】蓝箭航天：朱雀二号系列火箭“第十飞”发射成功 10颗卫星“拼车”上天 - 每日经济新闻 （每日经济新闻）</w:t>
+        <w:t>【订单与合作】中国星网：国家体育总局、中国星网官宣，“卫星互联网+北斗”重磅签约 - 搜狐 （搜狐）</w:t>
       </w:r>
     </w:p>
     <w:p>
@@ -426,7 +426,7 @@
           <w:rFonts w:ascii="Kaiti SC" w:hAnsi="Kaiti SC" w:eastAsia="Kaiti SC" w:cs="Kaiti SC"/>
           <w:sz w:val="21"/>
         </w:rPr>
-        <w:t>【发射与任务】SpaceX：SpaceX Restricts Military Starshield Speeds in Ukraine, Disrupting Pentagon-Funded Tactical Drone Operations （satnews.com）</w:t>
+        <w:t>【发射与任务】Blue Origin：Blue Origin's New Glenn rocket nails first-ever droneship landing （bing.com）</w:t>
       </w:r>
     </w:p>
     <w:p>
@@ -447,7 +447,7 @@
           <w:rFonts w:ascii="Kaiti SC" w:hAnsi="Kaiti SC" w:eastAsia="Kaiti SC" w:cs="Kaiti SC"/>
           <w:sz w:val="21"/>
         </w:rPr>
-        <w:t>【发射与任务】蓝箭航天：时隔29天， 朱雀二号一箭十星再次发射成功 - 中证网 （中证网）</w:t>
+        <w:t>【发射与任务】SpaceX：SpaceX wants to launch Starship more than 450 times per year from South Texas （space.com）</w:t>
       </w:r>
     </w:p>
     <w:p>
@@ -468,7 +468,7 @@
           <w:rFonts w:ascii="Kaiti SC" w:hAnsi="Kaiti SC" w:eastAsia="Kaiti SC" w:cs="Kaiti SC"/>
           <w:sz w:val="21"/>
         </w:rPr>
-        <w:t>【发射与任务】SpaceX：The 1st SpaceX Starship to survive a launch to space just came home to its launch site （space.com）</w:t>
+        <w:t>【发射与任务】蓝箭航天：湖嘉造火箭台州组卫星朱雀二号改进型遥四运载火箭发射成功-台州频道 - 台州新闻 （台州新闻）</w:t>
       </w:r>
     </w:p>
     <w:p>
@@ -489,7 +489,7 @@
           <w:rFonts w:ascii="Kaiti SC" w:hAnsi="Kaiti SC" w:eastAsia="Kaiti SC" w:cs="Kaiti SC"/>
           <w:sz w:val="21"/>
         </w:rPr>
-        <w:t>【其他动态】SpaceX：Elon Musk blames Trump, US military for SpaceX restrictions Ukraine warns could have deadly consequences （bing.com）</w:t>
+        <w:t>【发射与任务】蓝箭航天：朱雀二号改进型火箭“一箭十星”发射成功 - 西藏自治区科学技术厅 （西藏自治区科学技术厅）</w:t>
       </w:r>
     </w:p>
     <w:p>
@@ -510,7 +510,7 @@
           <w:rFonts w:ascii="Kaiti SC" w:hAnsi="Kaiti SC" w:eastAsia="Kaiti SC" w:cs="Kaiti SC"/>
           <w:sz w:val="21"/>
         </w:rPr>
-        <w:t>【订单与合作】中国星网：国家体育总局、中国星网官宣，“卫星互联网+北斗”重磅签约 - 泰伯网 （泰伯网）</w:t>
+        <w:t>【订单与合作】中国星网：国家体育总局与中国星网签署战略合作框架协议 - 新华网河北频道 （新华网河北频道）</w:t>
       </w:r>
     </w:p>
     <w:p>
@@ -531,7 +531,7 @@
           <w:rFonts w:ascii="Kaiti SC" w:hAnsi="Kaiti SC" w:eastAsia="Kaiti SC" w:cs="Kaiti SC"/>
           <w:sz w:val="21"/>
         </w:rPr>
-        <w:t>【订单与合作】中国星网：国家体育总局与中国星网在雄安签署战略合作框架协议 “北斗+”护航体育强国建设 - 国家体育总局 （国家体育总局）</w:t>
+        <w:t>【订单与合作】中国星网：国家体育总局与中国星网签署战略合作框架协议 - 新华网河北频道 （新华网河北频道）</w:t>
       </w:r>
     </w:p>
     <w:p>
@@ -552,28 +552,7 @@
           <w:rFonts w:ascii="Kaiti SC" w:hAnsi="Kaiti SC" w:eastAsia="Kaiti SC" w:cs="Kaiti SC"/>
           <w:sz w:val="21"/>
         </w:rPr>
-        <w:t>【市场与股价】天兵科技：不仅仅是C919，大概率应该还有大飞机C929和长江CJ-1000A有大进展！叠加天兵科技IPO辅导进展更新，珠海航展规模新高！_财富号_东方财富网 - 财富号 （财富号）</w:t>
-      </w:r>
-    </w:p>
-    <w:p>
-      <w:pPr>
-        <w:keepLines/>
-        <w:spacing w:after="60"/>
-        <w:ind w:left="369" w:hanging="227"/>
-      </w:pPr>
-      <w:r>
-        <w:rPr>
-          <w:rFonts w:ascii="Kaiti SC" w:hAnsi="Kaiti SC" w:eastAsia="Kaiti SC" w:cs="Kaiti SC"/>
-          <w:sz w:val="21"/>
-        </w:rPr>
-        <w:t xml:space="preserve">➢ </w:t>
-      </w:r>
-      <w:r>
-        <w:rPr>
-          <w:rFonts w:ascii="Kaiti SC" w:hAnsi="Kaiti SC" w:eastAsia="Kaiti SC" w:cs="Kaiti SC"/>
-          <w:sz w:val="21"/>
-        </w:rPr>
-        <w:t>【其他动态】星际荣耀：星际荣耀开始预研类星舰 - 风闻 （风闻）</w:t>
+        <w:t>【发射与任务】蓝箭航天：商业航天突发！朱雀二号“一箭十星”成功发射，SpaceX 申请年发射提至456次 - Jiemian.com （Jiemian.com）</w:t>
       </w:r>
     </w:p>
     <w:p>
@@ -732,7 +711,7 @@
                 <w:b w:val="0"/>
                 <w:sz w:val="19"/>
               </w:rPr>
-              <w:t>33</w:t>
+              <w:t>27</w:t>
             </w:r>
           </w:p>
         </w:tc>
@@ -753,7 +732,7 @@
                 <w:b w:val="0"/>
                 <w:sz w:val="19"/>
               </w:rPr>
-              <w:t>发射与任务、其他动态</w:t>
+              <w:t>市场与股价、其他动态、发射与任务、订单与合作</w:t>
             </w:r>
           </w:p>
         </w:tc>
@@ -773,7 +752,7 @@
                 <w:b w:val="0"/>
                 <w:sz w:val="19"/>
               </w:rPr>
-              <w:t>Launch Preview: Falcon 9, ZhuQue-2E to launch during quiet week</w:t>
+              <w:t>SpaceX wants up to 456 Starship launches a year from Texas</w:t>
             </w:r>
           </w:p>
         </w:tc>
@@ -819,7 +798,7 @@
                 <w:b w:val="0"/>
                 <w:sz w:val="19"/>
               </w:rPr>
-              <w:t>11</w:t>
+              <w:t>8</w:t>
             </w:r>
           </w:p>
         </w:tc>
@@ -840,7 +819,7 @@
                 <w:b w:val="0"/>
                 <w:sz w:val="19"/>
               </w:rPr>
-              <w:t>发射与任务</w:t>
+              <w:t>发射与任务、其他动态</w:t>
             </w:r>
           </w:p>
         </w:tc>
@@ -860,7 +839,7 @@
                 <w:b w:val="0"/>
                 <w:sz w:val="19"/>
               </w:rPr>
-              <w:t>一箭十星 朱雀二号改进型遥四运载火箭发射成功 - 证券时报网</w:t>
+              <w:t>朱雀二号一箭十星发射成功，国内商业航天叙事估值锚或上移至"追赶兑现"丨盘前线索 - 21财经</w:t>
             </w:r>
           </w:p>
         </w:tc>
@@ -906,7 +885,7 @@
                 <w:b w:val="0"/>
                 <w:sz w:val="19"/>
               </w:rPr>
-              <w:t>2</w:t>
+              <w:t>3</w:t>
             </w:r>
           </w:p>
         </w:tc>
@@ -947,7 +926,7 @@
                 <w:b w:val="0"/>
                 <w:sz w:val="19"/>
               </w:rPr>
-              <w:t>国家体育总局、中国星网官宣，“卫星互联网+北斗”重磅签约 - 泰伯网</w:t>
+              <w:t>国家体育总局、中国星网官宣，“卫星互联网+北斗”重磅签约 - 搜狐</w:t>
             </w:r>
           </w:p>
         </w:tc>
@@ -972,7 +951,7 @@
                 <w:b w:val="0"/>
                 <w:sz w:val="19"/>
               </w:rPr>
-              <w:t>天兵科技</w:t>
+              <w:t>Blue Origin</w:t>
             </w:r>
           </w:p>
         </w:tc>
@@ -1014,7 +993,7 @@
                 <w:b w:val="0"/>
                 <w:sz w:val="19"/>
               </w:rPr>
-              <w:t>市场与股价</w:t>
+              <w:t>发射与任务</w:t>
             </w:r>
           </w:p>
         </w:tc>
@@ -1034,181 +1013,7 @@
                 <w:b w:val="0"/>
                 <w:sz w:val="19"/>
               </w:rPr>
-              <w:t>不仅仅是C919，大概率应该还有大飞机C929和长江CJ-1000A有大进展！叠加天兵科技IPO辅导进展更新，珠海航展规模新高！_财富号_东方财富网 - 财富号</w:t>
-            </w:r>
-          </w:p>
-        </w:tc>
-      </w:tr>
-      <w:tr>
-        <w:trPr>
-          <w:cantSplit/>
-        </w:trPr>
-        <w:tc>
-          <w:tcPr>
-            <w:tcW w:type="dxa" w:w="2075"/>
-            <w:vAlign w:val="center"/>
-          </w:tcPr>
-          <w:p>
-            <w:pPr>
-              <w:spacing w:after="0" w:line="252" w:lineRule="auto"/>
-            </w:pPr>
-            <w:r/>
-            <w:r>
-              <w:rPr>
-                <w:rFonts w:ascii="Kaiti SC" w:hAnsi="Kaiti SC" w:eastAsia="Kaiti SC" w:cs="Kaiti SC"/>
-                <w:b w:val="0"/>
-                <w:sz w:val="19"/>
-              </w:rPr>
-              <w:t>星河动力</w:t>
-            </w:r>
-          </w:p>
-        </w:tc>
-        <w:tc>
-          <w:tcPr>
-            <w:tcW w:type="dxa" w:w="2075"/>
-            <w:vAlign w:val="center"/>
-          </w:tcPr>
-          <w:p>
-            <w:pPr>
-              <w:spacing w:after="0" w:line="252" w:lineRule="auto"/>
-              <w:jc w:val="center"/>
-            </w:pPr>
-            <w:r/>
-            <w:r>
-              <w:rPr>
-                <w:rFonts w:ascii="Kaiti SC" w:hAnsi="Kaiti SC" w:eastAsia="Kaiti SC" w:cs="Kaiti SC"/>
-                <w:b w:val="0"/>
-                <w:sz w:val="19"/>
-              </w:rPr>
-              <w:t>1</w:t>
-            </w:r>
-          </w:p>
-        </w:tc>
-        <w:tc>
-          <w:tcPr>
-            <w:tcW w:type="dxa" w:w="2075"/>
-            <w:vAlign w:val="center"/>
-          </w:tcPr>
-          <w:p>
-            <w:pPr>
-              <w:spacing w:after="0" w:line="252" w:lineRule="auto"/>
-              <w:jc w:val="center"/>
-            </w:pPr>
-            <w:r/>
-            <w:r>
-              <w:rPr>
-                <w:rFonts w:ascii="Kaiti SC" w:hAnsi="Kaiti SC" w:eastAsia="Kaiti SC" w:cs="Kaiti SC"/>
-                <w:b w:val="0"/>
-                <w:sz w:val="19"/>
-              </w:rPr>
-              <w:t>其他动态</w:t>
-            </w:r>
-          </w:p>
-        </w:tc>
-        <w:tc>
-          <w:tcPr>
-            <w:tcW w:type="dxa" w:w="2075"/>
-            <w:vAlign w:val="center"/>
-          </w:tcPr>
-          <w:p>
-            <w:pPr>
-              <w:spacing w:after="0" w:line="252" w:lineRule="auto"/>
-            </w:pPr>
-            <w:r/>
-            <w:r>
-              <w:rPr>
-                <w:rFonts w:ascii="Kaiti SC" w:hAnsi="Kaiti SC" w:eastAsia="Kaiti SC" w:cs="Kaiti SC"/>
-                <w:b w:val="0"/>
-                <w:sz w:val="19"/>
-              </w:rPr>
-              <w:t>星河动力工位南侧可能是深蓝航天工位 - 手机新浪网</w:t>
-            </w:r>
-          </w:p>
-        </w:tc>
-      </w:tr>
-      <w:tr>
-        <w:trPr>
-          <w:cantSplit/>
-        </w:trPr>
-        <w:tc>
-          <w:tcPr>
-            <w:tcW w:type="dxa" w:w="2075"/>
-            <w:vAlign w:val="center"/>
-          </w:tcPr>
-          <w:p>
-            <w:pPr>
-              <w:spacing w:after="0" w:line="252" w:lineRule="auto"/>
-            </w:pPr>
-            <w:r/>
-            <w:r>
-              <w:rPr>
-                <w:rFonts w:ascii="Kaiti SC" w:hAnsi="Kaiti SC" w:eastAsia="Kaiti SC" w:cs="Kaiti SC"/>
-                <w:b w:val="0"/>
-                <w:sz w:val="19"/>
-              </w:rPr>
-              <w:t>星际荣耀</w:t>
-            </w:r>
-          </w:p>
-        </w:tc>
-        <w:tc>
-          <w:tcPr>
-            <w:tcW w:type="dxa" w:w="2075"/>
-            <w:vAlign w:val="center"/>
-          </w:tcPr>
-          <w:p>
-            <w:pPr>
-              <w:spacing w:after="0" w:line="252" w:lineRule="auto"/>
-              <w:jc w:val="center"/>
-            </w:pPr>
-            <w:r/>
-            <w:r>
-              <w:rPr>
-                <w:rFonts w:ascii="Kaiti SC" w:hAnsi="Kaiti SC" w:eastAsia="Kaiti SC" w:cs="Kaiti SC"/>
-                <w:b w:val="0"/>
-                <w:sz w:val="19"/>
-              </w:rPr>
-              <w:t>1</w:t>
-            </w:r>
-          </w:p>
-        </w:tc>
-        <w:tc>
-          <w:tcPr>
-            <w:tcW w:type="dxa" w:w="2075"/>
-            <w:vAlign w:val="center"/>
-          </w:tcPr>
-          <w:p>
-            <w:pPr>
-              <w:spacing w:after="0" w:line="252" w:lineRule="auto"/>
-              <w:jc w:val="center"/>
-            </w:pPr>
-            <w:r/>
-            <w:r>
-              <w:rPr>
-                <w:rFonts w:ascii="Kaiti SC" w:hAnsi="Kaiti SC" w:eastAsia="Kaiti SC" w:cs="Kaiti SC"/>
-                <w:b w:val="0"/>
-                <w:sz w:val="19"/>
-              </w:rPr>
-              <w:t>其他动态</w:t>
-            </w:r>
-          </w:p>
-        </w:tc>
-        <w:tc>
-          <w:tcPr>
-            <w:tcW w:type="dxa" w:w="2075"/>
-            <w:vAlign w:val="center"/>
-          </w:tcPr>
-          <w:p>
-            <w:pPr>
-              <w:spacing w:after="0" w:line="252" w:lineRule="auto"/>
-            </w:pPr>
-            <w:r/>
-            <w:r>
-              <w:rPr>
-                <w:rFonts w:ascii="Kaiti SC" w:hAnsi="Kaiti SC" w:eastAsia="Kaiti SC" w:cs="Kaiti SC"/>
-                <w:b w:val="0"/>
-                <w:sz w:val="19"/>
-              </w:rPr>
-              <w:t>星际荣耀开始预研类星舰 - 风闻</w:t>
+              <w:t>Blue Origin's New Glenn rocket nails first-ever droneship landing</w:t>
             </w:r>
           </w:p>
         </w:tc>
@@ -1245,7 +1050,7 @@
           <w:rFonts w:ascii="Kaiti SC" w:hAnsi="Kaiti SC" w:eastAsia="Kaiti SC" w:cs="Kaiti SC"/>
           <w:sz w:val="21"/>
         </w:rPr>
-        <w:t>[1] 2026-10-14｜NASASpaceflight｜SpaceX：Launch Preview: Falcon 9, ZhuQue-2E to launch during quiet week</w:t>
+        <w:t>[1] 2026-10-15｜21财经｜蓝箭航天：朱雀二号一箭十星发射成功，国内商业航天叙事估值锚或上移至"追赶兑现"丨盘前线索 - 21财经</w:t>
       </w:r>
     </w:p>
     <w:p>
@@ -1266,7 +1071,7 @@
           <w:rFonts w:ascii="Kaiti SC" w:hAnsi="Kaiti SC" w:eastAsia="Kaiti SC" w:cs="Kaiti SC"/>
           <w:sz w:val="21"/>
         </w:rPr>
-        <w:t>[2] 2026-10-14｜证券时报网｜蓝箭航天：一箭十星 朱雀二号改进型遥四运载火箭发射成功 - 证券时报网</w:t>
+        <w:t>[2] 2026-10-15｜spaceq.ca｜SpaceX：SpaceX wants up to 456 Starship launches a year from Texas</w:t>
       </w:r>
     </w:p>
     <w:p>
@@ -1287,7 +1092,7 @@
           <w:rFonts w:ascii="Kaiti SC" w:hAnsi="Kaiti SC" w:eastAsia="Kaiti SC" w:cs="Kaiti SC"/>
           <w:sz w:val="21"/>
         </w:rPr>
-        <w:t>[3] 2026-10-14｜经济观察网｜蓝箭航天：一箭十星 朱雀二号改进型遥四运载火箭发射成功 支撑计算星座建设 - 经济观察网</w:t>
+        <w:t>[3] 2026-10-15｜The New York Times｜SpaceX：What Is Starshield, SpaceX’s Military-Grade Satellite Internet Service Ukraine Relies On? - The New York Times</w:t>
       </w:r>
     </w:p>
     <w:p>
@@ -1308,7 +1113,7 @@
           <w:rFonts w:ascii="Kaiti SC" w:hAnsi="Kaiti SC" w:eastAsia="Kaiti SC" w:cs="Kaiti SC"/>
           <w:sz w:val="21"/>
         </w:rPr>
-        <w:t>[4] 2026-10-14｜手机新浪网｜星河动力：星河动力工位南侧可能是深蓝航天工位 - 手机新浪网</w:t>
+        <w:t>[4] 2026-10-15｜东方财富｜蓝箭航天：朱雀二号改进型遥四运载火箭“一箭十星”发射成功 - 东方财富</w:t>
       </w:r>
     </w:p>
     <w:p>
@@ -1329,7 +1134,7 @@
           <w:rFonts w:ascii="Kaiti SC" w:hAnsi="Kaiti SC" w:eastAsia="Kaiti SC" w:cs="Kaiti SC"/>
           <w:sz w:val="21"/>
         </w:rPr>
-        <w:t>[5] 2026-10-14｜京报网｜蓝箭航天：十颗卫星“拼车”上天，朱雀二号改进型遥四火箭时隔29天再发射 - 京报网</w:t>
+        <w:t>[5] 2026-10-15｜bing.com｜SpaceX：What is Starshield, SpaceX's military version of Starlink, and why is it so important to Ukraine?</w:t>
       </w:r>
     </w:p>
     <w:p>
@@ -1350,7 +1155,7 @@
           <w:rFonts w:ascii="Kaiti SC" w:hAnsi="Kaiti SC" w:eastAsia="Kaiti SC" w:cs="Kaiti SC"/>
           <w:sz w:val="21"/>
         </w:rPr>
-        <w:t>[6] 2026-10-14｜space.com｜SpaceX：Cosmic 'jellyfish' wows skywatchers after SpaceX launch | Space photo of the day for Oct. 14, 2026</w:t>
+        <w:t>[6] 2026-10-15｜bing.com｜SpaceX：What to know about Starshield and why its disruption rattled Ukraine’s forces</w:t>
       </w:r>
     </w:p>
     <w:p>
@@ -1371,7 +1176,7 @@
           <w:rFonts w:ascii="Kaiti SC" w:hAnsi="Kaiti SC" w:eastAsia="Kaiti SC" w:cs="Kaiti SC"/>
           <w:sz w:val="21"/>
         </w:rPr>
-        <w:t>[7] 2026-10-14｜每日经济新闻｜蓝箭航天：朱雀二号系列火箭“第十飞”发射成功 10颗卫星“拼车”上天 - 每日经济新闻</w:t>
+        <w:t>[7] 2026-10-15｜搜狐｜中国星网：国家体育总局、中国星网官宣，“卫星互联网+北斗”重磅签约 - 搜狐</w:t>
       </w:r>
     </w:p>
     <w:p>
@@ -1392,7 +1197,7 @@
           <w:rFonts w:ascii="Kaiti SC" w:hAnsi="Kaiti SC" w:eastAsia="Kaiti SC" w:cs="Kaiti SC"/>
           <w:sz w:val="21"/>
         </w:rPr>
-        <w:t>[8] 2026-10-14｜satnews.com｜SpaceX：SpaceX Restricts Military Starshield Speeds in Ukraine, Disrupting Pentagon-Funded Tactical Drone Operations</w:t>
+        <w:t>[8] 2026-10-15｜bing.com｜Blue Origin：Blue Origin's New Glenn rocket nails first-ever droneship landing</w:t>
       </w:r>
     </w:p>
     <w:p>
@@ -1413,7 +1218,7 @@
           <w:rFonts w:ascii="Kaiti SC" w:hAnsi="Kaiti SC" w:eastAsia="Kaiti SC" w:cs="Kaiti SC"/>
           <w:sz w:val="21"/>
         </w:rPr>
-        <w:t>[9] 2026-10-14｜中证网｜蓝箭航天：时隔29天， 朱雀二号一箭十星再次发射成功 - 中证网</w:t>
+        <w:t>[9] 2026-10-15｜space.com｜SpaceX：SpaceX wants to launch Starship more than 450 times per year from South Texas</w:t>
       </w:r>
     </w:p>
     <w:p>
@@ -1434,7 +1239,7 @@
           <w:rFonts w:ascii="Kaiti SC" w:hAnsi="Kaiti SC" w:eastAsia="Kaiti SC" w:cs="Kaiti SC"/>
           <w:sz w:val="21"/>
         </w:rPr>
-        <w:t>[10] 2026-10-14｜space.com｜SpaceX：The 1st SpaceX Starship to survive a launch to space just came home to its launch site</w:t>
+        <w:t>[10] 2026-10-15｜台州新闻｜蓝箭航天：湖嘉造火箭台州组卫星朱雀二号改进型遥四运载火箭发射成功-台州频道 - 台州新闻</w:t>
       </w:r>
     </w:p>
     <w:p>
@@ -1455,7 +1260,7 @@
           <w:rFonts w:ascii="Kaiti SC" w:hAnsi="Kaiti SC" w:eastAsia="Kaiti SC" w:cs="Kaiti SC"/>
           <w:sz w:val="21"/>
         </w:rPr>
-        <w:t>[11] 2026-10-14｜bing.com｜SpaceX：Elon Musk blames Trump, US military for SpaceX restrictions Ukraine warns could have deadly consequences</w:t>
+        <w:t>[11] 2026-10-15｜西藏自治区科学技术厅｜蓝箭航天：朱雀二号改进型火箭“一箭十星”发射成功 - 西藏自治区科学技术厅</w:t>
       </w:r>
     </w:p>
     <w:p>
@@ -1476,7 +1281,7 @@
           <w:rFonts w:ascii="Kaiti SC" w:hAnsi="Kaiti SC" w:eastAsia="Kaiti SC" w:cs="Kaiti SC"/>
           <w:sz w:val="21"/>
         </w:rPr>
-        <w:t>[12] 2026-10-14｜泰伯网｜中国星网：国家体育总局、中国星网官宣，“卫星互联网+北斗”重磅签约 - 泰伯网</w:t>
+        <w:t>[12] 2026-10-15｜新华网河北频道｜中国星网：国家体育总局与中国星网签署战略合作框架协议 - 新华网河北频道</w:t>
       </w:r>
     </w:p>
     <w:p>
@@ -1497,7 +1302,7 @@
           <w:rFonts w:ascii="Kaiti SC" w:hAnsi="Kaiti SC" w:eastAsia="Kaiti SC" w:cs="Kaiti SC"/>
           <w:sz w:val="21"/>
         </w:rPr>
-        <w:t>[13] 2026-10-14｜国家体育总局｜中国星网：国家体育总局与中国星网在雄安签署战略合作框架协议 “北斗+”护航体育强国建设 - 国家体育总局</w:t>
+        <w:t>[13] 2026-10-15｜新华网河北频道｜中国星网：国家体育总局与中国星网签署战略合作框架协议 - 新华网河北频道</w:t>
       </w:r>
     </w:p>
     <w:p>
@@ -1518,28 +1323,7 @@
           <w:rFonts w:ascii="Kaiti SC" w:hAnsi="Kaiti SC" w:eastAsia="Kaiti SC" w:cs="Kaiti SC"/>
           <w:sz w:val="21"/>
         </w:rPr>
-        <w:t>[14] 2026-10-14｜财富号｜天兵科技：不仅仅是C919，大概率应该还有大飞机C929和长江CJ-1000A有大进展！叠加天兵科技IPO辅导进展更新，珠海航展规模新高！_财富号_东方财富网 - 财富号</w:t>
-      </w:r>
-    </w:p>
-    <w:p>
-      <w:pPr>
-        <w:keepLines/>
-        <w:spacing w:after="60"/>
-        <w:ind w:left="369" w:hanging="227"/>
-      </w:pPr>
-      <w:r>
-        <w:rPr>
-          <w:rFonts w:ascii="Kaiti SC" w:hAnsi="Kaiti SC" w:eastAsia="Kaiti SC" w:cs="Kaiti SC"/>
-          <w:sz w:val="21"/>
-        </w:rPr>
-        <w:t xml:space="preserve">✓ </w:t>
-      </w:r>
-      <w:r>
-        <w:rPr>
-          <w:rFonts w:ascii="Kaiti SC" w:hAnsi="Kaiti SC" w:eastAsia="Kaiti SC" w:cs="Kaiti SC"/>
-          <w:sz w:val="21"/>
-        </w:rPr>
-        <w:t>[15] 2026-10-14｜风闻｜星际荣耀：星际荣耀开始预研类星舰 - 风闻</w:t>
+        <w:t>[14] 2026-10-15｜Jiemian.com｜蓝箭航天：商业航天突发！朱雀二号“一箭十星”成功发射，SpaceX 申请年发射提至456次 - Jiemian.com</w:t>
       </w:r>
     </w:p>
     <w:sectPr>

--- a/data/reports/daily-documents/latest/previous_daily_report.docx
+++ b/data/reports/daily-documents/latest/previous_daily_report.docx
@@ -26,7 +26,7 @@
           <w:rFonts w:ascii="Kaiti SC" w:hAnsi="Kaiti SC" w:eastAsia="Kaiti SC" w:cs="Kaiti SC"/>
           <w:sz w:val="21"/>
         </w:rPr>
-        <w:t>2026-10-15（上一自然日）</w:t>
+        <w:t>2026-10-16（上一自然日）</w:t>
       </w:r>
     </w:p>
     <w:tbl>
@@ -81,7 +81,7 @@
                 <w:b w:val="0"/>
                 <w:sz w:val="19"/>
               </w:rPr>
-              <w:t>2026-10-15</w:t>
+              <w:t>2026-10-16</w:t>
             </w:r>
           </w:p>
         </w:tc>
@@ -127,7 +127,7 @@
                 <w:b w:val="0"/>
                 <w:sz w:val="19"/>
               </w:rPr>
-              <w:t>39 条 / 4 家</w:t>
+              <w:t>45 条 / 5 家</w:t>
             </w:r>
           </w:p>
         </w:tc>
@@ -173,7 +173,7 @@
                 <w:b w:val="0"/>
                 <w:sz w:val="19"/>
               </w:rPr>
-              <w:t>18 个</w:t>
+              <w:t>19 个</w:t>
             </w:r>
           </w:p>
         </w:tc>
@@ -219,7 +219,7 @@
                 <w:b w:val="0"/>
                 <w:sz w:val="19"/>
               </w:rPr>
-              <w:t>2026-10-16</w:t>
+              <w:t>2026-10-17</w:t>
             </w:r>
           </w:p>
         </w:tc>
@@ -245,7 +245,7 @@
     </w:p>
     <w:p>
       <w:r>
-        <w:t>2026-10-15 共归档 39 条新闻，覆盖 4 家公司、18 个信息来源。 新闻量较多的公司包括 SpaceX、蓝箭航天、中国星网、Blue Origin。</w:t>
+        <w:t>2026-10-16 共归档 45 条新闻，覆盖 5 家公司、19 个信息来源。 新闻量较多的公司包括 Blue Origin、SpaceX、蓝箭航天、中国星网。</w:t>
       </w:r>
     </w:p>
     <w:p>
@@ -279,7 +279,7 @@
           <w:rFonts w:ascii="Kaiti SC" w:hAnsi="Kaiti SC" w:eastAsia="Kaiti SC" w:cs="Kaiti SC"/>
           <w:sz w:val="21"/>
         </w:rPr>
-        <w:t>【发射与任务】蓝箭航天：朱雀二号一箭十星发射成功，国内商业航天叙事估值锚或上移至"追赶兑现"丨盘前线索 - 21财经 （21财经）</w:t>
+        <w:t>【发射与任务】Blue Origin：Blue Origin to add new Florida launch pads, seeks aggressive increase in New Glenn flight rate （Spaceflight Now）</w:t>
       </w:r>
     </w:p>
     <w:p>
@@ -300,7 +300,7 @@
           <w:rFonts w:ascii="Kaiti SC" w:hAnsi="Kaiti SC" w:eastAsia="Kaiti SC" w:cs="Kaiti SC"/>
           <w:sz w:val="21"/>
         </w:rPr>
-        <w:t>【市场与股价】SpaceX：SpaceX wants up to 456 Starship launches a year from Texas （spaceq.ca）</w:t>
+        <w:t>【发射与任务】SpaceX：Live coverage: SpaceX to launch classified payload for U.S. Space Force （Spaceflight Now）</w:t>
       </w:r>
     </w:p>
     <w:p>
@@ -321,7 +321,7 @@
           <w:rFonts w:ascii="Kaiti SC" w:hAnsi="Kaiti SC" w:eastAsia="Kaiti SC" w:cs="Kaiti SC"/>
           <w:sz w:val="21"/>
         </w:rPr>
-        <w:t>【其他动态】SpaceX：What Is Starshield, SpaceX’s Military-Grade Satellite Internet Service Ukraine Relies On? - The New York Times （The New York Times）</w:t>
+        <w:t>【发射与任务】蓝箭航天：朱雀二号一箭十星发射成功，国内商业航天叙事估值锚或上移至“追赶兑现”丨盘前线索 - 东方财富 （东方财富）</w:t>
       </w:r>
     </w:p>
     <w:p>
@@ -342,7 +342,7 @@
           <w:rFonts w:ascii="Kaiti SC" w:hAnsi="Kaiti SC" w:eastAsia="Kaiti SC" w:cs="Kaiti SC"/>
           <w:sz w:val="21"/>
         </w:rPr>
-        <w:t>【发射与任务】蓝箭航天：朱雀二号改进型遥四运载火箭“一箭十星”发射成功 - 东方财富 （东方财富）</w:t>
+        <w:t>【其他动态】SpaceX：SpaceX’s Starlink encourages every satellite operator to share data with Stargaze platform, for safety - Data Center Dynamics （Data Center Dynamics）</w:t>
       </w:r>
     </w:p>
     <w:p>
@@ -363,7 +363,7 @@
           <w:rFonts w:ascii="Kaiti SC" w:hAnsi="Kaiti SC" w:eastAsia="Kaiti SC" w:cs="Kaiti SC"/>
           <w:sz w:val="21"/>
         </w:rPr>
-        <w:t>【其他动态】SpaceX：What is Starshield, SpaceX's military version of Starlink, and why is it so important to Ukraine? （bing.com）</w:t>
+        <w:t>【发射与任务】Blue Origin：Blue Origin plans $330 million Florida expansion to ramp New Glenn launches - CNBC （CNBC）</w:t>
       </w:r>
     </w:p>
     <w:p>
@@ -384,7 +384,7 @@
           <w:rFonts w:ascii="Kaiti SC" w:hAnsi="Kaiti SC" w:eastAsia="Kaiti SC" w:cs="Kaiti SC"/>
           <w:sz w:val="21"/>
         </w:rPr>
-        <w:t>【其他动态】SpaceX：What to know about Starshield and why its disruption rattled Ukraine’s forces （bing.com）</w:t>
+        <w:t>【发射与任务】Blue Origin：Blue Origin Unveils Plans for Massive Upgrade to Its Florida Facilities （bing.com）</w:t>
       </w:r>
     </w:p>
     <w:p>
@@ -405,7 +405,7 @@
           <w:rFonts w:ascii="Kaiti SC" w:hAnsi="Kaiti SC" w:eastAsia="Kaiti SC" w:cs="Kaiti SC"/>
           <w:sz w:val="21"/>
         </w:rPr>
-        <w:t>【订单与合作】中国星网：国家体育总局、中国星网官宣，“卫星互联网+北斗”重磅签约 - 搜狐 （搜狐）</w:t>
+        <w:t>【发射与任务】Blue Origin：Blue Origin’s Latest Move Shows How It’s Quietly Taking On SpaceX （bing.com）</w:t>
       </w:r>
     </w:p>
     <w:p>
@@ -426,7 +426,7 @@
           <w:rFonts w:ascii="Kaiti SC" w:hAnsi="Kaiti SC" w:eastAsia="Kaiti SC" w:cs="Kaiti SC"/>
           <w:sz w:val="21"/>
         </w:rPr>
-        <w:t>【发射与任务】Blue Origin：Blue Origin's New Glenn rocket nails first-ever droneship landing （bing.com）</w:t>
+        <w:t>【发射与任务】Blue Origin：After blast, Blue Origin pushes for multiple weekly Florida rocket launches - Florida Today （Florida Today）</w:t>
       </w:r>
     </w:p>
     <w:p>
@@ -447,7 +447,7 @@
           <w:rFonts w:ascii="Kaiti SC" w:hAnsi="Kaiti SC" w:eastAsia="Kaiti SC" w:cs="Kaiti SC"/>
           <w:sz w:val="21"/>
         </w:rPr>
-        <w:t>【发射与任务】SpaceX：SpaceX wants to launch Starship more than 450 times per year from South Texas （space.com）</w:t>
+        <w:t>【其他动态】SpaceX：White House Directed Pentagon to Restrict Ukraine Starshield Speeds, Clarifying Chain of Command （bing.com）</w:t>
       </w:r>
     </w:p>
     <w:p>
@@ -468,7 +468,7 @@
           <w:rFonts w:ascii="Kaiti SC" w:hAnsi="Kaiti SC" w:eastAsia="Kaiti SC" w:cs="Kaiti SC"/>
           <w:sz w:val="21"/>
         </w:rPr>
-        <w:t>【发射与任务】蓝箭航天：湖嘉造火箭台州组卫星朱雀二号改进型遥四运载火箭发射成功-台州频道 - 台州新闻 （台州新闻）</w:t>
+        <w:t>【发射与任务】蓝箭航天：4家“成都投”企业携手完成朱雀二号一箭十星发射任务 - 新浪财经 （新浪财经）</w:t>
       </w:r>
     </w:p>
     <w:p>
@@ -489,7 +489,7 @@
           <w:rFonts w:ascii="Kaiti SC" w:hAnsi="Kaiti SC" w:eastAsia="Kaiti SC" w:cs="Kaiti SC"/>
           <w:sz w:val="21"/>
         </w:rPr>
-        <w:t>【发射与任务】蓝箭航天：朱雀二号改进型火箭“一箭十星”发射成功 - 西藏自治区科学技术厅 （西藏自治区科学技术厅）</w:t>
+        <w:t>【其他动态】SpaceX：What Starlink direct-to-cell can (and can't) actually do on your phone （bing.com）</w:t>
       </w:r>
     </w:p>
     <w:p>
@@ -510,7 +510,7 @@
           <w:rFonts w:ascii="Kaiti SC" w:hAnsi="Kaiti SC" w:eastAsia="Kaiti SC" w:cs="Kaiti SC"/>
           <w:sz w:val="21"/>
         </w:rPr>
-        <w:t>【订单与合作】中国星网：国家体育总局与中国星网签署战略合作框架协议 - 新华网河北频道 （新华网河北频道）</w:t>
+        <w:t>【其他动态】SpaceX：What Starlink direct-to-cell can (and can't) actually do on your phone （bing.com）</w:t>
       </w:r>
     </w:p>
     <w:p>
@@ -531,7 +531,7 @@
           <w:rFonts w:ascii="Kaiti SC" w:hAnsi="Kaiti SC" w:eastAsia="Kaiti SC" w:cs="Kaiti SC"/>
           <w:sz w:val="21"/>
         </w:rPr>
-        <w:t>【订单与合作】中国星网：国家体育总局与中国星网签署战略合作框架协议 - 新华网河北频道 （新华网河北频道）</w:t>
+        <w:t>【订单与合作】中国星网：国家体育总局与中国星网在雄安签署战略合作框架协议 - 中国雄安官网 （中国雄安官网）</w:t>
       </w:r>
     </w:p>
     <w:p>
@@ -552,7 +552,49 @@
           <w:rFonts w:ascii="Kaiti SC" w:hAnsi="Kaiti SC" w:eastAsia="Kaiti SC" w:cs="Kaiti SC"/>
           <w:sz w:val="21"/>
         </w:rPr>
-        <w:t>【发射与任务】蓝箭航天：商业航天突发！朱雀二号“一箭十星”成功发射，SpaceX 申请年发射提至456次 - Jiemian.com （Jiemian.com）</w:t>
+        <w:t>【发射与任务】蓝箭航天：China’s LandSpace Launches 10 Satellites to Advance Orbital Computing and Communications （spacewatch.global）</w:t>
+      </w:r>
+    </w:p>
+    <w:p>
+      <w:pPr>
+        <w:keepLines/>
+        <w:spacing w:after="60"/>
+        <w:ind w:left="369" w:hanging="227"/>
+      </w:pPr>
+      <w:r>
+        <w:rPr>
+          <w:rFonts w:ascii="Kaiti SC" w:hAnsi="Kaiti SC" w:eastAsia="Kaiti SC" w:cs="Kaiti SC"/>
+          <w:sz w:val="21"/>
+        </w:rPr>
+        <w:t xml:space="preserve">➢ </w:t>
+      </w:r>
+      <w:r>
+        <w:rPr>
+          <w:rFonts w:ascii="Kaiti SC" w:hAnsi="Kaiti SC" w:eastAsia="Kaiti SC" w:cs="Kaiti SC"/>
+          <w:sz w:val="21"/>
+        </w:rPr>
+        <w:t>【发射与任务】蓝箭航天：LandSpace Launches Zhuque-2E Carrying Eight ADAspace Orbital Data Center Satellites （satnews.com）</w:t>
+      </w:r>
+    </w:p>
+    <w:p>
+      <w:pPr>
+        <w:keepLines/>
+        <w:spacing w:after="60"/>
+        <w:ind w:left="369" w:hanging="227"/>
+      </w:pPr>
+      <w:r>
+        <w:rPr>
+          <w:rFonts w:ascii="Kaiti SC" w:hAnsi="Kaiti SC" w:eastAsia="Kaiti SC" w:cs="Kaiti SC"/>
+          <w:sz w:val="21"/>
+        </w:rPr>
+        <w:t xml:space="preserve">➢ </w:t>
+      </w:r>
+      <w:r>
+        <w:rPr>
+          <w:rFonts w:ascii="Kaiti SC" w:hAnsi="Kaiti SC" w:eastAsia="Kaiti SC" w:cs="Kaiti SC"/>
+          <w:sz w:val="21"/>
+        </w:rPr>
+        <w:t>【其他动态】中科宇航：中国公司追赶商业载荷返回，中科宇航把空间制药验证排到2027年 - 财富号 （财富号）</w:t>
       </w:r>
     </w:p>
     <w:p>
@@ -690,6 +732,93 @@
                 <w:b w:val="0"/>
                 <w:sz w:val="19"/>
               </w:rPr>
+              <w:t>Blue Origin</w:t>
+            </w:r>
+          </w:p>
+        </w:tc>
+        <w:tc>
+          <w:tcPr>
+            <w:tcW w:type="dxa" w:w="2075"/>
+            <w:vAlign w:val="center"/>
+          </w:tcPr>
+          <w:p>
+            <w:pPr>
+              <w:spacing w:after="0" w:line="252" w:lineRule="auto"/>
+              <w:jc w:val="center"/>
+            </w:pPr>
+            <w:r/>
+            <w:r>
+              <w:rPr>
+                <w:rFonts w:ascii="Kaiti SC" w:hAnsi="Kaiti SC" w:eastAsia="Kaiti SC" w:cs="Kaiti SC"/>
+                <w:b w:val="0"/>
+                <w:sz w:val="19"/>
+              </w:rPr>
+              <w:t>23</w:t>
+            </w:r>
+          </w:p>
+        </w:tc>
+        <w:tc>
+          <w:tcPr>
+            <w:tcW w:type="dxa" w:w="2075"/>
+            <w:vAlign w:val="center"/>
+          </w:tcPr>
+          <w:p>
+            <w:pPr>
+              <w:spacing w:after="0" w:line="252" w:lineRule="auto"/>
+              <w:jc w:val="center"/>
+            </w:pPr>
+            <w:r/>
+            <w:r>
+              <w:rPr>
+                <w:rFonts w:ascii="Kaiti SC" w:hAnsi="Kaiti SC" w:eastAsia="Kaiti SC" w:cs="Kaiti SC"/>
+                <w:b w:val="0"/>
+                <w:sz w:val="19"/>
+              </w:rPr>
+              <w:t>发射与任务、产品与技术、其他动态</w:t>
+            </w:r>
+          </w:p>
+        </w:tc>
+        <w:tc>
+          <w:tcPr>
+            <w:tcW w:type="dxa" w:w="2075"/>
+            <w:vAlign w:val="center"/>
+          </w:tcPr>
+          <w:p>
+            <w:pPr>
+              <w:spacing w:after="0" w:line="252" w:lineRule="auto"/>
+            </w:pPr>
+            <w:r/>
+            <w:r>
+              <w:rPr>
+                <w:rFonts w:ascii="Kaiti SC" w:hAnsi="Kaiti SC" w:eastAsia="Kaiti SC" w:cs="Kaiti SC"/>
+                <w:b w:val="0"/>
+                <w:sz w:val="19"/>
+              </w:rPr>
+              <w:t>Blue Origin to add new Florida launch pads, seeks aggressive increase in New Glenn flight rate</w:t>
+            </w:r>
+          </w:p>
+        </w:tc>
+      </w:tr>
+      <w:tr>
+        <w:trPr>
+          <w:cantSplit/>
+        </w:trPr>
+        <w:tc>
+          <w:tcPr>
+            <w:tcW w:type="dxa" w:w="2075"/>
+            <w:vAlign w:val="center"/>
+          </w:tcPr>
+          <w:p>
+            <w:pPr>
+              <w:spacing w:after="0" w:line="252" w:lineRule="auto"/>
+            </w:pPr>
+            <w:r/>
+            <w:r>
+              <w:rPr>
+                <w:rFonts w:ascii="Kaiti SC" w:hAnsi="Kaiti SC" w:eastAsia="Kaiti SC" w:cs="Kaiti SC"/>
+                <w:b w:val="0"/>
+                <w:sz w:val="19"/>
+              </w:rPr>
               <w:t>SpaceX</w:t>
             </w:r>
           </w:p>
@@ -711,7 +840,7 @@
                 <w:b w:val="0"/>
                 <w:sz w:val="19"/>
               </w:rPr>
-              <w:t>27</w:t>
+              <w:t>16</w:t>
             </w:r>
           </w:p>
         </w:tc>
@@ -732,7 +861,7 @@
                 <w:b w:val="0"/>
                 <w:sz w:val="19"/>
               </w:rPr>
-              <w:t>市场与股价、其他动态、发射与任务、订单与合作</w:t>
+              <w:t>发射与任务、其他动态、订单与合作</w:t>
             </w:r>
           </w:p>
         </w:tc>
@@ -752,7 +881,7 @@
                 <w:b w:val="0"/>
                 <w:sz w:val="19"/>
               </w:rPr>
-              <w:t>SpaceX wants up to 456 Starship launches a year from Texas</w:t>
+              <w:t>Live coverage: SpaceX to launch classified payload for U.S. Space Force</w:t>
             </w:r>
           </w:p>
         </w:tc>
@@ -798,7 +927,7 @@
                 <w:b w:val="0"/>
                 <w:sz w:val="19"/>
               </w:rPr>
-              <w:t>8</w:t>
+              <w:t>4</w:t>
             </w:r>
           </w:p>
         </w:tc>
@@ -819,7 +948,7 @@
                 <w:b w:val="0"/>
                 <w:sz w:val="19"/>
               </w:rPr>
-              <w:t>发射与任务、其他动态</w:t>
+              <w:t>发射与任务</w:t>
             </w:r>
           </w:p>
         </w:tc>
@@ -839,7 +968,7 @@
                 <w:b w:val="0"/>
                 <w:sz w:val="19"/>
               </w:rPr>
-              <w:t>朱雀二号一箭十星发射成功，国内商业航天叙事估值锚或上移至"追赶兑现"丨盘前线索 - 21财经</w:t>
+              <w:t>朱雀二号一箭十星发射成功，国内商业航天叙事估值锚或上移至“追赶兑现”丨盘前线索 - 东方财富</w:t>
             </w:r>
           </w:p>
         </w:tc>
@@ -885,7 +1014,7 @@
                 <w:b w:val="0"/>
                 <w:sz w:val="19"/>
               </w:rPr>
-              <w:t>3</w:t>
+              <w:t>1</w:t>
             </w:r>
           </w:p>
         </w:tc>
@@ -926,7 +1055,7 @@
                 <w:b w:val="0"/>
                 <w:sz w:val="19"/>
               </w:rPr>
-              <w:t>国家体育总局、中国星网官宣，“卫星互联网+北斗”重磅签约 - 搜狐</w:t>
+              <w:t>国家体育总局与中国星网在雄安签署战略合作框架协议 - 中国雄安官网</w:t>
             </w:r>
           </w:p>
         </w:tc>
@@ -951,7 +1080,7 @@
                 <w:b w:val="0"/>
                 <w:sz w:val="19"/>
               </w:rPr>
-              <w:t>Blue Origin</w:t>
+              <w:t>中科宇航</w:t>
             </w:r>
           </w:p>
         </w:tc>
@@ -993,7 +1122,7 @@
                 <w:b w:val="0"/>
                 <w:sz w:val="19"/>
               </w:rPr>
-              <w:t>发射与任务</w:t>
+              <w:t>其他动态</w:t>
             </w:r>
           </w:p>
         </w:tc>
@@ -1013,7 +1142,7 @@
                 <w:b w:val="0"/>
                 <w:sz w:val="19"/>
               </w:rPr>
-              <w:t>Blue Origin's New Glenn rocket nails first-ever droneship landing</w:t>
+              <w:t>中国公司追赶商业载荷返回，中科宇航把空间制药验证排到2027年 - 财富号</w:t>
             </w:r>
           </w:p>
         </w:tc>
@@ -1050,7 +1179,7 @@
           <w:rFonts w:ascii="Kaiti SC" w:hAnsi="Kaiti SC" w:eastAsia="Kaiti SC" w:cs="Kaiti SC"/>
           <w:sz w:val="21"/>
         </w:rPr>
-        <w:t>[1] 2026-10-15｜21财经｜蓝箭航天：朱雀二号一箭十星发射成功，国内商业航天叙事估值锚或上移至"追赶兑现"丨盘前线索 - 21财经</w:t>
+        <w:t>[1] 2026-10-16｜Spaceflight Now｜Blue Origin：Blue Origin to add new Florida launch pads, seeks aggressive increase in New Glenn flight rate</w:t>
       </w:r>
     </w:p>
     <w:p>
@@ -1071,7 +1200,7 @@
           <w:rFonts w:ascii="Kaiti SC" w:hAnsi="Kaiti SC" w:eastAsia="Kaiti SC" w:cs="Kaiti SC"/>
           <w:sz w:val="21"/>
         </w:rPr>
-        <w:t>[2] 2026-10-15｜spaceq.ca｜SpaceX：SpaceX wants up to 456 Starship launches a year from Texas</w:t>
+        <w:t>[2] 2026-10-16｜Spaceflight Now｜SpaceX：Live coverage: SpaceX to launch classified payload for U.S. Space Force</w:t>
       </w:r>
     </w:p>
     <w:p>
@@ -1092,7 +1221,7 @@
           <w:rFonts w:ascii="Kaiti SC" w:hAnsi="Kaiti SC" w:eastAsia="Kaiti SC" w:cs="Kaiti SC"/>
           <w:sz w:val="21"/>
         </w:rPr>
-        <w:t>[3] 2026-10-15｜The New York Times｜SpaceX：What Is Starshield, SpaceX’s Military-Grade Satellite Internet Service Ukraine Relies On? - The New York Times</w:t>
+        <w:t>[3] 2026-10-16｜东方财富｜蓝箭航天：朱雀二号一箭十星发射成功，国内商业航天叙事估值锚或上移至“追赶兑现”丨盘前线索 - 东方财富</w:t>
       </w:r>
     </w:p>
     <w:p>
@@ -1113,7 +1242,7 @@
           <w:rFonts w:ascii="Kaiti SC" w:hAnsi="Kaiti SC" w:eastAsia="Kaiti SC" w:cs="Kaiti SC"/>
           <w:sz w:val="21"/>
         </w:rPr>
-        <w:t>[4] 2026-10-15｜东方财富｜蓝箭航天：朱雀二号改进型遥四运载火箭“一箭十星”发射成功 - 东方财富</w:t>
+        <w:t>[4] 2026-10-16｜Data Center Dynamics｜SpaceX：SpaceX’s Starlink encourages every satellite operator to share data with Stargaze platform, for safety - Data Center Dynamics</w:t>
       </w:r>
     </w:p>
     <w:p>
@@ -1134,7 +1263,7 @@
           <w:rFonts w:ascii="Kaiti SC" w:hAnsi="Kaiti SC" w:eastAsia="Kaiti SC" w:cs="Kaiti SC"/>
           <w:sz w:val="21"/>
         </w:rPr>
-        <w:t>[5] 2026-10-15｜bing.com｜SpaceX：What is Starshield, SpaceX's military version of Starlink, and why is it so important to Ukraine?</w:t>
+        <w:t>[5] 2026-10-16｜CNBC｜Blue Origin：Blue Origin plans $330 million Florida expansion to ramp New Glenn launches - CNBC</w:t>
       </w:r>
     </w:p>
     <w:p>
@@ -1155,7 +1284,7 @@
           <w:rFonts w:ascii="Kaiti SC" w:hAnsi="Kaiti SC" w:eastAsia="Kaiti SC" w:cs="Kaiti SC"/>
           <w:sz w:val="21"/>
         </w:rPr>
-        <w:t>[6] 2026-10-15｜bing.com｜SpaceX：What to know about Starshield and why its disruption rattled Ukraine’s forces</w:t>
+        <w:t>[6] 2026-10-16｜bing.com｜Blue Origin：Blue Origin Unveils Plans for Massive Upgrade to Its Florida Facilities</w:t>
       </w:r>
     </w:p>
     <w:p>
@@ -1176,7 +1305,7 @@
           <w:rFonts w:ascii="Kaiti SC" w:hAnsi="Kaiti SC" w:eastAsia="Kaiti SC" w:cs="Kaiti SC"/>
           <w:sz w:val="21"/>
         </w:rPr>
-        <w:t>[7] 2026-10-15｜搜狐｜中国星网：国家体育总局、中国星网官宣，“卫星互联网+北斗”重磅签约 - 搜狐</w:t>
+        <w:t>[7] 2026-10-16｜bing.com｜Blue Origin：Blue Origin’s Latest Move Shows How It’s Quietly Taking On SpaceX</w:t>
       </w:r>
     </w:p>
     <w:p>
@@ -1197,7 +1326,7 @@
           <w:rFonts w:ascii="Kaiti SC" w:hAnsi="Kaiti SC" w:eastAsia="Kaiti SC" w:cs="Kaiti SC"/>
           <w:sz w:val="21"/>
         </w:rPr>
-        <w:t>[8] 2026-10-15｜bing.com｜Blue Origin：Blue Origin's New Glenn rocket nails first-ever droneship landing</w:t>
+        <w:t>[8] 2026-10-16｜Florida Today｜Blue Origin：After blast, Blue Origin pushes for multiple weekly Florida rocket launches - Florida Today</w:t>
       </w:r>
     </w:p>
     <w:p>
@@ -1218,7 +1347,7 @@
           <w:rFonts w:ascii="Kaiti SC" w:hAnsi="Kaiti SC" w:eastAsia="Kaiti SC" w:cs="Kaiti SC"/>
           <w:sz w:val="21"/>
         </w:rPr>
-        <w:t>[9] 2026-10-15｜space.com｜SpaceX：SpaceX wants to launch Starship more than 450 times per year from South Texas</w:t>
+        <w:t>[9] 2026-10-16｜bing.com｜SpaceX：White House Directed Pentagon to Restrict Ukraine Starshield Speeds, Clarifying Chain of Command</w:t>
       </w:r>
     </w:p>
     <w:p>
@@ -1239,7 +1368,7 @@
           <w:rFonts w:ascii="Kaiti SC" w:hAnsi="Kaiti SC" w:eastAsia="Kaiti SC" w:cs="Kaiti SC"/>
           <w:sz w:val="21"/>
         </w:rPr>
-        <w:t>[10] 2026-10-15｜台州新闻｜蓝箭航天：湖嘉造火箭台州组卫星朱雀二号改进型遥四运载火箭发射成功-台州频道 - 台州新闻</w:t>
+        <w:t>[10] 2026-10-16｜新浪财经｜蓝箭航天：4家“成都投”企业携手完成朱雀二号一箭十星发射任务 - 新浪财经</w:t>
       </w:r>
     </w:p>
     <w:p>
@@ -1260,7 +1389,7 @@
           <w:rFonts w:ascii="Kaiti SC" w:hAnsi="Kaiti SC" w:eastAsia="Kaiti SC" w:cs="Kaiti SC"/>
           <w:sz w:val="21"/>
         </w:rPr>
-        <w:t>[11] 2026-10-15｜西藏自治区科学技术厅｜蓝箭航天：朱雀二号改进型火箭“一箭十星”发射成功 - 西藏自治区科学技术厅</w:t>
+        <w:t>[11] 2026-10-16｜bing.com｜SpaceX：What Starlink direct-to-cell can (and can't) actually do on your phone</w:t>
       </w:r>
     </w:p>
     <w:p>
@@ -1281,7 +1410,7 @@
           <w:rFonts w:ascii="Kaiti SC" w:hAnsi="Kaiti SC" w:eastAsia="Kaiti SC" w:cs="Kaiti SC"/>
           <w:sz w:val="21"/>
         </w:rPr>
-        <w:t>[12] 2026-10-15｜新华网河北频道｜中国星网：国家体育总局与中国星网签署战略合作框架协议 - 新华网河北频道</w:t>
+        <w:t>[12] 2026-10-16｜bing.com｜SpaceX：What Starlink direct-to-cell can (and can't) actually do on your phone</w:t>
       </w:r>
     </w:p>
     <w:p>
@@ -1302,7 +1431,7 @@
           <w:rFonts w:ascii="Kaiti SC" w:hAnsi="Kaiti SC" w:eastAsia="Kaiti SC" w:cs="Kaiti SC"/>
           <w:sz w:val="21"/>
         </w:rPr>
-        <w:t>[13] 2026-10-15｜新华网河北频道｜中国星网：国家体育总局与中国星网签署战略合作框架协议 - 新华网河北频道</w:t>
+        <w:t>[13] 2026-10-16｜中国雄安官网｜中国星网：国家体育总局与中国星网在雄安签署战略合作框架协议 - 中国雄安官网</w:t>
       </w:r>
     </w:p>
     <w:p>
@@ -1323,7 +1452,49 @@
           <w:rFonts w:ascii="Kaiti SC" w:hAnsi="Kaiti SC" w:eastAsia="Kaiti SC" w:cs="Kaiti SC"/>
           <w:sz w:val="21"/>
         </w:rPr>
-        <w:t>[14] 2026-10-15｜Jiemian.com｜蓝箭航天：商业航天突发！朱雀二号“一箭十星”成功发射，SpaceX 申请年发射提至456次 - Jiemian.com</w:t>
+        <w:t>[14] 2026-10-16｜spacewatch.global｜蓝箭航天：China’s LandSpace Launches 10 Satellites to Advance Orbital Computing and Communications</w:t>
+      </w:r>
+    </w:p>
+    <w:p>
+      <w:pPr>
+        <w:keepLines/>
+        <w:spacing w:after="60"/>
+        <w:ind w:left="369" w:hanging="227"/>
+      </w:pPr>
+      <w:r>
+        <w:rPr>
+          <w:rFonts w:ascii="Kaiti SC" w:hAnsi="Kaiti SC" w:eastAsia="Kaiti SC" w:cs="Kaiti SC"/>
+          <w:sz w:val="21"/>
+        </w:rPr>
+        <w:t xml:space="preserve">✓ </w:t>
+      </w:r>
+      <w:r>
+        <w:rPr>
+          <w:rFonts w:ascii="Kaiti SC" w:hAnsi="Kaiti SC" w:eastAsia="Kaiti SC" w:cs="Kaiti SC"/>
+          <w:sz w:val="21"/>
+        </w:rPr>
+        <w:t>[15] 2026-10-16｜satnews.com｜蓝箭航天：LandSpace Launches Zhuque-2E Carrying Eight ADAspace Orbital Data Center Satellites</w:t>
+      </w:r>
+    </w:p>
+    <w:p>
+      <w:pPr>
+        <w:keepLines/>
+        <w:spacing w:after="60"/>
+        <w:ind w:left="369" w:hanging="227"/>
+      </w:pPr>
+      <w:r>
+        <w:rPr>
+          <w:rFonts w:ascii="Kaiti SC" w:hAnsi="Kaiti SC" w:eastAsia="Kaiti SC" w:cs="Kaiti SC"/>
+          <w:sz w:val="21"/>
+        </w:rPr>
+        <w:t xml:space="preserve">✓ </w:t>
+      </w:r>
+      <w:r>
+        <w:rPr>
+          <w:rFonts w:ascii="Kaiti SC" w:hAnsi="Kaiti SC" w:eastAsia="Kaiti SC" w:cs="Kaiti SC"/>
+          <w:sz w:val="21"/>
+        </w:rPr>
+        <w:t>[16] 2026-10-16｜财富号｜中科宇航：中国公司追赶商业载荷返回，中科宇航把空间制药验证排到2027年 - 财富号</w:t>
       </w:r>
     </w:p>
     <w:sectPr>

--- a/data/reports/daily-documents/latest/previous_daily_report.docx
+++ b/data/reports/daily-documents/latest/previous_daily_report.docx
@@ -26,7 +26,7 @@
           <w:rFonts w:ascii="Kaiti SC" w:hAnsi="Kaiti SC" w:eastAsia="Kaiti SC" w:cs="Kaiti SC"/>
           <w:sz w:val="21"/>
         </w:rPr>
-        <w:t>2026-10-16（上一自然日）</w:t>
+        <w:t>2026-10-17（上一自然日）</w:t>
       </w:r>
     </w:p>
     <w:tbl>
@@ -81,7 +81,7 @@
                 <w:b w:val="0"/>
                 <w:sz w:val="19"/>
               </w:rPr>
-              <w:t>2026-10-16</w:t>
+              <w:t>2026-10-17</w:t>
             </w:r>
           </w:p>
         </w:tc>
@@ -127,7 +127,7 @@
                 <w:b w:val="0"/>
                 <w:sz w:val="19"/>
               </w:rPr>
-              <w:t>45 条 / 5 家</w:t>
+              <w:t>11 条 / 3 家</w:t>
             </w:r>
           </w:p>
         </w:tc>
@@ -173,7 +173,7 @@
                 <w:b w:val="0"/>
                 <w:sz w:val="19"/>
               </w:rPr>
-              <w:t>19 个</w:t>
+              <w:t>3 个</w:t>
             </w:r>
           </w:p>
         </w:tc>
@@ -219,7 +219,7 @@
                 <w:b w:val="0"/>
                 <w:sz w:val="19"/>
               </w:rPr>
-              <w:t>2026-10-17</w:t>
+              <w:t>2026-10-18</w:t>
             </w:r>
           </w:p>
         </w:tc>
@@ -245,7 +245,7 @@
     </w:p>
     <w:p>
       <w:r>
-        <w:t>2026-10-16 共归档 45 条新闻，覆盖 5 家公司、19 个信息来源。 新闻量较多的公司包括 Blue Origin、SpaceX、蓝箭航天、中国星网。</w:t>
+        <w:t>2026-10-17 共归档 11 条新闻，覆盖 3 家公司、3 个信息来源。 新闻量较多的公司包括 SpaceX、Blue Origin、星际荣耀。</w:t>
       </w:r>
     </w:p>
     <w:p>
@@ -279,7 +279,7 @@
           <w:rFonts w:ascii="Kaiti SC" w:hAnsi="Kaiti SC" w:eastAsia="Kaiti SC" w:cs="Kaiti SC"/>
           <w:sz w:val="21"/>
         </w:rPr>
-        <w:t>【发射与任务】Blue Origin：Blue Origin to add new Florida launch pads, seeks aggressive increase in New Glenn flight rate （Spaceflight Now）</w:t>
+        <w:t>【其他动态】SpaceX：SpaceX satellite system not fully operational in Ukraine yet, Zelensky says （bing.com）</w:t>
       </w:r>
     </w:p>
     <w:p>
@@ -300,7 +300,7 @@
           <w:rFonts w:ascii="Kaiti SC" w:hAnsi="Kaiti SC" w:eastAsia="Kaiti SC" w:cs="Kaiti SC"/>
           <w:sz w:val="21"/>
         </w:rPr>
-        <w:t>【发射与任务】SpaceX：Live coverage: SpaceX to launch classified payload for U.S. Space Force （Spaceflight Now）</w:t>
+        <w:t>【发射与任务】Blue Origin：Blue Origin Invests More Than $3 Billion In Florida Infrastructure To Support Multiple Launches Per Week （bing.com）</w:t>
       </w:r>
     </w:p>
     <w:p>
@@ -321,7 +321,7 @@
           <w:rFonts w:ascii="Kaiti SC" w:hAnsi="Kaiti SC" w:eastAsia="Kaiti SC" w:cs="Kaiti SC"/>
           <w:sz w:val="21"/>
         </w:rPr>
-        <w:t>【发射与任务】蓝箭航天：朱雀二号一箭十星发射成功，国内商业航天叙事估值锚或上移至“追赶兑现”丨盘前线索 - 东方财富 （东方财富）</w:t>
+        <w:t>【发射与任务】Blue Origin：Blue Origin Invests More Than $3 Billion In Florida Infrastructure To Support Multiple Launches Per Week （bing.com）</w:t>
       </w:r>
     </w:p>
     <w:p>
@@ -342,7 +342,7 @@
           <w:rFonts w:ascii="Kaiti SC" w:hAnsi="Kaiti SC" w:eastAsia="Kaiti SC" w:cs="Kaiti SC"/>
           <w:sz w:val="21"/>
         </w:rPr>
-        <w:t>【其他动态】SpaceX：SpaceX’s Starlink encourages every satellite operator to share data with Stargaze platform, for safety - Data Center Dynamics （Data Center Dynamics）</w:t>
+        <w:t>【发射与任务】Blue Origin：Blue Origin investing $330M in Florida to boost rocket launches （bing.com）</w:t>
       </w:r>
     </w:p>
     <w:p>
@@ -363,7 +363,7 @@
           <w:rFonts w:ascii="Kaiti SC" w:hAnsi="Kaiti SC" w:eastAsia="Kaiti SC" w:cs="Kaiti SC"/>
           <w:sz w:val="21"/>
         </w:rPr>
-        <w:t>【发射与任务】Blue Origin：Blue Origin plans $330 million Florida expansion to ramp New Glenn launches - CNBC （CNBC）</w:t>
+        <w:t>【其他动态】SpaceX：SpaceX Starlink Cuts Hobbled Ukraine Before Russian Bombardment （bing.com）</w:t>
       </w:r>
     </w:p>
     <w:p>
@@ -384,7 +384,7 @@
           <w:rFonts w:ascii="Kaiti SC" w:hAnsi="Kaiti SC" w:eastAsia="Kaiti SC" w:cs="Kaiti SC"/>
           <w:sz w:val="21"/>
         </w:rPr>
-        <w:t>【发射与任务】Blue Origin：Blue Origin Unveils Plans for Massive Upgrade to Its Florida Facilities （bing.com）</w:t>
+        <w:t>【其他动态】SpaceX：SpaceX buys $8 billion spectrum to expand Starlink mobile network （bing.com）</w:t>
       </w:r>
     </w:p>
     <w:p>
@@ -405,7 +405,7 @@
           <w:rFonts w:ascii="Kaiti SC" w:hAnsi="Kaiti SC" w:eastAsia="Kaiti SC" w:cs="Kaiti SC"/>
           <w:sz w:val="21"/>
         </w:rPr>
-        <w:t>【发射与任务】Blue Origin：Blue Origin’s Latest Move Shows How It’s Quietly Taking On SpaceX （bing.com）</w:t>
+        <w:t>【产品与技术】星际荣耀：“成都造”火箭加速上新！成都产投旗下重产基金投资企业星际荣耀超级工厂冲刺年底竣工 - 搜狐网 （搜狐网）</w:t>
       </w:r>
     </w:p>
     <w:p>
@@ -426,7 +426,7 @@
           <w:rFonts w:ascii="Kaiti SC" w:hAnsi="Kaiti SC" w:eastAsia="Kaiti SC" w:cs="Kaiti SC"/>
           <w:sz w:val="21"/>
         </w:rPr>
-        <w:t>【发射与任务】Blue Origin：After blast, Blue Origin pushes for multiple weekly Florida rocket launches - Florida Today （Florida Today）</w:t>
+        <w:t>【产品与技术】星际荣耀：“成都造”火箭加速上新！成都产投旗下重产基金投资企业星际荣耀超级工厂冲刺年底竣工 - 搜狐网 （搜狐网）</w:t>
       </w:r>
     </w:p>
     <w:p>
@@ -447,7 +447,7 @@
           <w:rFonts w:ascii="Kaiti SC" w:hAnsi="Kaiti SC" w:eastAsia="Kaiti SC" w:cs="Kaiti SC"/>
           <w:sz w:val="21"/>
         </w:rPr>
-        <w:t>【其他动态】SpaceX：White House Directed Pentagon to Restrict Ukraine Starshield Speeds, Clarifying Chain of Command （bing.com）</w:t>
+        <w:t>【其他动态】SpaceX：SpaceX Starlink cuts hobbled Ukraine before Russian bombardment （bing.com）</w:t>
       </w:r>
     </w:p>
     <w:p>
@@ -468,133 +468,7 @@
           <w:rFonts w:ascii="Kaiti SC" w:hAnsi="Kaiti SC" w:eastAsia="Kaiti SC" w:cs="Kaiti SC"/>
           <w:sz w:val="21"/>
         </w:rPr>
-        <w:t>【发射与任务】蓝箭航天：4家“成都投”企业携手完成朱雀二号一箭十星发射任务 - 新浪财经 （新浪财经）</w:t>
-      </w:r>
-    </w:p>
-    <w:p>
-      <w:pPr>
-        <w:keepLines/>
-        <w:spacing w:after="60"/>
-        <w:ind w:left="369" w:hanging="227"/>
-      </w:pPr>
-      <w:r>
-        <w:rPr>
-          <w:rFonts w:ascii="Kaiti SC" w:hAnsi="Kaiti SC" w:eastAsia="Kaiti SC" w:cs="Kaiti SC"/>
-          <w:sz w:val="21"/>
-        </w:rPr>
-        <w:t xml:space="preserve">➢ </w:t>
-      </w:r>
-      <w:r>
-        <w:rPr>
-          <w:rFonts w:ascii="Kaiti SC" w:hAnsi="Kaiti SC" w:eastAsia="Kaiti SC" w:cs="Kaiti SC"/>
-          <w:sz w:val="21"/>
-        </w:rPr>
-        <w:t>【其他动态】SpaceX：What Starlink direct-to-cell can (and can't) actually do on your phone （bing.com）</w:t>
-      </w:r>
-    </w:p>
-    <w:p>
-      <w:pPr>
-        <w:keepLines/>
-        <w:spacing w:after="60"/>
-        <w:ind w:left="369" w:hanging="227"/>
-      </w:pPr>
-      <w:r>
-        <w:rPr>
-          <w:rFonts w:ascii="Kaiti SC" w:hAnsi="Kaiti SC" w:eastAsia="Kaiti SC" w:cs="Kaiti SC"/>
-          <w:sz w:val="21"/>
-        </w:rPr>
-        <w:t xml:space="preserve">➢ </w:t>
-      </w:r>
-      <w:r>
-        <w:rPr>
-          <w:rFonts w:ascii="Kaiti SC" w:hAnsi="Kaiti SC" w:eastAsia="Kaiti SC" w:cs="Kaiti SC"/>
-          <w:sz w:val="21"/>
-        </w:rPr>
-        <w:t>【其他动态】SpaceX：What Starlink direct-to-cell can (and can't) actually do on your phone （bing.com）</w:t>
-      </w:r>
-    </w:p>
-    <w:p>
-      <w:pPr>
-        <w:keepLines/>
-        <w:spacing w:after="60"/>
-        <w:ind w:left="369" w:hanging="227"/>
-      </w:pPr>
-      <w:r>
-        <w:rPr>
-          <w:rFonts w:ascii="Kaiti SC" w:hAnsi="Kaiti SC" w:eastAsia="Kaiti SC" w:cs="Kaiti SC"/>
-          <w:sz w:val="21"/>
-        </w:rPr>
-        <w:t xml:space="preserve">➢ </w:t>
-      </w:r>
-      <w:r>
-        <w:rPr>
-          <w:rFonts w:ascii="Kaiti SC" w:hAnsi="Kaiti SC" w:eastAsia="Kaiti SC" w:cs="Kaiti SC"/>
-          <w:sz w:val="21"/>
-        </w:rPr>
-        <w:t>【订单与合作】中国星网：国家体育总局与中国星网在雄安签署战略合作框架协议 - 中国雄安官网 （中国雄安官网）</w:t>
-      </w:r>
-    </w:p>
-    <w:p>
-      <w:pPr>
-        <w:keepLines/>
-        <w:spacing w:after="60"/>
-        <w:ind w:left="369" w:hanging="227"/>
-      </w:pPr>
-      <w:r>
-        <w:rPr>
-          <w:rFonts w:ascii="Kaiti SC" w:hAnsi="Kaiti SC" w:eastAsia="Kaiti SC" w:cs="Kaiti SC"/>
-          <w:sz w:val="21"/>
-        </w:rPr>
-        <w:t xml:space="preserve">➢ </w:t>
-      </w:r>
-      <w:r>
-        <w:rPr>
-          <w:rFonts w:ascii="Kaiti SC" w:hAnsi="Kaiti SC" w:eastAsia="Kaiti SC" w:cs="Kaiti SC"/>
-          <w:sz w:val="21"/>
-        </w:rPr>
-        <w:t>【发射与任务】蓝箭航天：China’s LandSpace Launches 10 Satellites to Advance Orbital Computing and Communications （spacewatch.global）</w:t>
-      </w:r>
-    </w:p>
-    <w:p>
-      <w:pPr>
-        <w:keepLines/>
-        <w:spacing w:after="60"/>
-        <w:ind w:left="369" w:hanging="227"/>
-      </w:pPr>
-      <w:r>
-        <w:rPr>
-          <w:rFonts w:ascii="Kaiti SC" w:hAnsi="Kaiti SC" w:eastAsia="Kaiti SC" w:cs="Kaiti SC"/>
-          <w:sz w:val="21"/>
-        </w:rPr>
-        <w:t xml:space="preserve">➢ </w:t>
-      </w:r>
-      <w:r>
-        <w:rPr>
-          <w:rFonts w:ascii="Kaiti SC" w:hAnsi="Kaiti SC" w:eastAsia="Kaiti SC" w:cs="Kaiti SC"/>
-          <w:sz w:val="21"/>
-        </w:rPr>
-        <w:t>【发射与任务】蓝箭航天：LandSpace Launches Zhuque-2E Carrying Eight ADAspace Orbital Data Center Satellites （satnews.com）</w:t>
-      </w:r>
-    </w:p>
-    <w:p>
-      <w:pPr>
-        <w:keepLines/>
-        <w:spacing w:after="60"/>
-        <w:ind w:left="369" w:hanging="227"/>
-      </w:pPr>
-      <w:r>
-        <w:rPr>
-          <w:rFonts w:ascii="Kaiti SC" w:hAnsi="Kaiti SC" w:eastAsia="Kaiti SC" w:cs="Kaiti SC"/>
-          <w:sz w:val="21"/>
-        </w:rPr>
-        <w:t xml:space="preserve">➢ </w:t>
-      </w:r>
-      <w:r>
-        <w:rPr>
-          <w:rFonts w:ascii="Kaiti SC" w:hAnsi="Kaiti SC" w:eastAsia="Kaiti SC" w:cs="Kaiti SC"/>
-          <w:sz w:val="21"/>
-        </w:rPr>
-        <w:t>【其他动态】中科宇航：中国公司追赶商业载荷返回，中科宇航把空间制药验证排到2027年 - 财富号 （财富号）</w:t>
+        <w:t>【其他动态】SpaceX：Trump Denies SpaceX’s Starlink Was Slowed Down Over Ukraine By Either White House Or Elon Musk: Report （bing.com）</w:t>
       </w:r>
     </w:p>
     <w:p>
@@ -732,7 +606,7 @@
                 <w:b w:val="0"/>
                 <w:sz w:val="19"/>
               </w:rPr>
-              <w:t>Blue Origin</w:t>
+              <w:t>SpaceX</w:t>
             </w:r>
           </w:p>
         </w:tc>
@@ -753,7 +627,7 @@
                 <w:b w:val="0"/>
                 <w:sz w:val="19"/>
               </w:rPr>
-              <w:t>23</w:t>
+              <w:t>6</w:t>
             </w:r>
           </w:p>
         </w:tc>
@@ -774,7 +648,7 @@
                 <w:b w:val="0"/>
                 <w:sz w:val="19"/>
               </w:rPr>
-              <w:t>发射与任务、产品与技术、其他动态</w:t>
+              <w:t>其他动态</w:t>
             </w:r>
           </w:p>
         </w:tc>
@@ -794,7 +668,7 @@
                 <w:b w:val="0"/>
                 <w:sz w:val="19"/>
               </w:rPr>
-              <w:t>Blue Origin to add new Florida launch pads, seeks aggressive increase in New Glenn flight rate</w:t>
+              <w:t>SpaceX satellite system not fully operational in Ukraine yet, Zelensky says</w:t>
             </w:r>
           </w:p>
         </w:tc>
@@ -819,7 +693,7 @@
                 <w:b w:val="0"/>
                 <w:sz w:val="19"/>
               </w:rPr>
-              <w:t>SpaceX</w:t>
+              <w:t>Blue Origin</w:t>
             </w:r>
           </w:p>
         </w:tc>
@@ -840,94 +714,7 @@
                 <w:b w:val="0"/>
                 <w:sz w:val="19"/>
               </w:rPr>
-              <w:t>16</w:t>
-            </w:r>
-          </w:p>
-        </w:tc>
-        <w:tc>
-          <w:tcPr>
-            <w:tcW w:type="dxa" w:w="2075"/>
-            <w:vAlign w:val="center"/>
-          </w:tcPr>
-          <w:p>
-            <w:pPr>
-              <w:spacing w:after="0" w:line="252" w:lineRule="auto"/>
-              <w:jc w:val="center"/>
-            </w:pPr>
-            <w:r/>
-            <w:r>
-              <w:rPr>
-                <w:rFonts w:ascii="Kaiti SC" w:hAnsi="Kaiti SC" w:eastAsia="Kaiti SC" w:cs="Kaiti SC"/>
-                <w:b w:val="0"/>
-                <w:sz w:val="19"/>
-              </w:rPr>
-              <w:t>发射与任务、其他动态、订单与合作</w:t>
-            </w:r>
-          </w:p>
-        </w:tc>
-        <w:tc>
-          <w:tcPr>
-            <w:tcW w:type="dxa" w:w="2075"/>
-            <w:vAlign w:val="center"/>
-          </w:tcPr>
-          <w:p>
-            <w:pPr>
-              <w:spacing w:after="0" w:line="252" w:lineRule="auto"/>
-            </w:pPr>
-            <w:r/>
-            <w:r>
-              <w:rPr>
-                <w:rFonts w:ascii="Kaiti SC" w:hAnsi="Kaiti SC" w:eastAsia="Kaiti SC" w:cs="Kaiti SC"/>
-                <w:b w:val="0"/>
-                <w:sz w:val="19"/>
-              </w:rPr>
-              <w:t>Live coverage: SpaceX to launch classified payload for U.S. Space Force</w:t>
-            </w:r>
-          </w:p>
-        </w:tc>
-      </w:tr>
-      <w:tr>
-        <w:trPr>
-          <w:cantSplit/>
-        </w:trPr>
-        <w:tc>
-          <w:tcPr>
-            <w:tcW w:type="dxa" w:w="2075"/>
-            <w:vAlign w:val="center"/>
-          </w:tcPr>
-          <w:p>
-            <w:pPr>
-              <w:spacing w:after="0" w:line="252" w:lineRule="auto"/>
-            </w:pPr>
-            <w:r/>
-            <w:r>
-              <w:rPr>
-                <w:rFonts w:ascii="Kaiti SC" w:hAnsi="Kaiti SC" w:eastAsia="Kaiti SC" w:cs="Kaiti SC"/>
-                <w:b w:val="0"/>
-                <w:sz w:val="19"/>
-              </w:rPr>
-              <w:t>蓝箭航天</w:t>
-            </w:r>
-          </w:p>
-        </w:tc>
-        <w:tc>
-          <w:tcPr>
-            <w:tcW w:type="dxa" w:w="2075"/>
-            <w:vAlign w:val="center"/>
-          </w:tcPr>
-          <w:p>
-            <w:pPr>
-              <w:spacing w:after="0" w:line="252" w:lineRule="auto"/>
-              <w:jc w:val="center"/>
-            </w:pPr>
-            <w:r/>
-            <w:r>
-              <w:rPr>
-                <w:rFonts w:ascii="Kaiti SC" w:hAnsi="Kaiti SC" w:eastAsia="Kaiti SC" w:cs="Kaiti SC"/>
-                <w:b w:val="0"/>
-                <w:sz w:val="19"/>
-              </w:rPr>
-              <w:t>4</w:t>
+              <w:t>3</w:t>
             </w:r>
           </w:p>
         </w:tc>
@@ -968,7 +755,7 @@
                 <w:b w:val="0"/>
                 <w:sz w:val="19"/>
               </w:rPr>
-              <w:t>朱雀二号一箭十星发射成功，国内商业航天叙事估值锚或上移至“追赶兑现”丨盘前线索 - 东方财富</w:t>
+              <w:t>Blue Origin Invests More Than $3 Billion In Florida Infrastructure To Support Multiple Launches Per Week</w:t>
             </w:r>
           </w:p>
         </w:tc>
@@ -993,7 +780,7 @@
                 <w:b w:val="0"/>
                 <w:sz w:val="19"/>
               </w:rPr>
-              <w:t>中国星网</w:t>
+              <w:t>星际荣耀</w:t>
             </w:r>
           </w:p>
         </w:tc>
@@ -1014,7 +801,7 @@
                 <w:b w:val="0"/>
                 <w:sz w:val="19"/>
               </w:rPr>
-              <w:t>1</w:t>
+              <w:t>2</w:t>
             </w:r>
           </w:p>
         </w:tc>
@@ -1035,7 +822,7 @@
                 <w:b w:val="0"/>
                 <w:sz w:val="19"/>
               </w:rPr>
-              <w:t>订单与合作</w:t>
+              <w:t>产品与技术</w:t>
             </w:r>
           </w:p>
         </w:tc>
@@ -1055,94 +842,7 @@
                 <w:b w:val="0"/>
                 <w:sz w:val="19"/>
               </w:rPr>
-              <w:t>国家体育总局与中国星网在雄安签署战略合作框架协议 - 中国雄安官网</w:t>
-            </w:r>
-          </w:p>
-        </w:tc>
-      </w:tr>
-      <w:tr>
-        <w:trPr>
-          <w:cantSplit/>
-        </w:trPr>
-        <w:tc>
-          <w:tcPr>
-            <w:tcW w:type="dxa" w:w="2075"/>
-            <w:vAlign w:val="center"/>
-          </w:tcPr>
-          <w:p>
-            <w:pPr>
-              <w:spacing w:after="0" w:line="252" w:lineRule="auto"/>
-            </w:pPr>
-            <w:r/>
-            <w:r>
-              <w:rPr>
-                <w:rFonts w:ascii="Kaiti SC" w:hAnsi="Kaiti SC" w:eastAsia="Kaiti SC" w:cs="Kaiti SC"/>
-                <w:b w:val="0"/>
-                <w:sz w:val="19"/>
-              </w:rPr>
-              <w:t>中科宇航</w:t>
-            </w:r>
-          </w:p>
-        </w:tc>
-        <w:tc>
-          <w:tcPr>
-            <w:tcW w:type="dxa" w:w="2075"/>
-            <w:vAlign w:val="center"/>
-          </w:tcPr>
-          <w:p>
-            <w:pPr>
-              <w:spacing w:after="0" w:line="252" w:lineRule="auto"/>
-              <w:jc w:val="center"/>
-            </w:pPr>
-            <w:r/>
-            <w:r>
-              <w:rPr>
-                <w:rFonts w:ascii="Kaiti SC" w:hAnsi="Kaiti SC" w:eastAsia="Kaiti SC" w:cs="Kaiti SC"/>
-                <w:b w:val="0"/>
-                <w:sz w:val="19"/>
-              </w:rPr>
-              <w:t>1</w:t>
-            </w:r>
-          </w:p>
-        </w:tc>
-        <w:tc>
-          <w:tcPr>
-            <w:tcW w:type="dxa" w:w="2075"/>
-            <w:vAlign w:val="center"/>
-          </w:tcPr>
-          <w:p>
-            <w:pPr>
-              <w:spacing w:after="0" w:line="252" w:lineRule="auto"/>
-              <w:jc w:val="center"/>
-            </w:pPr>
-            <w:r/>
-            <w:r>
-              <w:rPr>
-                <w:rFonts w:ascii="Kaiti SC" w:hAnsi="Kaiti SC" w:eastAsia="Kaiti SC" w:cs="Kaiti SC"/>
-                <w:b w:val="0"/>
-                <w:sz w:val="19"/>
-              </w:rPr>
-              <w:t>其他动态</w:t>
-            </w:r>
-          </w:p>
-        </w:tc>
-        <w:tc>
-          <w:tcPr>
-            <w:tcW w:type="dxa" w:w="2075"/>
-            <w:vAlign w:val="center"/>
-          </w:tcPr>
-          <w:p>
-            <w:pPr>
-              <w:spacing w:after="0" w:line="252" w:lineRule="auto"/>
-            </w:pPr>
-            <w:r/>
-            <w:r>
-              <w:rPr>
-                <w:rFonts w:ascii="Kaiti SC" w:hAnsi="Kaiti SC" w:eastAsia="Kaiti SC" w:cs="Kaiti SC"/>
-                <w:b w:val="0"/>
-                <w:sz w:val="19"/>
-              </w:rPr>
-              <w:t>中国公司追赶商业载荷返回，中科宇航把空间制药验证排到2027年 - 财富号</w:t>
+              <w:t>“成都造”火箭加速上新！成都产投旗下重产基金投资企业星际荣耀超级工厂冲刺年底竣工 - 搜狐网</w:t>
             </w:r>
           </w:p>
         </w:tc>
@@ -1179,7 +879,7 @@
           <w:rFonts w:ascii="Kaiti SC" w:hAnsi="Kaiti SC" w:eastAsia="Kaiti SC" w:cs="Kaiti SC"/>
           <w:sz w:val="21"/>
         </w:rPr>
-        <w:t>[1] 2026-10-16｜Spaceflight Now｜Blue Origin：Blue Origin to add new Florida launch pads, seeks aggressive increase in New Glenn flight rate</w:t>
+        <w:t>[1] 2026-10-17｜bing.com｜SpaceX：SpaceX satellite system not fully operational in Ukraine yet, Zelensky says</w:t>
       </w:r>
     </w:p>
     <w:p>
@@ -1200,7 +900,7 @@
           <w:rFonts w:ascii="Kaiti SC" w:hAnsi="Kaiti SC" w:eastAsia="Kaiti SC" w:cs="Kaiti SC"/>
           <w:sz w:val="21"/>
         </w:rPr>
-        <w:t>[2] 2026-10-16｜Spaceflight Now｜SpaceX：Live coverage: SpaceX to launch classified payload for U.S. Space Force</w:t>
+        <w:t>[2] 2026-10-17｜bing.com｜Blue Origin：Blue Origin Invests More Than $3 Billion In Florida Infrastructure To Support Multiple Launches Per Week</w:t>
       </w:r>
     </w:p>
     <w:p>
@@ -1221,7 +921,7 @@
           <w:rFonts w:ascii="Kaiti SC" w:hAnsi="Kaiti SC" w:eastAsia="Kaiti SC" w:cs="Kaiti SC"/>
           <w:sz w:val="21"/>
         </w:rPr>
-        <w:t>[3] 2026-10-16｜东方财富｜蓝箭航天：朱雀二号一箭十星发射成功，国内商业航天叙事估值锚或上移至“追赶兑现”丨盘前线索 - 东方财富</w:t>
+        <w:t>[3] 2026-10-17｜bing.com｜Blue Origin：Blue Origin Invests More Than $3 Billion In Florida Infrastructure To Support Multiple Launches Per Week</w:t>
       </w:r>
     </w:p>
     <w:p>
@@ -1242,7 +942,7 @@
           <w:rFonts w:ascii="Kaiti SC" w:hAnsi="Kaiti SC" w:eastAsia="Kaiti SC" w:cs="Kaiti SC"/>
           <w:sz w:val="21"/>
         </w:rPr>
-        <w:t>[4] 2026-10-16｜Data Center Dynamics｜SpaceX：SpaceX’s Starlink encourages every satellite operator to share data with Stargaze platform, for safety - Data Center Dynamics</w:t>
+        <w:t>[4] 2026-10-17｜bing.com｜Blue Origin：Blue Origin investing $330M in Florida to boost rocket launches</w:t>
       </w:r>
     </w:p>
     <w:p>
@@ -1263,7 +963,7 @@
           <w:rFonts w:ascii="Kaiti SC" w:hAnsi="Kaiti SC" w:eastAsia="Kaiti SC" w:cs="Kaiti SC"/>
           <w:sz w:val="21"/>
         </w:rPr>
-        <w:t>[5] 2026-10-16｜CNBC｜Blue Origin：Blue Origin plans $330 million Florida expansion to ramp New Glenn launches - CNBC</w:t>
+        <w:t>[5] 2026-10-17｜bing.com｜SpaceX：SpaceX Starlink Cuts Hobbled Ukraine Before Russian Bombardment</w:t>
       </w:r>
     </w:p>
     <w:p>
@@ -1284,7 +984,7 @@
           <w:rFonts w:ascii="Kaiti SC" w:hAnsi="Kaiti SC" w:eastAsia="Kaiti SC" w:cs="Kaiti SC"/>
           <w:sz w:val="21"/>
         </w:rPr>
-        <w:t>[6] 2026-10-16｜bing.com｜Blue Origin：Blue Origin Unveils Plans for Massive Upgrade to Its Florida Facilities</w:t>
+        <w:t>[6] 2026-10-17｜bing.com｜SpaceX：SpaceX buys $8 billion spectrum to expand Starlink mobile network</w:t>
       </w:r>
     </w:p>
     <w:p>
@@ -1305,7 +1005,7 @@
           <w:rFonts w:ascii="Kaiti SC" w:hAnsi="Kaiti SC" w:eastAsia="Kaiti SC" w:cs="Kaiti SC"/>
           <w:sz w:val="21"/>
         </w:rPr>
-        <w:t>[7] 2026-10-16｜bing.com｜Blue Origin：Blue Origin’s Latest Move Shows How It’s Quietly Taking On SpaceX</w:t>
+        <w:t>[7] 2026-10-17｜搜狐网｜星际荣耀：“成都造”火箭加速上新！成都产投旗下重产基金投资企业星际荣耀超级工厂冲刺年底竣工 - 搜狐网</w:t>
       </w:r>
     </w:p>
     <w:p>
@@ -1326,7 +1026,7 @@
           <w:rFonts w:ascii="Kaiti SC" w:hAnsi="Kaiti SC" w:eastAsia="Kaiti SC" w:cs="Kaiti SC"/>
           <w:sz w:val="21"/>
         </w:rPr>
-        <w:t>[8] 2026-10-16｜Florida Today｜Blue Origin：After blast, Blue Origin pushes for multiple weekly Florida rocket launches - Florida Today</w:t>
+        <w:t>[8] 2026-10-17｜搜狐网｜星际荣耀：“成都造”火箭加速上新！成都产投旗下重产基金投资企业星际荣耀超级工厂冲刺年底竣工 - 搜狐网</w:t>
       </w:r>
     </w:p>
     <w:p>
@@ -1347,7 +1047,7 @@
           <w:rFonts w:ascii="Kaiti SC" w:hAnsi="Kaiti SC" w:eastAsia="Kaiti SC" w:cs="Kaiti SC"/>
           <w:sz w:val="21"/>
         </w:rPr>
-        <w:t>[9] 2026-10-16｜bing.com｜SpaceX：White House Directed Pentagon to Restrict Ukraine Starshield Speeds, Clarifying Chain of Command</w:t>
+        <w:t>[9] 2026-10-17｜bing.com｜SpaceX：SpaceX Starlink cuts hobbled Ukraine before Russian bombardment</w:t>
       </w:r>
     </w:p>
     <w:p>
@@ -1368,133 +1068,7 @@
           <w:rFonts w:ascii="Kaiti SC" w:hAnsi="Kaiti SC" w:eastAsia="Kaiti SC" w:cs="Kaiti SC"/>
           <w:sz w:val="21"/>
         </w:rPr>
-        <w:t>[10] 2026-10-16｜新浪财经｜蓝箭航天：4家“成都投”企业携手完成朱雀二号一箭十星发射任务 - 新浪财经</w:t>
-      </w:r>
-    </w:p>
-    <w:p>
-      <w:pPr>
-        <w:keepLines/>
-        <w:spacing w:after="60"/>
-        <w:ind w:left="369" w:hanging="227"/>
-      </w:pPr>
-      <w:r>
-        <w:rPr>
-          <w:rFonts w:ascii="Kaiti SC" w:hAnsi="Kaiti SC" w:eastAsia="Kaiti SC" w:cs="Kaiti SC"/>
-          <w:sz w:val="21"/>
-        </w:rPr>
-        <w:t xml:space="preserve">✓ </w:t>
-      </w:r>
-      <w:r>
-        <w:rPr>
-          <w:rFonts w:ascii="Kaiti SC" w:hAnsi="Kaiti SC" w:eastAsia="Kaiti SC" w:cs="Kaiti SC"/>
-          <w:sz w:val="21"/>
-        </w:rPr>
-        <w:t>[11] 2026-10-16｜bing.com｜SpaceX：What Starlink direct-to-cell can (and can't) actually do on your phone</w:t>
-      </w:r>
-    </w:p>
-    <w:p>
-      <w:pPr>
-        <w:keepLines/>
-        <w:spacing w:after="60"/>
-        <w:ind w:left="369" w:hanging="227"/>
-      </w:pPr>
-      <w:r>
-        <w:rPr>
-          <w:rFonts w:ascii="Kaiti SC" w:hAnsi="Kaiti SC" w:eastAsia="Kaiti SC" w:cs="Kaiti SC"/>
-          <w:sz w:val="21"/>
-        </w:rPr>
-        <w:t xml:space="preserve">✓ </w:t>
-      </w:r>
-      <w:r>
-        <w:rPr>
-          <w:rFonts w:ascii="Kaiti SC" w:hAnsi="Kaiti SC" w:eastAsia="Kaiti SC" w:cs="Kaiti SC"/>
-          <w:sz w:val="21"/>
-        </w:rPr>
-        <w:t>[12] 2026-10-16｜bing.com｜SpaceX：What Starlink direct-to-cell can (and can't) actually do on your phone</w:t>
-      </w:r>
-    </w:p>
-    <w:p>
-      <w:pPr>
-        <w:keepLines/>
-        <w:spacing w:after="60"/>
-        <w:ind w:left="369" w:hanging="227"/>
-      </w:pPr>
-      <w:r>
-        <w:rPr>
-          <w:rFonts w:ascii="Kaiti SC" w:hAnsi="Kaiti SC" w:eastAsia="Kaiti SC" w:cs="Kaiti SC"/>
-          <w:sz w:val="21"/>
-        </w:rPr>
-        <w:t xml:space="preserve">✓ </w:t>
-      </w:r>
-      <w:r>
-        <w:rPr>
-          <w:rFonts w:ascii="Kaiti SC" w:hAnsi="Kaiti SC" w:eastAsia="Kaiti SC" w:cs="Kaiti SC"/>
-          <w:sz w:val="21"/>
-        </w:rPr>
-        <w:t>[13] 2026-10-16｜中国雄安官网｜中国星网：国家体育总局与中国星网在雄安签署战略合作框架协议 - 中国雄安官网</w:t>
-      </w:r>
-    </w:p>
-    <w:p>
-      <w:pPr>
-        <w:keepLines/>
-        <w:spacing w:after="60"/>
-        <w:ind w:left="369" w:hanging="227"/>
-      </w:pPr>
-      <w:r>
-        <w:rPr>
-          <w:rFonts w:ascii="Kaiti SC" w:hAnsi="Kaiti SC" w:eastAsia="Kaiti SC" w:cs="Kaiti SC"/>
-          <w:sz w:val="21"/>
-        </w:rPr>
-        <w:t xml:space="preserve">✓ </w:t>
-      </w:r>
-      <w:r>
-        <w:rPr>
-          <w:rFonts w:ascii="Kaiti SC" w:hAnsi="Kaiti SC" w:eastAsia="Kaiti SC" w:cs="Kaiti SC"/>
-          <w:sz w:val="21"/>
-        </w:rPr>
-        <w:t>[14] 2026-10-16｜spacewatch.global｜蓝箭航天：China’s LandSpace Launches 10 Satellites to Advance Orbital Computing and Communications</w:t>
-      </w:r>
-    </w:p>
-    <w:p>
-      <w:pPr>
-        <w:keepLines/>
-        <w:spacing w:after="60"/>
-        <w:ind w:left="369" w:hanging="227"/>
-      </w:pPr>
-      <w:r>
-        <w:rPr>
-          <w:rFonts w:ascii="Kaiti SC" w:hAnsi="Kaiti SC" w:eastAsia="Kaiti SC" w:cs="Kaiti SC"/>
-          <w:sz w:val="21"/>
-        </w:rPr>
-        <w:t xml:space="preserve">✓ </w:t>
-      </w:r>
-      <w:r>
-        <w:rPr>
-          <w:rFonts w:ascii="Kaiti SC" w:hAnsi="Kaiti SC" w:eastAsia="Kaiti SC" w:cs="Kaiti SC"/>
-          <w:sz w:val="21"/>
-        </w:rPr>
-        <w:t>[15] 2026-10-16｜satnews.com｜蓝箭航天：LandSpace Launches Zhuque-2E Carrying Eight ADAspace Orbital Data Center Satellites</w:t>
-      </w:r>
-    </w:p>
-    <w:p>
-      <w:pPr>
-        <w:keepLines/>
-        <w:spacing w:after="60"/>
-        <w:ind w:left="369" w:hanging="227"/>
-      </w:pPr>
-      <w:r>
-        <w:rPr>
-          <w:rFonts w:ascii="Kaiti SC" w:hAnsi="Kaiti SC" w:eastAsia="Kaiti SC" w:cs="Kaiti SC"/>
-          <w:sz w:val="21"/>
-        </w:rPr>
-        <w:t xml:space="preserve">✓ </w:t>
-      </w:r>
-      <w:r>
-        <w:rPr>
-          <w:rFonts w:ascii="Kaiti SC" w:hAnsi="Kaiti SC" w:eastAsia="Kaiti SC" w:cs="Kaiti SC"/>
-          <w:sz w:val="21"/>
-        </w:rPr>
-        <w:t>[16] 2026-10-16｜财富号｜中科宇航：中国公司追赶商业载荷返回，中科宇航把空间制药验证排到2027年 - 财富号</w:t>
+        <w:t>[10] 2026-10-17｜bing.com｜SpaceX：Trump Denies SpaceX’s Starlink Was Slowed Down Over Ukraine By Either White House Or Elon Musk: Report</w:t>
       </w:r>
     </w:p>
     <w:sectPr>

--- a/data/reports/daily-documents/latest/previous_daily_report.docx
+++ b/data/reports/daily-documents/latest/previous_daily_report.docx
@@ -26,7 +26,7 @@
           <w:rFonts w:ascii="Kaiti SC" w:hAnsi="Kaiti SC" w:eastAsia="Kaiti SC" w:cs="Kaiti SC"/>
           <w:sz w:val="21"/>
         </w:rPr>
-        <w:t>2026-10-17（上一自然日）</w:t>
+        <w:t>2026-10-18（上一自然日）</w:t>
       </w:r>
     </w:p>
     <w:tbl>
@@ -81,7 +81,7 @@
                 <w:b w:val="0"/>
                 <w:sz w:val="19"/>
               </w:rPr>
-              <w:t>2026-10-17</w:t>
+              <w:t>2026-10-18</w:t>
             </w:r>
           </w:p>
         </w:tc>
@@ -127,7 +127,7 @@
                 <w:b w:val="0"/>
                 <w:sz w:val="19"/>
               </w:rPr>
-              <w:t>11 条 / 3 家</w:t>
+              <w:t>10 条 / 3 家</w:t>
             </w:r>
           </w:p>
         </w:tc>
@@ -173,7 +173,7 @@
                 <w:b w:val="0"/>
                 <w:sz w:val="19"/>
               </w:rPr>
-              <w:t>3 个</w:t>
+              <w:t>4 个</w:t>
             </w:r>
           </w:p>
         </w:tc>
@@ -219,7 +219,7 @@
                 <w:b w:val="0"/>
                 <w:sz w:val="19"/>
               </w:rPr>
-              <w:t>2026-10-18</w:t>
+              <w:t>2026-10-19</w:t>
             </w:r>
           </w:p>
         </w:tc>
@@ -245,7 +245,7 @@
     </w:p>
     <w:p>
       <w:r>
-        <w:t>2026-10-17 共归档 11 条新闻，覆盖 3 家公司、3 个信息来源。 新闻量较多的公司包括 SpaceX、Blue Origin、星际荣耀。</w:t>
+        <w:t>2026-10-18 共归档 10 条新闻，覆盖 3 家公司、4 个信息来源。 新闻量较多的公司包括 SpaceX、Blue Origin、蓝箭航天。</w:t>
       </w:r>
     </w:p>
     <w:p>
@@ -279,7 +279,7 @@
           <w:rFonts w:ascii="Kaiti SC" w:hAnsi="Kaiti SC" w:eastAsia="Kaiti SC" w:cs="Kaiti SC"/>
           <w:sz w:val="21"/>
         </w:rPr>
-        <w:t>【其他动态】SpaceX：SpaceX satellite system not fully operational in Ukraine yet, Zelensky says （bing.com）</w:t>
+        <w:t>【市场与股价】Blue Origin：Blue Origin Expands Florida Launch Pads To Challenge SpaceX Launch Dominance （bing.com）</w:t>
       </w:r>
     </w:p>
     <w:p>
@@ -300,7 +300,7 @@
           <w:rFonts w:ascii="Kaiti SC" w:hAnsi="Kaiti SC" w:eastAsia="Kaiti SC" w:cs="Kaiti SC"/>
           <w:sz w:val="21"/>
         </w:rPr>
-        <w:t>【发射与任务】Blue Origin：Blue Origin Invests More Than $3 Billion In Florida Infrastructure To Support Multiple Launches Per Week （bing.com）</w:t>
+        <w:t>【其他动态】SpaceX：Ukraine and the U.S. are at odds over Starshield. Here's what to know （bing.com）</w:t>
       </w:r>
     </w:p>
     <w:p>
@@ -321,7 +321,7 @@
           <w:rFonts w:ascii="Kaiti SC" w:hAnsi="Kaiti SC" w:eastAsia="Kaiti SC" w:cs="Kaiti SC"/>
           <w:sz w:val="21"/>
         </w:rPr>
-        <w:t>【发射与任务】Blue Origin：Blue Origin Invests More Than $3 Billion In Florida Infrastructure To Support Multiple Launches Per Week （bing.com）</w:t>
+        <w:t>【其他动态】SpaceX：Rep. Turner calls for congressional probe into Starlink disruption （bing.com）</w:t>
       </w:r>
     </w:p>
     <w:p>
@@ -342,7 +342,7 @@
           <w:rFonts w:ascii="Kaiti SC" w:hAnsi="Kaiti SC" w:eastAsia="Kaiti SC" w:cs="Kaiti SC"/>
           <w:sz w:val="21"/>
         </w:rPr>
-        <w:t>【发射与任务】Blue Origin：Blue Origin investing $330M in Florida to boost rocket launches （bing.com）</w:t>
+        <w:t>【发射与任务】Blue Origin：Blue Origin expansion plans aim for multiple Space Coast launches a week - Orlando Sentinel （Orlando Sentinel）</w:t>
       </w:r>
     </w:p>
     <w:p>
@@ -363,7 +363,7 @@
           <w:rFonts w:ascii="Kaiti SC" w:hAnsi="Kaiti SC" w:eastAsia="Kaiti SC" w:cs="Kaiti SC"/>
           <w:sz w:val="21"/>
         </w:rPr>
-        <w:t>【其他动态】SpaceX：SpaceX Starlink Cuts Hobbled Ukraine Before Russian Bombardment （bing.com）</w:t>
+        <w:t>【发射与任务】SpaceX：How Many Starlink Satellites Are In Orbit Today? （bing.com）</w:t>
       </w:r>
     </w:p>
     <w:p>
@@ -384,7 +384,7 @@
           <w:rFonts w:ascii="Kaiti SC" w:hAnsi="Kaiti SC" w:eastAsia="Kaiti SC" w:cs="Kaiti SC"/>
           <w:sz w:val="21"/>
         </w:rPr>
-        <w:t>【其他动态】SpaceX：SpaceX buys $8 billion spectrum to expand Starlink mobile network （bing.com）</w:t>
+        <w:t>【其他动态】SpaceX：Zelenskyy Says Starlink Restrictions Continue, Harms Ukraine's Military, People （bing.com）</w:t>
       </w:r>
     </w:p>
     <w:p>
@@ -405,7 +405,7 @@
           <w:rFonts w:ascii="Kaiti SC" w:hAnsi="Kaiti SC" w:eastAsia="Kaiti SC" w:cs="Kaiti SC"/>
           <w:sz w:val="21"/>
         </w:rPr>
-        <w:t>【产品与技术】星际荣耀：“成都造”火箭加速上新！成都产投旗下重产基金投资企业星际荣耀超级工厂冲刺年底竣工 - 搜狐网 （搜狐网）</w:t>
+        <w:t>【发射与任务】Blue Origin：Blue Origin expansion plans aim for multiple Space Coast launches a week （bing.com）</w:t>
       </w:r>
     </w:p>
     <w:p>
@@ -426,7 +426,7 @@
           <w:rFonts w:ascii="Kaiti SC" w:hAnsi="Kaiti SC" w:eastAsia="Kaiti SC" w:cs="Kaiti SC"/>
           <w:sz w:val="21"/>
         </w:rPr>
-        <w:t>【产品与技术】星际荣耀：“成都造”火箭加速上新！成都产投旗下重产基金投资企业星际荣耀超级工厂冲刺年底竣工 - 搜狐网 （搜狐网）</w:t>
+        <w:t>【其他动态】SpaceX：SpaceX Is Buying Airwaves to Take On the Wireless Carriers. Is the Stock a Buy? （bing.com）</w:t>
       </w:r>
     </w:p>
     <w:p>
@@ -447,28 +447,7 @@
           <w:rFonts w:ascii="Kaiti SC" w:hAnsi="Kaiti SC" w:eastAsia="Kaiti SC" w:cs="Kaiti SC"/>
           <w:sz w:val="21"/>
         </w:rPr>
-        <w:t>【其他动态】SpaceX：SpaceX Starlink cuts hobbled Ukraine before Russian bombardment （bing.com）</w:t>
-      </w:r>
-    </w:p>
-    <w:p>
-      <w:pPr>
-        <w:keepLines/>
-        <w:spacing w:after="60"/>
-        <w:ind w:left="369" w:hanging="227"/>
-      </w:pPr>
-      <w:r>
-        <w:rPr>
-          <w:rFonts w:ascii="Kaiti SC" w:hAnsi="Kaiti SC" w:eastAsia="Kaiti SC" w:cs="Kaiti SC"/>
-          <w:sz w:val="21"/>
-        </w:rPr>
-        <w:t xml:space="preserve">➢ </w:t>
-      </w:r>
-      <w:r>
-        <w:rPr>
-          <w:rFonts w:ascii="Kaiti SC" w:hAnsi="Kaiti SC" w:eastAsia="Kaiti SC" w:cs="Kaiti SC"/>
-          <w:sz w:val="21"/>
-        </w:rPr>
-        <w:t>【其他动态】SpaceX：Trump Denies SpaceX’s Starlink Was Slowed Down Over Ukraine By Either White House Or Elon Musk: Report （bing.com）</w:t>
+        <w:t>【发射与任务】蓝箭航天：国防军工行业周报：朱雀二号改进型遥四一箭十星_行业研究_研报 - 证券之星 （证券之星）</w:t>
       </w:r>
     </w:p>
     <w:p>
@@ -648,7 +627,7 @@
                 <w:b w:val="0"/>
                 <w:sz w:val="19"/>
               </w:rPr>
-              <w:t>其他动态</w:t>
+              <w:t>其他动态、发射与任务</w:t>
             </w:r>
           </w:p>
         </w:tc>
@@ -668,7 +647,7 @@
                 <w:b w:val="0"/>
                 <w:sz w:val="19"/>
               </w:rPr>
-              <w:t>SpaceX satellite system not fully operational in Ukraine yet, Zelensky says</w:t>
+              <w:t>Ukraine and the U.S. are at odds over Starshield. Here's what to know</w:t>
             </w:r>
           </w:p>
         </w:tc>
@@ -735,7 +714,7 @@
                 <w:b w:val="0"/>
                 <w:sz w:val="19"/>
               </w:rPr>
-              <w:t>发射与任务</w:t>
+              <w:t>市场与股价、发射与任务</w:t>
             </w:r>
           </w:p>
         </w:tc>
@@ -755,7 +734,7 @@
                 <w:b w:val="0"/>
                 <w:sz w:val="19"/>
               </w:rPr>
-              <w:t>Blue Origin Invests More Than $3 Billion In Florida Infrastructure To Support Multiple Launches Per Week</w:t>
+              <w:t>Blue Origin Expands Florida Launch Pads To Challenge SpaceX Launch Dominance</w:t>
             </w:r>
           </w:p>
         </w:tc>
@@ -780,7 +759,7 @@
                 <w:b w:val="0"/>
                 <w:sz w:val="19"/>
               </w:rPr>
-              <w:t>星际荣耀</w:t>
+              <w:t>蓝箭航天</w:t>
             </w:r>
           </w:p>
         </w:tc>
@@ -801,7 +780,7 @@
                 <w:b w:val="0"/>
                 <w:sz w:val="19"/>
               </w:rPr>
-              <w:t>2</w:t>
+              <w:t>1</w:t>
             </w:r>
           </w:p>
         </w:tc>
@@ -822,7 +801,7 @@
                 <w:b w:val="0"/>
                 <w:sz w:val="19"/>
               </w:rPr>
-              <w:t>产品与技术</w:t>
+              <w:t>发射与任务</w:t>
             </w:r>
           </w:p>
         </w:tc>
@@ -842,7 +821,7 @@
                 <w:b w:val="0"/>
                 <w:sz w:val="19"/>
               </w:rPr>
-              <w:t>“成都造”火箭加速上新！成都产投旗下重产基金投资企业星际荣耀超级工厂冲刺年底竣工 - 搜狐网</w:t>
+              <w:t>国防军工行业周报：朱雀二号改进型遥四一箭十星_行业研究_研报 - 证券之星</w:t>
             </w:r>
           </w:p>
         </w:tc>
@@ -879,7 +858,7 @@
           <w:rFonts w:ascii="Kaiti SC" w:hAnsi="Kaiti SC" w:eastAsia="Kaiti SC" w:cs="Kaiti SC"/>
           <w:sz w:val="21"/>
         </w:rPr>
-        <w:t>[1] 2026-10-17｜bing.com｜SpaceX：SpaceX satellite system not fully operational in Ukraine yet, Zelensky says</w:t>
+        <w:t>[1] 2026-10-18｜bing.com｜Blue Origin：Blue Origin Expands Florida Launch Pads To Challenge SpaceX Launch Dominance</w:t>
       </w:r>
     </w:p>
     <w:p>
@@ -900,7 +879,7 @@
           <w:rFonts w:ascii="Kaiti SC" w:hAnsi="Kaiti SC" w:eastAsia="Kaiti SC" w:cs="Kaiti SC"/>
           <w:sz w:val="21"/>
         </w:rPr>
-        <w:t>[2] 2026-10-17｜bing.com｜Blue Origin：Blue Origin Invests More Than $3 Billion In Florida Infrastructure To Support Multiple Launches Per Week</w:t>
+        <w:t>[2] 2026-10-18｜bing.com｜SpaceX：Ukraine and the U.S. are at odds over Starshield. Here's what to know</w:t>
       </w:r>
     </w:p>
     <w:p>
@@ -921,7 +900,7 @@
           <w:rFonts w:ascii="Kaiti SC" w:hAnsi="Kaiti SC" w:eastAsia="Kaiti SC" w:cs="Kaiti SC"/>
           <w:sz w:val="21"/>
         </w:rPr>
-        <w:t>[3] 2026-10-17｜bing.com｜Blue Origin：Blue Origin Invests More Than $3 Billion In Florida Infrastructure To Support Multiple Launches Per Week</w:t>
+        <w:t>[3] 2026-10-18｜bing.com｜SpaceX：Rep. Turner calls for congressional probe into Starlink disruption</w:t>
       </w:r>
     </w:p>
     <w:p>
@@ -942,7 +921,7 @@
           <w:rFonts w:ascii="Kaiti SC" w:hAnsi="Kaiti SC" w:eastAsia="Kaiti SC" w:cs="Kaiti SC"/>
           <w:sz w:val="21"/>
         </w:rPr>
-        <w:t>[4] 2026-10-17｜bing.com｜Blue Origin：Blue Origin investing $330M in Florida to boost rocket launches</w:t>
+        <w:t>[4] 2026-10-18｜Orlando Sentinel｜Blue Origin：Blue Origin expansion plans aim for multiple Space Coast launches a week - Orlando Sentinel</w:t>
       </w:r>
     </w:p>
     <w:p>
@@ -963,7 +942,7 @@
           <w:rFonts w:ascii="Kaiti SC" w:hAnsi="Kaiti SC" w:eastAsia="Kaiti SC" w:cs="Kaiti SC"/>
           <w:sz w:val="21"/>
         </w:rPr>
-        <w:t>[5] 2026-10-17｜bing.com｜SpaceX：SpaceX Starlink Cuts Hobbled Ukraine Before Russian Bombardment</w:t>
+        <w:t>[5] 2026-10-18｜bing.com｜SpaceX：How Many Starlink Satellites Are In Orbit Today?</w:t>
       </w:r>
     </w:p>
     <w:p>
@@ -984,7 +963,7 @@
           <w:rFonts w:ascii="Kaiti SC" w:hAnsi="Kaiti SC" w:eastAsia="Kaiti SC" w:cs="Kaiti SC"/>
           <w:sz w:val="21"/>
         </w:rPr>
-        <w:t>[6] 2026-10-17｜bing.com｜SpaceX：SpaceX buys $8 billion spectrum to expand Starlink mobile network</w:t>
+        <w:t>[6] 2026-10-18｜bing.com｜SpaceX：Zelenskyy Says Starlink Restrictions Continue, Harms Ukraine's Military, People</w:t>
       </w:r>
     </w:p>
     <w:p>
@@ -1005,7 +984,7 @@
           <w:rFonts w:ascii="Kaiti SC" w:hAnsi="Kaiti SC" w:eastAsia="Kaiti SC" w:cs="Kaiti SC"/>
           <w:sz w:val="21"/>
         </w:rPr>
-        <w:t>[7] 2026-10-17｜搜狐网｜星际荣耀：“成都造”火箭加速上新！成都产投旗下重产基金投资企业星际荣耀超级工厂冲刺年底竣工 - 搜狐网</w:t>
+        <w:t>[7] 2026-10-18｜bing.com｜Blue Origin：Blue Origin expansion plans aim for multiple Space Coast launches a week</w:t>
       </w:r>
     </w:p>
     <w:p>
@@ -1026,7 +1005,7 @@
           <w:rFonts w:ascii="Kaiti SC" w:hAnsi="Kaiti SC" w:eastAsia="Kaiti SC" w:cs="Kaiti SC"/>
           <w:sz w:val="21"/>
         </w:rPr>
-        <w:t>[8] 2026-10-17｜搜狐网｜星际荣耀：“成都造”火箭加速上新！成都产投旗下重产基金投资企业星际荣耀超级工厂冲刺年底竣工 - 搜狐网</w:t>
+        <w:t>[8] 2026-10-18｜bing.com｜SpaceX：SpaceX Is Buying Airwaves to Take On the Wireless Carriers. Is the Stock a Buy?</w:t>
       </w:r>
     </w:p>
     <w:p>
@@ -1047,28 +1026,7 @@
           <w:rFonts w:ascii="Kaiti SC" w:hAnsi="Kaiti SC" w:eastAsia="Kaiti SC" w:cs="Kaiti SC"/>
           <w:sz w:val="21"/>
         </w:rPr>
-        <w:t>[9] 2026-10-17｜bing.com｜SpaceX：SpaceX Starlink cuts hobbled Ukraine before Russian bombardment</w:t>
-      </w:r>
-    </w:p>
-    <w:p>
-      <w:pPr>
-        <w:keepLines/>
-        <w:spacing w:after="60"/>
-        <w:ind w:left="369" w:hanging="227"/>
-      </w:pPr>
-      <w:r>
-        <w:rPr>
-          <w:rFonts w:ascii="Kaiti SC" w:hAnsi="Kaiti SC" w:eastAsia="Kaiti SC" w:cs="Kaiti SC"/>
-          <w:sz w:val="21"/>
-        </w:rPr>
-        <w:t xml:space="preserve">✓ </w:t>
-      </w:r>
-      <w:r>
-        <w:rPr>
-          <w:rFonts w:ascii="Kaiti SC" w:hAnsi="Kaiti SC" w:eastAsia="Kaiti SC" w:cs="Kaiti SC"/>
-          <w:sz w:val="21"/>
-        </w:rPr>
-        <w:t>[10] 2026-10-17｜bing.com｜SpaceX：Trump Denies SpaceX’s Starlink Was Slowed Down Over Ukraine By Either White House Or Elon Musk: Report</w:t>
+        <w:t>[9] 2026-10-18｜证券之星｜蓝箭航天：国防军工行业周报：朱雀二号改进型遥四一箭十星_行业研究_研报 - 证券之星</w:t>
       </w:r>
     </w:p>
     <w:sectPr>

--- a/data/reports/daily-documents/latest/previous_daily_report.docx
+++ b/data/reports/daily-documents/latest/previous_daily_report.docx
@@ -26,7 +26,7 @@
           <w:rFonts w:ascii="Kaiti SC" w:hAnsi="Kaiti SC" w:eastAsia="Kaiti SC" w:cs="Kaiti SC"/>
           <w:sz w:val="21"/>
         </w:rPr>
-        <w:t>2026-10-18（上一自然日）</w:t>
+        <w:t>2026-10-19（上一自然日）</w:t>
       </w:r>
     </w:p>
     <w:tbl>
@@ -81,7 +81,7 @@
                 <w:b w:val="0"/>
                 <w:sz w:val="19"/>
               </w:rPr>
-              <w:t>2026-10-18</w:t>
+              <w:t>2026-10-19</w:t>
             </w:r>
           </w:p>
         </w:tc>
@@ -127,7 +127,7 @@
                 <w:b w:val="0"/>
                 <w:sz w:val="19"/>
               </w:rPr>
-              <w:t>10 条 / 3 家</w:t>
+              <w:t>31 条 / 5 家</w:t>
             </w:r>
           </w:p>
         </w:tc>
@@ -173,7 +173,7 @@
                 <w:b w:val="0"/>
                 <w:sz w:val="19"/>
               </w:rPr>
-              <w:t>4 个</w:t>
+              <w:t>14 个</w:t>
             </w:r>
           </w:p>
         </w:tc>
@@ -219,7 +219,7 @@
                 <w:b w:val="0"/>
                 <w:sz w:val="19"/>
               </w:rPr>
-              <w:t>2026-10-19</w:t>
+              <w:t>2026-10-20</w:t>
             </w:r>
           </w:p>
         </w:tc>
@@ -245,7 +245,7 @@
     </w:p>
     <w:p>
       <w:r>
-        <w:t>2026-10-18 共归档 10 条新闻，覆盖 3 家公司、4 个信息来源。 新闻量较多的公司包括 SpaceX、Blue Origin、蓝箭航天。</w:t>
+        <w:t>2026-10-19 共归档 31 条新闻，覆盖 5 家公司、14 个信息来源。 新闻量较多的公司包括 SpaceX、Blue Origin、银河航天、蓝箭航天。</w:t>
       </w:r>
     </w:p>
     <w:p>
@@ -279,7 +279,7 @@
           <w:rFonts w:ascii="Kaiti SC" w:hAnsi="Kaiti SC" w:eastAsia="Kaiti SC" w:cs="Kaiti SC"/>
           <w:sz w:val="21"/>
         </w:rPr>
-        <w:t>【市场与股价】Blue Origin：Blue Origin Expands Florida Launch Pads To Challenge SpaceX Launch Dominance （bing.com）</w:t>
+        <w:t>【发射与任务】SpaceX：Falcon 9 set to launch Bandwagon-5 rideshare mission from Florida （NASASpaceflight）</w:t>
       </w:r>
     </w:p>
     <w:p>
@@ -300,7 +300,7 @@
           <w:rFonts w:ascii="Kaiti SC" w:hAnsi="Kaiti SC" w:eastAsia="Kaiti SC" w:cs="Kaiti SC"/>
           <w:sz w:val="21"/>
         </w:rPr>
-        <w:t>【其他动态】SpaceX：Ukraine and the U.S. are at odds over Starshield. Here's what to know （bing.com）</w:t>
+        <w:t>【发射与任务】SpaceX：Live coverage: SpaceX to launch Starfall reentry capsule, 31 customer payloads on Bandwagon-5 rideshare mission （Spaceflight Now）</w:t>
       </w:r>
     </w:p>
     <w:p>
@@ -321,7 +321,7 @@
           <w:rFonts w:ascii="Kaiti SC" w:hAnsi="Kaiti SC" w:eastAsia="Kaiti SC" w:cs="Kaiti SC"/>
           <w:sz w:val="21"/>
         </w:rPr>
-        <w:t>【其他动态】SpaceX：Rep. Turner calls for congressional probe into Starlink disruption （bing.com）</w:t>
+        <w:t>【发射与任务】SpaceX：Poor weather forces scrub of Monday launch attempt of Bandwagon-5, SpaceX now targeting Tuesday - Spaceflight Now （Spaceflight Now）</w:t>
       </w:r>
     </w:p>
     <w:p>
@@ -342,7 +342,7 @@
           <w:rFonts w:ascii="Kaiti SC" w:hAnsi="Kaiti SC" w:eastAsia="Kaiti SC" w:cs="Kaiti SC"/>
           <w:sz w:val="21"/>
         </w:rPr>
-        <w:t>【发射与任务】Blue Origin：Blue Origin expansion plans aim for multiple Space Coast launches a week - Orlando Sentinel （Orlando Sentinel）</w:t>
+        <w:t>【发射与任务】蓝箭航天：朱雀二号改进型遥四运载火箭“一箭十星”发射成功星箭携手再飞天亦庄航天创新活力迸发_部门动态_首都之窗 - 北京市人民政府门户网站 （北京市人民政府门户网站）</w:t>
       </w:r>
     </w:p>
     <w:p>
@@ -363,7 +363,7 @@
           <w:rFonts w:ascii="Kaiti SC" w:hAnsi="Kaiti SC" w:eastAsia="Kaiti SC" w:cs="Kaiti SC"/>
           <w:sz w:val="21"/>
         </w:rPr>
-        <w:t>【发射与任务】SpaceX：How Many Starlink Satellites Are In Orbit Today? （bing.com）</w:t>
+        <w:t>【发射与任务】Blue Origin：Blue Origin expands Florida facilities to increase New Glenn launches despite rocket explosion （bing.com）</w:t>
       </w:r>
     </w:p>
     <w:p>
@@ -384,7 +384,7 @@
           <w:rFonts w:ascii="Kaiti SC" w:hAnsi="Kaiti SC" w:eastAsia="Kaiti SC" w:cs="Kaiti SC"/>
           <w:sz w:val="21"/>
         </w:rPr>
-        <w:t>【其他动态】SpaceX：Zelenskyy Says Starlink Restrictions Continue, Harms Ukraine's Military, People （bing.com）</w:t>
+        <w:t>【其他动态】SpaceX：Veon Says SpaceX's Starlink Mobile Reached 11 Million Users in Three Markets （bing.com）</w:t>
       </w:r>
     </w:p>
     <w:p>
@@ -405,7 +405,7 @@
           <w:rFonts w:ascii="Kaiti SC" w:hAnsi="Kaiti SC" w:eastAsia="Kaiti SC" w:cs="Kaiti SC"/>
           <w:sz w:val="21"/>
         </w:rPr>
-        <w:t>【发射与任务】Blue Origin：Blue Origin expansion plans aim for multiple Space Coast launches a week （bing.com）</w:t>
+        <w:t>【发射与任务】Blue Origin：Blue Origin seeks approval to dramatically increase New Glenn launches - WFTV （WFTV）</w:t>
       </w:r>
     </w:p>
     <w:p>
@@ -426,7 +426,7 @@
           <w:rFonts w:ascii="Kaiti SC" w:hAnsi="Kaiti SC" w:eastAsia="Kaiti SC" w:cs="Kaiti SC"/>
           <w:sz w:val="21"/>
         </w:rPr>
-        <w:t>【其他动态】SpaceX：SpaceX Is Buying Airwaves to Take On the Wireless Carriers. Is the Stock a Buy? （bing.com）</w:t>
+        <w:t>【发射与任务】Blue Origin：Blue Origin commits $330M to rocket infrastructure （bing.com）</w:t>
       </w:r>
     </w:p>
     <w:p>
@@ -447,7 +447,175 @@
           <w:rFonts w:ascii="Kaiti SC" w:hAnsi="Kaiti SC" w:eastAsia="Kaiti SC" w:cs="Kaiti SC"/>
           <w:sz w:val="21"/>
         </w:rPr>
-        <w:t>【发射与任务】蓝箭航天：国防军工行业周报：朱雀二号改进型遥四一箭十星_行业研究_研报 - 证券之星 （证券之星）</w:t>
+        <w:t>【发射与任务】Blue Origin：Blue Origin commits $330M to rocket infrastructure （bing.com）</w:t>
+      </w:r>
+    </w:p>
+    <w:p>
+      <w:pPr>
+        <w:keepLines/>
+        <w:spacing w:after="60"/>
+        <w:ind w:left="369" w:hanging="227"/>
+      </w:pPr>
+      <w:r>
+        <w:rPr>
+          <w:rFonts w:ascii="Kaiti SC" w:hAnsi="Kaiti SC" w:eastAsia="Kaiti SC" w:cs="Kaiti SC"/>
+          <w:sz w:val="21"/>
+        </w:rPr>
+        <w:t xml:space="preserve">➢ </w:t>
+      </w:r>
+      <w:r>
+        <w:rPr>
+          <w:rFonts w:ascii="Kaiti SC" w:hAnsi="Kaiti SC" w:eastAsia="Kaiti SC" w:cs="Kaiti SC"/>
+          <w:sz w:val="21"/>
+        </w:rPr>
+        <w:t>【发射与任务】Blue Origin：Blue Origin commits $330M to rocket infrastructure （bing.com）</w:t>
+      </w:r>
+    </w:p>
+    <w:p>
+      <w:pPr>
+        <w:keepLines/>
+        <w:spacing w:after="60"/>
+        <w:ind w:left="369" w:hanging="227"/>
+      </w:pPr>
+      <w:r>
+        <w:rPr>
+          <w:rFonts w:ascii="Kaiti SC" w:hAnsi="Kaiti SC" w:eastAsia="Kaiti SC" w:cs="Kaiti SC"/>
+          <w:sz w:val="21"/>
+        </w:rPr>
+        <w:t xml:space="preserve">➢ </w:t>
+      </w:r>
+      <w:r>
+        <w:rPr>
+          <w:rFonts w:ascii="Kaiti SC" w:hAnsi="Kaiti SC" w:eastAsia="Kaiti SC" w:cs="Kaiti SC"/>
+          <w:sz w:val="21"/>
+        </w:rPr>
+        <w:t>【发射与任务】SpaceX：India Reinforces Security and Spectrum Safeguards, Restricting Unmonitored Starlink and NTN Entry （satnews.com）</w:t>
+      </w:r>
+    </w:p>
+    <w:p>
+      <w:pPr>
+        <w:keepLines/>
+        <w:spacing w:after="60"/>
+        <w:ind w:left="369" w:hanging="227"/>
+      </w:pPr>
+      <w:r>
+        <w:rPr>
+          <w:rFonts w:ascii="Kaiti SC" w:hAnsi="Kaiti SC" w:eastAsia="Kaiti SC" w:cs="Kaiti SC"/>
+          <w:sz w:val="21"/>
+        </w:rPr>
+        <w:t xml:space="preserve">➢ </w:t>
+      </w:r>
+      <w:r>
+        <w:rPr>
+          <w:rFonts w:ascii="Kaiti SC" w:hAnsi="Kaiti SC" w:eastAsia="Kaiti SC" w:cs="Kaiti SC"/>
+          <w:sz w:val="21"/>
+        </w:rPr>
+        <w:t>【产品与技术】银河航天：银河航天入股卫星柔性太阳翼研发商昇帆科技 - 证券时报网 （证券时报网）</w:t>
+      </w:r>
+    </w:p>
+    <w:p>
+      <w:pPr>
+        <w:keepLines/>
+        <w:spacing w:after="60"/>
+        <w:ind w:left="369" w:hanging="227"/>
+      </w:pPr>
+      <w:r>
+        <w:rPr>
+          <w:rFonts w:ascii="Kaiti SC" w:hAnsi="Kaiti SC" w:eastAsia="Kaiti SC" w:cs="Kaiti SC"/>
+          <w:sz w:val="21"/>
+        </w:rPr>
+        <w:t xml:space="preserve">➢ </w:t>
+      </w:r>
+      <w:r>
+        <w:rPr>
+          <w:rFonts w:ascii="Kaiti SC" w:hAnsi="Kaiti SC" w:eastAsia="Kaiti SC" w:cs="Kaiti SC"/>
+          <w:sz w:val="21"/>
+        </w:rPr>
+        <w:t>【其他动态】星际荣耀：星际荣耀 以1585.32万元取得成都一宗地使用权 - 未来天玑 （未来天玑）</w:t>
+      </w:r>
+    </w:p>
+    <w:p>
+      <w:pPr>
+        <w:keepLines/>
+        <w:spacing w:after="60"/>
+        <w:ind w:left="369" w:hanging="227"/>
+      </w:pPr>
+      <w:r>
+        <w:rPr>
+          <w:rFonts w:ascii="Kaiti SC" w:hAnsi="Kaiti SC" w:eastAsia="Kaiti SC" w:cs="Kaiti SC"/>
+          <w:sz w:val="21"/>
+        </w:rPr>
+        <w:t xml:space="preserve">➢ </w:t>
+      </w:r>
+      <w:r>
+        <w:rPr>
+          <w:rFonts w:ascii="Kaiti SC" w:hAnsi="Kaiti SC" w:eastAsia="Kaiti SC" w:cs="Kaiti SC"/>
+          <w:sz w:val="21"/>
+        </w:rPr>
+        <w:t>【产品与技术】银河航天：银河航天入股北京昇帆科技，后者为卫星柔性太阳翼研发商 - 36Kr （36Kr）</w:t>
+      </w:r>
+    </w:p>
+    <w:p>
+      <w:pPr>
+        <w:keepLines/>
+        <w:spacing w:after="60"/>
+        <w:ind w:left="369" w:hanging="227"/>
+      </w:pPr>
+      <w:r>
+        <w:rPr>
+          <w:rFonts w:ascii="Kaiti SC" w:hAnsi="Kaiti SC" w:eastAsia="Kaiti SC" w:cs="Kaiti SC"/>
+          <w:sz w:val="21"/>
+        </w:rPr>
+        <w:t xml:space="preserve">➢ </w:t>
+      </w:r>
+      <w:r>
+        <w:rPr>
+          <w:rFonts w:ascii="Kaiti SC" w:hAnsi="Kaiti SC" w:eastAsia="Kaiti SC" w:cs="Kaiti SC"/>
+          <w:sz w:val="21"/>
+        </w:rPr>
+        <w:t>【产品与技术】银河航天：银河航天入股北京昇帆科技，后者为卫星柔性太阳翼研发商 - Jiemian.com （Jiemian.com）</w:t>
+      </w:r>
+    </w:p>
+    <w:p>
+      <w:pPr>
+        <w:keepLines/>
+        <w:spacing w:after="60"/>
+        <w:ind w:left="369" w:hanging="227"/>
+      </w:pPr>
+      <w:r>
+        <w:rPr>
+          <w:rFonts w:ascii="Kaiti SC" w:hAnsi="Kaiti SC" w:eastAsia="Kaiti SC" w:cs="Kaiti SC"/>
+          <w:sz w:val="21"/>
+        </w:rPr>
+        <w:t xml:space="preserve">➢ </w:t>
+      </w:r>
+      <w:r>
+        <w:rPr>
+          <w:rFonts w:ascii="Kaiti SC" w:hAnsi="Kaiti SC" w:eastAsia="Kaiti SC" w:cs="Kaiti SC"/>
+          <w:sz w:val="21"/>
+        </w:rPr>
+        <w:t>【发射与任务】蓝箭航天：一周企业动态盘点丨面壁智能发布新一代MiniCPM-V 4.7；蓝箭航天朱雀二号改进型火箭“一箭十星”发射 - 北京市科学技术委员会 （北京市科学技术委员会）</w:t>
+      </w:r>
+    </w:p>
+    <w:p>
+      <w:pPr>
+        <w:keepLines/>
+        <w:spacing w:after="60"/>
+        <w:ind w:left="369" w:hanging="227"/>
+      </w:pPr>
+      <w:r>
+        <w:rPr>
+          <w:rFonts w:ascii="Kaiti SC" w:hAnsi="Kaiti SC" w:eastAsia="Kaiti SC" w:cs="Kaiti SC"/>
+          <w:sz w:val="21"/>
+        </w:rPr>
+        <w:t xml:space="preserve">➢ </w:t>
+      </w:r>
+      <w:r>
+        <w:rPr>
+          <w:rFonts w:ascii="Kaiti SC" w:hAnsi="Kaiti SC" w:eastAsia="Kaiti SC" w:cs="Kaiti SC"/>
+          <w:sz w:val="21"/>
+        </w:rPr>
+        <w:t>【产品与技术】银河航天：10:49:25【银河航天入股卫星柔性太阳翼研发商昇帆科技】 - 财联社 （财联社）</w:t>
       </w:r>
     </w:p>
     <w:p>
@@ -606,7 +774,7 @@
                 <w:b w:val="0"/>
                 <w:sz w:val="19"/>
               </w:rPr>
-              <w:t>6</w:t>
+              <w:t>19</w:t>
             </w:r>
           </w:p>
         </w:tc>
@@ -627,7 +795,7 @@
                 <w:b w:val="0"/>
                 <w:sz w:val="19"/>
               </w:rPr>
-              <w:t>其他动态、发射与任务</w:t>
+              <w:t>发射与任务、其他动态</w:t>
             </w:r>
           </w:p>
         </w:tc>
@@ -647,7 +815,7 @@
                 <w:b w:val="0"/>
                 <w:sz w:val="19"/>
               </w:rPr>
-              <w:t>Ukraine and the U.S. are at odds over Starshield. Here's what to know</w:t>
+              <w:t>Falcon 9 set to launch Bandwagon-5 rideshare mission from Florida</w:t>
             </w:r>
           </w:p>
         </w:tc>
@@ -693,7 +861,7 @@
                 <w:b w:val="0"/>
                 <w:sz w:val="19"/>
               </w:rPr>
-              <w:t>3</w:t>
+              <w:t>5</w:t>
             </w:r>
           </w:p>
         </w:tc>
@@ -714,7 +882,7 @@
                 <w:b w:val="0"/>
                 <w:sz w:val="19"/>
               </w:rPr>
-              <w:t>市场与股价、发射与任务</w:t>
+              <w:t>发射与任务</w:t>
             </w:r>
           </w:p>
         </w:tc>
@@ -734,7 +902,94 @@
                 <w:b w:val="0"/>
                 <w:sz w:val="19"/>
               </w:rPr>
-              <w:t>Blue Origin Expands Florida Launch Pads To Challenge SpaceX Launch Dominance</w:t>
+              <w:t>Blue Origin expands Florida facilities to increase New Glenn launches despite rocket explosion</w:t>
+            </w:r>
+          </w:p>
+        </w:tc>
+      </w:tr>
+      <w:tr>
+        <w:trPr>
+          <w:cantSplit/>
+        </w:trPr>
+        <w:tc>
+          <w:tcPr>
+            <w:tcW w:type="dxa" w:w="2075"/>
+            <w:vAlign w:val="center"/>
+          </w:tcPr>
+          <w:p>
+            <w:pPr>
+              <w:spacing w:after="0" w:line="252" w:lineRule="auto"/>
+            </w:pPr>
+            <w:r/>
+            <w:r>
+              <w:rPr>
+                <w:rFonts w:ascii="Kaiti SC" w:hAnsi="Kaiti SC" w:eastAsia="Kaiti SC" w:cs="Kaiti SC"/>
+                <w:b w:val="0"/>
+                <w:sz w:val="19"/>
+              </w:rPr>
+              <w:t>银河航天</w:t>
+            </w:r>
+          </w:p>
+        </w:tc>
+        <w:tc>
+          <w:tcPr>
+            <w:tcW w:type="dxa" w:w="2075"/>
+            <w:vAlign w:val="center"/>
+          </w:tcPr>
+          <w:p>
+            <w:pPr>
+              <w:spacing w:after="0" w:line="252" w:lineRule="auto"/>
+              <w:jc w:val="center"/>
+            </w:pPr>
+            <w:r/>
+            <w:r>
+              <w:rPr>
+                <w:rFonts w:ascii="Kaiti SC" w:hAnsi="Kaiti SC" w:eastAsia="Kaiti SC" w:cs="Kaiti SC"/>
+                <w:b w:val="0"/>
+                <w:sz w:val="19"/>
+              </w:rPr>
+              <w:t>4</w:t>
+            </w:r>
+          </w:p>
+        </w:tc>
+        <w:tc>
+          <w:tcPr>
+            <w:tcW w:type="dxa" w:w="2075"/>
+            <w:vAlign w:val="center"/>
+          </w:tcPr>
+          <w:p>
+            <w:pPr>
+              <w:spacing w:after="0" w:line="252" w:lineRule="auto"/>
+              <w:jc w:val="center"/>
+            </w:pPr>
+            <w:r/>
+            <w:r>
+              <w:rPr>
+                <w:rFonts w:ascii="Kaiti SC" w:hAnsi="Kaiti SC" w:eastAsia="Kaiti SC" w:cs="Kaiti SC"/>
+                <w:b w:val="0"/>
+                <w:sz w:val="19"/>
+              </w:rPr>
+              <w:t>产品与技术</w:t>
+            </w:r>
+          </w:p>
+        </w:tc>
+        <w:tc>
+          <w:tcPr>
+            <w:tcW w:type="dxa" w:w="2075"/>
+            <w:vAlign w:val="center"/>
+          </w:tcPr>
+          <w:p>
+            <w:pPr>
+              <w:spacing w:after="0" w:line="252" w:lineRule="auto"/>
+            </w:pPr>
+            <w:r/>
+            <w:r>
+              <w:rPr>
+                <w:rFonts w:ascii="Kaiti SC" w:hAnsi="Kaiti SC" w:eastAsia="Kaiti SC" w:cs="Kaiti SC"/>
+                <w:b w:val="0"/>
+                <w:sz w:val="19"/>
+              </w:rPr>
+              <w:t>银河航天入股卫星柔性太阳翼研发商昇帆科技 - 证券时报网</w:t>
             </w:r>
           </w:p>
         </w:tc>
@@ -780,7 +1035,7 @@
                 <w:b w:val="0"/>
                 <w:sz w:val="19"/>
               </w:rPr>
-              <w:t>1</w:t>
+              <w:t>2</w:t>
             </w:r>
           </w:p>
         </w:tc>
@@ -821,7 +1076,94 @@
                 <w:b w:val="0"/>
                 <w:sz w:val="19"/>
               </w:rPr>
-              <w:t>国防军工行业周报：朱雀二号改进型遥四一箭十星_行业研究_研报 - 证券之星</w:t>
+              <w:t>朱雀二号改进型遥四运载火箭“一箭十星”发射成功星箭携手再飞天亦庄航天创新活力迸发_部门动态_首都之窗 - 北京市人民政府门户网站</w:t>
+            </w:r>
+          </w:p>
+        </w:tc>
+      </w:tr>
+      <w:tr>
+        <w:trPr>
+          <w:cantSplit/>
+        </w:trPr>
+        <w:tc>
+          <w:tcPr>
+            <w:tcW w:type="dxa" w:w="2075"/>
+            <w:vAlign w:val="center"/>
+          </w:tcPr>
+          <w:p>
+            <w:pPr>
+              <w:spacing w:after="0" w:line="252" w:lineRule="auto"/>
+            </w:pPr>
+            <w:r/>
+            <w:r>
+              <w:rPr>
+                <w:rFonts w:ascii="Kaiti SC" w:hAnsi="Kaiti SC" w:eastAsia="Kaiti SC" w:cs="Kaiti SC"/>
+                <w:b w:val="0"/>
+                <w:sz w:val="19"/>
+              </w:rPr>
+              <w:t>星际荣耀</w:t>
+            </w:r>
+          </w:p>
+        </w:tc>
+        <w:tc>
+          <w:tcPr>
+            <w:tcW w:type="dxa" w:w="2075"/>
+            <w:vAlign w:val="center"/>
+          </w:tcPr>
+          <w:p>
+            <w:pPr>
+              <w:spacing w:after="0" w:line="252" w:lineRule="auto"/>
+              <w:jc w:val="center"/>
+            </w:pPr>
+            <w:r/>
+            <w:r>
+              <w:rPr>
+                <w:rFonts w:ascii="Kaiti SC" w:hAnsi="Kaiti SC" w:eastAsia="Kaiti SC" w:cs="Kaiti SC"/>
+                <w:b w:val="0"/>
+                <w:sz w:val="19"/>
+              </w:rPr>
+              <w:t>1</w:t>
+            </w:r>
+          </w:p>
+        </w:tc>
+        <w:tc>
+          <w:tcPr>
+            <w:tcW w:type="dxa" w:w="2075"/>
+            <w:vAlign w:val="center"/>
+          </w:tcPr>
+          <w:p>
+            <w:pPr>
+              <w:spacing w:after="0" w:line="252" w:lineRule="auto"/>
+              <w:jc w:val="center"/>
+            </w:pPr>
+            <w:r/>
+            <w:r>
+              <w:rPr>
+                <w:rFonts w:ascii="Kaiti SC" w:hAnsi="Kaiti SC" w:eastAsia="Kaiti SC" w:cs="Kaiti SC"/>
+                <w:b w:val="0"/>
+                <w:sz w:val="19"/>
+              </w:rPr>
+              <w:t>其他动态</w:t>
+            </w:r>
+          </w:p>
+        </w:tc>
+        <w:tc>
+          <w:tcPr>
+            <w:tcW w:type="dxa" w:w="2075"/>
+            <w:vAlign w:val="center"/>
+          </w:tcPr>
+          <w:p>
+            <w:pPr>
+              <w:spacing w:after="0" w:line="252" w:lineRule="auto"/>
+            </w:pPr>
+            <w:r/>
+            <w:r>
+              <w:rPr>
+                <w:rFonts w:ascii="Kaiti SC" w:hAnsi="Kaiti SC" w:eastAsia="Kaiti SC" w:cs="Kaiti SC"/>
+                <w:b w:val="0"/>
+                <w:sz w:val="19"/>
+              </w:rPr>
+              <w:t>星际荣耀 以1585.32万元取得成都一宗地使用权 - 未来天玑</w:t>
             </w:r>
           </w:p>
         </w:tc>
@@ -858,7 +1200,7 @@
           <w:rFonts w:ascii="Kaiti SC" w:hAnsi="Kaiti SC" w:eastAsia="Kaiti SC" w:cs="Kaiti SC"/>
           <w:sz w:val="21"/>
         </w:rPr>
-        <w:t>[1] 2026-10-18｜bing.com｜Blue Origin：Blue Origin Expands Florida Launch Pads To Challenge SpaceX Launch Dominance</w:t>
+        <w:t>[1] 2026-10-19｜NASASpaceflight｜SpaceX：Falcon 9 set to launch Bandwagon-5 rideshare mission from Florida</w:t>
       </w:r>
     </w:p>
     <w:p>
@@ -879,7 +1221,7 @@
           <w:rFonts w:ascii="Kaiti SC" w:hAnsi="Kaiti SC" w:eastAsia="Kaiti SC" w:cs="Kaiti SC"/>
           <w:sz w:val="21"/>
         </w:rPr>
-        <w:t>[2] 2026-10-18｜bing.com｜SpaceX：Ukraine and the U.S. are at odds over Starshield. Here's what to know</w:t>
+        <w:t>[2] 2026-10-19｜Spaceflight Now｜SpaceX：Live coverage: SpaceX to launch Starfall reentry capsule, 31 customer payloads on Bandwagon-5 rideshare mission</w:t>
       </w:r>
     </w:p>
     <w:p>
@@ -900,7 +1242,7 @@
           <w:rFonts w:ascii="Kaiti SC" w:hAnsi="Kaiti SC" w:eastAsia="Kaiti SC" w:cs="Kaiti SC"/>
           <w:sz w:val="21"/>
         </w:rPr>
-        <w:t>[3] 2026-10-18｜bing.com｜SpaceX：Rep. Turner calls for congressional probe into Starlink disruption</w:t>
+        <w:t>[3] 2026-10-19｜Spaceflight Now｜SpaceX：Poor weather forces scrub of Monday launch attempt of Bandwagon-5, SpaceX now targeting Tuesday - Spaceflight Now</w:t>
       </w:r>
     </w:p>
     <w:p>
@@ -921,7 +1263,7 @@
           <w:rFonts w:ascii="Kaiti SC" w:hAnsi="Kaiti SC" w:eastAsia="Kaiti SC" w:cs="Kaiti SC"/>
           <w:sz w:val="21"/>
         </w:rPr>
-        <w:t>[4] 2026-10-18｜Orlando Sentinel｜Blue Origin：Blue Origin expansion plans aim for multiple Space Coast launches a week - Orlando Sentinel</w:t>
+        <w:t>[4] 2026-10-19｜北京市人民政府门户网站｜蓝箭航天：朱雀二号改进型遥四运载火箭“一箭十星”发射成功星箭携手再飞天亦庄航天创新活力迸发_部门动态_首都之窗 - 北京市人民政府门户网站</w:t>
       </w:r>
     </w:p>
     <w:p>
@@ -942,7 +1284,7 @@
           <w:rFonts w:ascii="Kaiti SC" w:hAnsi="Kaiti SC" w:eastAsia="Kaiti SC" w:cs="Kaiti SC"/>
           <w:sz w:val="21"/>
         </w:rPr>
-        <w:t>[5] 2026-10-18｜bing.com｜SpaceX：How Many Starlink Satellites Are In Orbit Today?</w:t>
+        <w:t>[5] 2026-10-19｜bing.com｜Blue Origin：Blue Origin expands Florida facilities to increase New Glenn launches despite rocket explosion</w:t>
       </w:r>
     </w:p>
     <w:p>
@@ -963,7 +1305,7 @@
           <w:rFonts w:ascii="Kaiti SC" w:hAnsi="Kaiti SC" w:eastAsia="Kaiti SC" w:cs="Kaiti SC"/>
           <w:sz w:val="21"/>
         </w:rPr>
-        <w:t>[6] 2026-10-18｜bing.com｜SpaceX：Zelenskyy Says Starlink Restrictions Continue, Harms Ukraine's Military, People</w:t>
+        <w:t>[6] 2026-10-19｜bing.com｜SpaceX：Veon Says SpaceX's Starlink Mobile Reached 11 Million Users in Three Markets</w:t>
       </w:r>
     </w:p>
     <w:p>
@@ -984,7 +1326,7 @@
           <w:rFonts w:ascii="Kaiti SC" w:hAnsi="Kaiti SC" w:eastAsia="Kaiti SC" w:cs="Kaiti SC"/>
           <w:sz w:val="21"/>
         </w:rPr>
-        <w:t>[7] 2026-10-18｜bing.com｜Blue Origin：Blue Origin expansion plans aim for multiple Space Coast launches a week</w:t>
+        <w:t>[7] 2026-10-19｜WFTV｜Blue Origin：Blue Origin seeks approval to dramatically increase New Glenn launches - WFTV</w:t>
       </w:r>
     </w:p>
     <w:p>
@@ -1005,7 +1347,7 @@
           <w:rFonts w:ascii="Kaiti SC" w:hAnsi="Kaiti SC" w:eastAsia="Kaiti SC" w:cs="Kaiti SC"/>
           <w:sz w:val="21"/>
         </w:rPr>
-        <w:t>[8] 2026-10-18｜bing.com｜SpaceX：SpaceX Is Buying Airwaves to Take On the Wireless Carriers. Is the Stock a Buy?</w:t>
+        <w:t>[8] 2026-10-19｜bing.com｜Blue Origin：Blue Origin commits $330M to rocket infrastructure</w:t>
       </w:r>
     </w:p>
     <w:p>
@@ -1026,7 +1368,175 @@
           <w:rFonts w:ascii="Kaiti SC" w:hAnsi="Kaiti SC" w:eastAsia="Kaiti SC" w:cs="Kaiti SC"/>
           <w:sz w:val="21"/>
         </w:rPr>
-        <w:t>[9] 2026-10-18｜证券之星｜蓝箭航天：国防军工行业周报：朱雀二号改进型遥四一箭十星_行业研究_研报 - 证券之星</w:t>
+        <w:t>[9] 2026-10-19｜bing.com｜Blue Origin：Blue Origin commits $330M to rocket infrastructure</w:t>
+      </w:r>
+    </w:p>
+    <w:p>
+      <w:pPr>
+        <w:keepLines/>
+        <w:spacing w:after="60"/>
+        <w:ind w:left="369" w:hanging="227"/>
+      </w:pPr>
+      <w:r>
+        <w:rPr>
+          <w:rFonts w:ascii="Kaiti SC" w:hAnsi="Kaiti SC" w:eastAsia="Kaiti SC" w:cs="Kaiti SC"/>
+          <w:sz w:val="21"/>
+        </w:rPr>
+        <w:t xml:space="preserve">✓ </w:t>
+      </w:r>
+      <w:r>
+        <w:rPr>
+          <w:rFonts w:ascii="Kaiti SC" w:hAnsi="Kaiti SC" w:eastAsia="Kaiti SC" w:cs="Kaiti SC"/>
+          <w:sz w:val="21"/>
+        </w:rPr>
+        <w:t>[10] 2026-10-19｜bing.com｜Blue Origin：Blue Origin commits $330M to rocket infrastructure</w:t>
+      </w:r>
+    </w:p>
+    <w:p>
+      <w:pPr>
+        <w:keepLines/>
+        <w:spacing w:after="60"/>
+        <w:ind w:left="369" w:hanging="227"/>
+      </w:pPr>
+      <w:r>
+        <w:rPr>
+          <w:rFonts w:ascii="Kaiti SC" w:hAnsi="Kaiti SC" w:eastAsia="Kaiti SC" w:cs="Kaiti SC"/>
+          <w:sz w:val="21"/>
+        </w:rPr>
+        <w:t xml:space="preserve">✓ </w:t>
+      </w:r>
+      <w:r>
+        <w:rPr>
+          <w:rFonts w:ascii="Kaiti SC" w:hAnsi="Kaiti SC" w:eastAsia="Kaiti SC" w:cs="Kaiti SC"/>
+          <w:sz w:val="21"/>
+        </w:rPr>
+        <w:t>[11] 2026-10-19｜satnews.com｜SpaceX：India Reinforces Security and Spectrum Safeguards, Restricting Unmonitored Starlink and NTN Entry</w:t>
+      </w:r>
+    </w:p>
+    <w:p>
+      <w:pPr>
+        <w:keepLines/>
+        <w:spacing w:after="60"/>
+        <w:ind w:left="369" w:hanging="227"/>
+      </w:pPr>
+      <w:r>
+        <w:rPr>
+          <w:rFonts w:ascii="Kaiti SC" w:hAnsi="Kaiti SC" w:eastAsia="Kaiti SC" w:cs="Kaiti SC"/>
+          <w:sz w:val="21"/>
+        </w:rPr>
+        <w:t xml:space="preserve">✓ </w:t>
+      </w:r>
+      <w:r>
+        <w:rPr>
+          <w:rFonts w:ascii="Kaiti SC" w:hAnsi="Kaiti SC" w:eastAsia="Kaiti SC" w:cs="Kaiti SC"/>
+          <w:sz w:val="21"/>
+        </w:rPr>
+        <w:t>[12] 2026-10-19｜证券时报网｜银河航天：银河航天入股卫星柔性太阳翼研发商昇帆科技 - 证券时报网</w:t>
+      </w:r>
+    </w:p>
+    <w:p>
+      <w:pPr>
+        <w:keepLines/>
+        <w:spacing w:after="60"/>
+        <w:ind w:left="369" w:hanging="227"/>
+      </w:pPr>
+      <w:r>
+        <w:rPr>
+          <w:rFonts w:ascii="Kaiti SC" w:hAnsi="Kaiti SC" w:eastAsia="Kaiti SC" w:cs="Kaiti SC"/>
+          <w:sz w:val="21"/>
+        </w:rPr>
+        <w:t xml:space="preserve">✓ </w:t>
+      </w:r>
+      <w:r>
+        <w:rPr>
+          <w:rFonts w:ascii="Kaiti SC" w:hAnsi="Kaiti SC" w:eastAsia="Kaiti SC" w:cs="Kaiti SC"/>
+          <w:sz w:val="21"/>
+        </w:rPr>
+        <w:t>[13] 2026-10-19｜未来天玑｜星际荣耀：星际荣耀 以1585.32万元取得成都一宗地使用权 - 未来天玑</w:t>
+      </w:r>
+    </w:p>
+    <w:p>
+      <w:pPr>
+        <w:keepLines/>
+        <w:spacing w:after="60"/>
+        <w:ind w:left="369" w:hanging="227"/>
+      </w:pPr>
+      <w:r>
+        <w:rPr>
+          <w:rFonts w:ascii="Kaiti SC" w:hAnsi="Kaiti SC" w:eastAsia="Kaiti SC" w:cs="Kaiti SC"/>
+          <w:sz w:val="21"/>
+        </w:rPr>
+        <w:t xml:space="preserve">✓ </w:t>
+      </w:r>
+      <w:r>
+        <w:rPr>
+          <w:rFonts w:ascii="Kaiti SC" w:hAnsi="Kaiti SC" w:eastAsia="Kaiti SC" w:cs="Kaiti SC"/>
+          <w:sz w:val="21"/>
+        </w:rPr>
+        <w:t>[14] 2026-10-19｜36Kr｜银河航天：银河航天入股北京昇帆科技，后者为卫星柔性太阳翼研发商 - 36Kr</w:t>
+      </w:r>
+    </w:p>
+    <w:p>
+      <w:pPr>
+        <w:keepLines/>
+        <w:spacing w:after="60"/>
+        <w:ind w:left="369" w:hanging="227"/>
+      </w:pPr>
+      <w:r>
+        <w:rPr>
+          <w:rFonts w:ascii="Kaiti SC" w:hAnsi="Kaiti SC" w:eastAsia="Kaiti SC" w:cs="Kaiti SC"/>
+          <w:sz w:val="21"/>
+        </w:rPr>
+        <w:t xml:space="preserve">✓ </w:t>
+      </w:r>
+      <w:r>
+        <w:rPr>
+          <w:rFonts w:ascii="Kaiti SC" w:hAnsi="Kaiti SC" w:eastAsia="Kaiti SC" w:cs="Kaiti SC"/>
+          <w:sz w:val="21"/>
+        </w:rPr>
+        <w:t>[15] 2026-10-19｜Jiemian.com｜银河航天：银河航天入股北京昇帆科技，后者为卫星柔性太阳翼研发商 - Jiemian.com</w:t>
+      </w:r>
+    </w:p>
+    <w:p>
+      <w:pPr>
+        <w:keepLines/>
+        <w:spacing w:after="60"/>
+        <w:ind w:left="369" w:hanging="227"/>
+      </w:pPr>
+      <w:r>
+        <w:rPr>
+          <w:rFonts w:ascii="Kaiti SC" w:hAnsi="Kaiti SC" w:eastAsia="Kaiti SC" w:cs="Kaiti SC"/>
+          <w:sz w:val="21"/>
+        </w:rPr>
+        <w:t xml:space="preserve">✓ </w:t>
+      </w:r>
+      <w:r>
+        <w:rPr>
+          <w:rFonts w:ascii="Kaiti SC" w:hAnsi="Kaiti SC" w:eastAsia="Kaiti SC" w:cs="Kaiti SC"/>
+          <w:sz w:val="21"/>
+        </w:rPr>
+        <w:t>[16] 2026-10-19｜北京市科学技术委员会｜蓝箭航天：一周企业动态盘点丨面壁智能发布新一代MiniCPM-V 4.7；蓝箭航天朱雀二号改进型火箭“一箭十星”发射 - 北京市科学技术委员会</w:t>
+      </w:r>
+    </w:p>
+    <w:p>
+      <w:pPr>
+        <w:keepLines/>
+        <w:spacing w:after="60"/>
+        <w:ind w:left="369" w:hanging="227"/>
+      </w:pPr>
+      <w:r>
+        <w:rPr>
+          <w:rFonts w:ascii="Kaiti SC" w:hAnsi="Kaiti SC" w:eastAsia="Kaiti SC" w:cs="Kaiti SC"/>
+          <w:sz w:val="21"/>
+        </w:rPr>
+        <w:t xml:space="preserve">✓ </w:t>
+      </w:r>
+      <w:r>
+        <w:rPr>
+          <w:rFonts w:ascii="Kaiti SC" w:hAnsi="Kaiti SC" w:eastAsia="Kaiti SC" w:cs="Kaiti SC"/>
+          <w:sz w:val="21"/>
+        </w:rPr>
+        <w:t>[17] 2026-10-19｜财联社｜银河航天：10:49:25【银河航天入股卫星柔性太阳翼研发商昇帆科技】 - 财联社</w:t>
       </w:r>
     </w:p>
     <w:sectPr>

--- a/data/reports/daily-documents/latest/previous_daily_report.docx
+++ b/data/reports/daily-documents/latest/previous_daily_report.docx
@@ -26,7 +26,7 @@
           <w:rFonts w:ascii="Kaiti SC" w:hAnsi="Kaiti SC" w:eastAsia="Kaiti SC" w:cs="Kaiti SC"/>
           <w:sz w:val="21"/>
         </w:rPr>
-        <w:t>2026-10-19（上一自然日）</w:t>
+        <w:t>2026-10-20（上一自然日）</w:t>
       </w:r>
     </w:p>
     <w:tbl>
@@ -81,7 +81,7 @@
                 <w:b w:val="0"/>
                 <w:sz w:val="19"/>
               </w:rPr>
-              <w:t>2026-10-19</w:t>
+              <w:t>2026-10-20</w:t>
             </w:r>
           </w:p>
         </w:tc>
@@ -127,7 +127,7 @@
                 <w:b w:val="0"/>
                 <w:sz w:val="19"/>
               </w:rPr>
-              <w:t>31 条 / 5 家</w:t>
+              <w:t>28 条 / 2 家</w:t>
             </w:r>
           </w:p>
         </w:tc>
@@ -173,7 +173,7 @@
                 <w:b w:val="0"/>
                 <w:sz w:val="19"/>
               </w:rPr>
-              <w:t>14 个</w:t>
+              <w:t>9 个</w:t>
             </w:r>
           </w:p>
         </w:tc>
@@ -219,7 +219,7 @@
                 <w:b w:val="0"/>
                 <w:sz w:val="19"/>
               </w:rPr>
-              <w:t>2026-10-20</w:t>
+              <w:t>2026-10-21</w:t>
             </w:r>
           </w:p>
         </w:tc>
@@ -245,7 +245,7 @@
     </w:p>
     <w:p>
       <w:r>
-        <w:t>2026-10-19 共归档 31 条新闻，覆盖 5 家公司、14 个信息来源。 新闻量较多的公司包括 SpaceX、Blue Origin、银河航天、蓝箭航天。</w:t>
+        <w:t>2026-10-20 共归档 28 条新闻，覆盖 2 家公司、9 个信息来源。 新闻量较多的公司包括 SpaceX、Blue Origin。</w:t>
       </w:r>
     </w:p>
     <w:p>
@@ -279,7 +279,7 @@
           <w:rFonts w:ascii="Kaiti SC" w:hAnsi="Kaiti SC" w:eastAsia="Kaiti SC" w:cs="Kaiti SC"/>
           <w:sz w:val="21"/>
         </w:rPr>
-        <w:t>【发射与任务】SpaceX：Falcon 9 set to launch Bandwagon-5 rideshare mission from Florida （NASASpaceflight）</w:t>
+        <w:t>【发射与任务】SpaceX：LIVE: SpaceX Starlink launch - The Audubon County Advocate Journal （The Audubon County Advocate Journal）</w:t>
       </w:r>
     </w:p>
     <w:p>
@@ -300,7 +300,7 @@
           <w:rFonts w:ascii="Kaiti SC" w:hAnsi="Kaiti SC" w:eastAsia="Kaiti SC" w:cs="Kaiti SC"/>
           <w:sz w:val="21"/>
         </w:rPr>
-        <w:t>【发射与任务】SpaceX：Live coverage: SpaceX to launch Starfall reentry capsule, 31 customer payloads on Bandwagon-5 rideshare mission （Spaceflight Now）</w:t>
+        <w:t>【发射与任务】SpaceX：Planet Labs Launches Pelican-12 Aboard SpaceX Bandwagon-5 to Test Orbital AI and Satellite Relays （satnews.com）</w:t>
       </w:r>
     </w:p>
     <w:p>
@@ -321,7 +321,7 @@
           <w:rFonts w:ascii="Kaiti SC" w:hAnsi="Kaiti SC" w:eastAsia="Kaiti SC" w:cs="Kaiti SC"/>
           <w:sz w:val="21"/>
         </w:rPr>
-        <w:t>【发射与任务】SpaceX：Poor weather forces scrub of Monday launch attempt of Bandwagon-5, SpaceX now targeting Tuesday - Spaceflight Now （Spaceflight Now）</w:t>
+        <w:t>【其他动态】SpaceX：SpaceX's latest earnings humble the rocket industry （bing.com）</w:t>
       </w:r>
     </w:p>
     <w:p>
@@ -342,7 +342,7 @@
           <w:rFonts w:ascii="Kaiti SC" w:hAnsi="Kaiti SC" w:eastAsia="Kaiti SC" w:cs="Kaiti SC"/>
           <w:sz w:val="21"/>
         </w:rPr>
-        <w:t>【发射与任务】蓝箭航天：朱雀二号改进型遥四运载火箭“一箭十星”发射成功星箭携手再飞天亦庄航天创新活力迸发_部门动态_首都之窗 - 北京市人民政府门户网站 （北京市人民政府门户网站）</w:t>
+        <w:t>【发射与任务】Blue Origin：Blue Origin's massive New Glenn rocket on move to launch pad （bing.com）</w:t>
       </w:r>
     </w:p>
     <w:p>
@@ -363,7 +363,7 @@
           <w:rFonts w:ascii="Kaiti SC" w:hAnsi="Kaiti SC" w:eastAsia="Kaiti SC" w:cs="Kaiti SC"/>
           <w:sz w:val="21"/>
         </w:rPr>
-        <w:t>【发射与任务】Blue Origin：Blue Origin expands Florida facilities to increase New Glenn launches despite rocket explosion （bing.com）</w:t>
+        <w:t>【其他动态】SpaceX：SpaceX posts first operating profit as public company as AI revenue nearly triples to $7.6 billion—cruising past Starlink （bing.com）</w:t>
       </w:r>
     </w:p>
     <w:p>
@@ -384,7 +384,7 @@
           <w:rFonts w:ascii="Kaiti SC" w:hAnsi="Kaiti SC" w:eastAsia="Kaiti SC" w:cs="Kaiti SC"/>
           <w:sz w:val="21"/>
         </w:rPr>
-        <w:t>【其他动态】SpaceX：Veon Says SpaceX's Starlink Mobile Reached 11 Million Users in Three Markets （bing.com）</w:t>
+        <w:t>【发射与任务】SpaceX：SpaceX's next rocket launch to tie California's 2025 record. Watch - Ventura County Star （Ventura County Star）</w:t>
       </w:r>
     </w:p>
     <w:p>
@@ -405,217 +405,7 @@
           <w:rFonts w:ascii="Kaiti SC" w:hAnsi="Kaiti SC" w:eastAsia="Kaiti SC" w:cs="Kaiti SC"/>
           <w:sz w:val="21"/>
         </w:rPr>
-        <w:t>【发射与任务】Blue Origin：Blue Origin seeks approval to dramatically increase New Glenn launches - WFTV （WFTV）</w:t>
-      </w:r>
-    </w:p>
-    <w:p>
-      <w:pPr>
-        <w:keepLines/>
-        <w:spacing w:after="60"/>
-        <w:ind w:left="369" w:hanging="227"/>
-      </w:pPr>
-      <w:r>
-        <w:rPr>
-          <w:rFonts w:ascii="Kaiti SC" w:hAnsi="Kaiti SC" w:eastAsia="Kaiti SC" w:cs="Kaiti SC"/>
-          <w:sz w:val="21"/>
-        </w:rPr>
-        <w:t xml:space="preserve">➢ </w:t>
-      </w:r>
-      <w:r>
-        <w:rPr>
-          <w:rFonts w:ascii="Kaiti SC" w:hAnsi="Kaiti SC" w:eastAsia="Kaiti SC" w:cs="Kaiti SC"/>
-          <w:sz w:val="21"/>
-        </w:rPr>
-        <w:t>【发射与任务】Blue Origin：Blue Origin commits $330M to rocket infrastructure （bing.com）</w:t>
-      </w:r>
-    </w:p>
-    <w:p>
-      <w:pPr>
-        <w:keepLines/>
-        <w:spacing w:after="60"/>
-        <w:ind w:left="369" w:hanging="227"/>
-      </w:pPr>
-      <w:r>
-        <w:rPr>
-          <w:rFonts w:ascii="Kaiti SC" w:hAnsi="Kaiti SC" w:eastAsia="Kaiti SC" w:cs="Kaiti SC"/>
-          <w:sz w:val="21"/>
-        </w:rPr>
-        <w:t xml:space="preserve">➢ </w:t>
-      </w:r>
-      <w:r>
-        <w:rPr>
-          <w:rFonts w:ascii="Kaiti SC" w:hAnsi="Kaiti SC" w:eastAsia="Kaiti SC" w:cs="Kaiti SC"/>
-          <w:sz w:val="21"/>
-        </w:rPr>
-        <w:t>【发射与任务】Blue Origin：Blue Origin commits $330M to rocket infrastructure （bing.com）</w:t>
-      </w:r>
-    </w:p>
-    <w:p>
-      <w:pPr>
-        <w:keepLines/>
-        <w:spacing w:after="60"/>
-        <w:ind w:left="369" w:hanging="227"/>
-      </w:pPr>
-      <w:r>
-        <w:rPr>
-          <w:rFonts w:ascii="Kaiti SC" w:hAnsi="Kaiti SC" w:eastAsia="Kaiti SC" w:cs="Kaiti SC"/>
-          <w:sz w:val="21"/>
-        </w:rPr>
-        <w:t xml:space="preserve">➢ </w:t>
-      </w:r>
-      <w:r>
-        <w:rPr>
-          <w:rFonts w:ascii="Kaiti SC" w:hAnsi="Kaiti SC" w:eastAsia="Kaiti SC" w:cs="Kaiti SC"/>
-          <w:sz w:val="21"/>
-        </w:rPr>
-        <w:t>【发射与任务】Blue Origin：Blue Origin commits $330M to rocket infrastructure （bing.com）</w:t>
-      </w:r>
-    </w:p>
-    <w:p>
-      <w:pPr>
-        <w:keepLines/>
-        <w:spacing w:after="60"/>
-        <w:ind w:left="369" w:hanging="227"/>
-      </w:pPr>
-      <w:r>
-        <w:rPr>
-          <w:rFonts w:ascii="Kaiti SC" w:hAnsi="Kaiti SC" w:eastAsia="Kaiti SC" w:cs="Kaiti SC"/>
-          <w:sz w:val="21"/>
-        </w:rPr>
-        <w:t xml:space="preserve">➢ </w:t>
-      </w:r>
-      <w:r>
-        <w:rPr>
-          <w:rFonts w:ascii="Kaiti SC" w:hAnsi="Kaiti SC" w:eastAsia="Kaiti SC" w:cs="Kaiti SC"/>
-          <w:sz w:val="21"/>
-        </w:rPr>
-        <w:t>【发射与任务】SpaceX：India Reinforces Security and Spectrum Safeguards, Restricting Unmonitored Starlink and NTN Entry （satnews.com）</w:t>
-      </w:r>
-    </w:p>
-    <w:p>
-      <w:pPr>
-        <w:keepLines/>
-        <w:spacing w:after="60"/>
-        <w:ind w:left="369" w:hanging="227"/>
-      </w:pPr>
-      <w:r>
-        <w:rPr>
-          <w:rFonts w:ascii="Kaiti SC" w:hAnsi="Kaiti SC" w:eastAsia="Kaiti SC" w:cs="Kaiti SC"/>
-          <w:sz w:val="21"/>
-        </w:rPr>
-        <w:t xml:space="preserve">➢ </w:t>
-      </w:r>
-      <w:r>
-        <w:rPr>
-          <w:rFonts w:ascii="Kaiti SC" w:hAnsi="Kaiti SC" w:eastAsia="Kaiti SC" w:cs="Kaiti SC"/>
-          <w:sz w:val="21"/>
-        </w:rPr>
-        <w:t>【产品与技术】银河航天：银河航天入股卫星柔性太阳翼研发商昇帆科技 - 证券时报网 （证券时报网）</w:t>
-      </w:r>
-    </w:p>
-    <w:p>
-      <w:pPr>
-        <w:keepLines/>
-        <w:spacing w:after="60"/>
-        <w:ind w:left="369" w:hanging="227"/>
-      </w:pPr>
-      <w:r>
-        <w:rPr>
-          <w:rFonts w:ascii="Kaiti SC" w:hAnsi="Kaiti SC" w:eastAsia="Kaiti SC" w:cs="Kaiti SC"/>
-          <w:sz w:val="21"/>
-        </w:rPr>
-        <w:t xml:space="preserve">➢ </w:t>
-      </w:r>
-      <w:r>
-        <w:rPr>
-          <w:rFonts w:ascii="Kaiti SC" w:hAnsi="Kaiti SC" w:eastAsia="Kaiti SC" w:cs="Kaiti SC"/>
-          <w:sz w:val="21"/>
-        </w:rPr>
-        <w:t>【其他动态】星际荣耀：星际荣耀 以1585.32万元取得成都一宗地使用权 - 未来天玑 （未来天玑）</w:t>
-      </w:r>
-    </w:p>
-    <w:p>
-      <w:pPr>
-        <w:keepLines/>
-        <w:spacing w:after="60"/>
-        <w:ind w:left="369" w:hanging="227"/>
-      </w:pPr>
-      <w:r>
-        <w:rPr>
-          <w:rFonts w:ascii="Kaiti SC" w:hAnsi="Kaiti SC" w:eastAsia="Kaiti SC" w:cs="Kaiti SC"/>
-          <w:sz w:val="21"/>
-        </w:rPr>
-        <w:t xml:space="preserve">➢ </w:t>
-      </w:r>
-      <w:r>
-        <w:rPr>
-          <w:rFonts w:ascii="Kaiti SC" w:hAnsi="Kaiti SC" w:eastAsia="Kaiti SC" w:cs="Kaiti SC"/>
-          <w:sz w:val="21"/>
-        </w:rPr>
-        <w:t>【产品与技术】银河航天：银河航天入股北京昇帆科技，后者为卫星柔性太阳翼研发商 - 36Kr （36Kr）</w:t>
-      </w:r>
-    </w:p>
-    <w:p>
-      <w:pPr>
-        <w:keepLines/>
-        <w:spacing w:after="60"/>
-        <w:ind w:left="369" w:hanging="227"/>
-      </w:pPr>
-      <w:r>
-        <w:rPr>
-          <w:rFonts w:ascii="Kaiti SC" w:hAnsi="Kaiti SC" w:eastAsia="Kaiti SC" w:cs="Kaiti SC"/>
-          <w:sz w:val="21"/>
-        </w:rPr>
-        <w:t xml:space="preserve">➢ </w:t>
-      </w:r>
-      <w:r>
-        <w:rPr>
-          <w:rFonts w:ascii="Kaiti SC" w:hAnsi="Kaiti SC" w:eastAsia="Kaiti SC" w:cs="Kaiti SC"/>
-          <w:sz w:val="21"/>
-        </w:rPr>
-        <w:t>【产品与技术】银河航天：银河航天入股北京昇帆科技，后者为卫星柔性太阳翼研发商 - Jiemian.com （Jiemian.com）</w:t>
-      </w:r>
-    </w:p>
-    <w:p>
-      <w:pPr>
-        <w:keepLines/>
-        <w:spacing w:after="60"/>
-        <w:ind w:left="369" w:hanging="227"/>
-      </w:pPr>
-      <w:r>
-        <w:rPr>
-          <w:rFonts w:ascii="Kaiti SC" w:hAnsi="Kaiti SC" w:eastAsia="Kaiti SC" w:cs="Kaiti SC"/>
-          <w:sz w:val="21"/>
-        </w:rPr>
-        <w:t xml:space="preserve">➢ </w:t>
-      </w:r>
-      <w:r>
-        <w:rPr>
-          <w:rFonts w:ascii="Kaiti SC" w:hAnsi="Kaiti SC" w:eastAsia="Kaiti SC" w:cs="Kaiti SC"/>
-          <w:sz w:val="21"/>
-        </w:rPr>
-        <w:t>【发射与任务】蓝箭航天：一周企业动态盘点丨面壁智能发布新一代MiniCPM-V 4.7；蓝箭航天朱雀二号改进型火箭“一箭十星”发射 - 北京市科学技术委员会 （北京市科学技术委员会）</w:t>
-      </w:r>
-    </w:p>
-    <w:p>
-      <w:pPr>
-        <w:keepLines/>
-        <w:spacing w:after="60"/>
-        <w:ind w:left="369" w:hanging="227"/>
-      </w:pPr>
-      <w:r>
-        <w:rPr>
-          <w:rFonts w:ascii="Kaiti SC" w:hAnsi="Kaiti SC" w:eastAsia="Kaiti SC" w:cs="Kaiti SC"/>
-          <w:sz w:val="21"/>
-        </w:rPr>
-        <w:t xml:space="preserve">➢ </w:t>
-      </w:r>
-      <w:r>
-        <w:rPr>
-          <w:rFonts w:ascii="Kaiti SC" w:hAnsi="Kaiti SC" w:eastAsia="Kaiti SC" w:cs="Kaiti SC"/>
-          <w:sz w:val="21"/>
-        </w:rPr>
-        <w:t>【产品与技术】银河航天：10:49:25【银河航天入股卫星柔性太阳翼研发商昇帆科技】 - 财联社 （财联社）</w:t>
+        <w:t>【发射与任务】Blue Origin：Blue Origin’s P-Sampler Launches Aboard JAXA's Martian Moons eXploration Mission - Blue Origin （Blue Origin）</w:t>
       </w:r>
     </w:p>
     <w:p>
@@ -774,7 +564,7 @@
                 <w:b w:val="0"/>
                 <w:sz w:val="19"/>
               </w:rPr>
-              <w:t>19</w:t>
+              <w:t>26</w:t>
             </w:r>
           </w:p>
         </w:tc>
@@ -815,7 +605,7 @@
                 <w:b w:val="0"/>
                 <w:sz w:val="19"/>
               </w:rPr>
-              <w:t>Falcon 9 set to launch Bandwagon-5 rideshare mission from Florida</w:t>
+              <w:t>LIVE: SpaceX Starlink launch - The Audubon County Advocate Journal</w:t>
             </w:r>
           </w:p>
         </w:tc>
@@ -841,180 +631,6 @@
                 <w:sz w:val="19"/>
               </w:rPr>
               <w:t>Blue Origin</w:t>
-            </w:r>
-          </w:p>
-        </w:tc>
-        <w:tc>
-          <w:tcPr>
-            <w:tcW w:type="dxa" w:w="2075"/>
-            <w:vAlign w:val="center"/>
-          </w:tcPr>
-          <w:p>
-            <w:pPr>
-              <w:spacing w:after="0" w:line="252" w:lineRule="auto"/>
-              <w:jc w:val="center"/>
-            </w:pPr>
-            <w:r/>
-            <w:r>
-              <w:rPr>
-                <w:rFonts w:ascii="Kaiti SC" w:hAnsi="Kaiti SC" w:eastAsia="Kaiti SC" w:cs="Kaiti SC"/>
-                <w:b w:val="0"/>
-                <w:sz w:val="19"/>
-              </w:rPr>
-              <w:t>5</w:t>
-            </w:r>
-          </w:p>
-        </w:tc>
-        <w:tc>
-          <w:tcPr>
-            <w:tcW w:type="dxa" w:w="2075"/>
-            <w:vAlign w:val="center"/>
-          </w:tcPr>
-          <w:p>
-            <w:pPr>
-              <w:spacing w:after="0" w:line="252" w:lineRule="auto"/>
-              <w:jc w:val="center"/>
-            </w:pPr>
-            <w:r/>
-            <w:r>
-              <w:rPr>
-                <w:rFonts w:ascii="Kaiti SC" w:hAnsi="Kaiti SC" w:eastAsia="Kaiti SC" w:cs="Kaiti SC"/>
-                <w:b w:val="0"/>
-                <w:sz w:val="19"/>
-              </w:rPr>
-              <w:t>发射与任务</w:t>
-            </w:r>
-          </w:p>
-        </w:tc>
-        <w:tc>
-          <w:tcPr>
-            <w:tcW w:type="dxa" w:w="2075"/>
-            <w:vAlign w:val="center"/>
-          </w:tcPr>
-          <w:p>
-            <w:pPr>
-              <w:spacing w:after="0" w:line="252" w:lineRule="auto"/>
-            </w:pPr>
-            <w:r/>
-            <w:r>
-              <w:rPr>
-                <w:rFonts w:ascii="Kaiti SC" w:hAnsi="Kaiti SC" w:eastAsia="Kaiti SC" w:cs="Kaiti SC"/>
-                <w:b w:val="0"/>
-                <w:sz w:val="19"/>
-              </w:rPr>
-              <w:t>Blue Origin expands Florida facilities to increase New Glenn launches despite rocket explosion</w:t>
-            </w:r>
-          </w:p>
-        </w:tc>
-      </w:tr>
-      <w:tr>
-        <w:trPr>
-          <w:cantSplit/>
-        </w:trPr>
-        <w:tc>
-          <w:tcPr>
-            <w:tcW w:type="dxa" w:w="2075"/>
-            <w:vAlign w:val="center"/>
-          </w:tcPr>
-          <w:p>
-            <w:pPr>
-              <w:spacing w:after="0" w:line="252" w:lineRule="auto"/>
-            </w:pPr>
-            <w:r/>
-            <w:r>
-              <w:rPr>
-                <w:rFonts w:ascii="Kaiti SC" w:hAnsi="Kaiti SC" w:eastAsia="Kaiti SC" w:cs="Kaiti SC"/>
-                <w:b w:val="0"/>
-                <w:sz w:val="19"/>
-              </w:rPr>
-              <w:t>银河航天</w:t>
-            </w:r>
-          </w:p>
-        </w:tc>
-        <w:tc>
-          <w:tcPr>
-            <w:tcW w:type="dxa" w:w="2075"/>
-            <w:vAlign w:val="center"/>
-          </w:tcPr>
-          <w:p>
-            <w:pPr>
-              <w:spacing w:after="0" w:line="252" w:lineRule="auto"/>
-              <w:jc w:val="center"/>
-            </w:pPr>
-            <w:r/>
-            <w:r>
-              <w:rPr>
-                <w:rFonts w:ascii="Kaiti SC" w:hAnsi="Kaiti SC" w:eastAsia="Kaiti SC" w:cs="Kaiti SC"/>
-                <w:b w:val="0"/>
-                <w:sz w:val="19"/>
-              </w:rPr>
-              <w:t>4</w:t>
-            </w:r>
-          </w:p>
-        </w:tc>
-        <w:tc>
-          <w:tcPr>
-            <w:tcW w:type="dxa" w:w="2075"/>
-            <w:vAlign w:val="center"/>
-          </w:tcPr>
-          <w:p>
-            <w:pPr>
-              <w:spacing w:after="0" w:line="252" w:lineRule="auto"/>
-              <w:jc w:val="center"/>
-            </w:pPr>
-            <w:r/>
-            <w:r>
-              <w:rPr>
-                <w:rFonts w:ascii="Kaiti SC" w:hAnsi="Kaiti SC" w:eastAsia="Kaiti SC" w:cs="Kaiti SC"/>
-                <w:b w:val="0"/>
-                <w:sz w:val="19"/>
-              </w:rPr>
-              <w:t>产品与技术</w:t>
-            </w:r>
-          </w:p>
-        </w:tc>
-        <w:tc>
-          <w:tcPr>
-            <w:tcW w:type="dxa" w:w="2075"/>
-            <w:vAlign w:val="center"/>
-          </w:tcPr>
-          <w:p>
-            <w:pPr>
-              <w:spacing w:after="0" w:line="252" w:lineRule="auto"/>
-            </w:pPr>
-            <w:r/>
-            <w:r>
-              <w:rPr>
-                <w:rFonts w:ascii="Kaiti SC" w:hAnsi="Kaiti SC" w:eastAsia="Kaiti SC" w:cs="Kaiti SC"/>
-                <w:b w:val="0"/>
-                <w:sz w:val="19"/>
-              </w:rPr>
-              <w:t>银河航天入股卫星柔性太阳翼研发商昇帆科技 - 证券时报网</w:t>
-            </w:r>
-          </w:p>
-        </w:tc>
-      </w:tr>
-      <w:tr>
-        <w:trPr>
-          <w:cantSplit/>
-        </w:trPr>
-        <w:tc>
-          <w:tcPr>
-            <w:tcW w:type="dxa" w:w="2075"/>
-            <w:vAlign w:val="center"/>
-          </w:tcPr>
-          <w:p>
-            <w:pPr>
-              <w:spacing w:after="0" w:line="252" w:lineRule="auto"/>
-            </w:pPr>
-            <w:r/>
-            <w:r>
-              <w:rPr>
-                <w:rFonts w:ascii="Kaiti SC" w:hAnsi="Kaiti SC" w:eastAsia="Kaiti SC" w:cs="Kaiti SC"/>
-                <w:b w:val="0"/>
-                <w:sz w:val="19"/>
-              </w:rPr>
-              <w:t>蓝箭航天</w:t>
             </w:r>
           </w:p>
         </w:tc>
@@ -1076,94 +692,7 @@
                 <w:b w:val="0"/>
                 <w:sz w:val="19"/>
               </w:rPr>
-              <w:t>朱雀二号改进型遥四运载火箭“一箭十星”发射成功星箭携手再飞天亦庄航天创新活力迸发_部门动态_首都之窗 - 北京市人民政府门户网站</w:t>
-            </w:r>
-          </w:p>
-        </w:tc>
-      </w:tr>
-      <w:tr>
-        <w:trPr>
-          <w:cantSplit/>
-        </w:trPr>
-        <w:tc>
-          <w:tcPr>
-            <w:tcW w:type="dxa" w:w="2075"/>
-            <w:vAlign w:val="center"/>
-          </w:tcPr>
-          <w:p>
-            <w:pPr>
-              <w:spacing w:after="0" w:line="252" w:lineRule="auto"/>
-            </w:pPr>
-            <w:r/>
-            <w:r>
-              <w:rPr>
-                <w:rFonts w:ascii="Kaiti SC" w:hAnsi="Kaiti SC" w:eastAsia="Kaiti SC" w:cs="Kaiti SC"/>
-                <w:b w:val="0"/>
-                <w:sz w:val="19"/>
-              </w:rPr>
-              <w:t>星际荣耀</w:t>
-            </w:r>
-          </w:p>
-        </w:tc>
-        <w:tc>
-          <w:tcPr>
-            <w:tcW w:type="dxa" w:w="2075"/>
-            <w:vAlign w:val="center"/>
-          </w:tcPr>
-          <w:p>
-            <w:pPr>
-              <w:spacing w:after="0" w:line="252" w:lineRule="auto"/>
-              <w:jc w:val="center"/>
-            </w:pPr>
-            <w:r/>
-            <w:r>
-              <w:rPr>
-                <w:rFonts w:ascii="Kaiti SC" w:hAnsi="Kaiti SC" w:eastAsia="Kaiti SC" w:cs="Kaiti SC"/>
-                <w:b w:val="0"/>
-                <w:sz w:val="19"/>
-              </w:rPr>
-              <w:t>1</w:t>
-            </w:r>
-          </w:p>
-        </w:tc>
-        <w:tc>
-          <w:tcPr>
-            <w:tcW w:type="dxa" w:w="2075"/>
-            <w:vAlign w:val="center"/>
-          </w:tcPr>
-          <w:p>
-            <w:pPr>
-              <w:spacing w:after="0" w:line="252" w:lineRule="auto"/>
-              <w:jc w:val="center"/>
-            </w:pPr>
-            <w:r/>
-            <w:r>
-              <w:rPr>
-                <w:rFonts w:ascii="Kaiti SC" w:hAnsi="Kaiti SC" w:eastAsia="Kaiti SC" w:cs="Kaiti SC"/>
-                <w:b w:val="0"/>
-                <w:sz w:val="19"/>
-              </w:rPr>
-              <w:t>其他动态</w:t>
-            </w:r>
-          </w:p>
-        </w:tc>
-        <w:tc>
-          <w:tcPr>
-            <w:tcW w:type="dxa" w:w="2075"/>
-            <w:vAlign w:val="center"/>
-          </w:tcPr>
-          <w:p>
-            <w:pPr>
-              <w:spacing w:after="0" w:line="252" w:lineRule="auto"/>
-            </w:pPr>
-            <w:r/>
-            <w:r>
-              <w:rPr>
-                <w:rFonts w:ascii="Kaiti SC" w:hAnsi="Kaiti SC" w:eastAsia="Kaiti SC" w:cs="Kaiti SC"/>
-                <w:b w:val="0"/>
-                <w:sz w:val="19"/>
-              </w:rPr>
-              <w:t>星际荣耀 以1585.32万元取得成都一宗地使用权 - 未来天玑</w:t>
+              <w:t>Blue Origin's massive New Glenn rocket on move to launch pad</w:t>
             </w:r>
           </w:p>
         </w:tc>
@@ -1200,7 +729,7 @@
           <w:rFonts w:ascii="Kaiti SC" w:hAnsi="Kaiti SC" w:eastAsia="Kaiti SC" w:cs="Kaiti SC"/>
           <w:sz w:val="21"/>
         </w:rPr>
-        <w:t>[1] 2026-10-19｜NASASpaceflight｜SpaceX：Falcon 9 set to launch Bandwagon-5 rideshare mission from Florida</w:t>
+        <w:t>[1] 2026-10-20｜The Audubon County Advocate Journal｜SpaceX：LIVE: SpaceX Starlink launch - The Audubon County Advocate Journal</w:t>
       </w:r>
     </w:p>
     <w:p>
@@ -1221,7 +750,7 @@
           <w:rFonts w:ascii="Kaiti SC" w:hAnsi="Kaiti SC" w:eastAsia="Kaiti SC" w:cs="Kaiti SC"/>
           <w:sz w:val="21"/>
         </w:rPr>
-        <w:t>[2] 2026-10-19｜Spaceflight Now｜SpaceX：Live coverage: SpaceX to launch Starfall reentry capsule, 31 customer payloads on Bandwagon-5 rideshare mission</w:t>
+        <w:t>[2] 2026-10-20｜satnews.com｜SpaceX：Planet Labs Launches Pelican-12 Aboard SpaceX Bandwagon-5 to Test Orbital AI and Satellite Relays</w:t>
       </w:r>
     </w:p>
     <w:p>
@@ -1242,7 +771,7 @@
           <w:rFonts w:ascii="Kaiti SC" w:hAnsi="Kaiti SC" w:eastAsia="Kaiti SC" w:cs="Kaiti SC"/>
           <w:sz w:val="21"/>
         </w:rPr>
-        <w:t>[3] 2026-10-19｜Spaceflight Now｜SpaceX：Poor weather forces scrub of Monday launch attempt of Bandwagon-5, SpaceX now targeting Tuesday - Spaceflight Now</w:t>
+        <w:t>[3] 2026-10-20｜bing.com｜SpaceX：SpaceX's latest earnings humble the rocket industry</w:t>
       </w:r>
     </w:p>
     <w:p>
@@ -1263,7 +792,7 @@
           <w:rFonts w:ascii="Kaiti SC" w:hAnsi="Kaiti SC" w:eastAsia="Kaiti SC" w:cs="Kaiti SC"/>
           <w:sz w:val="21"/>
         </w:rPr>
-        <w:t>[4] 2026-10-19｜北京市人民政府门户网站｜蓝箭航天：朱雀二号改进型遥四运载火箭“一箭十星”发射成功星箭携手再飞天亦庄航天创新活力迸发_部门动态_首都之窗 - 北京市人民政府门户网站</w:t>
+        <w:t>[4] 2026-10-20｜bing.com｜Blue Origin：Blue Origin's massive New Glenn rocket on move to launch pad</w:t>
       </w:r>
     </w:p>
     <w:p>
@@ -1284,7 +813,7 @@
           <w:rFonts w:ascii="Kaiti SC" w:hAnsi="Kaiti SC" w:eastAsia="Kaiti SC" w:cs="Kaiti SC"/>
           <w:sz w:val="21"/>
         </w:rPr>
-        <w:t>[5] 2026-10-19｜bing.com｜Blue Origin：Blue Origin expands Florida facilities to increase New Glenn launches despite rocket explosion</w:t>
+        <w:t>[5] 2026-10-20｜bing.com｜SpaceX：SpaceX posts first operating profit as public company as AI revenue nearly triples to $7.6 billion—cruising past Starlink</w:t>
       </w:r>
     </w:p>
     <w:p>
@@ -1305,7 +834,7 @@
           <w:rFonts w:ascii="Kaiti SC" w:hAnsi="Kaiti SC" w:eastAsia="Kaiti SC" w:cs="Kaiti SC"/>
           <w:sz w:val="21"/>
         </w:rPr>
-        <w:t>[6] 2026-10-19｜bing.com｜SpaceX：Veon Says SpaceX's Starlink Mobile Reached 11 Million Users in Three Markets</w:t>
+        <w:t>[6] 2026-10-20｜Ventura County Star｜SpaceX：SpaceX's next rocket launch to tie California's 2025 record. Watch - Ventura County Star</w:t>
       </w:r>
     </w:p>
     <w:p>
@@ -1326,217 +855,7 @@
           <w:rFonts w:ascii="Kaiti SC" w:hAnsi="Kaiti SC" w:eastAsia="Kaiti SC" w:cs="Kaiti SC"/>
           <w:sz w:val="21"/>
         </w:rPr>
-        <w:t>[7] 2026-10-19｜WFTV｜Blue Origin：Blue Origin seeks approval to dramatically increase New Glenn launches - WFTV</w:t>
-      </w:r>
-    </w:p>
-    <w:p>
-      <w:pPr>
-        <w:keepLines/>
-        <w:spacing w:after="60"/>
-        <w:ind w:left="369" w:hanging="227"/>
-      </w:pPr>
-      <w:r>
-        <w:rPr>
-          <w:rFonts w:ascii="Kaiti SC" w:hAnsi="Kaiti SC" w:eastAsia="Kaiti SC" w:cs="Kaiti SC"/>
-          <w:sz w:val="21"/>
-        </w:rPr>
-        <w:t xml:space="preserve">✓ </w:t>
-      </w:r>
-      <w:r>
-        <w:rPr>
-          <w:rFonts w:ascii="Kaiti SC" w:hAnsi="Kaiti SC" w:eastAsia="Kaiti SC" w:cs="Kaiti SC"/>
-          <w:sz w:val="21"/>
-        </w:rPr>
-        <w:t>[8] 2026-10-19｜bing.com｜Blue Origin：Blue Origin commits $330M to rocket infrastructure</w:t>
-      </w:r>
-    </w:p>
-    <w:p>
-      <w:pPr>
-        <w:keepLines/>
-        <w:spacing w:after="60"/>
-        <w:ind w:left="369" w:hanging="227"/>
-      </w:pPr>
-      <w:r>
-        <w:rPr>
-          <w:rFonts w:ascii="Kaiti SC" w:hAnsi="Kaiti SC" w:eastAsia="Kaiti SC" w:cs="Kaiti SC"/>
-          <w:sz w:val="21"/>
-        </w:rPr>
-        <w:t xml:space="preserve">✓ </w:t>
-      </w:r>
-      <w:r>
-        <w:rPr>
-          <w:rFonts w:ascii="Kaiti SC" w:hAnsi="Kaiti SC" w:eastAsia="Kaiti SC" w:cs="Kaiti SC"/>
-          <w:sz w:val="21"/>
-        </w:rPr>
-        <w:t>[9] 2026-10-19｜bing.com｜Blue Origin：Blue Origin commits $330M to rocket infrastructure</w:t>
-      </w:r>
-    </w:p>
-    <w:p>
-      <w:pPr>
-        <w:keepLines/>
-        <w:spacing w:after="60"/>
-        <w:ind w:left="369" w:hanging="227"/>
-      </w:pPr>
-      <w:r>
-        <w:rPr>
-          <w:rFonts w:ascii="Kaiti SC" w:hAnsi="Kaiti SC" w:eastAsia="Kaiti SC" w:cs="Kaiti SC"/>
-          <w:sz w:val="21"/>
-        </w:rPr>
-        <w:t xml:space="preserve">✓ </w:t>
-      </w:r>
-      <w:r>
-        <w:rPr>
-          <w:rFonts w:ascii="Kaiti SC" w:hAnsi="Kaiti SC" w:eastAsia="Kaiti SC" w:cs="Kaiti SC"/>
-          <w:sz w:val="21"/>
-        </w:rPr>
-        <w:t>[10] 2026-10-19｜bing.com｜Blue Origin：Blue Origin commits $330M to rocket infrastructure</w:t>
-      </w:r>
-    </w:p>
-    <w:p>
-      <w:pPr>
-        <w:keepLines/>
-        <w:spacing w:after="60"/>
-        <w:ind w:left="369" w:hanging="227"/>
-      </w:pPr>
-      <w:r>
-        <w:rPr>
-          <w:rFonts w:ascii="Kaiti SC" w:hAnsi="Kaiti SC" w:eastAsia="Kaiti SC" w:cs="Kaiti SC"/>
-          <w:sz w:val="21"/>
-        </w:rPr>
-        <w:t xml:space="preserve">✓ </w:t>
-      </w:r>
-      <w:r>
-        <w:rPr>
-          <w:rFonts w:ascii="Kaiti SC" w:hAnsi="Kaiti SC" w:eastAsia="Kaiti SC" w:cs="Kaiti SC"/>
-          <w:sz w:val="21"/>
-        </w:rPr>
-        <w:t>[11] 2026-10-19｜satnews.com｜SpaceX：India Reinforces Security and Spectrum Safeguards, Restricting Unmonitored Starlink and NTN Entry</w:t>
-      </w:r>
-    </w:p>
-    <w:p>
-      <w:pPr>
-        <w:keepLines/>
-        <w:spacing w:after="60"/>
-        <w:ind w:left="369" w:hanging="227"/>
-      </w:pPr>
-      <w:r>
-        <w:rPr>
-          <w:rFonts w:ascii="Kaiti SC" w:hAnsi="Kaiti SC" w:eastAsia="Kaiti SC" w:cs="Kaiti SC"/>
-          <w:sz w:val="21"/>
-        </w:rPr>
-        <w:t xml:space="preserve">✓ </w:t>
-      </w:r>
-      <w:r>
-        <w:rPr>
-          <w:rFonts w:ascii="Kaiti SC" w:hAnsi="Kaiti SC" w:eastAsia="Kaiti SC" w:cs="Kaiti SC"/>
-          <w:sz w:val="21"/>
-        </w:rPr>
-        <w:t>[12] 2026-10-19｜证券时报网｜银河航天：银河航天入股卫星柔性太阳翼研发商昇帆科技 - 证券时报网</w:t>
-      </w:r>
-    </w:p>
-    <w:p>
-      <w:pPr>
-        <w:keepLines/>
-        <w:spacing w:after="60"/>
-        <w:ind w:left="369" w:hanging="227"/>
-      </w:pPr>
-      <w:r>
-        <w:rPr>
-          <w:rFonts w:ascii="Kaiti SC" w:hAnsi="Kaiti SC" w:eastAsia="Kaiti SC" w:cs="Kaiti SC"/>
-          <w:sz w:val="21"/>
-        </w:rPr>
-        <w:t xml:space="preserve">✓ </w:t>
-      </w:r>
-      <w:r>
-        <w:rPr>
-          <w:rFonts w:ascii="Kaiti SC" w:hAnsi="Kaiti SC" w:eastAsia="Kaiti SC" w:cs="Kaiti SC"/>
-          <w:sz w:val="21"/>
-        </w:rPr>
-        <w:t>[13] 2026-10-19｜未来天玑｜星际荣耀：星际荣耀 以1585.32万元取得成都一宗地使用权 - 未来天玑</w:t>
-      </w:r>
-    </w:p>
-    <w:p>
-      <w:pPr>
-        <w:keepLines/>
-        <w:spacing w:after="60"/>
-        <w:ind w:left="369" w:hanging="227"/>
-      </w:pPr>
-      <w:r>
-        <w:rPr>
-          <w:rFonts w:ascii="Kaiti SC" w:hAnsi="Kaiti SC" w:eastAsia="Kaiti SC" w:cs="Kaiti SC"/>
-          <w:sz w:val="21"/>
-        </w:rPr>
-        <w:t xml:space="preserve">✓ </w:t>
-      </w:r>
-      <w:r>
-        <w:rPr>
-          <w:rFonts w:ascii="Kaiti SC" w:hAnsi="Kaiti SC" w:eastAsia="Kaiti SC" w:cs="Kaiti SC"/>
-          <w:sz w:val="21"/>
-        </w:rPr>
-        <w:t>[14] 2026-10-19｜36Kr｜银河航天：银河航天入股北京昇帆科技，后者为卫星柔性太阳翼研发商 - 36Kr</w:t>
-      </w:r>
-    </w:p>
-    <w:p>
-      <w:pPr>
-        <w:keepLines/>
-        <w:spacing w:after="60"/>
-        <w:ind w:left="369" w:hanging="227"/>
-      </w:pPr>
-      <w:r>
-        <w:rPr>
-          <w:rFonts w:ascii="Kaiti SC" w:hAnsi="Kaiti SC" w:eastAsia="Kaiti SC" w:cs="Kaiti SC"/>
-          <w:sz w:val="21"/>
-        </w:rPr>
-        <w:t xml:space="preserve">✓ </w:t>
-      </w:r>
-      <w:r>
-        <w:rPr>
-          <w:rFonts w:ascii="Kaiti SC" w:hAnsi="Kaiti SC" w:eastAsia="Kaiti SC" w:cs="Kaiti SC"/>
-          <w:sz w:val="21"/>
-        </w:rPr>
-        <w:t>[15] 2026-10-19｜Jiemian.com｜银河航天：银河航天入股北京昇帆科技，后者为卫星柔性太阳翼研发商 - Jiemian.com</w:t>
-      </w:r>
-    </w:p>
-    <w:p>
-      <w:pPr>
-        <w:keepLines/>
-        <w:spacing w:after="60"/>
-        <w:ind w:left="369" w:hanging="227"/>
-      </w:pPr>
-      <w:r>
-        <w:rPr>
-          <w:rFonts w:ascii="Kaiti SC" w:hAnsi="Kaiti SC" w:eastAsia="Kaiti SC" w:cs="Kaiti SC"/>
-          <w:sz w:val="21"/>
-        </w:rPr>
-        <w:t xml:space="preserve">✓ </w:t>
-      </w:r>
-      <w:r>
-        <w:rPr>
-          <w:rFonts w:ascii="Kaiti SC" w:hAnsi="Kaiti SC" w:eastAsia="Kaiti SC" w:cs="Kaiti SC"/>
-          <w:sz w:val="21"/>
-        </w:rPr>
-        <w:t>[16] 2026-10-19｜北京市科学技术委员会｜蓝箭航天：一周企业动态盘点丨面壁智能发布新一代MiniCPM-V 4.7；蓝箭航天朱雀二号改进型火箭“一箭十星”发射 - 北京市科学技术委员会</w:t>
-      </w:r>
-    </w:p>
-    <w:p>
-      <w:pPr>
-        <w:keepLines/>
-        <w:spacing w:after="60"/>
-        <w:ind w:left="369" w:hanging="227"/>
-      </w:pPr>
-      <w:r>
-        <w:rPr>
-          <w:rFonts w:ascii="Kaiti SC" w:hAnsi="Kaiti SC" w:eastAsia="Kaiti SC" w:cs="Kaiti SC"/>
-          <w:sz w:val="21"/>
-        </w:rPr>
-        <w:t xml:space="preserve">✓ </w:t>
-      </w:r>
-      <w:r>
-        <w:rPr>
-          <w:rFonts w:ascii="Kaiti SC" w:hAnsi="Kaiti SC" w:eastAsia="Kaiti SC" w:cs="Kaiti SC"/>
-          <w:sz w:val="21"/>
-        </w:rPr>
-        <w:t>[17] 2026-10-19｜财联社｜银河航天：10:49:25【银河航天入股卫星柔性太阳翼研发商昇帆科技】 - 财联社</w:t>
+        <w:t>[7] 2026-10-20｜Blue Origin｜Blue Origin：Blue Origin’s P-Sampler Launches Aboard JAXA's Martian Moons eXploration Mission - Blue Origin</w:t>
       </w:r>
     </w:p>
     <w:sectPr>

--- a/data/reports/daily-documents/latest/previous_daily_report.docx
+++ b/data/reports/daily-documents/latest/previous_daily_report.docx
@@ -26,7 +26,7 @@
           <w:rFonts w:ascii="Kaiti SC" w:hAnsi="Kaiti SC" w:eastAsia="Kaiti SC" w:cs="Kaiti SC"/>
           <w:sz w:val="21"/>
         </w:rPr>
-        <w:t>2026-10-20（上一自然日）</w:t>
+        <w:t>2026-10-21（上一自然日）</w:t>
       </w:r>
     </w:p>
     <w:tbl>
@@ -81,7 +81,7 @@
                 <w:b w:val="0"/>
                 <w:sz w:val="19"/>
               </w:rPr>
-              <w:t>2026-10-20</w:t>
+              <w:t>2026-10-21</w:t>
             </w:r>
           </w:p>
         </w:tc>
@@ -127,7 +127,7 @@
                 <w:b w:val="0"/>
                 <w:sz w:val="19"/>
               </w:rPr>
-              <w:t>28 条 / 2 家</w:t>
+              <w:t>41 条 / 5 家</w:t>
             </w:r>
           </w:p>
         </w:tc>
@@ -173,7 +173,7 @@
                 <w:b w:val="0"/>
                 <w:sz w:val="19"/>
               </w:rPr>
-              <w:t>9 个</w:t>
+              <w:t>22 个</w:t>
             </w:r>
           </w:p>
         </w:tc>
@@ -219,7 +219,7 @@
                 <w:b w:val="0"/>
                 <w:sz w:val="19"/>
               </w:rPr>
-              <w:t>2026-10-21</w:t>
+              <w:t>2026-10-22</w:t>
             </w:r>
           </w:p>
         </w:tc>
@@ -245,7 +245,7 @@
     </w:p>
     <w:p>
       <w:r>
-        <w:t>2026-10-20 共归档 28 条新闻，覆盖 2 家公司、9 个信息来源。 新闻量较多的公司包括 SpaceX、Blue Origin。</w:t>
+        <w:t>2026-10-21 共归档 41 条新闻，覆盖 5 家公司、22 个信息来源。 新闻量较多的公司包括 SpaceX、星河动力、Blue Origin、中国星网。</w:t>
       </w:r>
     </w:p>
     <w:p>
@@ -279,7 +279,7 @@
           <w:rFonts w:ascii="Kaiti SC" w:hAnsi="Kaiti SC" w:eastAsia="Kaiti SC" w:cs="Kaiti SC"/>
           <w:sz w:val="21"/>
         </w:rPr>
-        <w:t>【发射与任务】SpaceX：LIVE: SpaceX Starlink launch - The Audubon County Advocate Journal （The Audubon County Advocate Journal）</w:t>
+        <w:t>【发射与任务】SpaceX：Live coverage: SpaceX to launch 27 Starlink satellites on Falcon 9 rocket from Vandenberg SFB （Spaceflight Now）</w:t>
       </w:r>
     </w:p>
     <w:p>
@@ -300,7 +300,7 @@
           <w:rFonts w:ascii="Kaiti SC" w:hAnsi="Kaiti SC" w:eastAsia="Kaiti SC" w:cs="Kaiti SC"/>
           <w:sz w:val="21"/>
         </w:rPr>
-        <w:t>【发射与任务】SpaceX：Planet Labs Launches Pelican-12 Aboard SpaceX Bandwagon-5 to Test Orbital AI and Satellite Relays （satnews.com）</w:t>
+        <w:t>【发射与任务】星河动力：谷神星一号海上发射告捷 全球首个低倾角遥感星座首星升空 - 东方财富 （东方财富）</w:t>
       </w:r>
     </w:p>
     <w:p>
@@ -321,7 +321,7 @@
           <w:rFonts w:ascii="Kaiti SC" w:hAnsi="Kaiti SC" w:eastAsia="Kaiti SC" w:cs="Kaiti SC"/>
           <w:sz w:val="21"/>
         </w:rPr>
-        <w:t>【其他动态】SpaceX：SpaceX's latest earnings humble the rocket industry （bing.com）</w:t>
+        <w:t>【其他动态】SpaceX：Mobile satellite service/terminal provider Ovzon: SpaceX Starshield issue in Ukraine proves the need for autonomy （spaceintelreport.com）</w:t>
       </w:r>
     </w:p>
     <w:p>
@@ -342,7 +342,7 @@
           <w:rFonts w:ascii="Kaiti SC" w:hAnsi="Kaiti SC" w:eastAsia="Kaiti SC" w:cs="Kaiti SC"/>
           <w:sz w:val="21"/>
         </w:rPr>
-        <w:t>【发射与任务】Blue Origin：Blue Origin's massive New Glenn rocket on move to launch pad （bing.com）</w:t>
+        <w:t>【其他动态】星河动力：谷神星一号海射成功，商业航天运力稳步迭代 - 东方财富 （东方财富）</w:t>
       </w:r>
     </w:p>
     <w:p>
@@ -363,7 +363,7 @@
           <w:rFonts w:ascii="Kaiti SC" w:hAnsi="Kaiti SC" w:eastAsia="Kaiti SC" w:cs="Kaiti SC"/>
           <w:sz w:val="21"/>
         </w:rPr>
-        <w:t>【其他动态】SpaceX：SpaceX posts first operating profit as public company as AI revenue nearly triples to $7.6 billion—cruising past Starlink （bing.com）</w:t>
+        <w:t>【其他动态】SpaceX：Starlink Surges to 13.6 Million Subscribers as GSMA Assesses TAM Penetration and Telco Defense （satnews.com）</w:t>
       </w:r>
     </w:p>
     <w:p>
@@ -384,7 +384,7 @@
           <w:rFonts w:ascii="Kaiti SC" w:hAnsi="Kaiti SC" w:eastAsia="Kaiti SC" w:cs="Kaiti SC"/>
           <w:sz w:val="21"/>
         </w:rPr>
-        <w:t>【发射与任务】SpaceX：SpaceX's next rocket launch to tie California's 2025 record. Watch - Ventura County Star （Ventura County Star）</w:t>
+        <w:t>【发射与任务】Blue Origin：Blue Origin Plans Multiple Space Coast Launches per Week - Thomasnet （Thomasnet）</w:t>
       </w:r>
     </w:p>
     <w:p>
@@ -405,7 +405,196 @@
           <w:rFonts w:ascii="Kaiti SC" w:hAnsi="Kaiti SC" w:eastAsia="Kaiti SC" w:cs="Kaiti SC"/>
           <w:sz w:val="21"/>
         </w:rPr>
-        <w:t>【发射与任务】Blue Origin：Blue Origin’s P-Sampler Launches Aboard JAXA's Martian Moons eXploration Mission - Blue Origin （Blue Origin）</w:t>
+        <w:t>【发射与任务】SpaceX：SpaceX Plans First Full Starship Catch As AI Revenue Passes Starlink （bing.com）</w:t>
+      </w:r>
+    </w:p>
+    <w:p>
+      <w:pPr>
+        <w:keepLines/>
+        <w:spacing w:after="60"/>
+        <w:ind w:left="369" w:hanging="227"/>
+      </w:pPr>
+      <w:r>
+        <w:rPr>
+          <w:rFonts w:ascii="Kaiti SC" w:hAnsi="Kaiti SC" w:eastAsia="Kaiti SC" w:cs="Kaiti SC"/>
+          <w:sz w:val="21"/>
+        </w:rPr>
+        <w:t xml:space="preserve">➢ </w:t>
+      </w:r>
+      <w:r>
+        <w:rPr>
+          <w:rFonts w:ascii="Kaiti SC" w:hAnsi="Kaiti SC" w:eastAsia="Kaiti SC" w:cs="Kaiti SC"/>
+          <w:sz w:val="21"/>
+        </w:rPr>
+        <w:t>【发射与任务】SpaceX：SpaceX Plans First Full Starship Catch As AI Revenue Passes Starlink （bing.com）</w:t>
+      </w:r>
+    </w:p>
+    <w:p>
+      <w:pPr>
+        <w:keepLines/>
+        <w:spacing w:after="60"/>
+        <w:ind w:left="369" w:hanging="227"/>
+      </w:pPr>
+      <w:r>
+        <w:rPr>
+          <w:rFonts w:ascii="Kaiti SC" w:hAnsi="Kaiti SC" w:eastAsia="Kaiti SC" w:cs="Kaiti SC"/>
+          <w:sz w:val="21"/>
+        </w:rPr>
+        <w:t xml:space="preserve">➢ </w:t>
+      </w:r>
+      <w:r>
+        <w:rPr>
+          <w:rFonts w:ascii="Kaiti SC" w:hAnsi="Kaiti SC" w:eastAsia="Kaiti SC" w:cs="Kaiti SC"/>
+          <w:sz w:val="21"/>
+        </w:rPr>
+        <w:t>【发射与任务】星河动力：星河动力航天：谷神星一号海射型（遥八）运载火箭发射圆满成功 - 经济观察网 （经济观察网）</w:t>
+      </w:r>
+    </w:p>
+    <w:p>
+      <w:pPr>
+        <w:keepLines/>
+        <w:spacing w:after="60"/>
+        <w:ind w:left="369" w:hanging="227"/>
+      </w:pPr>
+      <w:r>
+        <w:rPr>
+          <w:rFonts w:ascii="Kaiti SC" w:hAnsi="Kaiti SC" w:eastAsia="Kaiti SC" w:cs="Kaiti SC"/>
+          <w:sz w:val="21"/>
+        </w:rPr>
+        <w:t xml:space="preserve">➢ </w:t>
+      </w:r>
+      <w:r>
+        <w:rPr>
+          <w:rFonts w:ascii="Kaiti SC" w:hAnsi="Kaiti SC" w:eastAsia="Kaiti SC" w:cs="Kaiti SC"/>
+          <w:sz w:val="21"/>
+        </w:rPr>
+        <w:t>【发射与任务】中科宇航：对话中科宇航副总裁樊娜：预计3到5年内，中国商业火箭发射成本将低于美国 - 中新经纬 （中新经纬）</w:t>
+      </w:r>
+    </w:p>
+    <w:p>
+      <w:pPr>
+        <w:keepLines/>
+        <w:spacing w:after="60"/>
+        <w:ind w:left="369" w:hanging="227"/>
+      </w:pPr>
+      <w:r>
+        <w:rPr>
+          <w:rFonts w:ascii="Kaiti SC" w:hAnsi="Kaiti SC" w:eastAsia="Kaiti SC" w:cs="Kaiti SC"/>
+          <w:sz w:val="21"/>
+        </w:rPr>
+        <w:t xml:space="preserve">➢ </w:t>
+      </w:r>
+      <w:r>
+        <w:rPr>
+          <w:rFonts w:ascii="Kaiti SC" w:hAnsi="Kaiti SC" w:eastAsia="Kaiti SC" w:cs="Kaiti SC"/>
+          <w:sz w:val="21"/>
+        </w:rPr>
+        <w:t>【发射与任务】星河动力：谷神星一号海上发射告捷 全球首个低倾角遥感星座首星升空 - 财联社电报 （财联社电报）</w:t>
+      </w:r>
+    </w:p>
+    <w:p>
+      <w:pPr>
+        <w:keepLines/>
+        <w:spacing w:after="60"/>
+        <w:ind w:left="369" w:hanging="227"/>
+      </w:pPr>
+      <w:r>
+        <w:rPr>
+          <w:rFonts w:ascii="Kaiti SC" w:hAnsi="Kaiti SC" w:eastAsia="Kaiti SC" w:cs="Kaiti SC"/>
+          <w:sz w:val="21"/>
+        </w:rPr>
+        <w:t xml:space="preserve">➢ </w:t>
+      </w:r>
+      <w:r>
+        <w:rPr>
+          <w:rFonts w:ascii="Kaiti SC" w:hAnsi="Kaiti SC" w:eastAsia="Kaiti SC" w:cs="Kaiti SC"/>
+          <w:sz w:val="21"/>
+        </w:rPr>
+        <w:t>【发射与任务】星河动力：谷神星一号完成第7次海上发射，“五羊星座”先导星入轨 - 21财经 （21财经）</w:t>
+      </w:r>
+    </w:p>
+    <w:p>
+      <w:pPr>
+        <w:keepLines/>
+        <w:spacing w:after="60"/>
+        <w:ind w:left="369" w:hanging="227"/>
+      </w:pPr>
+      <w:r>
+        <w:rPr>
+          <w:rFonts w:ascii="Kaiti SC" w:hAnsi="Kaiti SC" w:eastAsia="Kaiti SC" w:cs="Kaiti SC"/>
+          <w:sz w:val="21"/>
+        </w:rPr>
+        <w:t xml:space="preserve">➢ </w:t>
+      </w:r>
+      <w:r>
+        <w:rPr>
+          <w:rFonts w:ascii="Kaiti SC" w:hAnsi="Kaiti SC" w:eastAsia="Kaiti SC" w:cs="Kaiti SC"/>
+          <w:sz w:val="21"/>
+        </w:rPr>
+        <w:t>【发射与任务】Blue Origin：Blue Origin’s New Glenn reached orbit before SpaceX’s Starship （bing.com）</w:t>
+      </w:r>
+    </w:p>
+    <w:p>
+      <w:pPr>
+        <w:keepLines/>
+        <w:spacing w:after="60"/>
+        <w:ind w:left="369" w:hanging="227"/>
+      </w:pPr>
+      <w:r>
+        <w:rPr>
+          <w:rFonts w:ascii="Kaiti SC" w:hAnsi="Kaiti SC" w:eastAsia="Kaiti SC" w:cs="Kaiti SC"/>
+          <w:sz w:val="21"/>
+        </w:rPr>
+        <w:t xml:space="preserve">➢ </w:t>
+      </w:r>
+      <w:r>
+        <w:rPr>
+          <w:rFonts w:ascii="Kaiti SC" w:hAnsi="Kaiti SC" w:eastAsia="Kaiti SC" w:cs="Kaiti SC"/>
+          <w:sz w:val="21"/>
+        </w:rPr>
+        <w:t>【发射与任务】Blue Origin：Blue Origin Florida Infrastructure Investment Tops $3 Billion Ahead of High-Cadence New Glenn Operations （satnews.com）</w:t>
+      </w:r>
+    </w:p>
+    <w:p>
+      <w:pPr>
+        <w:keepLines/>
+        <w:spacing w:after="60"/>
+        <w:ind w:left="369" w:hanging="227"/>
+      </w:pPr>
+      <w:r>
+        <w:rPr>
+          <w:rFonts w:ascii="Kaiti SC" w:hAnsi="Kaiti SC" w:eastAsia="Kaiti SC" w:cs="Kaiti SC"/>
+          <w:sz w:val="21"/>
+        </w:rPr>
+        <w:t xml:space="preserve">➢ </w:t>
+      </w:r>
+      <w:r>
+        <w:rPr>
+          <w:rFonts w:ascii="Kaiti SC" w:hAnsi="Kaiti SC" w:eastAsia="Kaiti SC" w:cs="Kaiti SC"/>
+          <w:sz w:val="21"/>
+        </w:rPr>
+        <w:t>【其他动态】Blue Origin：Blue Origin Florida Infrastructure Investment Tops $3 Billion Ahead of High-Cadence New Glenn Operations - SatNews Publishers （SatNews Publishers）</w:t>
+      </w:r>
+    </w:p>
+    <w:p>
+      <w:pPr>
+        <w:keepLines/>
+        <w:spacing w:after="60"/>
+        <w:ind w:left="369" w:hanging="227"/>
+      </w:pPr>
+      <w:r>
+        <w:rPr>
+          <w:rFonts w:ascii="Kaiti SC" w:hAnsi="Kaiti SC" w:eastAsia="Kaiti SC" w:cs="Kaiti SC"/>
+          <w:sz w:val="21"/>
+        </w:rPr>
+        <w:t xml:space="preserve">➢ </w:t>
+      </w:r>
+      <w:r>
+        <w:rPr>
+          <w:rFonts w:ascii="Kaiti SC" w:hAnsi="Kaiti SC" w:eastAsia="Kaiti SC" w:cs="Kaiti SC"/>
+          <w:sz w:val="21"/>
+        </w:rPr>
+        <w:t>【其他动态】中国星网：丁薛祥调研中国星网 - 通信世界网 （通信世界网）</w:t>
       </w:r>
     </w:p>
     <w:p>
@@ -564,7 +753,94 @@
                 <w:b w:val="0"/>
                 <w:sz w:val="19"/>
               </w:rPr>
-              <w:t>26</w:t>
+              <w:t>27</w:t>
+            </w:r>
+          </w:p>
+        </w:tc>
+        <w:tc>
+          <w:tcPr>
+            <w:tcW w:type="dxa" w:w="2075"/>
+            <w:vAlign w:val="center"/>
+          </w:tcPr>
+          <w:p>
+            <w:pPr>
+              <w:spacing w:after="0" w:line="252" w:lineRule="auto"/>
+              <w:jc w:val="center"/>
+            </w:pPr>
+            <w:r/>
+            <w:r>
+              <w:rPr>
+                <w:rFonts w:ascii="Kaiti SC" w:hAnsi="Kaiti SC" w:eastAsia="Kaiti SC" w:cs="Kaiti SC"/>
+                <w:b w:val="0"/>
+                <w:sz w:val="19"/>
+              </w:rPr>
+              <w:t>发射与任务、其他动态、订单与合作</w:t>
+            </w:r>
+          </w:p>
+        </w:tc>
+        <w:tc>
+          <w:tcPr>
+            <w:tcW w:type="dxa" w:w="2075"/>
+            <w:vAlign w:val="center"/>
+          </w:tcPr>
+          <w:p>
+            <w:pPr>
+              <w:spacing w:after="0" w:line="252" w:lineRule="auto"/>
+            </w:pPr>
+            <w:r/>
+            <w:r>
+              <w:rPr>
+                <w:rFonts w:ascii="Kaiti SC" w:hAnsi="Kaiti SC" w:eastAsia="Kaiti SC" w:cs="Kaiti SC"/>
+                <w:b w:val="0"/>
+                <w:sz w:val="19"/>
+              </w:rPr>
+              <w:t>Live coverage: SpaceX to launch 27 Starlink satellites on Falcon 9 rocket from Vandenberg SFB</w:t>
+            </w:r>
+          </w:p>
+        </w:tc>
+      </w:tr>
+      <w:tr>
+        <w:trPr>
+          <w:cantSplit/>
+        </w:trPr>
+        <w:tc>
+          <w:tcPr>
+            <w:tcW w:type="dxa" w:w="2075"/>
+            <w:vAlign w:val="center"/>
+          </w:tcPr>
+          <w:p>
+            <w:pPr>
+              <w:spacing w:after="0" w:line="252" w:lineRule="auto"/>
+            </w:pPr>
+            <w:r/>
+            <w:r>
+              <w:rPr>
+                <w:rFonts w:ascii="Kaiti SC" w:hAnsi="Kaiti SC" w:eastAsia="Kaiti SC" w:cs="Kaiti SC"/>
+                <w:b w:val="0"/>
+                <w:sz w:val="19"/>
+              </w:rPr>
+              <w:t>星河动力</w:t>
+            </w:r>
+          </w:p>
+        </w:tc>
+        <w:tc>
+          <w:tcPr>
+            <w:tcW w:type="dxa" w:w="2075"/>
+            <w:vAlign w:val="center"/>
+          </w:tcPr>
+          <w:p>
+            <w:pPr>
+              <w:spacing w:after="0" w:line="252" w:lineRule="auto"/>
+              <w:jc w:val="center"/>
+            </w:pPr>
+            <w:r/>
+            <w:r>
+              <w:rPr>
+                <w:rFonts w:ascii="Kaiti SC" w:hAnsi="Kaiti SC" w:eastAsia="Kaiti SC" w:cs="Kaiti SC"/>
+                <w:b w:val="0"/>
+                <w:sz w:val="19"/>
+              </w:rPr>
+              <w:t>8</w:t>
             </w:r>
           </w:p>
         </w:tc>
@@ -605,7 +881,7 @@
                 <w:b w:val="0"/>
                 <w:sz w:val="19"/>
               </w:rPr>
-              <w:t>LIVE: SpaceX Starlink launch - The Audubon County Advocate Journal</w:t>
+              <w:t>谷神星一号海上发射告捷 全球首个低倾角遥感星座首星升空 - 东方财富</w:t>
             </w:r>
           </w:p>
         </w:tc>
@@ -651,7 +927,181 @@
                 <w:b w:val="0"/>
                 <w:sz w:val="19"/>
               </w:rPr>
-              <w:t>2</w:t>
+              <w:t>4</w:t>
+            </w:r>
+          </w:p>
+        </w:tc>
+        <w:tc>
+          <w:tcPr>
+            <w:tcW w:type="dxa" w:w="2075"/>
+            <w:vAlign w:val="center"/>
+          </w:tcPr>
+          <w:p>
+            <w:pPr>
+              <w:spacing w:after="0" w:line="252" w:lineRule="auto"/>
+              <w:jc w:val="center"/>
+            </w:pPr>
+            <w:r/>
+            <w:r>
+              <w:rPr>
+                <w:rFonts w:ascii="Kaiti SC" w:hAnsi="Kaiti SC" w:eastAsia="Kaiti SC" w:cs="Kaiti SC"/>
+                <w:b w:val="0"/>
+                <w:sz w:val="19"/>
+              </w:rPr>
+              <w:t>发射与任务、其他动态</w:t>
+            </w:r>
+          </w:p>
+        </w:tc>
+        <w:tc>
+          <w:tcPr>
+            <w:tcW w:type="dxa" w:w="2075"/>
+            <w:vAlign w:val="center"/>
+          </w:tcPr>
+          <w:p>
+            <w:pPr>
+              <w:spacing w:after="0" w:line="252" w:lineRule="auto"/>
+            </w:pPr>
+            <w:r/>
+            <w:r>
+              <w:rPr>
+                <w:rFonts w:ascii="Kaiti SC" w:hAnsi="Kaiti SC" w:eastAsia="Kaiti SC" w:cs="Kaiti SC"/>
+                <w:b w:val="0"/>
+                <w:sz w:val="19"/>
+              </w:rPr>
+              <w:t>Blue Origin Plans Multiple Space Coast Launches per Week - Thomasnet</w:t>
+            </w:r>
+          </w:p>
+        </w:tc>
+      </w:tr>
+      <w:tr>
+        <w:trPr>
+          <w:cantSplit/>
+        </w:trPr>
+        <w:tc>
+          <w:tcPr>
+            <w:tcW w:type="dxa" w:w="2075"/>
+            <w:vAlign w:val="center"/>
+          </w:tcPr>
+          <w:p>
+            <w:pPr>
+              <w:spacing w:after="0" w:line="252" w:lineRule="auto"/>
+            </w:pPr>
+            <w:r/>
+            <w:r>
+              <w:rPr>
+                <w:rFonts w:ascii="Kaiti SC" w:hAnsi="Kaiti SC" w:eastAsia="Kaiti SC" w:cs="Kaiti SC"/>
+                <w:b w:val="0"/>
+                <w:sz w:val="19"/>
+              </w:rPr>
+              <w:t>中国星网</w:t>
+            </w:r>
+          </w:p>
+        </w:tc>
+        <w:tc>
+          <w:tcPr>
+            <w:tcW w:type="dxa" w:w="2075"/>
+            <w:vAlign w:val="center"/>
+          </w:tcPr>
+          <w:p>
+            <w:pPr>
+              <w:spacing w:after="0" w:line="252" w:lineRule="auto"/>
+              <w:jc w:val="center"/>
+            </w:pPr>
+            <w:r/>
+            <w:r>
+              <w:rPr>
+                <w:rFonts w:ascii="Kaiti SC" w:hAnsi="Kaiti SC" w:eastAsia="Kaiti SC" w:cs="Kaiti SC"/>
+                <w:b w:val="0"/>
+                <w:sz w:val="19"/>
+              </w:rPr>
+              <w:t>1</w:t>
+            </w:r>
+          </w:p>
+        </w:tc>
+        <w:tc>
+          <w:tcPr>
+            <w:tcW w:type="dxa" w:w="2075"/>
+            <w:vAlign w:val="center"/>
+          </w:tcPr>
+          <w:p>
+            <w:pPr>
+              <w:spacing w:after="0" w:line="252" w:lineRule="auto"/>
+              <w:jc w:val="center"/>
+            </w:pPr>
+            <w:r/>
+            <w:r>
+              <w:rPr>
+                <w:rFonts w:ascii="Kaiti SC" w:hAnsi="Kaiti SC" w:eastAsia="Kaiti SC" w:cs="Kaiti SC"/>
+                <w:b w:val="0"/>
+                <w:sz w:val="19"/>
+              </w:rPr>
+              <w:t>其他动态</w:t>
+            </w:r>
+          </w:p>
+        </w:tc>
+        <w:tc>
+          <w:tcPr>
+            <w:tcW w:type="dxa" w:w="2075"/>
+            <w:vAlign w:val="center"/>
+          </w:tcPr>
+          <w:p>
+            <w:pPr>
+              <w:spacing w:after="0" w:line="252" w:lineRule="auto"/>
+            </w:pPr>
+            <w:r/>
+            <w:r>
+              <w:rPr>
+                <w:rFonts w:ascii="Kaiti SC" w:hAnsi="Kaiti SC" w:eastAsia="Kaiti SC" w:cs="Kaiti SC"/>
+                <w:b w:val="0"/>
+                <w:sz w:val="19"/>
+              </w:rPr>
+              <w:t>丁薛祥调研中国星网 - 通信世界网</w:t>
+            </w:r>
+          </w:p>
+        </w:tc>
+      </w:tr>
+      <w:tr>
+        <w:trPr>
+          <w:cantSplit/>
+        </w:trPr>
+        <w:tc>
+          <w:tcPr>
+            <w:tcW w:type="dxa" w:w="2075"/>
+            <w:vAlign w:val="center"/>
+          </w:tcPr>
+          <w:p>
+            <w:pPr>
+              <w:spacing w:after="0" w:line="252" w:lineRule="auto"/>
+            </w:pPr>
+            <w:r/>
+            <w:r>
+              <w:rPr>
+                <w:rFonts w:ascii="Kaiti SC" w:hAnsi="Kaiti SC" w:eastAsia="Kaiti SC" w:cs="Kaiti SC"/>
+                <w:b w:val="0"/>
+                <w:sz w:val="19"/>
+              </w:rPr>
+              <w:t>中科宇航</w:t>
+            </w:r>
+          </w:p>
+        </w:tc>
+        <w:tc>
+          <w:tcPr>
+            <w:tcW w:type="dxa" w:w="2075"/>
+            <w:vAlign w:val="center"/>
+          </w:tcPr>
+          <w:p>
+            <w:pPr>
+              <w:spacing w:after="0" w:line="252" w:lineRule="auto"/>
+              <w:jc w:val="center"/>
+            </w:pPr>
+            <w:r/>
+            <w:r>
+              <w:rPr>
+                <w:rFonts w:ascii="Kaiti SC" w:hAnsi="Kaiti SC" w:eastAsia="Kaiti SC" w:cs="Kaiti SC"/>
+                <w:b w:val="0"/>
+                <w:sz w:val="19"/>
+              </w:rPr>
+              <w:t>1</w:t>
             </w:r>
           </w:p>
         </w:tc>
@@ -692,7 +1142,7 @@
                 <w:b w:val="0"/>
                 <w:sz w:val="19"/>
               </w:rPr>
-              <w:t>Blue Origin's massive New Glenn rocket on move to launch pad</w:t>
+              <w:t>对话中科宇航副总裁樊娜：预计3到5年内，中国商业火箭发射成本将低于美国 - 中新经纬</w:t>
             </w:r>
           </w:p>
         </w:tc>
@@ -729,7 +1179,7 @@
           <w:rFonts w:ascii="Kaiti SC" w:hAnsi="Kaiti SC" w:eastAsia="Kaiti SC" w:cs="Kaiti SC"/>
           <w:sz w:val="21"/>
         </w:rPr>
-        <w:t>[1] 2026-10-20｜The Audubon County Advocate Journal｜SpaceX：LIVE: SpaceX Starlink launch - The Audubon County Advocate Journal</w:t>
+        <w:t>[1] 2026-10-21｜Spaceflight Now｜SpaceX：Live coverage: SpaceX to launch 27 Starlink satellites on Falcon 9 rocket from Vandenberg SFB</w:t>
       </w:r>
     </w:p>
     <w:p>
@@ -750,7 +1200,7 @@
           <w:rFonts w:ascii="Kaiti SC" w:hAnsi="Kaiti SC" w:eastAsia="Kaiti SC" w:cs="Kaiti SC"/>
           <w:sz w:val="21"/>
         </w:rPr>
-        <w:t>[2] 2026-10-20｜satnews.com｜SpaceX：Planet Labs Launches Pelican-12 Aboard SpaceX Bandwagon-5 to Test Orbital AI and Satellite Relays</w:t>
+        <w:t>[2] 2026-10-21｜东方财富｜星河动力：谷神星一号海上发射告捷 全球首个低倾角遥感星座首星升空 - 东方财富</w:t>
       </w:r>
     </w:p>
     <w:p>
@@ -771,7 +1221,7 @@
           <w:rFonts w:ascii="Kaiti SC" w:hAnsi="Kaiti SC" w:eastAsia="Kaiti SC" w:cs="Kaiti SC"/>
           <w:sz w:val="21"/>
         </w:rPr>
-        <w:t>[3] 2026-10-20｜bing.com｜SpaceX：SpaceX's latest earnings humble the rocket industry</w:t>
+        <w:t>[3] 2026-10-21｜spaceintelreport.com｜SpaceX：Mobile satellite service/terminal provider Ovzon: SpaceX Starshield issue in Ukraine proves the need for autonomy</w:t>
       </w:r>
     </w:p>
     <w:p>
@@ -792,7 +1242,7 @@
           <w:rFonts w:ascii="Kaiti SC" w:hAnsi="Kaiti SC" w:eastAsia="Kaiti SC" w:cs="Kaiti SC"/>
           <w:sz w:val="21"/>
         </w:rPr>
-        <w:t>[4] 2026-10-20｜bing.com｜Blue Origin：Blue Origin's massive New Glenn rocket on move to launch pad</w:t>
+        <w:t>[4] 2026-10-21｜东方财富｜星河动力：谷神星一号海射成功，商业航天运力稳步迭代 - 东方财富</w:t>
       </w:r>
     </w:p>
     <w:p>
@@ -813,7 +1263,7 @@
           <w:rFonts w:ascii="Kaiti SC" w:hAnsi="Kaiti SC" w:eastAsia="Kaiti SC" w:cs="Kaiti SC"/>
           <w:sz w:val="21"/>
         </w:rPr>
-        <w:t>[5] 2026-10-20｜bing.com｜SpaceX：SpaceX posts first operating profit as public company as AI revenue nearly triples to $7.6 billion—cruising past Starlink</w:t>
+        <w:t>[5] 2026-10-21｜satnews.com｜SpaceX：Starlink Surges to 13.6 Million Subscribers as GSMA Assesses TAM Penetration and Telco Defense</w:t>
       </w:r>
     </w:p>
     <w:p>
@@ -834,7 +1284,7 @@
           <w:rFonts w:ascii="Kaiti SC" w:hAnsi="Kaiti SC" w:eastAsia="Kaiti SC" w:cs="Kaiti SC"/>
           <w:sz w:val="21"/>
         </w:rPr>
-        <w:t>[6] 2026-10-20｜Ventura County Star｜SpaceX：SpaceX's next rocket launch to tie California's 2025 record. Watch - Ventura County Star</w:t>
+        <w:t>[6] 2026-10-21｜Thomasnet｜Blue Origin：Blue Origin Plans Multiple Space Coast Launches per Week - Thomasnet</w:t>
       </w:r>
     </w:p>
     <w:p>
@@ -855,7 +1305,196 @@
           <w:rFonts w:ascii="Kaiti SC" w:hAnsi="Kaiti SC" w:eastAsia="Kaiti SC" w:cs="Kaiti SC"/>
           <w:sz w:val="21"/>
         </w:rPr>
-        <w:t>[7] 2026-10-20｜Blue Origin｜Blue Origin：Blue Origin’s P-Sampler Launches Aboard JAXA's Martian Moons eXploration Mission - Blue Origin</w:t>
+        <w:t>[7] 2026-10-21｜bing.com｜SpaceX：SpaceX Plans First Full Starship Catch As AI Revenue Passes Starlink</w:t>
+      </w:r>
+    </w:p>
+    <w:p>
+      <w:pPr>
+        <w:keepLines/>
+        <w:spacing w:after="60"/>
+        <w:ind w:left="369" w:hanging="227"/>
+      </w:pPr>
+      <w:r>
+        <w:rPr>
+          <w:rFonts w:ascii="Kaiti SC" w:hAnsi="Kaiti SC" w:eastAsia="Kaiti SC" w:cs="Kaiti SC"/>
+          <w:sz w:val="21"/>
+        </w:rPr>
+        <w:t xml:space="preserve">✓ </w:t>
+      </w:r>
+      <w:r>
+        <w:rPr>
+          <w:rFonts w:ascii="Kaiti SC" w:hAnsi="Kaiti SC" w:eastAsia="Kaiti SC" w:cs="Kaiti SC"/>
+          <w:sz w:val="21"/>
+        </w:rPr>
+        <w:t>[8] 2026-10-21｜bing.com｜SpaceX：SpaceX Plans First Full Starship Catch As AI Revenue Passes Starlink</w:t>
+      </w:r>
+    </w:p>
+    <w:p>
+      <w:pPr>
+        <w:keepLines/>
+        <w:spacing w:after="60"/>
+        <w:ind w:left="369" w:hanging="227"/>
+      </w:pPr>
+      <w:r>
+        <w:rPr>
+          <w:rFonts w:ascii="Kaiti SC" w:hAnsi="Kaiti SC" w:eastAsia="Kaiti SC" w:cs="Kaiti SC"/>
+          <w:sz w:val="21"/>
+        </w:rPr>
+        <w:t xml:space="preserve">✓ </w:t>
+      </w:r>
+      <w:r>
+        <w:rPr>
+          <w:rFonts w:ascii="Kaiti SC" w:hAnsi="Kaiti SC" w:eastAsia="Kaiti SC" w:cs="Kaiti SC"/>
+          <w:sz w:val="21"/>
+        </w:rPr>
+        <w:t>[9] 2026-10-21｜经济观察网｜星河动力：星河动力航天：谷神星一号海射型（遥八）运载火箭发射圆满成功 - 经济观察网</w:t>
+      </w:r>
+    </w:p>
+    <w:p>
+      <w:pPr>
+        <w:keepLines/>
+        <w:spacing w:after="60"/>
+        <w:ind w:left="369" w:hanging="227"/>
+      </w:pPr>
+      <w:r>
+        <w:rPr>
+          <w:rFonts w:ascii="Kaiti SC" w:hAnsi="Kaiti SC" w:eastAsia="Kaiti SC" w:cs="Kaiti SC"/>
+          <w:sz w:val="21"/>
+        </w:rPr>
+        <w:t xml:space="preserve">✓ </w:t>
+      </w:r>
+      <w:r>
+        <w:rPr>
+          <w:rFonts w:ascii="Kaiti SC" w:hAnsi="Kaiti SC" w:eastAsia="Kaiti SC" w:cs="Kaiti SC"/>
+          <w:sz w:val="21"/>
+        </w:rPr>
+        <w:t>[10] 2026-10-21｜中新经纬｜中科宇航：对话中科宇航副总裁樊娜：预计3到5年内，中国商业火箭发射成本将低于美国 - 中新经纬</w:t>
+      </w:r>
+    </w:p>
+    <w:p>
+      <w:pPr>
+        <w:keepLines/>
+        <w:spacing w:after="60"/>
+        <w:ind w:left="369" w:hanging="227"/>
+      </w:pPr>
+      <w:r>
+        <w:rPr>
+          <w:rFonts w:ascii="Kaiti SC" w:hAnsi="Kaiti SC" w:eastAsia="Kaiti SC" w:cs="Kaiti SC"/>
+          <w:sz w:val="21"/>
+        </w:rPr>
+        <w:t xml:space="preserve">✓ </w:t>
+      </w:r>
+      <w:r>
+        <w:rPr>
+          <w:rFonts w:ascii="Kaiti SC" w:hAnsi="Kaiti SC" w:eastAsia="Kaiti SC" w:cs="Kaiti SC"/>
+          <w:sz w:val="21"/>
+        </w:rPr>
+        <w:t>[11] 2026-10-21｜财联社电报｜星河动力：谷神星一号海上发射告捷 全球首个低倾角遥感星座首星升空 - 财联社电报</w:t>
+      </w:r>
+    </w:p>
+    <w:p>
+      <w:pPr>
+        <w:keepLines/>
+        <w:spacing w:after="60"/>
+        <w:ind w:left="369" w:hanging="227"/>
+      </w:pPr>
+      <w:r>
+        <w:rPr>
+          <w:rFonts w:ascii="Kaiti SC" w:hAnsi="Kaiti SC" w:eastAsia="Kaiti SC" w:cs="Kaiti SC"/>
+          <w:sz w:val="21"/>
+        </w:rPr>
+        <w:t xml:space="preserve">✓ </w:t>
+      </w:r>
+      <w:r>
+        <w:rPr>
+          <w:rFonts w:ascii="Kaiti SC" w:hAnsi="Kaiti SC" w:eastAsia="Kaiti SC" w:cs="Kaiti SC"/>
+          <w:sz w:val="21"/>
+        </w:rPr>
+        <w:t>[12] 2026-10-21｜21财经｜星河动力：谷神星一号完成第7次海上发射，“五羊星座”先导星入轨 - 21财经</w:t>
+      </w:r>
+    </w:p>
+    <w:p>
+      <w:pPr>
+        <w:keepLines/>
+        <w:spacing w:after="60"/>
+        <w:ind w:left="369" w:hanging="227"/>
+      </w:pPr>
+      <w:r>
+        <w:rPr>
+          <w:rFonts w:ascii="Kaiti SC" w:hAnsi="Kaiti SC" w:eastAsia="Kaiti SC" w:cs="Kaiti SC"/>
+          <w:sz w:val="21"/>
+        </w:rPr>
+        <w:t xml:space="preserve">✓ </w:t>
+      </w:r>
+      <w:r>
+        <w:rPr>
+          <w:rFonts w:ascii="Kaiti SC" w:hAnsi="Kaiti SC" w:eastAsia="Kaiti SC" w:cs="Kaiti SC"/>
+          <w:sz w:val="21"/>
+        </w:rPr>
+        <w:t>[13] 2026-10-21｜bing.com｜Blue Origin：Blue Origin’s New Glenn reached orbit before SpaceX’s Starship</w:t>
+      </w:r>
+    </w:p>
+    <w:p>
+      <w:pPr>
+        <w:keepLines/>
+        <w:spacing w:after="60"/>
+        <w:ind w:left="369" w:hanging="227"/>
+      </w:pPr>
+      <w:r>
+        <w:rPr>
+          <w:rFonts w:ascii="Kaiti SC" w:hAnsi="Kaiti SC" w:eastAsia="Kaiti SC" w:cs="Kaiti SC"/>
+          <w:sz w:val="21"/>
+        </w:rPr>
+        <w:t xml:space="preserve">✓ </w:t>
+      </w:r>
+      <w:r>
+        <w:rPr>
+          <w:rFonts w:ascii="Kaiti SC" w:hAnsi="Kaiti SC" w:eastAsia="Kaiti SC" w:cs="Kaiti SC"/>
+          <w:sz w:val="21"/>
+        </w:rPr>
+        <w:t>[14] 2026-10-21｜satnews.com｜Blue Origin：Blue Origin Florida Infrastructure Investment Tops $3 Billion Ahead of High-Cadence New Glenn Operations</w:t>
+      </w:r>
+    </w:p>
+    <w:p>
+      <w:pPr>
+        <w:keepLines/>
+        <w:spacing w:after="60"/>
+        <w:ind w:left="369" w:hanging="227"/>
+      </w:pPr>
+      <w:r>
+        <w:rPr>
+          <w:rFonts w:ascii="Kaiti SC" w:hAnsi="Kaiti SC" w:eastAsia="Kaiti SC" w:cs="Kaiti SC"/>
+          <w:sz w:val="21"/>
+        </w:rPr>
+        <w:t xml:space="preserve">✓ </w:t>
+      </w:r>
+      <w:r>
+        <w:rPr>
+          <w:rFonts w:ascii="Kaiti SC" w:hAnsi="Kaiti SC" w:eastAsia="Kaiti SC" w:cs="Kaiti SC"/>
+          <w:sz w:val="21"/>
+        </w:rPr>
+        <w:t>[15] 2026-10-21｜SatNews Publishers｜Blue Origin：Blue Origin Florida Infrastructure Investment Tops $3 Billion Ahead of High-Cadence New Glenn Operations - SatNews Publishers</w:t>
+      </w:r>
+    </w:p>
+    <w:p>
+      <w:pPr>
+        <w:keepLines/>
+        <w:spacing w:after="60"/>
+        <w:ind w:left="369" w:hanging="227"/>
+      </w:pPr>
+      <w:r>
+        <w:rPr>
+          <w:rFonts w:ascii="Kaiti SC" w:hAnsi="Kaiti SC" w:eastAsia="Kaiti SC" w:cs="Kaiti SC"/>
+          <w:sz w:val="21"/>
+        </w:rPr>
+        <w:t xml:space="preserve">✓ </w:t>
+      </w:r>
+      <w:r>
+        <w:rPr>
+          <w:rFonts w:ascii="Kaiti SC" w:hAnsi="Kaiti SC" w:eastAsia="Kaiti SC" w:cs="Kaiti SC"/>
+          <w:sz w:val="21"/>
+        </w:rPr>
+        <w:t>[16] 2026-10-21｜通信世界网｜中国星网：丁薛祥调研中国星网 - 通信世界网</w:t>
       </w:r>
     </w:p>
     <w:sectPr>

--- a/data/reports/daily-documents/latest/previous_daily_report.docx
+++ b/data/reports/daily-documents/latest/previous_daily_report.docx
@@ -26,7 +26,7 @@
           <w:rFonts w:ascii="Kaiti SC" w:hAnsi="Kaiti SC" w:eastAsia="Kaiti SC" w:cs="Kaiti SC"/>
           <w:sz w:val="21"/>
         </w:rPr>
-        <w:t>2026-10-21（上一自然日）</w:t>
+        <w:t>2026-10-22（上一自然日）</w:t>
       </w:r>
     </w:p>
     <w:tbl>
@@ -81,7 +81,7 @@
                 <w:b w:val="0"/>
                 <w:sz w:val="19"/>
               </w:rPr>
-              <w:t>2026-10-21</w:t>
+              <w:t>2026-10-22</w:t>
             </w:r>
           </w:p>
         </w:tc>
@@ -127,7 +127,7 @@
                 <w:b w:val="0"/>
                 <w:sz w:val="19"/>
               </w:rPr>
-              <w:t>41 条 / 5 家</w:t>
+              <w:t>22 条 / 3 家</w:t>
             </w:r>
           </w:p>
         </w:tc>
@@ -173,7 +173,7 @@
                 <w:b w:val="0"/>
                 <w:sz w:val="19"/>
               </w:rPr>
-              <w:t>22 个</w:t>
+              <w:t>12 个</w:t>
             </w:r>
           </w:p>
         </w:tc>
@@ -219,7 +219,7 @@
                 <w:b w:val="0"/>
                 <w:sz w:val="19"/>
               </w:rPr>
-              <w:t>2026-10-22</w:t>
+              <w:t>2026-10-23</w:t>
             </w:r>
           </w:p>
         </w:tc>
@@ -245,7 +245,7 @@
     </w:p>
     <w:p>
       <w:r>
-        <w:t>2026-10-21 共归档 41 条新闻，覆盖 5 家公司、22 个信息来源。 新闻量较多的公司包括 SpaceX、星河动力、Blue Origin、中国星网。</w:t>
+        <w:t>2026-10-22 共归档 22 条新闻，覆盖 3 家公司、12 个信息来源。 新闻量较多的公司包括 SpaceX、垣信卫星、星河动力。</w:t>
       </w:r>
     </w:p>
     <w:p>
@@ -279,7 +279,7 @@
           <w:rFonts w:ascii="Kaiti SC" w:hAnsi="Kaiti SC" w:eastAsia="Kaiti SC" w:cs="Kaiti SC"/>
           <w:sz w:val="21"/>
         </w:rPr>
-        <w:t>【发射与任务】SpaceX：Live coverage: SpaceX to launch 27 Starlink satellites on Falcon 9 rocket from Vandenberg SFB （Spaceflight Now）</w:t>
+        <w:t>【发射与任务】SpaceX：SpaceX Falcon 9 Starlink 15-15 Launch Rescheduled for Thursday Afternoon Liftoff from Vandenberg - edhat （edhat）</w:t>
       </w:r>
     </w:p>
     <w:p>
@@ -300,7 +300,7 @@
           <w:rFonts w:ascii="Kaiti SC" w:hAnsi="Kaiti SC" w:eastAsia="Kaiti SC" w:cs="Kaiti SC"/>
           <w:sz w:val="21"/>
         </w:rPr>
-        <w:t>【发射与任务】星河动力：谷神星一号海上发射告捷 全球首个低倾角遥感星座首星升空 - 东方财富 （东方财富）</w:t>
+        <w:t>【订单与合作】SpaceX：Trump Asked Musk to Lift Starlink Curbs on Ukraine （bing.com）</w:t>
       </w:r>
     </w:p>
     <w:p>
@@ -321,7 +321,7 @@
           <w:rFonts w:ascii="Kaiti SC" w:hAnsi="Kaiti SC" w:eastAsia="Kaiti SC" w:cs="Kaiti SC"/>
           <w:sz w:val="21"/>
         </w:rPr>
-        <w:t>【其他动态】SpaceX：Mobile satellite service/terminal provider Ovzon: SpaceX Starshield issue in Ukraine proves the need for autonomy （spaceintelreport.com）</w:t>
+        <w:t>【订单与合作】SpaceX：Trump asks Musk to restore Starlink speeds in Ukraine amid Pentagon concerns: WSJ （bing.com）</w:t>
       </w:r>
     </w:p>
     <w:p>
@@ -342,7 +342,7 @@
           <w:rFonts w:ascii="Kaiti SC" w:hAnsi="Kaiti SC" w:eastAsia="Kaiti SC" w:cs="Kaiti SC"/>
           <w:sz w:val="21"/>
         </w:rPr>
-        <w:t>【其他动态】星河动力：谷神星一号海射成功，商业航天运力稳步迭代 - 东方财富 （东方财富）</w:t>
+        <w:t>【发射与任务】SpaceX：SpaceX Starlink Launch: 28 Satellites in Orbit in 2026 - Business Outreach Magazine （Business Outreach Magazine）</w:t>
       </w:r>
     </w:p>
     <w:p>
@@ -363,7 +363,7 @@
           <w:rFonts w:ascii="Kaiti SC" w:hAnsi="Kaiti SC" w:eastAsia="Kaiti SC" w:cs="Kaiti SC"/>
           <w:sz w:val="21"/>
         </w:rPr>
-        <w:t>【其他动态】SpaceX：Starlink Surges to 13.6 Million Subscribers as GSMA Assesses TAM Penetration and Telco Defense （satnews.com）</w:t>
+        <w:t>【其他动态】垣信卫星：亚马逊LEO和上海垣信卫星预计2027年进入哈萨克斯坦市场 - 哈通社 （哈通社）</w:t>
       </w:r>
     </w:p>
     <w:p>
@@ -384,7 +384,7 @@
           <w:rFonts w:ascii="Kaiti SC" w:hAnsi="Kaiti SC" w:eastAsia="Kaiti SC" w:cs="Kaiti SC"/>
           <w:sz w:val="21"/>
         </w:rPr>
-        <w:t>【发射与任务】Blue Origin：Blue Origin Plans Multiple Space Coast Launches per Week - Thomasnet （Thomasnet）</w:t>
+        <w:t>【发射与任务】SpaceX：SpaceX Falcon 9 Launches 28 Starlink Satellites [2026] - （</w:t>
       </w:r>
     </w:p>
     <w:p>
@@ -405,196 +405,7 @@
           <w:rFonts w:ascii="Kaiti SC" w:hAnsi="Kaiti SC" w:eastAsia="Kaiti SC" w:cs="Kaiti SC"/>
           <w:sz w:val="21"/>
         </w:rPr>
-        <w:t>【发射与任务】SpaceX：SpaceX Plans First Full Starship Catch As AI Revenue Passes Starlink （bing.com）</w:t>
-      </w:r>
-    </w:p>
-    <w:p>
-      <w:pPr>
-        <w:keepLines/>
-        <w:spacing w:after="60"/>
-        <w:ind w:left="369" w:hanging="227"/>
-      </w:pPr>
-      <w:r>
-        <w:rPr>
-          <w:rFonts w:ascii="Kaiti SC" w:hAnsi="Kaiti SC" w:eastAsia="Kaiti SC" w:cs="Kaiti SC"/>
-          <w:sz w:val="21"/>
-        </w:rPr>
-        <w:t xml:space="preserve">➢ </w:t>
-      </w:r>
-      <w:r>
-        <w:rPr>
-          <w:rFonts w:ascii="Kaiti SC" w:hAnsi="Kaiti SC" w:eastAsia="Kaiti SC" w:cs="Kaiti SC"/>
-          <w:sz w:val="21"/>
-        </w:rPr>
-        <w:t>【发射与任务】SpaceX：SpaceX Plans First Full Starship Catch As AI Revenue Passes Starlink （bing.com）</w:t>
-      </w:r>
-    </w:p>
-    <w:p>
-      <w:pPr>
-        <w:keepLines/>
-        <w:spacing w:after="60"/>
-        <w:ind w:left="369" w:hanging="227"/>
-      </w:pPr>
-      <w:r>
-        <w:rPr>
-          <w:rFonts w:ascii="Kaiti SC" w:hAnsi="Kaiti SC" w:eastAsia="Kaiti SC" w:cs="Kaiti SC"/>
-          <w:sz w:val="21"/>
-        </w:rPr>
-        <w:t xml:space="preserve">➢ </w:t>
-      </w:r>
-      <w:r>
-        <w:rPr>
-          <w:rFonts w:ascii="Kaiti SC" w:hAnsi="Kaiti SC" w:eastAsia="Kaiti SC" w:cs="Kaiti SC"/>
-          <w:sz w:val="21"/>
-        </w:rPr>
-        <w:t>【发射与任务】星河动力：星河动力航天：谷神星一号海射型（遥八）运载火箭发射圆满成功 - 经济观察网 （经济观察网）</w:t>
-      </w:r>
-    </w:p>
-    <w:p>
-      <w:pPr>
-        <w:keepLines/>
-        <w:spacing w:after="60"/>
-        <w:ind w:left="369" w:hanging="227"/>
-      </w:pPr>
-      <w:r>
-        <w:rPr>
-          <w:rFonts w:ascii="Kaiti SC" w:hAnsi="Kaiti SC" w:eastAsia="Kaiti SC" w:cs="Kaiti SC"/>
-          <w:sz w:val="21"/>
-        </w:rPr>
-        <w:t xml:space="preserve">➢ </w:t>
-      </w:r>
-      <w:r>
-        <w:rPr>
-          <w:rFonts w:ascii="Kaiti SC" w:hAnsi="Kaiti SC" w:eastAsia="Kaiti SC" w:cs="Kaiti SC"/>
-          <w:sz w:val="21"/>
-        </w:rPr>
-        <w:t>【发射与任务】中科宇航：对话中科宇航副总裁樊娜：预计3到5年内，中国商业火箭发射成本将低于美国 - 中新经纬 （中新经纬）</w:t>
-      </w:r>
-    </w:p>
-    <w:p>
-      <w:pPr>
-        <w:keepLines/>
-        <w:spacing w:after="60"/>
-        <w:ind w:left="369" w:hanging="227"/>
-      </w:pPr>
-      <w:r>
-        <w:rPr>
-          <w:rFonts w:ascii="Kaiti SC" w:hAnsi="Kaiti SC" w:eastAsia="Kaiti SC" w:cs="Kaiti SC"/>
-          <w:sz w:val="21"/>
-        </w:rPr>
-        <w:t xml:space="preserve">➢ </w:t>
-      </w:r>
-      <w:r>
-        <w:rPr>
-          <w:rFonts w:ascii="Kaiti SC" w:hAnsi="Kaiti SC" w:eastAsia="Kaiti SC" w:cs="Kaiti SC"/>
-          <w:sz w:val="21"/>
-        </w:rPr>
-        <w:t>【发射与任务】星河动力：谷神星一号海上发射告捷 全球首个低倾角遥感星座首星升空 - 财联社电报 （财联社电报）</w:t>
-      </w:r>
-    </w:p>
-    <w:p>
-      <w:pPr>
-        <w:keepLines/>
-        <w:spacing w:after="60"/>
-        <w:ind w:left="369" w:hanging="227"/>
-      </w:pPr>
-      <w:r>
-        <w:rPr>
-          <w:rFonts w:ascii="Kaiti SC" w:hAnsi="Kaiti SC" w:eastAsia="Kaiti SC" w:cs="Kaiti SC"/>
-          <w:sz w:val="21"/>
-        </w:rPr>
-        <w:t xml:space="preserve">➢ </w:t>
-      </w:r>
-      <w:r>
-        <w:rPr>
-          <w:rFonts w:ascii="Kaiti SC" w:hAnsi="Kaiti SC" w:eastAsia="Kaiti SC" w:cs="Kaiti SC"/>
-          <w:sz w:val="21"/>
-        </w:rPr>
-        <w:t>【发射与任务】星河动力：谷神星一号完成第7次海上发射，“五羊星座”先导星入轨 - 21财经 （21财经）</w:t>
-      </w:r>
-    </w:p>
-    <w:p>
-      <w:pPr>
-        <w:keepLines/>
-        <w:spacing w:after="60"/>
-        <w:ind w:left="369" w:hanging="227"/>
-      </w:pPr>
-      <w:r>
-        <w:rPr>
-          <w:rFonts w:ascii="Kaiti SC" w:hAnsi="Kaiti SC" w:eastAsia="Kaiti SC" w:cs="Kaiti SC"/>
-          <w:sz w:val="21"/>
-        </w:rPr>
-        <w:t xml:space="preserve">➢ </w:t>
-      </w:r>
-      <w:r>
-        <w:rPr>
-          <w:rFonts w:ascii="Kaiti SC" w:hAnsi="Kaiti SC" w:eastAsia="Kaiti SC" w:cs="Kaiti SC"/>
-          <w:sz w:val="21"/>
-        </w:rPr>
-        <w:t>【发射与任务】Blue Origin：Blue Origin’s New Glenn reached orbit before SpaceX’s Starship （bing.com）</w:t>
-      </w:r>
-    </w:p>
-    <w:p>
-      <w:pPr>
-        <w:keepLines/>
-        <w:spacing w:after="60"/>
-        <w:ind w:left="369" w:hanging="227"/>
-      </w:pPr>
-      <w:r>
-        <w:rPr>
-          <w:rFonts w:ascii="Kaiti SC" w:hAnsi="Kaiti SC" w:eastAsia="Kaiti SC" w:cs="Kaiti SC"/>
-          <w:sz w:val="21"/>
-        </w:rPr>
-        <w:t xml:space="preserve">➢ </w:t>
-      </w:r>
-      <w:r>
-        <w:rPr>
-          <w:rFonts w:ascii="Kaiti SC" w:hAnsi="Kaiti SC" w:eastAsia="Kaiti SC" w:cs="Kaiti SC"/>
-          <w:sz w:val="21"/>
-        </w:rPr>
-        <w:t>【发射与任务】Blue Origin：Blue Origin Florida Infrastructure Investment Tops $3 Billion Ahead of High-Cadence New Glenn Operations （satnews.com）</w:t>
-      </w:r>
-    </w:p>
-    <w:p>
-      <w:pPr>
-        <w:keepLines/>
-        <w:spacing w:after="60"/>
-        <w:ind w:left="369" w:hanging="227"/>
-      </w:pPr>
-      <w:r>
-        <w:rPr>
-          <w:rFonts w:ascii="Kaiti SC" w:hAnsi="Kaiti SC" w:eastAsia="Kaiti SC" w:cs="Kaiti SC"/>
-          <w:sz w:val="21"/>
-        </w:rPr>
-        <w:t xml:space="preserve">➢ </w:t>
-      </w:r>
-      <w:r>
-        <w:rPr>
-          <w:rFonts w:ascii="Kaiti SC" w:hAnsi="Kaiti SC" w:eastAsia="Kaiti SC" w:cs="Kaiti SC"/>
-          <w:sz w:val="21"/>
-        </w:rPr>
-        <w:t>【其他动态】Blue Origin：Blue Origin Florida Infrastructure Investment Tops $3 Billion Ahead of High-Cadence New Glenn Operations - SatNews Publishers （SatNews Publishers）</w:t>
-      </w:r>
-    </w:p>
-    <w:p>
-      <w:pPr>
-        <w:keepLines/>
-        <w:spacing w:after="60"/>
-        <w:ind w:left="369" w:hanging="227"/>
-      </w:pPr>
-      <w:r>
-        <w:rPr>
-          <w:rFonts w:ascii="Kaiti SC" w:hAnsi="Kaiti SC" w:eastAsia="Kaiti SC" w:cs="Kaiti SC"/>
-          <w:sz w:val="21"/>
-        </w:rPr>
-        <w:t xml:space="preserve">➢ </w:t>
-      </w:r>
-      <w:r>
-        <w:rPr>
-          <w:rFonts w:ascii="Kaiti SC" w:hAnsi="Kaiti SC" w:eastAsia="Kaiti SC" w:cs="Kaiti SC"/>
-          <w:sz w:val="21"/>
-        </w:rPr>
-        <w:t>【其他动态】中国星网：丁薛祥调研中国星网 - 通信世界网 （通信世界网）</w:t>
+        <w:t>【发射与任务】星河动力：谷神星一号海射型遥八运载火箭在日照海域成功发射 - 新浪财经 （新浪财经）</w:t>
       </w:r>
     </w:p>
     <w:p>
@@ -753,7 +564,7 @@
                 <w:b w:val="0"/>
                 <w:sz w:val="19"/>
               </w:rPr>
-              <w:t>27</w:t>
+              <w:t>20</w:t>
             </w:r>
           </w:p>
         </w:tc>
@@ -774,7 +585,7 @@
                 <w:b w:val="0"/>
                 <w:sz w:val="19"/>
               </w:rPr>
-              <w:t>发射与任务、其他动态、订单与合作</w:t>
+              <w:t>发射与任务、订单与合作、融资与资本、其他动态、监管与政策</w:t>
             </w:r>
           </w:p>
         </w:tc>
@@ -794,7 +605,7 @@
                 <w:b w:val="0"/>
                 <w:sz w:val="19"/>
               </w:rPr>
-              <w:t>Live coverage: SpaceX to launch 27 Starlink satellites on Falcon 9 rocket from Vandenberg SFB</w:t>
+              <w:t>SpaceX Falcon 9 Starlink 15-15 Launch Rescheduled for Thursday Afternoon Liftoff from Vandenberg - edhat</w:t>
             </w:r>
           </w:p>
         </w:tc>
@@ -819,181 +630,7 @@
                 <w:b w:val="0"/>
                 <w:sz w:val="19"/>
               </w:rPr>
-              <w:t>星河动力</w:t>
-            </w:r>
-          </w:p>
-        </w:tc>
-        <w:tc>
-          <w:tcPr>
-            <w:tcW w:type="dxa" w:w="2075"/>
-            <w:vAlign w:val="center"/>
-          </w:tcPr>
-          <w:p>
-            <w:pPr>
-              <w:spacing w:after="0" w:line="252" w:lineRule="auto"/>
-              <w:jc w:val="center"/>
-            </w:pPr>
-            <w:r/>
-            <w:r>
-              <w:rPr>
-                <w:rFonts w:ascii="Kaiti SC" w:hAnsi="Kaiti SC" w:eastAsia="Kaiti SC" w:cs="Kaiti SC"/>
-                <w:b w:val="0"/>
-                <w:sz w:val="19"/>
-              </w:rPr>
-              <w:t>8</w:t>
-            </w:r>
-          </w:p>
-        </w:tc>
-        <w:tc>
-          <w:tcPr>
-            <w:tcW w:type="dxa" w:w="2075"/>
-            <w:vAlign w:val="center"/>
-          </w:tcPr>
-          <w:p>
-            <w:pPr>
-              <w:spacing w:after="0" w:line="252" w:lineRule="auto"/>
-              <w:jc w:val="center"/>
-            </w:pPr>
-            <w:r/>
-            <w:r>
-              <w:rPr>
-                <w:rFonts w:ascii="Kaiti SC" w:hAnsi="Kaiti SC" w:eastAsia="Kaiti SC" w:cs="Kaiti SC"/>
-                <w:b w:val="0"/>
-                <w:sz w:val="19"/>
-              </w:rPr>
-              <w:t>发射与任务、其他动态</w:t>
-            </w:r>
-          </w:p>
-        </w:tc>
-        <w:tc>
-          <w:tcPr>
-            <w:tcW w:type="dxa" w:w="2075"/>
-            <w:vAlign w:val="center"/>
-          </w:tcPr>
-          <w:p>
-            <w:pPr>
-              <w:spacing w:after="0" w:line="252" w:lineRule="auto"/>
-            </w:pPr>
-            <w:r/>
-            <w:r>
-              <w:rPr>
-                <w:rFonts w:ascii="Kaiti SC" w:hAnsi="Kaiti SC" w:eastAsia="Kaiti SC" w:cs="Kaiti SC"/>
-                <w:b w:val="0"/>
-                <w:sz w:val="19"/>
-              </w:rPr>
-              <w:t>谷神星一号海上发射告捷 全球首个低倾角遥感星座首星升空 - 东方财富</w:t>
-            </w:r>
-          </w:p>
-        </w:tc>
-      </w:tr>
-      <w:tr>
-        <w:trPr>
-          <w:cantSplit/>
-        </w:trPr>
-        <w:tc>
-          <w:tcPr>
-            <w:tcW w:type="dxa" w:w="2075"/>
-            <w:vAlign w:val="center"/>
-          </w:tcPr>
-          <w:p>
-            <w:pPr>
-              <w:spacing w:after="0" w:line="252" w:lineRule="auto"/>
-            </w:pPr>
-            <w:r/>
-            <w:r>
-              <w:rPr>
-                <w:rFonts w:ascii="Kaiti SC" w:hAnsi="Kaiti SC" w:eastAsia="Kaiti SC" w:cs="Kaiti SC"/>
-                <w:b w:val="0"/>
-                <w:sz w:val="19"/>
-              </w:rPr>
-              <w:t>Blue Origin</w:t>
-            </w:r>
-          </w:p>
-        </w:tc>
-        <w:tc>
-          <w:tcPr>
-            <w:tcW w:type="dxa" w:w="2075"/>
-            <w:vAlign w:val="center"/>
-          </w:tcPr>
-          <w:p>
-            <w:pPr>
-              <w:spacing w:after="0" w:line="252" w:lineRule="auto"/>
-              <w:jc w:val="center"/>
-            </w:pPr>
-            <w:r/>
-            <w:r>
-              <w:rPr>
-                <w:rFonts w:ascii="Kaiti SC" w:hAnsi="Kaiti SC" w:eastAsia="Kaiti SC" w:cs="Kaiti SC"/>
-                <w:b w:val="0"/>
-                <w:sz w:val="19"/>
-              </w:rPr>
-              <w:t>4</w:t>
-            </w:r>
-          </w:p>
-        </w:tc>
-        <w:tc>
-          <w:tcPr>
-            <w:tcW w:type="dxa" w:w="2075"/>
-            <w:vAlign w:val="center"/>
-          </w:tcPr>
-          <w:p>
-            <w:pPr>
-              <w:spacing w:after="0" w:line="252" w:lineRule="auto"/>
-              <w:jc w:val="center"/>
-            </w:pPr>
-            <w:r/>
-            <w:r>
-              <w:rPr>
-                <w:rFonts w:ascii="Kaiti SC" w:hAnsi="Kaiti SC" w:eastAsia="Kaiti SC" w:cs="Kaiti SC"/>
-                <w:b w:val="0"/>
-                <w:sz w:val="19"/>
-              </w:rPr>
-              <w:t>发射与任务、其他动态</w:t>
-            </w:r>
-          </w:p>
-        </w:tc>
-        <w:tc>
-          <w:tcPr>
-            <w:tcW w:type="dxa" w:w="2075"/>
-            <w:vAlign w:val="center"/>
-          </w:tcPr>
-          <w:p>
-            <w:pPr>
-              <w:spacing w:after="0" w:line="252" w:lineRule="auto"/>
-            </w:pPr>
-            <w:r/>
-            <w:r>
-              <w:rPr>
-                <w:rFonts w:ascii="Kaiti SC" w:hAnsi="Kaiti SC" w:eastAsia="Kaiti SC" w:cs="Kaiti SC"/>
-                <w:b w:val="0"/>
-                <w:sz w:val="19"/>
-              </w:rPr>
-              <w:t>Blue Origin Plans Multiple Space Coast Launches per Week - Thomasnet</w:t>
-            </w:r>
-          </w:p>
-        </w:tc>
-      </w:tr>
-      <w:tr>
-        <w:trPr>
-          <w:cantSplit/>
-        </w:trPr>
-        <w:tc>
-          <w:tcPr>
-            <w:tcW w:type="dxa" w:w="2075"/>
-            <w:vAlign w:val="center"/>
-          </w:tcPr>
-          <w:p>
-            <w:pPr>
-              <w:spacing w:after="0" w:line="252" w:lineRule="auto"/>
-            </w:pPr>
-            <w:r/>
-            <w:r>
-              <w:rPr>
-                <w:rFonts w:ascii="Kaiti SC" w:hAnsi="Kaiti SC" w:eastAsia="Kaiti SC" w:cs="Kaiti SC"/>
-                <w:b w:val="0"/>
-                <w:sz w:val="19"/>
-              </w:rPr>
-              <w:t>中国星网</w:t>
+              <w:t>垣信卫星</w:t>
             </w:r>
           </w:p>
         </w:tc>
@@ -1055,7 +692,7 @@
                 <w:b w:val="0"/>
                 <w:sz w:val="19"/>
               </w:rPr>
-              <w:t>丁薛祥调研中国星网 - 通信世界网</w:t>
+              <w:t>亚马逊LEO和上海垣信卫星预计2027年进入哈萨克斯坦市场 - 哈通社</w:t>
             </w:r>
           </w:p>
         </w:tc>
@@ -1080,7 +717,7 @@
                 <w:b w:val="0"/>
                 <w:sz w:val="19"/>
               </w:rPr>
-              <w:t>中科宇航</w:t>
+              <w:t>星河动力</w:t>
             </w:r>
           </w:p>
         </w:tc>
@@ -1142,7 +779,7 @@
                 <w:b w:val="0"/>
                 <w:sz w:val="19"/>
               </w:rPr>
-              <w:t>对话中科宇航副总裁樊娜：预计3到5年内，中国商业火箭发射成本将低于美国 - 中新经纬</w:t>
+              <w:t>谷神星一号海射型遥八运载火箭在日照海域成功发射 - 新浪财经</w:t>
             </w:r>
           </w:p>
         </w:tc>
@@ -1179,7 +816,7 @@
           <w:rFonts w:ascii="Kaiti SC" w:hAnsi="Kaiti SC" w:eastAsia="Kaiti SC" w:cs="Kaiti SC"/>
           <w:sz w:val="21"/>
         </w:rPr>
-        <w:t>[1] 2026-10-21｜Spaceflight Now｜SpaceX：Live coverage: SpaceX to launch 27 Starlink satellites on Falcon 9 rocket from Vandenberg SFB</w:t>
+        <w:t>[1] 2026-10-22｜edhat｜SpaceX：SpaceX Falcon 9 Starlink 15-15 Launch Rescheduled for Thursday Afternoon Liftoff from Vandenberg - edhat</w:t>
       </w:r>
     </w:p>
     <w:p>
@@ -1200,7 +837,7 @@
           <w:rFonts w:ascii="Kaiti SC" w:hAnsi="Kaiti SC" w:eastAsia="Kaiti SC" w:cs="Kaiti SC"/>
           <w:sz w:val="21"/>
         </w:rPr>
-        <w:t>[2] 2026-10-21｜东方财富｜星河动力：谷神星一号海上发射告捷 全球首个低倾角遥感星座首星升空 - 东方财富</w:t>
+        <w:t>[2] 2026-10-22｜bing.com｜SpaceX：Trump Asked Musk to Lift Starlink Curbs on Ukraine</w:t>
       </w:r>
     </w:p>
     <w:p>
@@ -1221,7 +858,7 @@
           <w:rFonts w:ascii="Kaiti SC" w:hAnsi="Kaiti SC" w:eastAsia="Kaiti SC" w:cs="Kaiti SC"/>
           <w:sz w:val="21"/>
         </w:rPr>
-        <w:t>[3] 2026-10-21｜spaceintelreport.com｜SpaceX：Mobile satellite service/terminal provider Ovzon: SpaceX Starshield issue in Ukraine proves the need for autonomy</w:t>
+        <w:t>[3] 2026-10-22｜bing.com｜SpaceX：Trump asks Musk to restore Starlink speeds in Ukraine amid Pentagon concerns: WSJ</w:t>
       </w:r>
     </w:p>
     <w:p>
@@ -1242,7 +879,7 @@
           <w:rFonts w:ascii="Kaiti SC" w:hAnsi="Kaiti SC" w:eastAsia="Kaiti SC" w:cs="Kaiti SC"/>
           <w:sz w:val="21"/>
         </w:rPr>
-        <w:t>[4] 2026-10-21｜东方财富｜星河动力：谷神星一号海射成功，商业航天运力稳步迭代 - 东方财富</w:t>
+        <w:t>[4] 2026-10-22｜Business Outreach Magazine｜SpaceX：SpaceX Starlink Launch: 28 Satellites in Orbit in 2026 - Business Outreach Magazine</w:t>
       </w:r>
     </w:p>
     <w:p>
@@ -1263,7 +900,7 @@
           <w:rFonts w:ascii="Kaiti SC" w:hAnsi="Kaiti SC" w:eastAsia="Kaiti SC" w:cs="Kaiti SC"/>
           <w:sz w:val="21"/>
         </w:rPr>
-        <w:t>[5] 2026-10-21｜satnews.com｜SpaceX：Starlink Surges to 13.6 Million Subscribers as GSMA Assesses TAM Penetration and Telco Defense</w:t>
+        <w:t>[5] 2026-10-22｜哈通社｜垣信卫星：亚马逊LEO和上海垣信卫星预计2027年进入哈萨克斯坦市场 - 哈通社</w:t>
       </w:r>
     </w:p>
     <w:p>
@@ -1284,7 +921,7 @@
           <w:rFonts w:ascii="Kaiti SC" w:hAnsi="Kaiti SC" w:eastAsia="Kaiti SC" w:cs="Kaiti SC"/>
           <w:sz w:val="21"/>
         </w:rPr>
-        <w:t>[6] 2026-10-21｜Thomasnet｜Blue Origin：Blue Origin Plans Multiple Space Coast Launches per Week - Thomasnet</w:t>
+        <w:t>[6] 2026-10-22｜ Falcon 9 Launches 28 Starlink Satellites [2026]</w:t>
       </w:r>
     </w:p>
     <w:p>
@@ -1305,196 +942,7 @@
           <w:rFonts w:ascii="Kaiti SC" w:hAnsi="Kaiti SC" w:eastAsia="Kaiti SC" w:cs="Kaiti SC"/>
           <w:sz w:val="21"/>
         </w:rPr>
-        <w:t>[7] 2026-10-21｜bing.com｜SpaceX：SpaceX Plans First Full Starship Catch As AI Revenue Passes Starlink</w:t>
-      </w:r>
-    </w:p>
-    <w:p>
-      <w:pPr>
-        <w:keepLines/>
-        <w:spacing w:after="60"/>
-        <w:ind w:left="369" w:hanging="227"/>
-      </w:pPr>
-      <w:r>
-        <w:rPr>
-          <w:rFonts w:ascii="Kaiti SC" w:hAnsi="Kaiti SC" w:eastAsia="Kaiti SC" w:cs="Kaiti SC"/>
-          <w:sz w:val="21"/>
-        </w:rPr>
-        <w:t xml:space="preserve">✓ </w:t>
-      </w:r>
-      <w:r>
-        <w:rPr>
-          <w:rFonts w:ascii="Kaiti SC" w:hAnsi="Kaiti SC" w:eastAsia="Kaiti SC" w:cs="Kaiti SC"/>
-          <w:sz w:val="21"/>
-        </w:rPr>
-        <w:t>[8] 2026-10-21｜bing.com｜SpaceX：SpaceX Plans First Full Starship Catch As AI Revenue Passes Starlink</w:t>
-      </w:r>
-    </w:p>
-    <w:p>
-      <w:pPr>
-        <w:keepLines/>
-        <w:spacing w:after="60"/>
-        <w:ind w:left="369" w:hanging="227"/>
-      </w:pPr>
-      <w:r>
-        <w:rPr>
-          <w:rFonts w:ascii="Kaiti SC" w:hAnsi="Kaiti SC" w:eastAsia="Kaiti SC" w:cs="Kaiti SC"/>
-          <w:sz w:val="21"/>
-        </w:rPr>
-        <w:t xml:space="preserve">✓ </w:t>
-      </w:r>
-      <w:r>
-        <w:rPr>
-          <w:rFonts w:ascii="Kaiti SC" w:hAnsi="Kaiti SC" w:eastAsia="Kaiti SC" w:cs="Kaiti SC"/>
-          <w:sz w:val="21"/>
-        </w:rPr>
-        <w:t>[9] 2026-10-21｜经济观察网｜星河动力：星河动力航天：谷神星一号海射型（遥八）运载火箭发射圆满成功 - 经济观察网</w:t>
-      </w:r>
-    </w:p>
-    <w:p>
-      <w:pPr>
-        <w:keepLines/>
-        <w:spacing w:after="60"/>
-        <w:ind w:left="369" w:hanging="227"/>
-      </w:pPr>
-      <w:r>
-        <w:rPr>
-          <w:rFonts w:ascii="Kaiti SC" w:hAnsi="Kaiti SC" w:eastAsia="Kaiti SC" w:cs="Kaiti SC"/>
-          <w:sz w:val="21"/>
-        </w:rPr>
-        <w:t xml:space="preserve">✓ </w:t>
-      </w:r>
-      <w:r>
-        <w:rPr>
-          <w:rFonts w:ascii="Kaiti SC" w:hAnsi="Kaiti SC" w:eastAsia="Kaiti SC" w:cs="Kaiti SC"/>
-          <w:sz w:val="21"/>
-        </w:rPr>
-        <w:t>[10] 2026-10-21｜中新经纬｜中科宇航：对话中科宇航副总裁樊娜：预计3到5年内，中国商业火箭发射成本将低于美国 - 中新经纬</w:t>
-      </w:r>
-    </w:p>
-    <w:p>
-      <w:pPr>
-        <w:keepLines/>
-        <w:spacing w:after="60"/>
-        <w:ind w:left="369" w:hanging="227"/>
-      </w:pPr>
-      <w:r>
-        <w:rPr>
-          <w:rFonts w:ascii="Kaiti SC" w:hAnsi="Kaiti SC" w:eastAsia="Kaiti SC" w:cs="Kaiti SC"/>
-          <w:sz w:val="21"/>
-        </w:rPr>
-        <w:t xml:space="preserve">✓ </w:t>
-      </w:r>
-      <w:r>
-        <w:rPr>
-          <w:rFonts w:ascii="Kaiti SC" w:hAnsi="Kaiti SC" w:eastAsia="Kaiti SC" w:cs="Kaiti SC"/>
-          <w:sz w:val="21"/>
-        </w:rPr>
-        <w:t>[11] 2026-10-21｜财联社电报｜星河动力：谷神星一号海上发射告捷 全球首个低倾角遥感星座首星升空 - 财联社电报</w:t>
-      </w:r>
-    </w:p>
-    <w:p>
-      <w:pPr>
-        <w:keepLines/>
-        <w:spacing w:after="60"/>
-        <w:ind w:left="369" w:hanging="227"/>
-      </w:pPr>
-      <w:r>
-        <w:rPr>
-          <w:rFonts w:ascii="Kaiti SC" w:hAnsi="Kaiti SC" w:eastAsia="Kaiti SC" w:cs="Kaiti SC"/>
-          <w:sz w:val="21"/>
-        </w:rPr>
-        <w:t xml:space="preserve">✓ </w:t>
-      </w:r>
-      <w:r>
-        <w:rPr>
-          <w:rFonts w:ascii="Kaiti SC" w:hAnsi="Kaiti SC" w:eastAsia="Kaiti SC" w:cs="Kaiti SC"/>
-          <w:sz w:val="21"/>
-        </w:rPr>
-        <w:t>[12] 2026-10-21｜21财经｜星河动力：谷神星一号完成第7次海上发射，“五羊星座”先导星入轨 - 21财经</w:t>
-      </w:r>
-    </w:p>
-    <w:p>
-      <w:pPr>
-        <w:keepLines/>
-        <w:spacing w:after="60"/>
-        <w:ind w:left="369" w:hanging="227"/>
-      </w:pPr>
-      <w:r>
-        <w:rPr>
-          <w:rFonts w:ascii="Kaiti SC" w:hAnsi="Kaiti SC" w:eastAsia="Kaiti SC" w:cs="Kaiti SC"/>
-          <w:sz w:val="21"/>
-        </w:rPr>
-        <w:t xml:space="preserve">✓ </w:t>
-      </w:r>
-      <w:r>
-        <w:rPr>
-          <w:rFonts w:ascii="Kaiti SC" w:hAnsi="Kaiti SC" w:eastAsia="Kaiti SC" w:cs="Kaiti SC"/>
-          <w:sz w:val="21"/>
-        </w:rPr>
-        <w:t>[13] 2026-10-21｜bing.com｜Blue Origin：Blue Origin’s New Glenn reached orbit before SpaceX’s Starship</w:t>
-      </w:r>
-    </w:p>
-    <w:p>
-      <w:pPr>
-        <w:keepLines/>
-        <w:spacing w:after="60"/>
-        <w:ind w:left="369" w:hanging="227"/>
-      </w:pPr>
-      <w:r>
-        <w:rPr>
-          <w:rFonts w:ascii="Kaiti SC" w:hAnsi="Kaiti SC" w:eastAsia="Kaiti SC" w:cs="Kaiti SC"/>
-          <w:sz w:val="21"/>
-        </w:rPr>
-        <w:t xml:space="preserve">✓ </w:t>
-      </w:r>
-      <w:r>
-        <w:rPr>
-          <w:rFonts w:ascii="Kaiti SC" w:hAnsi="Kaiti SC" w:eastAsia="Kaiti SC" w:cs="Kaiti SC"/>
-          <w:sz w:val="21"/>
-        </w:rPr>
-        <w:t>[14] 2026-10-21｜satnews.com｜Blue Origin：Blue Origin Florida Infrastructure Investment Tops $3 Billion Ahead of High-Cadence New Glenn Operations</w:t>
-      </w:r>
-    </w:p>
-    <w:p>
-      <w:pPr>
-        <w:keepLines/>
-        <w:spacing w:after="60"/>
-        <w:ind w:left="369" w:hanging="227"/>
-      </w:pPr>
-      <w:r>
-        <w:rPr>
-          <w:rFonts w:ascii="Kaiti SC" w:hAnsi="Kaiti SC" w:eastAsia="Kaiti SC" w:cs="Kaiti SC"/>
-          <w:sz w:val="21"/>
-        </w:rPr>
-        <w:t xml:space="preserve">✓ </w:t>
-      </w:r>
-      <w:r>
-        <w:rPr>
-          <w:rFonts w:ascii="Kaiti SC" w:hAnsi="Kaiti SC" w:eastAsia="Kaiti SC" w:cs="Kaiti SC"/>
-          <w:sz w:val="21"/>
-        </w:rPr>
-        <w:t>[15] 2026-10-21｜SatNews Publishers｜Blue Origin：Blue Origin Florida Infrastructure Investment Tops $3 Billion Ahead of High-Cadence New Glenn Operations - SatNews Publishers</w:t>
-      </w:r>
-    </w:p>
-    <w:p>
-      <w:pPr>
-        <w:keepLines/>
-        <w:spacing w:after="60"/>
-        <w:ind w:left="369" w:hanging="227"/>
-      </w:pPr>
-      <w:r>
-        <w:rPr>
-          <w:rFonts w:ascii="Kaiti SC" w:hAnsi="Kaiti SC" w:eastAsia="Kaiti SC" w:cs="Kaiti SC"/>
-          <w:sz w:val="21"/>
-        </w:rPr>
-        <w:t xml:space="preserve">✓ </w:t>
-      </w:r>
-      <w:r>
-        <w:rPr>
-          <w:rFonts w:ascii="Kaiti SC" w:hAnsi="Kaiti SC" w:eastAsia="Kaiti SC" w:cs="Kaiti SC"/>
-          <w:sz w:val="21"/>
-        </w:rPr>
-        <w:t>[16] 2026-10-21｜通信世界网｜中国星网：丁薛祥调研中国星网 - 通信世界网</w:t>
+        <w:t>[7] 2026-10-22｜新浪财经｜星河动力：谷神星一号海射型遥八运载火箭在日照海域成功发射 - 新浪财经</w:t>
       </w:r>
     </w:p>
     <w:sectPr>

--- a/data/reports/daily-documents/latest/previous_daily_report.docx
+++ b/data/reports/daily-documents/latest/previous_daily_report.docx
@@ -26,7 +26,7 @@
           <w:rFonts w:ascii="Kaiti SC" w:hAnsi="Kaiti SC" w:eastAsia="Kaiti SC" w:cs="Kaiti SC"/>
           <w:sz w:val="21"/>
         </w:rPr>
-        <w:t>2026-10-22（上一自然日）</w:t>
+        <w:t>2026-10-23（上一自然日）</w:t>
       </w:r>
     </w:p>
     <w:tbl>
@@ -81,7 +81,7 @@
                 <w:b w:val="0"/>
                 <w:sz w:val="19"/>
               </w:rPr>
-              <w:t>2026-10-22</w:t>
+              <w:t>2026-10-23</w:t>
             </w:r>
           </w:p>
         </w:tc>
@@ -127,7 +127,7 @@
                 <w:b w:val="0"/>
                 <w:sz w:val="19"/>
               </w:rPr>
-              <w:t>22 条 / 3 家</w:t>
+              <w:t>36 条 / 3 家</w:t>
             </w:r>
           </w:p>
         </w:tc>
@@ -173,7 +173,7 @@
                 <w:b w:val="0"/>
                 <w:sz w:val="19"/>
               </w:rPr>
-              <w:t>12 个</w:t>
+              <w:t>9 个</w:t>
             </w:r>
           </w:p>
         </w:tc>
@@ -219,7 +219,7 @@
                 <w:b w:val="0"/>
                 <w:sz w:val="19"/>
               </w:rPr>
-              <w:t>2026-10-23</w:t>
+              <w:t>2026-10-24</w:t>
             </w:r>
           </w:p>
         </w:tc>
@@ -245,7 +245,7 @@
     </w:p>
     <w:p>
       <w:r>
-        <w:t>2026-10-22 共归档 22 条新闻，覆盖 3 家公司、12 个信息来源。 新闻量较多的公司包括 SpaceX、垣信卫星、星河动力。</w:t>
+        <w:t>2026-10-23 共归档 36 条新闻，覆盖 3 家公司、9 个信息来源。 新闻量较多的公司包括 SpaceX、Blue Origin、星河动力。</w:t>
       </w:r>
     </w:p>
     <w:p>
@@ -279,7 +279,7 @@
           <w:rFonts w:ascii="Kaiti SC" w:hAnsi="Kaiti SC" w:eastAsia="Kaiti SC" w:cs="Kaiti SC"/>
           <w:sz w:val="21"/>
         </w:rPr>
-        <w:t>【发射与任务】SpaceX：SpaceX Falcon 9 Starlink 15-15 Launch Rescheduled for Thursday Afternoon Liftoff from Vandenberg - edhat （edhat）</w:t>
+        <w:t>【其他动态】Blue Origin：Blue Origin’s BE-4 Engine Gimble At Full Power During Hotfire Test （bing.com）</w:t>
       </w:r>
     </w:p>
     <w:p>
@@ -300,7 +300,7 @@
           <w:rFonts w:ascii="Kaiti SC" w:hAnsi="Kaiti SC" w:eastAsia="Kaiti SC" w:cs="Kaiti SC"/>
           <w:sz w:val="21"/>
         </w:rPr>
-        <w:t>【订单与合作】SpaceX：Trump Asked Musk to Lift Starlink Curbs on Ukraine （bing.com）</w:t>
+        <w:t>【发射与任务】SpaceX：SpaceX's 80,000-site push turns Starlink from satellite overlay into full mobile challenger （bing.com）</w:t>
       </w:r>
     </w:p>
     <w:p>
@@ -321,7 +321,7 @@
           <w:rFonts w:ascii="Kaiti SC" w:hAnsi="Kaiti SC" w:eastAsia="Kaiti SC" w:cs="Kaiti SC"/>
           <w:sz w:val="21"/>
         </w:rPr>
-        <w:t>【订单与合作】SpaceX：Trump asks Musk to restore Starlink speeds in Ukraine amid Pentagon concerns: WSJ （bing.com）</w:t>
+        <w:t>【其他动态】SpaceX：Elon Musk Says Ukraine's Elites Profit From War as Starlink Restrictions Disrupt Ukrainian Drones （bing.com）</w:t>
       </w:r>
     </w:p>
     <w:p>
@@ -342,7 +342,7 @@
           <w:rFonts w:ascii="Kaiti SC" w:hAnsi="Kaiti SC" w:eastAsia="Kaiti SC" w:cs="Kaiti SC"/>
           <w:sz w:val="21"/>
         </w:rPr>
-        <w:t>【发射与任务】SpaceX：SpaceX Starlink Launch: 28 Satellites in Orbit in 2026 - Business Outreach Magazine （Business Outreach Magazine）</w:t>
+        <w:t>【发射与任务】SpaceX：Rocket Report: SpaceX says no thanks to military launches; Spanish rocket nearly ready （arstechnica.com）</w:t>
       </w:r>
     </w:p>
     <w:p>
@@ -363,7 +363,7 @@
           <w:rFonts w:ascii="Kaiti SC" w:hAnsi="Kaiti SC" w:eastAsia="Kaiti SC" w:cs="Kaiti SC"/>
           <w:sz w:val="21"/>
         </w:rPr>
-        <w:t>【其他动态】垣信卫星：亚马逊LEO和上海垣信卫星预计2027年进入哈萨克斯坦市场 - 哈通社 （哈通社）</w:t>
+        <w:t>【其他动态】SpaceX：Explainer - What is going on with SpaceX's Starlink and Starshield in Ukraine? （bing.com）</w:t>
       </w:r>
     </w:p>
     <w:p>
@@ -384,7 +384,7 @@
           <w:rFonts w:ascii="Kaiti SC" w:hAnsi="Kaiti SC" w:eastAsia="Kaiti SC" w:cs="Kaiti SC"/>
           <w:sz w:val="21"/>
         </w:rPr>
-        <w:t>【发射与任务】SpaceX：SpaceX Falcon 9 Launches 28 Starlink Satellites [2026] - （</w:t>
+        <w:t>【其他动态】SpaceX：Explainer - What is going on with SpaceX's Starlink and Starshield in Ukraine? （bing.com）</w:t>
       </w:r>
     </w:p>
     <w:p>
@@ -405,7 +405,49 @@
           <w:rFonts w:ascii="Kaiti SC" w:hAnsi="Kaiti SC" w:eastAsia="Kaiti SC" w:cs="Kaiti SC"/>
           <w:sz w:val="21"/>
         </w:rPr>
-        <w:t>【发射与任务】星河动力：谷神星一号海射型遥八运载火箭在日照海域成功发射 - 新浪财经 （新浪财经）</w:t>
+        <w:t>【发射与任务】星河动力：顺利将“西光肆号01星”送入近地轨道谷神星一号海射型（遥八）运载火箭发射成功_科技前沿 - 北京经济技术开发区 （北京经济技术开发区）</w:t>
+      </w:r>
+    </w:p>
+    <w:p>
+      <w:pPr>
+        <w:keepLines/>
+        <w:spacing w:after="60"/>
+        <w:ind w:left="369" w:hanging="227"/>
+      </w:pPr>
+      <w:r>
+        <w:rPr>
+          <w:rFonts w:ascii="Kaiti SC" w:hAnsi="Kaiti SC" w:eastAsia="Kaiti SC" w:cs="Kaiti SC"/>
+          <w:sz w:val="21"/>
+        </w:rPr>
+        <w:t xml:space="preserve">➢ </w:t>
+      </w:r>
+      <w:r>
+        <w:rPr>
+          <w:rFonts w:ascii="Kaiti SC" w:hAnsi="Kaiti SC" w:eastAsia="Kaiti SC" w:cs="Kaiti SC"/>
+          <w:sz w:val="21"/>
+        </w:rPr>
+        <w:t>【发射与任务】Blue Origin：Blue Origin asks to increase New Glenn launches to 50 per year - WKMG （WKMG）</w:t>
+      </w:r>
+    </w:p>
+    <w:p>
+      <w:pPr>
+        <w:keepLines/>
+        <w:spacing w:after="60"/>
+        <w:ind w:left="369" w:hanging="227"/>
+      </w:pPr>
+      <w:r>
+        <w:rPr>
+          <w:rFonts w:ascii="Kaiti SC" w:hAnsi="Kaiti SC" w:eastAsia="Kaiti SC" w:cs="Kaiti SC"/>
+          <w:sz w:val="21"/>
+        </w:rPr>
+        <w:t xml:space="preserve">➢ </w:t>
+      </w:r>
+      <w:r>
+        <w:rPr>
+          <w:rFonts w:ascii="Kaiti SC" w:hAnsi="Kaiti SC" w:eastAsia="Kaiti SC" w:cs="Kaiti SC"/>
+          <w:sz w:val="21"/>
+        </w:rPr>
+        <w:t>【发射与任务】Blue Origin：Blue Origin asks to increase New Glenn launches to 50 per year - WKMG （WKMG）</w:t>
       </w:r>
     </w:p>
     <w:p>
@@ -564,7 +606,7 @@
                 <w:b w:val="0"/>
                 <w:sz w:val="19"/>
               </w:rPr>
-              <w:t>20</w:t>
+              <w:t>32</w:t>
             </w:r>
           </w:p>
         </w:tc>
@@ -585,7 +627,7 @@
                 <w:b w:val="0"/>
                 <w:sz w:val="19"/>
               </w:rPr>
-              <w:t>发射与任务、订单与合作、融资与资本、其他动态、监管与政策</w:t>
+              <w:t>发射与任务、其他动态、市场与股价、监管与政策</w:t>
             </w:r>
           </w:p>
         </w:tc>
@@ -605,7 +647,7 @@
                 <w:b w:val="0"/>
                 <w:sz w:val="19"/>
               </w:rPr>
-              <w:t>SpaceX Falcon 9 Starlink 15-15 Launch Rescheduled for Thursday Afternoon Liftoff from Vandenberg - edhat</w:t>
+              <w:t>SpaceX's 80,000-site push turns Starlink from satellite overlay into full mobile challenger</w:t>
             </w:r>
           </w:p>
         </w:tc>
@@ -630,7 +672,7 @@
                 <w:b w:val="0"/>
                 <w:sz w:val="19"/>
               </w:rPr>
-              <w:t>垣信卫星</w:t>
+              <w:t>Blue Origin</w:t>
             </w:r>
           </w:p>
         </w:tc>
@@ -651,7 +693,7 @@
                 <w:b w:val="0"/>
                 <w:sz w:val="19"/>
               </w:rPr>
-              <w:t>1</w:t>
+              <w:t>3</w:t>
             </w:r>
           </w:p>
         </w:tc>
@@ -672,7 +714,7 @@
                 <w:b w:val="0"/>
                 <w:sz w:val="19"/>
               </w:rPr>
-              <w:t>其他动态</w:t>
+              <w:t>其他动态、发射与任务</w:t>
             </w:r>
           </w:p>
         </w:tc>
@@ -692,7 +734,7 @@
                 <w:b w:val="0"/>
                 <w:sz w:val="19"/>
               </w:rPr>
-              <w:t>亚马逊LEO和上海垣信卫星预计2027年进入哈萨克斯坦市场 - 哈通社</w:t>
+              <w:t>Blue Origin’s BE-4 Engine Gimble At Full Power During Hotfire Test</w:t>
             </w:r>
           </w:p>
         </w:tc>
@@ -779,7 +821,7 @@
                 <w:b w:val="0"/>
                 <w:sz w:val="19"/>
               </w:rPr>
-              <w:t>谷神星一号海射型遥八运载火箭在日照海域成功发射 - 新浪财经</w:t>
+              <w:t>顺利将“西光肆号01星”送入近地轨道谷神星一号海射型（遥八）运载火箭发射成功_科技前沿 - 北京经济技术开发区</w:t>
             </w:r>
           </w:p>
         </w:tc>
@@ -816,7 +858,7 @@
           <w:rFonts w:ascii="Kaiti SC" w:hAnsi="Kaiti SC" w:eastAsia="Kaiti SC" w:cs="Kaiti SC"/>
           <w:sz w:val="21"/>
         </w:rPr>
-        <w:t>[1] 2026-10-22｜edhat｜SpaceX：SpaceX Falcon 9 Starlink 15-15 Launch Rescheduled for Thursday Afternoon Liftoff from Vandenberg - edhat</w:t>
+        <w:t>[1] 2026-10-23｜bing.com｜Blue Origin：Blue Origin’s BE-4 Engine Gimble At Full Power During Hotfire Test</w:t>
       </w:r>
     </w:p>
     <w:p>
@@ -837,7 +879,7 @@
           <w:rFonts w:ascii="Kaiti SC" w:hAnsi="Kaiti SC" w:eastAsia="Kaiti SC" w:cs="Kaiti SC"/>
           <w:sz w:val="21"/>
         </w:rPr>
-        <w:t>[2] 2026-10-22｜bing.com｜SpaceX：Trump Asked Musk to Lift Starlink Curbs on Ukraine</w:t>
+        <w:t>[2] 2026-10-23｜bing.com｜SpaceX：SpaceX's 80,000-site push turns Starlink from satellite overlay into full mobile challenger</w:t>
       </w:r>
     </w:p>
     <w:p>
@@ -858,7 +900,7 @@
           <w:rFonts w:ascii="Kaiti SC" w:hAnsi="Kaiti SC" w:eastAsia="Kaiti SC" w:cs="Kaiti SC"/>
           <w:sz w:val="21"/>
         </w:rPr>
-        <w:t>[3] 2026-10-22｜bing.com｜SpaceX：Trump asks Musk to restore Starlink speeds in Ukraine amid Pentagon concerns: WSJ</w:t>
+        <w:t>[3] 2026-10-23｜bing.com｜SpaceX：Elon Musk Says Ukraine's Elites Profit From War as Starlink Restrictions Disrupt Ukrainian Drones</w:t>
       </w:r>
     </w:p>
     <w:p>
@@ -879,7 +921,7 @@
           <w:rFonts w:ascii="Kaiti SC" w:hAnsi="Kaiti SC" w:eastAsia="Kaiti SC" w:cs="Kaiti SC"/>
           <w:sz w:val="21"/>
         </w:rPr>
-        <w:t>[4] 2026-10-22｜Business Outreach Magazine｜SpaceX：SpaceX Starlink Launch: 28 Satellites in Orbit in 2026 - Business Outreach Magazine</w:t>
+        <w:t>[4] 2026-10-23｜arstechnica.com｜SpaceX：Rocket Report: SpaceX says no thanks to military launches; Spanish rocket nearly ready</w:t>
       </w:r>
     </w:p>
     <w:p>
@@ -900,7 +942,7 @@
           <w:rFonts w:ascii="Kaiti SC" w:hAnsi="Kaiti SC" w:eastAsia="Kaiti SC" w:cs="Kaiti SC"/>
           <w:sz w:val="21"/>
         </w:rPr>
-        <w:t>[5] 2026-10-22｜哈通社｜垣信卫星：亚马逊LEO和上海垣信卫星预计2027年进入哈萨克斯坦市场 - 哈通社</w:t>
+        <w:t>[5] 2026-10-23｜bing.com｜SpaceX：Explainer - What is going on with SpaceX's Starlink and Starshield in Ukraine?</w:t>
       </w:r>
     </w:p>
     <w:p>
@@ -921,7 +963,7 @@
           <w:rFonts w:ascii="Kaiti SC" w:hAnsi="Kaiti SC" w:eastAsia="Kaiti SC" w:cs="Kaiti SC"/>
           <w:sz w:val="21"/>
         </w:rPr>
-        <w:t>[6] 2026-10-22｜ Falcon 9 Launches 28 Starlink Satellites [2026]</w:t>
+        <w:t>[6] 2026-10-23｜bing.com｜SpaceX：Explainer - What is going on with SpaceX's Starlink and Starshield in Ukraine?</w:t>
       </w:r>
     </w:p>
     <w:p>
@@ -942,7 +984,49 @@
           <w:rFonts w:ascii="Kaiti SC" w:hAnsi="Kaiti SC" w:eastAsia="Kaiti SC" w:cs="Kaiti SC"/>
           <w:sz w:val="21"/>
         </w:rPr>
-        <w:t>[7] 2026-10-22｜新浪财经｜星河动力：谷神星一号海射型遥八运载火箭在日照海域成功发射 - 新浪财经</w:t>
+        <w:t>[7] 2026-10-23｜北京经济技术开发区｜星河动力：顺利将“西光肆号01星”送入近地轨道谷神星一号海射型（遥八）运载火箭发射成功_科技前沿 - 北京经济技术开发区</w:t>
+      </w:r>
+    </w:p>
+    <w:p>
+      <w:pPr>
+        <w:keepLines/>
+        <w:spacing w:after="60"/>
+        <w:ind w:left="369" w:hanging="227"/>
+      </w:pPr>
+      <w:r>
+        <w:rPr>
+          <w:rFonts w:ascii="Kaiti SC" w:hAnsi="Kaiti SC" w:eastAsia="Kaiti SC" w:cs="Kaiti SC"/>
+          <w:sz w:val="21"/>
+        </w:rPr>
+        <w:t xml:space="preserve">✓ </w:t>
+      </w:r>
+      <w:r>
+        <w:rPr>
+          <w:rFonts w:ascii="Kaiti SC" w:hAnsi="Kaiti SC" w:eastAsia="Kaiti SC" w:cs="Kaiti SC"/>
+          <w:sz w:val="21"/>
+        </w:rPr>
+        <w:t>[8] 2026-10-23｜WKMG｜Blue Origin：Blue Origin asks to increase New Glenn launches to 50 per year - WKMG</w:t>
+      </w:r>
+    </w:p>
+    <w:p>
+      <w:pPr>
+        <w:keepLines/>
+        <w:spacing w:after="60"/>
+        <w:ind w:left="369" w:hanging="227"/>
+      </w:pPr>
+      <w:r>
+        <w:rPr>
+          <w:rFonts w:ascii="Kaiti SC" w:hAnsi="Kaiti SC" w:eastAsia="Kaiti SC" w:cs="Kaiti SC"/>
+          <w:sz w:val="21"/>
+        </w:rPr>
+        <w:t xml:space="preserve">✓ </w:t>
+      </w:r>
+      <w:r>
+        <w:rPr>
+          <w:rFonts w:ascii="Kaiti SC" w:hAnsi="Kaiti SC" w:eastAsia="Kaiti SC" w:cs="Kaiti SC"/>
+          <w:sz w:val="21"/>
+        </w:rPr>
+        <w:t>[9] 2026-10-23｜WKMG｜Blue Origin：Blue Origin asks to increase New Glenn launches to 50 per year - WKMG</w:t>
       </w:r>
     </w:p>
     <w:sectPr>

--- a/data/reports/daily-documents/latest/previous_daily_report.docx
+++ b/data/reports/daily-documents/latest/previous_daily_report.docx
@@ -26,7 +26,7 @@
           <w:rFonts w:ascii="Kaiti SC" w:hAnsi="Kaiti SC" w:eastAsia="Kaiti SC" w:cs="Kaiti SC"/>
           <w:sz w:val="21"/>
         </w:rPr>
-        <w:t>2026-10-23（上一自然日）</w:t>
+        <w:t>2026-10-24（上一自然日）</w:t>
       </w:r>
     </w:p>
     <w:tbl>
@@ -81,7 +81,7 @@
                 <w:b w:val="0"/>
                 <w:sz w:val="19"/>
               </w:rPr>
-              <w:t>2026-10-23</w:t>
+              <w:t>2026-10-24</w:t>
             </w:r>
           </w:p>
         </w:tc>
@@ -127,7 +127,7 @@
                 <w:b w:val="0"/>
                 <w:sz w:val="19"/>
               </w:rPr>
-              <w:t>36 条 / 3 家</w:t>
+              <w:t>25 条 / 2 家</w:t>
             </w:r>
           </w:p>
         </w:tc>
@@ -219,7 +219,7 @@
                 <w:b w:val="0"/>
                 <w:sz w:val="19"/>
               </w:rPr>
-              <w:t>2026-10-24</w:t>
+              <w:t>2026-10-25</w:t>
             </w:r>
           </w:p>
         </w:tc>
@@ -245,7 +245,7 @@
     </w:p>
     <w:p>
       <w:r>
-        <w:t>2026-10-23 共归档 36 条新闻，覆盖 3 家公司、9 个信息来源。 新闻量较多的公司包括 SpaceX、Blue Origin、星河动力。</w:t>
+        <w:t>2026-10-24 共归档 25 条新闻，覆盖 2 家公司、9 个信息来源。 新闻量较多的公司包括 SpaceX、星河动力。</w:t>
       </w:r>
     </w:p>
     <w:p>
@@ -279,7 +279,7 @@
           <w:rFonts w:ascii="Kaiti SC" w:hAnsi="Kaiti SC" w:eastAsia="Kaiti SC" w:cs="Kaiti SC"/>
           <w:sz w:val="21"/>
         </w:rPr>
-        <w:t>【其他动态】Blue Origin：Blue Origin’s BE-4 Engine Gimble At Full Power During Hotfire Test （bing.com）</w:t>
+        <w:t>【其他动态】SpaceX：Elon Musk says Ukraine broke Starlink rules with drone strikes （bing.com）</w:t>
       </w:r>
     </w:p>
     <w:p>
@@ -300,7 +300,7 @@
           <w:rFonts w:ascii="Kaiti SC" w:hAnsi="Kaiti SC" w:eastAsia="Kaiti SC" w:cs="Kaiti SC"/>
           <w:sz w:val="21"/>
         </w:rPr>
-        <w:t>【发射与任务】SpaceX：SpaceX's 80,000-site push turns Starlink from satellite overlay into full mobile challenger （bing.com）</w:t>
+        <w:t>【其他动态】SpaceX：Musk Says He Was Behind Starlink Speed Restriction After Service In Ukraine Is Restored （bing.com）</w:t>
       </w:r>
     </w:p>
     <w:p>
@@ -321,7 +321,7 @@
           <w:rFonts w:ascii="Kaiti SC" w:hAnsi="Kaiti SC" w:eastAsia="Kaiti SC" w:cs="Kaiti SC"/>
           <w:sz w:val="21"/>
         </w:rPr>
-        <w:t>【其他动态】SpaceX：Elon Musk Says Ukraine's Elites Profit From War as Starlink Restrictions Disrupt Ukrainian Drones （bing.com）</w:t>
+        <w:t>【其他动态】SpaceX：Starlink fully restored as Musk says Ukraine violated terms of service （bing.com）</w:t>
       </w:r>
     </w:p>
     <w:p>
@@ -342,7 +342,7 @@
           <w:rFonts w:ascii="Kaiti SC" w:hAnsi="Kaiti SC" w:eastAsia="Kaiti SC" w:cs="Kaiti SC"/>
           <w:sz w:val="21"/>
         </w:rPr>
-        <w:t>【发射与任务】SpaceX：Rocket Report: SpaceX says no thanks to military launches; Spanish rocket nearly ready （arstechnica.com）</w:t>
+        <w:t>【其他动态】SpaceX：Ukraine Says Starlink Is Back to Full Power （bing.com）</w:t>
       </w:r>
     </w:p>
     <w:p>
@@ -363,7 +363,7 @@
           <w:rFonts w:ascii="Kaiti SC" w:hAnsi="Kaiti SC" w:eastAsia="Kaiti SC" w:cs="Kaiti SC"/>
           <w:sz w:val="21"/>
         </w:rPr>
-        <w:t>【其他动态】SpaceX：Explainer - What is going on with SpaceX's Starlink and Starshield in Ukraine? （bing.com）</w:t>
+        <w:t>【其他动态】SpaceX：Report: Biden, Trump Asked Musk to Alter Starlink Access （bing.com）</w:t>
       </w:r>
     </w:p>
     <w:p>
@@ -384,70 +384,7 @@
           <w:rFonts w:ascii="Kaiti SC" w:hAnsi="Kaiti SC" w:eastAsia="Kaiti SC" w:cs="Kaiti SC"/>
           <w:sz w:val="21"/>
         </w:rPr>
-        <w:t>【其他动态】SpaceX：Explainer - What is going on with SpaceX's Starlink and Starshield in Ukraine? （bing.com）</w:t>
-      </w:r>
-    </w:p>
-    <w:p>
-      <w:pPr>
-        <w:keepLines/>
-        <w:spacing w:after="60"/>
-        <w:ind w:left="369" w:hanging="227"/>
-      </w:pPr>
-      <w:r>
-        <w:rPr>
-          <w:rFonts w:ascii="Kaiti SC" w:hAnsi="Kaiti SC" w:eastAsia="Kaiti SC" w:cs="Kaiti SC"/>
-          <w:sz w:val="21"/>
-        </w:rPr>
-        <w:t xml:space="preserve">➢ </w:t>
-      </w:r>
-      <w:r>
-        <w:rPr>
-          <w:rFonts w:ascii="Kaiti SC" w:hAnsi="Kaiti SC" w:eastAsia="Kaiti SC" w:cs="Kaiti SC"/>
-          <w:sz w:val="21"/>
-        </w:rPr>
-        <w:t>【发射与任务】星河动力：顺利将“西光肆号01星”送入近地轨道谷神星一号海射型（遥八）运载火箭发射成功_科技前沿 - 北京经济技术开发区 （北京经济技术开发区）</w:t>
-      </w:r>
-    </w:p>
-    <w:p>
-      <w:pPr>
-        <w:keepLines/>
-        <w:spacing w:after="60"/>
-        <w:ind w:left="369" w:hanging="227"/>
-      </w:pPr>
-      <w:r>
-        <w:rPr>
-          <w:rFonts w:ascii="Kaiti SC" w:hAnsi="Kaiti SC" w:eastAsia="Kaiti SC" w:cs="Kaiti SC"/>
-          <w:sz w:val="21"/>
-        </w:rPr>
-        <w:t xml:space="preserve">➢ </w:t>
-      </w:r>
-      <w:r>
-        <w:rPr>
-          <w:rFonts w:ascii="Kaiti SC" w:hAnsi="Kaiti SC" w:eastAsia="Kaiti SC" w:cs="Kaiti SC"/>
-          <w:sz w:val="21"/>
-        </w:rPr>
-        <w:t>【发射与任务】Blue Origin：Blue Origin asks to increase New Glenn launches to 50 per year - WKMG （WKMG）</w:t>
-      </w:r>
-    </w:p>
-    <w:p>
-      <w:pPr>
-        <w:keepLines/>
-        <w:spacing w:after="60"/>
-        <w:ind w:left="369" w:hanging="227"/>
-      </w:pPr>
-      <w:r>
-        <w:rPr>
-          <w:rFonts w:ascii="Kaiti SC" w:hAnsi="Kaiti SC" w:eastAsia="Kaiti SC" w:cs="Kaiti SC"/>
-          <w:sz w:val="21"/>
-        </w:rPr>
-        <w:t xml:space="preserve">➢ </w:t>
-      </w:r>
-      <w:r>
-        <w:rPr>
-          <w:rFonts w:ascii="Kaiti SC" w:hAnsi="Kaiti SC" w:eastAsia="Kaiti SC" w:cs="Kaiti SC"/>
-          <w:sz w:val="21"/>
-        </w:rPr>
-        <w:t>【发射与任务】Blue Origin：Blue Origin asks to increase New Glenn launches to 50 per year - WKMG （WKMG）</w:t>
+        <w:t>【发射与任务】星河动力：谷神星一号海射型遥八运载火箭发射成功 - 新浪财经 （新浪财经）</w:t>
       </w:r>
     </w:p>
     <w:p>
@@ -606,94 +543,7 @@
                 <w:b w:val="0"/>
                 <w:sz w:val="19"/>
               </w:rPr>
-              <w:t>32</w:t>
-            </w:r>
-          </w:p>
-        </w:tc>
-        <w:tc>
-          <w:tcPr>
-            <w:tcW w:type="dxa" w:w="2075"/>
-            <w:vAlign w:val="center"/>
-          </w:tcPr>
-          <w:p>
-            <w:pPr>
-              <w:spacing w:after="0" w:line="252" w:lineRule="auto"/>
-              <w:jc w:val="center"/>
-            </w:pPr>
-            <w:r/>
-            <w:r>
-              <w:rPr>
-                <w:rFonts w:ascii="Kaiti SC" w:hAnsi="Kaiti SC" w:eastAsia="Kaiti SC" w:cs="Kaiti SC"/>
-                <w:b w:val="0"/>
-                <w:sz w:val="19"/>
-              </w:rPr>
-              <w:t>发射与任务、其他动态、市场与股价、监管与政策</w:t>
-            </w:r>
-          </w:p>
-        </w:tc>
-        <w:tc>
-          <w:tcPr>
-            <w:tcW w:type="dxa" w:w="2075"/>
-            <w:vAlign w:val="center"/>
-          </w:tcPr>
-          <w:p>
-            <w:pPr>
-              <w:spacing w:after="0" w:line="252" w:lineRule="auto"/>
-            </w:pPr>
-            <w:r/>
-            <w:r>
-              <w:rPr>
-                <w:rFonts w:ascii="Kaiti SC" w:hAnsi="Kaiti SC" w:eastAsia="Kaiti SC" w:cs="Kaiti SC"/>
-                <w:b w:val="0"/>
-                <w:sz w:val="19"/>
-              </w:rPr>
-              <w:t>SpaceX's 80,000-site push turns Starlink from satellite overlay into full mobile challenger</w:t>
-            </w:r>
-          </w:p>
-        </w:tc>
-      </w:tr>
-      <w:tr>
-        <w:trPr>
-          <w:cantSplit/>
-        </w:trPr>
-        <w:tc>
-          <w:tcPr>
-            <w:tcW w:type="dxa" w:w="2075"/>
-            <w:vAlign w:val="center"/>
-          </w:tcPr>
-          <w:p>
-            <w:pPr>
-              <w:spacing w:after="0" w:line="252" w:lineRule="auto"/>
-            </w:pPr>
-            <w:r/>
-            <w:r>
-              <w:rPr>
-                <w:rFonts w:ascii="Kaiti SC" w:hAnsi="Kaiti SC" w:eastAsia="Kaiti SC" w:cs="Kaiti SC"/>
-                <w:b w:val="0"/>
-                <w:sz w:val="19"/>
-              </w:rPr>
-              <w:t>Blue Origin</w:t>
-            </w:r>
-          </w:p>
-        </w:tc>
-        <w:tc>
-          <w:tcPr>
-            <w:tcW w:type="dxa" w:w="2075"/>
-            <w:vAlign w:val="center"/>
-          </w:tcPr>
-          <w:p>
-            <w:pPr>
-              <w:spacing w:after="0" w:line="252" w:lineRule="auto"/>
-              <w:jc w:val="center"/>
-            </w:pPr>
-            <w:r/>
-            <w:r>
-              <w:rPr>
-                <w:rFonts w:ascii="Kaiti SC" w:hAnsi="Kaiti SC" w:eastAsia="Kaiti SC" w:cs="Kaiti SC"/>
-                <w:b w:val="0"/>
-                <w:sz w:val="19"/>
-              </w:rPr>
-              <w:t>3</w:t>
+              <w:t>24</w:t>
             </w:r>
           </w:p>
         </w:tc>
@@ -734,7 +584,7 @@
                 <w:b w:val="0"/>
                 <w:sz w:val="19"/>
               </w:rPr>
-              <w:t>Blue Origin’s BE-4 Engine Gimble At Full Power During Hotfire Test</w:t>
+              <w:t>Elon Musk says Ukraine broke Starlink rules with drone strikes</w:t>
             </w:r>
           </w:p>
         </w:tc>
@@ -821,7 +671,7 @@
                 <w:b w:val="0"/>
                 <w:sz w:val="19"/>
               </w:rPr>
-              <w:t>顺利将“西光肆号01星”送入近地轨道谷神星一号海射型（遥八）运载火箭发射成功_科技前沿 - 北京经济技术开发区</w:t>
+              <w:t>谷神星一号海射型遥八运载火箭发射成功 - 新浪财经</w:t>
             </w:r>
           </w:p>
         </w:tc>
@@ -858,7 +708,7 @@
           <w:rFonts w:ascii="Kaiti SC" w:hAnsi="Kaiti SC" w:eastAsia="Kaiti SC" w:cs="Kaiti SC"/>
           <w:sz w:val="21"/>
         </w:rPr>
-        <w:t>[1] 2026-10-23｜bing.com｜Blue Origin：Blue Origin’s BE-4 Engine Gimble At Full Power During Hotfire Test</w:t>
+        <w:t>[1] 2026-10-24｜bing.com｜SpaceX：Elon Musk says Ukraine broke Starlink rules with drone strikes</w:t>
       </w:r>
     </w:p>
     <w:p>
@@ -879,7 +729,7 @@
           <w:rFonts w:ascii="Kaiti SC" w:hAnsi="Kaiti SC" w:eastAsia="Kaiti SC" w:cs="Kaiti SC"/>
           <w:sz w:val="21"/>
         </w:rPr>
-        <w:t>[2] 2026-10-23｜bing.com｜SpaceX：SpaceX's 80,000-site push turns Starlink from satellite overlay into full mobile challenger</w:t>
+        <w:t>[2] 2026-10-24｜bing.com｜SpaceX：Musk Says He Was Behind Starlink Speed Restriction After Service In Ukraine Is Restored</w:t>
       </w:r>
     </w:p>
     <w:p>
@@ -900,7 +750,7 @@
           <w:rFonts w:ascii="Kaiti SC" w:hAnsi="Kaiti SC" w:eastAsia="Kaiti SC" w:cs="Kaiti SC"/>
           <w:sz w:val="21"/>
         </w:rPr>
-        <w:t>[3] 2026-10-23｜bing.com｜SpaceX：Elon Musk Says Ukraine's Elites Profit From War as Starlink Restrictions Disrupt Ukrainian Drones</w:t>
+        <w:t>[3] 2026-10-24｜bing.com｜SpaceX：Starlink fully restored as Musk says Ukraine violated terms of service</w:t>
       </w:r>
     </w:p>
     <w:p>
@@ -921,7 +771,7 @@
           <w:rFonts w:ascii="Kaiti SC" w:hAnsi="Kaiti SC" w:eastAsia="Kaiti SC" w:cs="Kaiti SC"/>
           <w:sz w:val="21"/>
         </w:rPr>
-        <w:t>[4] 2026-10-23｜arstechnica.com｜SpaceX：Rocket Report: SpaceX says no thanks to military launches; Spanish rocket nearly ready</w:t>
+        <w:t>[4] 2026-10-24｜bing.com｜SpaceX：Ukraine Says Starlink Is Back to Full Power</w:t>
       </w:r>
     </w:p>
     <w:p>
@@ -942,7 +792,7 @@
           <w:rFonts w:ascii="Kaiti SC" w:hAnsi="Kaiti SC" w:eastAsia="Kaiti SC" w:cs="Kaiti SC"/>
           <w:sz w:val="21"/>
         </w:rPr>
-        <w:t>[5] 2026-10-23｜bing.com｜SpaceX：Explainer - What is going on with SpaceX's Starlink and Starshield in Ukraine?</w:t>
+        <w:t>[5] 2026-10-24｜bing.com｜SpaceX：Report: Biden, Trump Asked Musk to Alter Starlink Access</w:t>
       </w:r>
     </w:p>
     <w:p>
@@ -963,70 +813,7 @@
           <w:rFonts w:ascii="Kaiti SC" w:hAnsi="Kaiti SC" w:eastAsia="Kaiti SC" w:cs="Kaiti SC"/>
           <w:sz w:val="21"/>
         </w:rPr>
-        <w:t>[6] 2026-10-23｜bing.com｜SpaceX：Explainer - What is going on with SpaceX's Starlink and Starshield in Ukraine?</w:t>
-      </w:r>
-    </w:p>
-    <w:p>
-      <w:pPr>
-        <w:keepLines/>
-        <w:spacing w:after="60"/>
-        <w:ind w:left="369" w:hanging="227"/>
-      </w:pPr>
-      <w:r>
-        <w:rPr>
-          <w:rFonts w:ascii="Kaiti SC" w:hAnsi="Kaiti SC" w:eastAsia="Kaiti SC" w:cs="Kaiti SC"/>
-          <w:sz w:val="21"/>
-        </w:rPr>
-        <w:t xml:space="preserve">✓ </w:t>
-      </w:r>
-      <w:r>
-        <w:rPr>
-          <w:rFonts w:ascii="Kaiti SC" w:hAnsi="Kaiti SC" w:eastAsia="Kaiti SC" w:cs="Kaiti SC"/>
-          <w:sz w:val="21"/>
-        </w:rPr>
-        <w:t>[7] 2026-10-23｜北京经济技术开发区｜星河动力：顺利将“西光肆号01星”送入近地轨道谷神星一号海射型（遥八）运载火箭发射成功_科技前沿 - 北京经济技术开发区</w:t>
-      </w:r>
-    </w:p>
-    <w:p>
-      <w:pPr>
-        <w:keepLines/>
-        <w:spacing w:after="60"/>
-        <w:ind w:left="369" w:hanging="227"/>
-      </w:pPr>
-      <w:r>
-        <w:rPr>
-          <w:rFonts w:ascii="Kaiti SC" w:hAnsi="Kaiti SC" w:eastAsia="Kaiti SC" w:cs="Kaiti SC"/>
-          <w:sz w:val="21"/>
-        </w:rPr>
-        <w:t xml:space="preserve">✓ </w:t>
-      </w:r>
-      <w:r>
-        <w:rPr>
-          <w:rFonts w:ascii="Kaiti SC" w:hAnsi="Kaiti SC" w:eastAsia="Kaiti SC" w:cs="Kaiti SC"/>
-          <w:sz w:val="21"/>
-        </w:rPr>
-        <w:t>[8] 2026-10-23｜WKMG｜Blue Origin：Blue Origin asks to increase New Glenn launches to 50 per year - WKMG</w:t>
-      </w:r>
-    </w:p>
-    <w:p>
-      <w:pPr>
-        <w:keepLines/>
-        <w:spacing w:after="60"/>
-        <w:ind w:left="369" w:hanging="227"/>
-      </w:pPr>
-      <w:r>
-        <w:rPr>
-          <w:rFonts w:ascii="Kaiti SC" w:hAnsi="Kaiti SC" w:eastAsia="Kaiti SC" w:cs="Kaiti SC"/>
-          <w:sz w:val="21"/>
-        </w:rPr>
-        <w:t xml:space="preserve">✓ </w:t>
-      </w:r>
-      <w:r>
-        <w:rPr>
-          <w:rFonts w:ascii="Kaiti SC" w:hAnsi="Kaiti SC" w:eastAsia="Kaiti SC" w:cs="Kaiti SC"/>
-          <w:sz w:val="21"/>
-        </w:rPr>
-        <w:t>[9] 2026-10-23｜WKMG｜Blue Origin：Blue Origin asks to increase New Glenn launches to 50 per year - WKMG</w:t>
+        <w:t>[6] 2026-10-24｜新浪财经｜星河动力：谷神星一号海射型遥八运载火箭发射成功 - 新浪财经</w:t>
       </w:r>
     </w:p>
     <w:sectPr>

--- a/data/reports/daily-documents/latest/previous_daily_report.docx
+++ b/data/reports/daily-documents/latest/previous_daily_report.docx
@@ -26,7 +26,7 @@
           <w:rFonts w:ascii="Kaiti SC" w:hAnsi="Kaiti SC" w:eastAsia="Kaiti SC" w:cs="Kaiti SC"/>
           <w:sz w:val="21"/>
         </w:rPr>
-        <w:t>2026-10-24（上一自然日）</w:t>
+        <w:t>2026-10-25（上一自然日）</w:t>
       </w:r>
     </w:p>
     <w:tbl>
@@ -81,7 +81,7 @@
                 <w:b w:val="0"/>
                 <w:sz w:val="19"/>
               </w:rPr>
-              <w:t>2026-10-24</w:t>
+              <w:t>2026-10-25</w:t>
             </w:r>
           </w:p>
         </w:tc>
@@ -127,7 +127,7 @@
                 <w:b w:val="0"/>
                 <w:sz w:val="19"/>
               </w:rPr>
-              <w:t>25 条 / 2 家</w:t>
+              <w:t>33 条 / 2 家</w:t>
             </w:r>
           </w:p>
         </w:tc>
@@ -173,7 +173,7 @@
                 <w:b w:val="0"/>
                 <w:sz w:val="19"/>
               </w:rPr>
-              <w:t>9 个</w:t>
+              <w:t>7 个</w:t>
             </w:r>
           </w:p>
         </w:tc>
@@ -219,7 +219,7 @@
                 <w:b w:val="0"/>
                 <w:sz w:val="19"/>
               </w:rPr>
-              <w:t>2026-10-25</w:t>
+              <w:t>2026-10-26</w:t>
             </w:r>
           </w:p>
         </w:tc>
@@ -245,7 +245,7 @@
     </w:p>
     <w:p>
       <w:r>
-        <w:t>2026-10-24 共归档 25 条新闻，覆盖 2 家公司、9 个信息来源。 新闻量较多的公司包括 SpaceX、星河动力。</w:t>
+        <w:t>2026-10-25 共归档 33 条新闻，覆盖 2 家公司、7 个信息来源。 新闻量较多的公司包括 SpaceX、蓝箭航天。</w:t>
       </w:r>
     </w:p>
     <w:p>
@@ -279,7 +279,7 @@
           <w:rFonts w:ascii="Kaiti SC" w:hAnsi="Kaiti SC" w:eastAsia="Kaiti SC" w:cs="Kaiti SC"/>
           <w:sz w:val="21"/>
         </w:rPr>
-        <w:t>【其他动态】SpaceX：Elon Musk says Ukraine broke Starlink rules with drone strikes （bing.com）</w:t>
+        <w:t>【发射与任务】SpaceX：Ukraine disputes Musk’s claim Starlink was used for offensive drone strikes （bing.com）</w:t>
       </w:r>
     </w:p>
     <w:p>
@@ -300,7 +300,7 @@
           <w:rFonts w:ascii="Kaiti SC" w:hAnsi="Kaiti SC" w:eastAsia="Kaiti SC" w:cs="Kaiti SC"/>
           <w:sz w:val="21"/>
         </w:rPr>
-        <w:t>【其他动态】SpaceX：Musk Says He Was Behind Starlink Speed Restriction After Service In Ukraine Is Restored （bing.com）</w:t>
+        <w:t>【发射与任务】SpaceX：Starlink 15-15: 27 Satellites, 11,000+ in Orbit [2026] - （</w:t>
       </w:r>
     </w:p>
     <w:p>
@@ -321,7 +321,7 @@
           <w:rFonts w:ascii="Kaiti SC" w:hAnsi="Kaiti SC" w:eastAsia="Kaiti SC" w:cs="Kaiti SC"/>
           <w:sz w:val="21"/>
         </w:rPr>
-        <w:t>【其他动态】SpaceX：Starlink fully restored as Musk says Ukraine violated terms of service （bing.com）</w:t>
+        <w:t>【其他动态】SpaceX：Elon Musk reveals reason behind Starlink slowdown as speeds restored in Ukraine （bing.com）</w:t>
       </w:r>
     </w:p>
     <w:p>
@@ -342,7 +342,7 @@
           <w:rFonts w:ascii="Kaiti SC" w:hAnsi="Kaiti SC" w:eastAsia="Kaiti SC" w:cs="Kaiti SC"/>
           <w:sz w:val="21"/>
         </w:rPr>
-        <w:t>【其他动态】SpaceX：Ukraine Says Starlink Is Back to Full Power （bing.com）</w:t>
+        <w:t>【发射与任务】SpaceX：SpaceX launches Starlink satellites and nails rocket landing （bing.com）</w:t>
       </w:r>
     </w:p>
     <w:p>
@@ -363,7 +363,7 @@
           <w:rFonts w:ascii="Kaiti SC" w:hAnsi="Kaiti SC" w:eastAsia="Kaiti SC" w:cs="Kaiti SC"/>
           <w:sz w:val="21"/>
         </w:rPr>
-        <w:t>【其他动态】SpaceX：Report: Biden, Trump Asked Musk to Alter Starlink Access （bing.com）</w:t>
+        <w:t>【发射与任务】SpaceX：Starlink continues to expand its satellite network... SpaceX launches a new batch of internet satellites - صوت الإمارات （صوت الإمارات）</w:t>
       </w:r>
     </w:p>
     <w:p>
@@ -384,7 +384,7 @@
           <w:rFonts w:ascii="Kaiti SC" w:hAnsi="Kaiti SC" w:eastAsia="Kaiti SC" w:cs="Kaiti SC"/>
           <w:sz w:val="21"/>
         </w:rPr>
-        <w:t>【发射与任务】星河动力：谷神星一号海射型遥八运载火箭发射成功 - 新浪财经 （新浪财经）</w:t>
+        <w:t>【其他动态】蓝箭航天：张昉深山试车千次助蓝箭航天升空 - 新浪财经 （新浪财经）</w:t>
       </w:r>
     </w:p>
     <w:p>
@@ -543,7 +543,7 @@
                 <w:b w:val="0"/>
                 <w:sz w:val="19"/>
               </w:rPr>
-              <w:t>24</w:t>
+              <w:t>32</w:t>
             </w:r>
           </w:p>
         </w:tc>
@@ -564,7 +564,7 @@
                 <w:b w:val="0"/>
                 <w:sz w:val="19"/>
               </w:rPr>
-              <w:t>其他动态、发射与任务</w:t>
+              <w:t>发射与任务、其他动态</w:t>
             </w:r>
           </w:p>
         </w:tc>
@@ -584,7 +584,7 @@
                 <w:b w:val="0"/>
                 <w:sz w:val="19"/>
               </w:rPr>
-              <w:t>Elon Musk says Ukraine broke Starlink rules with drone strikes</w:t>
+              <w:t>Ukraine disputes Musk’s claim Starlink was used for offensive drone strikes</w:t>
             </w:r>
           </w:p>
         </w:tc>
@@ -609,7 +609,7 @@
                 <w:b w:val="0"/>
                 <w:sz w:val="19"/>
               </w:rPr>
-              <w:t>星河动力</w:t>
+              <w:t>蓝箭航天</w:t>
             </w:r>
           </w:p>
         </w:tc>
@@ -651,7 +651,7 @@
                 <w:b w:val="0"/>
                 <w:sz w:val="19"/>
               </w:rPr>
-              <w:t>发射与任务</w:t>
+              <w:t>其他动态</w:t>
             </w:r>
           </w:p>
         </w:tc>
@@ -671,7 +671,7 @@
                 <w:b w:val="0"/>
                 <w:sz w:val="19"/>
               </w:rPr>
-              <w:t>谷神星一号海射型遥八运载火箭发射成功 - 新浪财经</w:t>
+              <w:t>张昉深山试车千次助蓝箭航天升空 - 新浪财经</w:t>
             </w:r>
           </w:p>
         </w:tc>
@@ -708,7 +708,7 @@
           <w:rFonts w:ascii="Kaiti SC" w:hAnsi="Kaiti SC" w:eastAsia="Kaiti SC" w:cs="Kaiti SC"/>
           <w:sz w:val="21"/>
         </w:rPr>
-        <w:t>[1] 2026-10-24｜bing.com｜SpaceX：Elon Musk says Ukraine broke Starlink rules with drone strikes</w:t>
+        <w:t>[1] 2026-10-25｜bing.com｜SpaceX：Ukraine disputes Musk’s claim Starlink was used for offensive drone strikes</w:t>
       </w:r>
     </w:p>
     <w:p>
@@ -729,7 +729,7 @@
           <w:rFonts w:ascii="Kaiti SC" w:hAnsi="Kaiti SC" w:eastAsia="Kaiti SC" w:cs="Kaiti SC"/>
           <w:sz w:val="21"/>
         </w:rPr>
-        <w:t>[2] 2026-10-24｜bing.com｜SpaceX：Musk Says He Was Behind Starlink Speed Restriction After Service In Ukraine Is Restored</w:t>
+        <w:t>[2] 2026-10-25｜ 15-15: 27 Satellites, 11,000+ in Orbit [2026]</w:t>
       </w:r>
     </w:p>
     <w:p>
@@ -750,7 +750,7 @@
           <w:rFonts w:ascii="Kaiti SC" w:hAnsi="Kaiti SC" w:eastAsia="Kaiti SC" w:cs="Kaiti SC"/>
           <w:sz w:val="21"/>
         </w:rPr>
-        <w:t>[3] 2026-10-24｜bing.com｜SpaceX：Starlink fully restored as Musk says Ukraine violated terms of service</w:t>
+        <w:t>[3] 2026-10-25｜bing.com｜SpaceX：Elon Musk reveals reason behind Starlink slowdown as speeds restored in Ukraine</w:t>
       </w:r>
     </w:p>
     <w:p>
@@ -771,7 +771,7 @@
           <w:rFonts w:ascii="Kaiti SC" w:hAnsi="Kaiti SC" w:eastAsia="Kaiti SC" w:cs="Kaiti SC"/>
           <w:sz w:val="21"/>
         </w:rPr>
-        <w:t>[4] 2026-10-24｜bing.com｜SpaceX：Ukraine Says Starlink Is Back to Full Power</w:t>
+        <w:t>[4] 2026-10-25｜bing.com｜SpaceX：SpaceX launches Starlink satellites and nails rocket landing</w:t>
       </w:r>
     </w:p>
     <w:p>
@@ -792,7 +792,7 @@
           <w:rFonts w:ascii="Kaiti SC" w:hAnsi="Kaiti SC" w:eastAsia="Kaiti SC" w:cs="Kaiti SC"/>
           <w:sz w:val="21"/>
         </w:rPr>
-        <w:t>[5] 2026-10-24｜bing.com｜SpaceX：Report: Biden, Trump Asked Musk to Alter Starlink Access</w:t>
+        <w:t>[5] 2026-10-25｜صوت الإمارات｜SpaceX：Starlink continues to expand its satellite network... SpaceX launches a new batch of internet satellites - صوت الإمارات</w:t>
       </w:r>
     </w:p>
     <w:p>
@@ -813,7 +813,7 @@
           <w:rFonts w:ascii="Kaiti SC" w:hAnsi="Kaiti SC" w:eastAsia="Kaiti SC" w:cs="Kaiti SC"/>
           <w:sz w:val="21"/>
         </w:rPr>
-        <w:t>[6] 2026-10-24｜新浪财经｜星河动力：谷神星一号海射型遥八运载火箭发射成功 - 新浪财经</w:t>
+        <w:t>[6] 2026-10-25｜新浪财经｜蓝箭航天：张昉深山试车千次助蓝箭航天升空 - 新浪财经</w:t>
       </w:r>
     </w:p>
     <w:sectPr>

--- a/data/reports/daily-documents/latest/previous_daily_report.docx
+++ b/data/reports/daily-documents/latest/previous_daily_report.docx
@@ -26,7 +26,7 @@
           <w:rFonts w:ascii="Kaiti SC" w:hAnsi="Kaiti SC" w:eastAsia="Kaiti SC" w:cs="Kaiti SC"/>
           <w:sz w:val="21"/>
         </w:rPr>
-        <w:t>2026-10-25（上一自然日）</w:t>
+        <w:t>2026-10-26（上一自然日）</w:t>
       </w:r>
     </w:p>
     <w:tbl>
@@ -81,7 +81,7 @@
                 <w:b w:val="0"/>
                 <w:sz w:val="19"/>
               </w:rPr>
-              <w:t>2026-10-25</w:t>
+              <w:t>2026-10-26</w:t>
             </w:r>
           </w:p>
         </w:tc>
@@ -127,7 +127,7 @@
                 <w:b w:val="0"/>
                 <w:sz w:val="19"/>
               </w:rPr>
-              <w:t>33 条 / 2 家</w:t>
+              <w:t>35 条 / 5 家</w:t>
             </w:r>
           </w:p>
         </w:tc>
@@ -173,7 +173,7 @@
                 <w:b w:val="0"/>
                 <w:sz w:val="19"/>
               </w:rPr>
-              <w:t>7 个</w:t>
+              <w:t>15 个</w:t>
             </w:r>
           </w:p>
         </w:tc>
@@ -219,7 +219,7 @@
                 <w:b w:val="0"/>
                 <w:sz w:val="19"/>
               </w:rPr>
-              <w:t>2026-10-26</w:t>
+              <w:t>2026-10-27</w:t>
             </w:r>
           </w:p>
         </w:tc>
@@ -245,7 +245,7 @@
     </w:p>
     <w:p>
       <w:r>
-        <w:t>2026-10-25 共归档 33 条新闻，覆盖 2 家公司、7 个信息来源。 新闻量较多的公司包括 SpaceX、蓝箭航天。</w:t>
+        <w:t>2026-10-26 共归档 35 条新闻，覆盖 5 家公司、15 个信息来源。 新闻量较多的公司包括 SpaceX、中科宇航、Blue Origin、星际荣耀。</w:t>
       </w:r>
     </w:p>
     <w:p>
@@ -279,7 +279,7 @@
           <w:rFonts w:ascii="Kaiti SC" w:hAnsi="Kaiti SC" w:eastAsia="Kaiti SC" w:cs="Kaiti SC"/>
           <w:sz w:val="21"/>
         </w:rPr>
-        <w:t>【发射与任务】SpaceX：Ukraine disputes Musk’s claim Starlink was used for offensive drone strikes （bing.com）</w:t>
+        <w:t>【发射与任务】SpaceX：Astranis Upgrades Falcon 9 Launch Contract to Dedicated Mission for Entire Block 4 Production Run of Satellites （SpaceNews）</w:t>
       </w:r>
     </w:p>
     <w:p>
@@ -300,7 +300,7 @@
           <w:rFonts w:ascii="Kaiti SC" w:hAnsi="Kaiti SC" w:eastAsia="Kaiti SC" w:cs="Kaiti SC"/>
           <w:sz w:val="21"/>
         </w:rPr>
-        <w:t>【发射与任务】SpaceX：Starlink 15-15: 27 Satellites, 11,000+ in Orbit [2026] - （</w:t>
+        <w:t>【发射与任务】SpaceX：A New Era for Space Launch? The Coming Falcon 9 Retirement （Space Scout）</w:t>
       </w:r>
     </w:p>
     <w:p>
@@ -321,7 +321,7 @@
           <w:rFonts w:ascii="Kaiti SC" w:hAnsi="Kaiti SC" w:eastAsia="Kaiti SC" w:cs="Kaiti SC"/>
           <w:sz w:val="21"/>
         </w:rPr>
-        <w:t>【其他动态】SpaceX：Elon Musk reveals reason behind Starlink slowdown as speeds restored in Ukraine （bing.com）</w:t>
+        <w:t>【融资与资本】SpaceX：Musk predicts ‘guppy-level death’ as SpaceX closes $40B GPU deal （bing.com）</w:t>
       </w:r>
     </w:p>
     <w:p>
@@ -342,7 +342,7 @@
           <w:rFonts w:ascii="Kaiti SC" w:hAnsi="Kaiti SC" w:eastAsia="Kaiti SC" w:cs="Kaiti SC"/>
           <w:sz w:val="21"/>
         </w:rPr>
-        <w:t>【发射与任务】SpaceX：SpaceX launches Starlink satellites and nails rocket landing （bing.com）</w:t>
+        <w:t>【发射与任务】SpaceX：Record-Setting Falcon 9 Launch from Vandenberg SFB Scheduled for Late Monday into Early Tuesday （bing.com）</w:t>
       </w:r>
     </w:p>
     <w:p>
@@ -363,7 +363,7 @@
           <w:rFonts w:ascii="Kaiti SC" w:hAnsi="Kaiti SC" w:eastAsia="Kaiti SC" w:cs="Kaiti SC"/>
           <w:sz w:val="21"/>
         </w:rPr>
-        <w:t>【发射与任务】SpaceX：Starlink continues to expand its satellite network... SpaceX launches a new batch of internet satellites - صوت الإمارات （صوت الإمارات）</w:t>
+        <w:t>【发射与任务】SpaceX：Record-Setting Falcon 9 Launch from Vandenberg SFB Scheduled for Late Monday into Early Tuesday （bing.com）</w:t>
       </w:r>
     </w:p>
     <w:p>
@@ -384,7 +384,217 @@
           <w:rFonts w:ascii="Kaiti SC" w:hAnsi="Kaiti SC" w:eastAsia="Kaiti SC" w:cs="Kaiti SC"/>
           <w:sz w:val="21"/>
         </w:rPr>
-        <w:t>【其他动态】蓝箭航天：张昉深山试车千次助蓝箭航天升空 - 新浪财经 （新浪财经）</w:t>
+        <w:t>【其他动态】星际荣耀：国产商业火箭再迎新进展！星际荣耀双曲线三号完成关键静力试验 - 新浪财经 （新浪财经）</w:t>
+      </w:r>
+    </w:p>
+    <w:p>
+      <w:pPr>
+        <w:keepLines/>
+        <w:spacing w:after="60"/>
+        <w:ind w:left="369" w:hanging="227"/>
+      </w:pPr>
+      <w:r>
+        <w:rPr>
+          <w:rFonts w:ascii="Kaiti SC" w:hAnsi="Kaiti SC" w:eastAsia="Kaiti SC" w:cs="Kaiti SC"/>
+          <w:sz w:val="21"/>
+        </w:rPr>
+        <w:t xml:space="preserve">➢ </w:t>
+      </w:r>
+      <w:r>
+        <w:rPr>
+          <w:rFonts w:ascii="Kaiti SC" w:hAnsi="Kaiti SC" w:eastAsia="Kaiti SC" w:cs="Kaiti SC"/>
+          <w:sz w:val="21"/>
+        </w:rPr>
+        <w:t>【发射与任务】星际荣耀：把火箭舱段压到极限，只为验证它能否安全回家|星际荣耀航天科技集团股份有限公司|双曲线三号运载火箭_新浪新闻 - 手机新浪网 （手机新浪网）</w:t>
+      </w:r>
+    </w:p>
+    <w:p>
+      <w:pPr>
+        <w:keepLines/>
+        <w:spacing w:after="60"/>
+        <w:ind w:left="369" w:hanging="227"/>
+      </w:pPr>
+      <w:r>
+        <w:rPr>
+          <w:rFonts w:ascii="Kaiti SC" w:hAnsi="Kaiti SC" w:eastAsia="Kaiti SC" w:cs="Kaiti SC"/>
+          <w:sz w:val="21"/>
+        </w:rPr>
+        <w:t xml:space="preserve">➢ </w:t>
+      </w:r>
+      <w:r>
+        <w:rPr>
+          <w:rFonts w:ascii="Kaiti SC" w:hAnsi="Kaiti SC" w:eastAsia="Kaiti SC" w:cs="Kaiti SC"/>
+          <w:sz w:val="21"/>
+        </w:rPr>
+        <w:t>【发射与任务】中科宇航：力箭二号遥二运载火箭转运至发射区 - 未来天玑 （未来天玑）</w:t>
+      </w:r>
+    </w:p>
+    <w:p>
+      <w:pPr>
+        <w:keepLines/>
+        <w:spacing w:after="60"/>
+        <w:ind w:left="369" w:hanging="227"/>
+      </w:pPr>
+      <w:r>
+        <w:rPr>
+          <w:rFonts w:ascii="Kaiti SC" w:hAnsi="Kaiti SC" w:eastAsia="Kaiti SC" w:cs="Kaiti SC"/>
+          <w:sz w:val="21"/>
+        </w:rPr>
+        <w:t xml:space="preserve">➢ </w:t>
+      </w:r>
+      <w:r>
+        <w:rPr>
+          <w:rFonts w:ascii="Kaiti SC" w:hAnsi="Kaiti SC" w:eastAsia="Kaiti SC" w:cs="Kaiti SC"/>
+          <w:sz w:val="21"/>
+        </w:rPr>
+        <w:t>【发射与任务】中科宇航：力箭二号遥二运载火箭转运至发射区 - 中国日报网 （中国日报网）</w:t>
+      </w:r>
+    </w:p>
+    <w:p>
+      <w:pPr>
+        <w:keepLines/>
+        <w:spacing w:after="60"/>
+        <w:ind w:left="369" w:hanging="227"/>
+      </w:pPr>
+      <w:r>
+        <w:rPr>
+          <w:rFonts w:ascii="Kaiti SC" w:hAnsi="Kaiti SC" w:eastAsia="Kaiti SC" w:cs="Kaiti SC"/>
+          <w:sz w:val="21"/>
+        </w:rPr>
+        <w:t xml:space="preserve">➢ </w:t>
+      </w:r>
+      <w:r>
+        <w:rPr>
+          <w:rFonts w:ascii="Kaiti SC" w:hAnsi="Kaiti SC" w:eastAsia="Kaiti SC" w:cs="Kaiti SC"/>
+          <w:sz w:val="21"/>
+        </w:rPr>
+        <w:t>【发射与任务】中科宇航：力箭二号遥二运载火箭转运至发射区！我国首款CBC构型火箭 - 新浪财经 （新浪财经）</w:t>
+      </w:r>
+    </w:p>
+    <w:p>
+      <w:pPr>
+        <w:keepLines/>
+        <w:spacing w:after="60"/>
+        <w:ind w:left="369" w:hanging="227"/>
+      </w:pPr>
+      <w:r>
+        <w:rPr>
+          <w:rFonts w:ascii="Kaiti SC" w:hAnsi="Kaiti SC" w:eastAsia="Kaiti SC" w:cs="Kaiti SC"/>
+          <w:sz w:val="21"/>
+        </w:rPr>
+        <w:t xml:space="preserve">➢ </w:t>
+      </w:r>
+      <w:r>
+        <w:rPr>
+          <w:rFonts w:ascii="Kaiti SC" w:hAnsi="Kaiti SC" w:eastAsia="Kaiti SC" w:cs="Kaiti SC"/>
+          <w:sz w:val="21"/>
+        </w:rPr>
+        <w:t>【其他动态】Blue Origin：NASA Revises SpaceX and Blue Origin Lander Plans for 2028 Artemis Moon Landing （spacewatch.global）</w:t>
+      </w:r>
+    </w:p>
+    <w:p>
+      <w:pPr>
+        <w:keepLines/>
+        <w:spacing w:after="60"/>
+        <w:ind w:left="369" w:hanging="227"/>
+      </w:pPr>
+      <w:r>
+        <w:rPr>
+          <w:rFonts w:ascii="Kaiti SC" w:hAnsi="Kaiti SC" w:eastAsia="Kaiti SC" w:cs="Kaiti SC"/>
+          <w:sz w:val="21"/>
+        </w:rPr>
+        <w:t xml:space="preserve">➢ </w:t>
+      </w:r>
+      <w:r>
+        <w:rPr>
+          <w:rFonts w:ascii="Kaiti SC" w:hAnsi="Kaiti SC" w:eastAsia="Kaiti SC" w:cs="Kaiti SC"/>
+          <w:sz w:val="21"/>
+        </w:rPr>
+        <w:t>【发射与任务】中科宇航：力箭二号遥二运载火箭转运至发射区 - ThePaper.cn （ThePaper.cn）</w:t>
+      </w:r>
+    </w:p>
+    <w:p>
+      <w:pPr>
+        <w:keepLines/>
+        <w:spacing w:after="60"/>
+        <w:ind w:left="369" w:hanging="227"/>
+      </w:pPr>
+      <w:r>
+        <w:rPr>
+          <w:rFonts w:ascii="Kaiti SC" w:hAnsi="Kaiti SC" w:eastAsia="Kaiti SC" w:cs="Kaiti SC"/>
+          <w:sz w:val="21"/>
+        </w:rPr>
+        <w:t xml:space="preserve">➢ </w:t>
+      </w:r>
+      <w:r>
+        <w:rPr>
+          <w:rFonts w:ascii="Kaiti SC" w:hAnsi="Kaiti SC" w:eastAsia="Kaiti SC" w:cs="Kaiti SC"/>
+          <w:sz w:val="21"/>
+        </w:rPr>
+        <w:t>【发射与任务】中科宇航：中科宇航力箭二号遥二运载火箭转运至发射区，近期择机发射 - 新浪财经 （新浪财经）</w:t>
+      </w:r>
+    </w:p>
+    <w:p>
+      <w:pPr>
+        <w:keepLines/>
+        <w:spacing w:after="60"/>
+        <w:ind w:left="369" w:hanging="227"/>
+      </w:pPr>
+      <w:r>
+        <w:rPr>
+          <w:rFonts w:ascii="Kaiti SC" w:hAnsi="Kaiti SC" w:eastAsia="Kaiti SC" w:cs="Kaiti SC"/>
+          <w:sz w:val="21"/>
+        </w:rPr>
+        <w:t xml:space="preserve">➢ </w:t>
+      </w:r>
+      <w:r>
+        <w:rPr>
+          <w:rFonts w:ascii="Kaiti SC" w:hAnsi="Kaiti SC" w:eastAsia="Kaiti SC" w:cs="Kaiti SC"/>
+          <w:sz w:val="21"/>
+        </w:rPr>
+        <w:t>【其他动态】Blue Origin：Blue Origin On Track To Resume New Glenn Pad Ops In November - Aviation Week （Aviation Week）</w:t>
+      </w:r>
+    </w:p>
+    <w:p>
+      <w:pPr>
+        <w:keepLines/>
+        <w:spacing w:after="60"/>
+        <w:ind w:left="369" w:hanging="227"/>
+      </w:pPr>
+      <w:r>
+        <w:rPr>
+          <w:rFonts w:ascii="Kaiti SC" w:hAnsi="Kaiti SC" w:eastAsia="Kaiti SC" w:cs="Kaiti SC"/>
+          <w:sz w:val="21"/>
+        </w:rPr>
+        <w:t xml:space="preserve">➢ </w:t>
+      </w:r>
+      <w:r>
+        <w:rPr>
+          <w:rFonts w:ascii="Kaiti SC" w:hAnsi="Kaiti SC" w:eastAsia="Kaiti SC" w:cs="Kaiti SC"/>
+          <w:sz w:val="21"/>
+        </w:rPr>
+        <w:t>【其他动态】星河动力：星河动力苍穹发动机爆炸图 - 手机新浪网 （手机新浪网）</w:t>
+      </w:r>
+    </w:p>
+    <w:p>
+      <w:pPr>
+        <w:keepLines/>
+        <w:spacing w:after="60"/>
+        <w:ind w:left="369" w:hanging="227"/>
+      </w:pPr>
+      <w:r>
+        <w:rPr>
+          <w:rFonts w:ascii="Kaiti SC" w:hAnsi="Kaiti SC" w:eastAsia="Kaiti SC" w:cs="Kaiti SC"/>
+          <w:sz w:val="21"/>
+        </w:rPr>
+        <w:t xml:space="preserve">➢ </w:t>
+      </w:r>
+      <w:r>
+        <w:rPr>
+          <w:rFonts w:ascii="Kaiti SC" w:hAnsi="Kaiti SC" w:eastAsia="Kaiti SC" w:cs="Kaiti SC"/>
+          <w:sz w:val="21"/>
+        </w:rPr>
+        <w:t>【发射与任务】Blue Origin：This Is How NASA's Artemis III Will Test the Blue Origin Blue Moon Lander in Earth Orbit - autoevolution （autoevolution）</w:t>
       </w:r>
     </w:p>
     <w:p>
@@ -543,7 +753,7 @@
                 <w:b w:val="0"/>
                 <w:sz w:val="19"/>
               </w:rPr>
-              <w:t>32</w:t>
+              <w:t>23</w:t>
             </w:r>
           </w:p>
         </w:tc>
@@ -564,7 +774,7 @@
                 <w:b w:val="0"/>
                 <w:sz w:val="19"/>
               </w:rPr>
-              <w:t>发射与任务、其他动态</w:t>
+              <w:t>发射与任务、融资与资本、订单与合作、其他动态、监管与政策</w:t>
             </w:r>
           </w:p>
         </w:tc>
@@ -584,7 +794,7 @@
                 <w:b w:val="0"/>
                 <w:sz w:val="19"/>
               </w:rPr>
-              <w:t>Ukraine disputes Musk’s claim Starlink was used for offensive drone strikes</w:t>
+              <w:t>Astranis Upgrades Falcon 9 Launch Contract to Dedicated Mission for Entire Block 4 Production Run of Satellites</w:t>
             </w:r>
           </w:p>
         </w:tc>
@@ -609,7 +819,268 @@
                 <w:b w:val="0"/>
                 <w:sz w:val="19"/>
               </w:rPr>
-              <w:t>蓝箭航天</w:t>
+              <w:t>中科宇航</w:t>
+            </w:r>
+          </w:p>
+        </w:tc>
+        <w:tc>
+          <w:tcPr>
+            <w:tcW w:type="dxa" w:w="2075"/>
+            <w:vAlign w:val="center"/>
+          </w:tcPr>
+          <w:p>
+            <w:pPr>
+              <w:spacing w:after="0" w:line="252" w:lineRule="auto"/>
+              <w:jc w:val="center"/>
+            </w:pPr>
+            <w:r/>
+            <w:r>
+              <w:rPr>
+                <w:rFonts w:ascii="Kaiti SC" w:hAnsi="Kaiti SC" w:eastAsia="Kaiti SC" w:cs="Kaiti SC"/>
+                <w:b w:val="0"/>
+                <w:sz w:val="19"/>
+              </w:rPr>
+              <w:t>6</w:t>
+            </w:r>
+          </w:p>
+        </w:tc>
+        <w:tc>
+          <w:tcPr>
+            <w:tcW w:type="dxa" w:w="2075"/>
+            <w:vAlign w:val="center"/>
+          </w:tcPr>
+          <w:p>
+            <w:pPr>
+              <w:spacing w:after="0" w:line="252" w:lineRule="auto"/>
+              <w:jc w:val="center"/>
+            </w:pPr>
+            <w:r/>
+            <w:r>
+              <w:rPr>
+                <w:rFonts w:ascii="Kaiti SC" w:hAnsi="Kaiti SC" w:eastAsia="Kaiti SC" w:cs="Kaiti SC"/>
+                <w:b w:val="0"/>
+                <w:sz w:val="19"/>
+              </w:rPr>
+              <w:t>发射与任务</w:t>
+            </w:r>
+          </w:p>
+        </w:tc>
+        <w:tc>
+          <w:tcPr>
+            <w:tcW w:type="dxa" w:w="2075"/>
+            <w:vAlign w:val="center"/>
+          </w:tcPr>
+          <w:p>
+            <w:pPr>
+              <w:spacing w:after="0" w:line="252" w:lineRule="auto"/>
+            </w:pPr>
+            <w:r/>
+            <w:r>
+              <w:rPr>
+                <w:rFonts w:ascii="Kaiti SC" w:hAnsi="Kaiti SC" w:eastAsia="Kaiti SC" w:cs="Kaiti SC"/>
+                <w:b w:val="0"/>
+                <w:sz w:val="19"/>
+              </w:rPr>
+              <w:t>力箭二号遥二运载火箭转运至发射区 - 未来天玑</w:t>
+            </w:r>
+          </w:p>
+        </w:tc>
+      </w:tr>
+      <w:tr>
+        <w:trPr>
+          <w:cantSplit/>
+        </w:trPr>
+        <w:tc>
+          <w:tcPr>
+            <w:tcW w:type="dxa" w:w="2075"/>
+            <w:vAlign w:val="center"/>
+          </w:tcPr>
+          <w:p>
+            <w:pPr>
+              <w:spacing w:after="0" w:line="252" w:lineRule="auto"/>
+            </w:pPr>
+            <w:r/>
+            <w:r>
+              <w:rPr>
+                <w:rFonts w:ascii="Kaiti SC" w:hAnsi="Kaiti SC" w:eastAsia="Kaiti SC" w:cs="Kaiti SC"/>
+                <w:b w:val="0"/>
+                <w:sz w:val="19"/>
+              </w:rPr>
+              <w:t>Blue Origin</w:t>
+            </w:r>
+          </w:p>
+        </w:tc>
+        <w:tc>
+          <w:tcPr>
+            <w:tcW w:type="dxa" w:w="2075"/>
+            <w:vAlign w:val="center"/>
+          </w:tcPr>
+          <w:p>
+            <w:pPr>
+              <w:spacing w:after="0" w:line="252" w:lineRule="auto"/>
+              <w:jc w:val="center"/>
+            </w:pPr>
+            <w:r/>
+            <w:r>
+              <w:rPr>
+                <w:rFonts w:ascii="Kaiti SC" w:hAnsi="Kaiti SC" w:eastAsia="Kaiti SC" w:cs="Kaiti SC"/>
+                <w:b w:val="0"/>
+                <w:sz w:val="19"/>
+              </w:rPr>
+              <w:t>3</w:t>
+            </w:r>
+          </w:p>
+        </w:tc>
+        <w:tc>
+          <w:tcPr>
+            <w:tcW w:type="dxa" w:w="2075"/>
+            <w:vAlign w:val="center"/>
+          </w:tcPr>
+          <w:p>
+            <w:pPr>
+              <w:spacing w:after="0" w:line="252" w:lineRule="auto"/>
+              <w:jc w:val="center"/>
+            </w:pPr>
+            <w:r/>
+            <w:r>
+              <w:rPr>
+                <w:rFonts w:ascii="Kaiti SC" w:hAnsi="Kaiti SC" w:eastAsia="Kaiti SC" w:cs="Kaiti SC"/>
+                <w:b w:val="0"/>
+                <w:sz w:val="19"/>
+              </w:rPr>
+              <w:t>其他动态、发射与任务</w:t>
+            </w:r>
+          </w:p>
+        </w:tc>
+        <w:tc>
+          <w:tcPr>
+            <w:tcW w:type="dxa" w:w="2075"/>
+            <w:vAlign w:val="center"/>
+          </w:tcPr>
+          <w:p>
+            <w:pPr>
+              <w:spacing w:after="0" w:line="252" w:lineRule="auto"/>
+            </w:pPr>
+            <w:r/>
+            <w:r>
+              <w:rPr>
+                <w:rFonts w:ascii="Kaiti SC" w:hAnsi="Kaiti SC" w:eastAsia="Kaiti SC" w:cs="Kaiti SC"/>
+                <w:b w:val="0"/>
+                <w:sz w:val="19"/>
+              </w:rPr>
+              <w:t>NASA Revises SpaceX and Blue Origin Lander Plans for 2028 Artemis Moon Landing</w:t>
+            </w:r>
+          </w:p>
+        </w:tc>
+      </w:tr>
+      <w:tr>
+        <w:trPr>
+          <w:cantSplit/>
+        </w:trPr>
+        <w:tc>
+          <w:tcPr>
+            <w:tcW w:type="dxa" w:w="2075"/>
+            <w:vAlign w:val="center"/>
+          </w:tcPr>
+          <w:p>
+            <w:pPr>
+              <w:spacing w:after="0" w:line="252" w:lineRule="auto"/>
+            </w:pPr>
+            <w:r/>
+            <w:r>
+              <w:rPr>
+                <w:rFonts w:ascii="Kaiti SC" w:hAnsi="Kaiti SC" w:eastAsia="Kaiti SC" w:cs="Kaiti SC"/>
+                <w:b w:val="0"/>
+                <w:sz w:val="19"/>
+              </w:rPr>
+              <w:t>星际荣耀</w:t>
+            </w:r>
+          </w:p>
+        </w:tc>
+        <w:tc>
+          <w:tcPr>
+            <w:tcW w:type="dxa" w:w="2075"/>
+            <w:vAlign w:val="center"/>
+          </w:tcPr>
+          <w:p>
+            <w:pPr>
+              <w:spacing w:after="0" w:line="252" w:lineRule="auto"/>
+              <w:jc w:val="center"/>
+            </w:pPr>
+            <w:r/>
+            <w:r>
+              <w:rPr>
+                <w:rFonts w:ascii="Kaiti SC" w:hAnsi="Kaiti SC" w:eastAsia="Kaiti SC" w:cs="Kaiti SC"/>
+                <w:b w:val="0"/>
+                <w:sz w:val="19"/>
+              </w:rPr>
+              <w:t>2</w:t>
+            </w:r>
+          </w:p>
+        </w:tc>
+        <w:tc>
+          <w:tcPr>
+            <w:tcW w:type="dxa" w:w="2075"/>
+            <w:vAlign w:val="center"/>
+          </w:tcPr>
+          <w:p>
+            <w:pPr>
+              <w:spacing w:after="0" w:line="252" w:lineRule="auto"/>
+              <w:jc w:val="center"/>
+            </w:pPr>
+            <w:r/>
+            <w:r>
+              <w:rPr>
+                <w:rFonts w:ascii="Kaiti SC" w:hAnsi="Kaiti SC" w:eastAsia="Kaiti SC" w:cs="Kaiti SC"/>
+                <w:b w:val="0"/>
+                <w:sz w:val="19"/>
+              </w:rPr>
+              <w:t>其他动态、发射与任务</w:t>
+            </w:r>
+          </w:p>
+        </w:tc>
+        <w:tc>
+          <w:tcPr>
+            <w:tcW w:type="dxa" w:w="2075"/>
+            <w:vAlign w:val="center"/>
+          </w:tcPr>
+          <w:p>
+            <w:pPr>
+              <w:spacing w:after="0" w:line="252" w:lineRule="auto"/>
+            </w:pPr>
+            <w:r/>
+            <w:r>
+              <w:rPr>
+                <w:rFonts w:ascii="Kaiti SC" w:hAnsi="Kaiti SC" w:eastAsia="Kaiti SC" w:cs="Kaiti SC"/>
+                <w:b w:val="0"/>
+                <w:sz w:val="19"/>
+              </w:rPr>
+              <w:t>国产商业火箭再迎新进展！星际荣耀双曲线三号完成关键静力试验 - 新浪财经</w:t>
+            </w:r>
+          </w:p>
+        </w:tc>
+      </w:tr>
+      <w:tr>
+        <w:trPr>
+          <w:cantSplit/>
+        </w:trPr>
+        <w:tc>
+          <w:tcPr>
+            <w:tcW w:type="dxa" w:w="2075"/>
+            <w:vAlign w:val="center"/>
+          </w:tcPr>
+          <w:p>
+            <w:pPr>
+              <w:spacing w:after="0" w:line="252" w:lineRule="auto"/>
+            </w:pPr>
+            <w:r/>
+            <w:r>
+              <w:rPr>
+                <w:rFonts w:ascii="Kaiti SC" w:hAnsi="Kaiti SC" w:eastAsia="Kaiti SC" w:cs="Kaiti SC"/>
+                <w:b w:val="0"/>
+                <w:sz w:val="19"/>
+              </w:rPr>
+              <w:t>星河动力</w:t>
             </w:r>
           </w:p>
         </w:tc>
@@ -671,7 +1142,7 @@
                 <w:b w:val="0"/>
                 <w:sz w:val="19"/>
               </w:rPr>
-              <w:t>张昉深山试车千次助蓝箭航天升空 - 新浪财经</w:t>
+              <w:t>星河动力苍穹发动机爆炸图 - 手机新浪网</w:t>
             </w:r>
           </w:p>
         </w:tc>
@@ -708,7 +1179,7 @@
           <w:rFonts w:ascii="Kaiti SC" w:hAnsi="Kaiti SC" w:eastAsia="Kaiti SC" w:cs="Kaiti SC"/>
           <w:sz w:val="21"/>
         </w:rPr>
-        <w:t>[1] 2026-10-25｜bing.com｜SpaceX：Ukraine disputes Musk’s claim Starlink was used for offensive drone strikes</w:t>
+        <w:t>[1] 2026-10-26｜SpaceNews｜SpaceX：Astranis Upgrades Falcon 9 Launch Contract to Dedicated Mission for Entire Block 4 Production Run of Satellites</w:t>
       </w:r>
     </w:p>
     <w:p>
@@ -729,7 +1200,7 @@
           <w:rFonts w:ascii="Kaiti SC" w:hAnsi="Kaiti SC" w:eastAsia="Kaiti SC" w:cs="Kaiti SC"/>
           <w:sz w:val="21"/>
         </w:rPr>
-        <w:t>[2] 2026-10-25｜ 15-15: 27 Satellites, 11,000+ in Orbit [2026]</w:t>
+        <w:t>[2] 2026-10-26｜Space Scout｜SpaceX：A New Era for Space Launch? The Coming Falcon 9 Retirement</w:t>
       </w:r>
     </w:p>
     <w:p>
@@ -750,7 +1221,7 @@
           <w:rFonts w:ascii="Kaiti SC" w:hAnsi="Kaiti SC" w:eastAsia="Kaiti SC" w:cs="Kaiti SC"/>
           <w:sz w:val="21"/>
         </w:rPr>
-        <w:t>[3] 2026-10-25｜bing.com｜SpaceX：Elon Musk reveals reason behind Starlink slowdown as speeds restored in Ukraine</w:t>
+        <w:t>[3] 2026-10-26｜bing.com｜SpaceX：Musk predicts ‘guppy-level death’ as SpaceX closes $40B GPU deal</w:t>
       </w:r>
     </w:p>
     <w:p>
@@ -771,7 +1242,7 @@
           <w:rFonts w:ascii="Kaiti SC" w:hAnsi="Kaiti SC" w:eastAsia="Kaiti SC" w:cs="Kaiti SC"/>
           <w:sz w:val="21"/>
         </w:rPr>
-        <w:t>[4] 2026-10-25｜bing.com｜SpaceX：SpaceX launches Starlink satellites and nails rocket landing</w:t>
+        <w:t>[4] 2026-10-26｜bing.com｜SpaceX：Record-Setting Falcon 9 Launch from Vandenberg SFB Scheduled for Late Monday into Early Tuesday</w:t>
       </w:r>
     </w:p>
     <w:p>
@@ -792,7 +1263,7 @@
           <w:rFonts w:ascii="Kaiti SC" w:hAnsi="Kaiti SC" w:eastAsia="Kaiti SC" w:cs="Kaiti SC"/>
           <w:sz w:val="21"/>
         </w:rPr>
-        <w:t>[5] 2026-10-25｜صوت الإمارات｜SpaceX：Starlink continues to expand its satellite network... SpaceX launches a new batch of internet satellites - صوت الإمارات</w:t>
+        <w:t>[5] 2026-10-26｜bing.com｜SpaceX：Record-Setting Falcon 9 Launch from Vandenberg SFB Scheduled for Late Monday into Early Tuesday</w:t>
       </w:r>
     </w:p>
     <w:p>
@@ -813,7 +1284,217 @@
           <w:rFonts w:ascii="Kaiti SC" w:hAnsi="Kaiti SC" w:eastAsia="Kaiti SC" w:cs="Kaiti SC"/>
           <w:sz w:val="21"/>
         </w:rPr>
-        <w:t>[6] 2026-10-25｜新浪财经｜蓝箭航天：张昉深山试车千次助蓝箭航天升空 - 新浪财经</w:t>
+        <w:t>[6] 2026-10-26｜新浪财经｜星际荣耀：国产商业火箭再迎新进展！星际荣耀双曲线三号完成关键静力试验 - 新浪财经</w:t>
+      </w:r>
+    </w:p>
+    <w:p>
+      <w:pPr>
+        <w:keepLines/>
+        <w:spacing w:after="60"/>
+        <w:ind w:left="369" w:hanging="227"/>
+      </w:pPr>
+      <w:r>
+        <w:rPr>
+          <w:rFonts w:ascii="Kaiti SC" w:hAnsi="Kaiti SC" w:eastAsia="Kaiti SC" w:cs="Kaiti SC"/>
+          <w:sz w:val="21"/>
+        </w:rPr>
+        <w:t xml:space="preserve">✓ </w:t>
+      </w:r>
+      <w:r>
+        <w:rPr>
+          <w:rFonts w:ascii="Kaiti SC" w:hAnsi="Kaiti SC" w:eastAsia="Kaiti SC" w:cs="Kaiti SC"/>
+          <w:sz w:val="21"/>
+        </w:rPr>
+        <w:t>[7] 2026-10-26｜手机新浪网｜星际荣耀：把火箭舱段压到极限，只为验证它能否安全回家|星际荣耀航天科技集团股份有限公司|双曲线三号运载火箭_新浪新闻 - 手机新浪网</w:t>
+      </w:r>
+    </w:p>
+    <w:p>
+      <w:pPr>
+        <w:keepLines/>
+        <w:spacing w:after="60"/>
+        <w:ind w:left="369" w:hanging="227"/>
+      </w:pPr>
+      <w:r>
+        <w:rPr>
+          <w:rFonts w:ascii="Kaiti SC" w:hAnsi="Kaiti SC" w:eastAsia="Kaiti SC" w:cs="Kaiti SC"/>
+          <w:sz w:val="21"/>
+        </w:rPr>
+        <w:t xml:space="preserve">✓ </w:t>
+      </w:r>
+      <w:r>
+        <w:rPr>
+          <w:rFonts w:ascii="Kaiti SC" w:hAnsi="Kaiti SC" w:eastAsia="Kaiti SC" w:cs="Kaiti SC"/>
+          <w:sz w:val="21"/>
+        </w:rPr>
+        <w:t>[8] 2026-10-26｜未来天玑｜中科宇航：力箭二号遥二运载火箭转运至发射区 - 未来天玑</w:t>
+      </w:r>
+    </w:p>
+    <w:p>
+      <w:pPr>
+        <w:keepLines/>
+        <w:spacing w:after="60"/>
+        <w:ind w:left="369" w:hanging="227"/>
+      </w:pPr>
+      <w:r>
+        <w:rPr>
+          <w:rFonts w:ascii="Kaiti SC" w:hAnsi="Kaiti SC" w:eastAsia="Kaiti SC" w:cs="Kaiti SC"/>
+          <w:sz w:val="21"/>
+        </w:rPr>
+        <w:t xml:space="preserve">✓ </w:t>
+      </w:r>
+      <w:r>
+        <w:rPr>
+          <w:rFonts w:ascii="Kaiti SC" w:hAnsi="Kaiti SC" w:eastAsia="Kaiti SC" w:cs="Kaiti SC"/>
+          <w:sz w:val="21"/>
+        </w:rPr>
+        <w:t>[9] 2026-10-26｜中国日报网｜中科宇航：力箭二号遥二运载火箭转运至发射区 - 中国日报网</w:t>
+      </w:r>
+    </w:p>
+    <w:p>
+      <w:pPr>
+        <w:keepLines/>
+        <w:spacing w:after="60"/>
+        <w:ind w:left="369" w:hanging="227"/>
+      </w:pPr>
+      <w:r>
+        <w:rPr>
+          <w:rFonts w:ascii="Kaiti SC" w:hAnsi="Kaiti SC" w:eastAsia="Kaiti SC" w:cs="Kaiti SC"/>
+          <w:sz w:val="21"/>
+        </w:rPr>
+        <w:t xml:space="preserve">✓ </w:t>
+      </w:r>
+      <w:r>
+        <w:rPr>
+          <w:rFonts w:ascii="Kaiti SC" w:hAnsi="Kaiti SC" w:eastAsia="Kaiti SC" w:cs="Kaiti SC"/>
+          <w:sz w:val="21"/>
+        </w:rPr>
+        <w:t>[10] 2026-10-26｜新浪财经｜中科宇航：力箭二号遥二运载火箭转运至发射区！我国首款CBC构型火箭 - 新浪财经</w:t>
+      </w:r>
+    </w:p>
+    <w:p>
+      <w:pPr>
+        <w:keepLines/>
+        <w:spacing w:after="60"/>
+        <w:ind w:left="369" w:hanging="227"/>
+      </w:pPr>
+      <w:r>
+        <w:rPr>
+          <w:rFonts w:ascii="Kaiti SC" w:hAnsi="Kaiti SC" w:eastAsia="Kaiti SC" w:cs="Kaiti SC"/>
+          <w:sz w:val="21"/>
+        </w:rPr>
+        <w:t xml:space="preserve">✓ </w:t>
+      </w:r>
+      <w:r>
+        <w:rPr>
+          <w:rFonts w:ascii="Kaiti SC" w:hAnsi="Kaiti SC" w:eastAsia="Kaiti SC" w:cs="Kaiti SC"/>
+          <w:sz w:val="21"/>
+        </w:rPr>
+        <w:t>[11] 2026-10-26｜spacewatch.global｜Blue Origin：NASA Revises SpaceX and Blue Origin Lander Plans for 2028 Artemis Moon Landing</w:t>
+      </w:r>
+    </w:p>
+    <w:p>
+      <w:pPr>
+        <w:keepLines/>
+        <w:spacing w:after="60"/>
+        <w:ind w:left="369" w:hanging="227"/>
+      </w:pPr>
+      <w:r>
+        <w:rPr>
+          <w:rFonts w:ascii="Kaiti SC" w:hAnsi="Kaiti SC" w:eastAsia="Kaiti SC" w:cs="Kaiti SC"/>
+          <w:sz w:val="21"/>
+        </w:rPr>
+        <w:t xml:space="preserve">✓ </w:t>
+      </w:r>
+      <w:r>
+        <w:rPr>
+          <w:rFonts w:ascii="Kaiti SC" w:hAnsi="Kaiti SC" w:eastAsia="Kaiti SC" w:cs="Kaiti SC"/>
+          <w:sz w:val="21"/>
+        </w:rPr>
+        <w:t>[12] 2026-10-26｜ThePaper.cn｜中科宇航：力箭二号遥二运载火箭转运至发射区 - ThePaper.cn</w:t>
+      </w:r>
+    </w:p>
+    <w:p>
+      <w:pPr>
+        <w:keepLines/>
+        <w:spacing w:after="60"/>
+        <w:ind w:left="369" w:hanging="227"/>
+      </w:pPr>
+      <w:r>
+        <w:rPr>
+          <w:rFonts w:ascii="Kaiti SC" w:hAnsi="Kaiti SC" w:eastAsia="Kaiti SC" w:cs="Kaiti SC"/>
+          <w:sz w:val="21"/>
+        </w:rPr>
+        <w:t xml:space="preserve">✓ </w:t>
+      </w:r>
+      <w:r>
+        <w:rPr>
+          <w:rFonts w:ascii="Kaiti SC" w:hAnsi="Kaiti SC" w:eastAsia="Kaiti SC" w:cs="Kaiti SC"/>
+          <w:sz w:val="21"/>
+        </w:rPr>
+        <w:t>[13] 2026-10-26｜新浪财经｜中科宇航：中科宇航力箭二号遥二运载火箭转运至发射区，近期择机发射 - 新浪财经</w:t>
+      </w:r>
+    </w:p>
+    <w:p>
+      <w:pPr>
+        <w:keepLines/>
+        <w:spacing w:after="60"/>
+        <w:ind w:left="369" w:hanging="227"/>
+      </w:pPr>
+      <w:r>
+        <w:rPr>
+          <w:rFonts w:ascii="Kaiti SC" w:hAnsi="Kaiti SC" w:eastAsia="Kaiti SC" w:cs="Kaiti SC"/>
+          <w:sz w:val="21"/>
+        </w:rPr>
+        <w:t xml:space="preserve">✓ </w:t>
+      </w:r>
+      <w:r>
+        <w:rPr>
+          <w:rFonts w:ascii="Kaiti SC" w:hAnsi="Kaiti SC" w:eastAsia="Kaiti SC" w:cs="Kaiti SC"/>
+          <w:sz w:val="21"/>
+        </w:rPr>
+        <w:t>[14] 2026-10-26｜Aviation Week｜Blue Origin：Blue Origin On Track To Resume New Glenn Pad Ops In November - Aviation Week</w:t>
+      </w:r>
+    </w:p>
+    <w:p>
+      <w:pPr>
+        <w:keepLines/>
+        <w:spacing w:after="60"/>
+        <w:ind w:left="369" w:hanging="227"/>
+      </w:pPr>
+      <w:r>
+        <w:rPr>
+          <w:rFonts w:ascii="Kaiti SC" w:hAnsi="Kaiti SC" w:eastAsia="Kaiti SC" w:cs="Kaiti SC"/>
+          <w:sz w:val="21"/>
+        </w:rPr>
+        <w:t xml:space="preserve">✓ </w:t>
+      </w:r>
+      <w:r>
+        <w:rPr>
+          <w:rFonts w:ascii="Kaiti SC" w:hAnsi="Kaiti SC" w:eastAsia="Kaiti SC" w:cs="Kaiti SC"/>
+          <w:sz w:val="21"/>
+        </w:rPr>
+        <w:t>[15] 2026-10-26｜手机新浪网｜星河动力：星河动力苍穹发动机爆炸图 - 手机新浪网</w:t>
+      </w:r>
+    </w:p>
+    <w:p>
+      <w:pPr>
+        <w:keepLines/>
+        <w:spacing w:after="60"/>
+        <w:ind w:left="369" w:hanging="227"/>
+      </w:pPr>
+      <w:r>
+        <w:rPr>
+          <w:rFonts w:ascii="Kaiti SC" w:hAnsi="Kaiti SC" w:eastAsia="Kaiti SC" w:cs="Kaiti SC"/>
+          <w:sz w:val="21"/>
+        </w:rPr>
+        <w:t xml:space="preserve">✓ </w:t>
+      </w:r>
+      <w:r>
+        <w:rPr>
+          <w:rFonts w:ascii="Kaiti SC" w:hAnsi="Kaiti SC" w:eastAsia="Kaiti SC" w:cs="Kaiti SC"/>
+          <w:sz w:val="21"/>
+        </w:rPr>
+        <w:t>[16] 2026-10-26｜autoevolution｜Blue Origin：This Is How NASA's Artemis III Will Test the Blue Origin Blue Moon Lander in Earth Orbit - autoevolution</w:t>
       </w:r>
     </w:p>
     <w:sectPr>

--- a/data/reports/daily-documents/latest/previous_daily_report.docx
+++ b/data/reports/daily-documents/latest/previous_daily_report.docx
@@ -26,7 +26,7 @@
           <w:rFonts w:ascii="Kaiti SC" w:hAnsi="Kaiti SC" w:eastAsia="Kaiti SC" w:cs="Kaiti SC"/>
           <w:sz w:val="21"/>
         </w:rPr>
-        <w:t>2026-10-26（上一自然日）</w:t>
+        <w:t>2026-10-27（上一自然日）</w:t>
       </w:r>
     </w:p>
     <w:tbl>
@@ -81,7 +81,7 @@
                 <w:b w:val="0"/>
                 <w:sz w:val="19"/>
               </w:rPr>
-              <w:t>2026-10-26</w:t>
+              <w:t>2026-10-27</w:t>
             </w:r>
           </w:p>
         </w:tc>
@@ -127,7 +127,7 @@
                 <w:b w:val="0"/>
                 <w:sz w:val="19"/>
               </w:rPr>
-              <w:t>35 条 / 5 家</w:t>
+              <w:t>43 条 / 4 家</w:t>
             </w:r>
           </w:p>
         </w:tc>
@@ -173,7 +173,7 @@
                 <w:b w:val="0"/>
                 <w:sz w:val="19"/>
               </w:rPr>
-              <w:t>15 个</w:t>
+              <w:t>19 个</w:t>
             </w:r>
           </w:p>
         </w:tc>
@@ -219,7 +219,7 @@
                 <w:b w:val="0"/>
                 <w:sz w:val="19"/>
               </w:rPr>
-              <w:t>2026-10-27</w:t>
+              <w:t>2026-10-28</w:t>
             </w:r>
           </w:p>
         </w:tc>
@@ -245,7 +245,7 @@
     </w:p>
     <w:p>
       <w:r>
-        <w:t>2026-10-26 共归档 35 条新闻，覆盖 5 家公司、15 个信息来源。 新闻量较多的公司包括 SpaceX、中科宇航、Blue Origin、星际荣耀。</w:t>
+        <w:t>2026-10-27 共归档 43 条新闻，覆盖 4 家公司、19 个信息来源。 新闻量较多的公司包括 SpaceX、Blue Origin、星际荣耀、中科宇航。</w:t>
       </w:r>
     </w:p>
     <w:p>
@@ -279,7 +279,7 @@
           <w:rFonts w:ascii="Kaiti SC" w:hAnsi="Kaiti SC" w:eastAsia="Kaiti SC" w:cs="Kaiti SC"/>
           <w:sz w:val="21"/>
         </w:rPr>
-        <w:t>【发射与任务】SpaceX：Astranis Upgrades Falcon 9 Launch Contract to Dedicated Mission for Entire Block 4 Production Run of Satellites （SpaceNews）</w:t>
+        <w:t>【发射与任务】SpaceX：Launch Preview: Falcon 9 and GSLV rockets scheduled to launch （NASASpaceflight）</w:t>
       </w:r>
     </w:p>
     <w:p>
@@ -300,7 +300,7 @@
           <w:rFonts w:ascii="Kaiti SC" w:hAnsi="Kaiti SC" w:eastAsia="Kaiti SC" w:cs="Kaiti SC"/>
           <w:sz w:val="21"/>
         </w:rPr>
-        <w:t>【发射与任务】SpaceX：A New Era for Space Launch? The Coming Falcon 9 Retirement （Space Scout）</w:t>
+        <w:t>【发射与任务】SpaceX：SpaceX Plans Back-to-Back Vandenberg Launches as California Sets New Annual Record - edhat （edhat）</w:t>
       </w:r>
     </w:p>
     <w:p>
@@ -321,7 +321,7 @@
           <w:rFonts w:ascii="Kaiti SC" w:hAnsi="Kaiti SC" w:eastAsia="Kaiti SC" w:cs="Kaiti SC"/>
           <w:sz w:val="21"/>
         </w:rPr>
-        <w:t>【融资与资本】SpaceX：Musk predicts ‘guppy-level death’ as SpaceX closes $40B GPU deal （bing.com）</w:t>
+        <w:t>【发射与任务】SpaceX：SpaceX launches Starlink satellites on 117th Falcon 9 flight of 2026, （bing.com）</w:t>
       </w:r>
     </w:p>
     <w:p>
@@ -342,7 +342,7 @@
           <w:rFonts w:ascii="Kaiti SC" w:hAnsi="Kaiti SC" w:eastAsia="Kaiti SC" w:cs="Kaiti SC"/>
           <w:sz w:val="21"/>
         </w:rPr>
-        <w:t>【发射与任务】SpaceX：Record-Setting Falcon 9 Launch from Vandenberg SFB Scheduled for Late Monday into Early Tuesday （bing.com）</w:t>
+        <w:t>【发射与任务】SpaceX：SPCX Finds A Spot On BofA’s Top Stock Picks List As Falcon 9 Delivers 27 Starlink Satellites To Orbit - TradingView （TradingView）</w:t>
       </w:r>
     </w:p>
     <w:p>
@@ -363,7 +363,7 @@
           <w:rFonts w:ascii="Kaiti SC" w:hAnsi="Kaiti SC" w:eastAsia="Kaiti SC" w:cs="Kaiti SC"/>
           <w:sz w:val="21"/>
         </w:rPr>
-        <w:t>【发射与任务】SpaceX：Record-Setting Falcon 9 Launch from Vandenberg SFB Scheduled for Late Monday into Early Tuesday （bing.com）</w:t>
+        <w:t>【发射与任务】Blue Origin：Blue Origin Reassembles New Glenn Access Tower at Cape Canaveral After Hot-Fire Test Explosion in May （bing.com）</w:t>
       </w:r>
     </w:p>
     <w:p>
@@ -384,7 +384,7 @@
           <w:rFonts w:ascii="Kaiti SC" w:hAnsi="Kaiti SC" w:eastAsia="Kaiti SC" w:cs="Kaiti SC"/>
           <w:sz w:val="21"/>
         </w:rPr>
-        <w:t>【其他动态】星际荣耀：国产商业火箭再迎新进展！星际荣耀双曲线三号完成关键静力试验 - 新浪财经 （新浪财经）</w:t>
+        <w:t>【发射与任务】Blue Origin：Blue Origin Reassembles New Glenn Access Tower at Cape Canaveral After Hot-Fire Test Explosion in May （bing.com）</w:t>
       </w:r>
     </w:p>
     <w:p>
@@ -405,7 +405,7 @@
           <w:rFonts w:ascii="Kaiti SC" w:hAnsi="Kaiti SC" w:eastAsia="Kaiti SC" w:cs="Kaiti SC"/>
           <w:sz w:val="21"/>
         </w:rPr>
-        <w:t>【发射与任务】星际荣耀：把火箭舱段压到极限，只为验证它能否安全回家|星际荣耀航天科技集团股份有限公司|双曲线三号运载火箭_新浪新闻 - 手机新浪网 （手机新浪网）</w:t>
+        <w:t>【发射与任务】SpaceX：SpaceX Falcon 9 launches early morning Starlink mission from California (video) （space.com）</w:t>
       </w:r>
     </w:p>
     <w:p>
@@ -426,7 +426,7 @@
           <w:rFonts w:ascii="Kaiti SC" w:hAnsi="Kaiti SC" w:eastAsia="Kaiti SC" w:cs="Kaiti SC"/>
           <w:sz w:val="21"/>
         </w:rPr>
-        <w:t>【发射与任务】中科宇航：力箭二号遥二运载火箭转运至发射区 - 未来天玑 （未来天玑）</w:t>
+        <w:t>【发射与任务】星际荣耀：商业运载火箭结构研制提速：深蓝航天星云二号贮箱下线，星际荣耀双曲线三号完成关键静力试验 - 未来天玑 （未来天玑）</w:t>
       </w:r>
     </w:p>
     <w:p>
@@ -447,7 +447,7 @@
           <w:rFonts w:ascii="Kaiti SC" w:hAnsi="Kaiti SC" w:eastAsia="Kaiti SC" w:cs="Kaiti SC"/>
           <w:sz w:val="21"/>
         </w:rPr>
-        <w:t>【发射与任务】中科宇航：力箭二号遥二运载火箭转运至发射区 - 中国日报网 （中国日报网）</w:t>
+        <w:t>【发射与任务】Blue Origin：Blue Origin construction ramps up on new launch pad for larger New Glenn rocket - WFTV （WFTV）</w:t>
       </w:r>
     </w:p>
     <w:p>
@@ -468,7 +468,7 @@
           <w:rFonts w:ascii="Kaiti SC" w:hAnsi="Kaiti SC" w:eastAsia="Kaiti SC" w:cs="Kaiti SC"/>
           <w:sz w:val="21"/>
         </w:rPr>
-        <w:t>【发射与任务】中科宇航：力箭二号遥二运载火箭转运至发射区！我国首款CBC构型火箭 - 新浪财经 （新浪财经）</w:t>
+        <w:t>【发射与任务】Blue Origin：Blue Origin rebuilds its launch pad, expanding operations - FOX 35 Orlando （FOX 35 Orlando）</w:t>
       </w:r>
     </w:p>
     <w:p>
@@ -489,7 +489,7 @@
           <w:rFonts w:ascii="Kaiti SC" w:hAnsi="Kaiti SC" w:eastAsia="Kaiti SC" w:cs="Kaiti SC"/>
           <w:sz w:val="21"/>
         </w:rPr>
-        <w:t>【其他动态】Blue Origin：NASA Revises SpaceX and Blue Origin Lander Plans for 2028 Artemis Moon Landing （spacewatch.global）</w:t>
+        <w:t>【发射与任务】星际荣耀：星际荣耀双曲线三号运载火箭完成关键静力试验 - 观点网 （观点网）</w:t>
       </w:r>
     </w:p>
     <w:p>
@@ -510,7 +510,7 @@
           <w:rFonts w:ascii="Kaiti SC" w:hAnsi="Kaiti SC" w:eastAsia="Kaiti SC" w:cs="Kaiti SC"/>
           <w:sz w:val="21"/>
         </w:rPr>
-        <w:t>【发射与任务】中科宇航：力箭二号遥二运载火箭转运至发射区 - ThePaper.cn （ThePaper.cn）</w:t>
+        <w:t>【发射与任务】星际荣耀：星际荣耀双曲线三号运载火箭完成关键静力试验 - 观点网 （观点网）</w:t>
       </w:r>
     </w:p>
     <w:p>
@@ -531,7 +531,7 @@
           <w:rFonts w:ascii="Kaiti SC" w:hAnsi="Kaiti SC" w:eastAsia="Kaiti SC" w:cs="Kaiti SC"/>
           <w:sz w:val="21"/>
         </w:rPr>
-        <w:t>【发射与任务】中科宇航：中科宇航力箭二号遥二运载火箭转运至发射区，近期择机发射 - 新浪财经 （新浪财经）</w:t>
+        <w:t>【发射与任务】中科宇航：[朝闻天下]力箭二号遥二运载火箭转运至发射区 - CCTV （CCTV）</w:t>
       </w:r>
     </w:p>
     <w:p>
@@ -552,49 +552,7 @@
           <w:rFonts w:ascii="Kaiti SC" w:hAnsi="Kaiti SC" w:eastAsia="Kaiti SC" w:cs="Kaiti SC"/>
           <w:sz w:val="21"/>
         </w:rPr>
-        <w:t>【其他动态】Blue Origin：Blue Origin On Track To Resume New Glenn Pad Ops In November - Aviation Week （Aviation Week）</w:t>
-      </w:r>
-    </w:p>
-    <w:p>
-      <w:pPr>
-        <w:keepLines/>
-        <w:spacing w:after="60"/>
-        <w:ind w:left="369" w:hanging="227"/>
-      </w:pPr>
-      <w:r>
-        <w:rPr>
-          <w:rFonts w:ascii="Kaiti SC" w:hAnsi="Kaiti SC" w:eastAsia="Kaiti SC" w:cs="Kaiti SC"/>
-          <w:sz w:val="21"/>
-        </w:rPr>
-        <w:t xml:space="preserve">➢ </w:t>
-      </w:r>
-      <w:r>
-        <w:rPr>
-          <w:rFonts w:ascii="Kaiti SC" w:hAnsi="Kaiti SC" w:eastAsia="Kaiti SC" w:cs="Kaiti SC"/>
-          <w:sz w:val="21"/>
-        </w:rPr>
-        <w:t>【其他动态】星河动力：星河动力苍穹发动机爆炸图 - 手机新浪网 （手机新浪网）</w:t>
-      </w:r>
-    </w:p>
-    <w:p>
-      <w:pPr>
-        <w:keepLines/>
-        <w:spacing w:after="60"/>
-        <w:ind w:left="369" w:hanging="227"/>
-      </w:pPr>
-      <w:r>
-        <w:rPr>
-          <w:rFonts w:ascii="Kaiti SC" w:hAnsi="Kaiti SC" w:eastAsia="Kaiti SC" w:cs="Kaiti SC"/>
-          <w:sz w:val="21"/>
-        </w:rPr>
-        <w:t xml:space="preserve">➢ </w:t>
-      </w:r>
-      <w:r>
-        <w:rPr>
-          <w:rFonts w:ascii="Kaiti SC" w:hAnsi="Kaiti SC" w:eastAsia="Kaiti SC" w:cs="Kaiti SC"/>
-          <w:sz w:val="21"/>
-        </w:rPr>
-        <w:t>【发射与任务】Blue Origin：This Is How NASA's Artemis III Will Test the Blue Origin Blue Moon Lander in Earth Orbit - autoevolution （autoevolution）</w:t>
+        <w:t>【发射与任务】Blue Origin：Blue Origin rebuilds tower at Cape Canaveral Space Force Base 5 months after New Glenn explosion, CEO says （bing.com）</w:t>
       </w:r>
     </w:p>
     <w:p>
@@ -753,7 +711,7 @@
                 <w:b w:val="0"/>
                 <w:sz w:val="19"/>
               </w:rPr>
-              <w:t>23</w:t>
+              <w:t>31</w:t>
             </w:r>
           </w:p>
         </w:tc>
@@ -774,7 +732,7 @@
                 <w:b w:val="0"/>
                 <w:sz w:val="19"/>
               </w:rPr>
-              <w:t>发射与任务、融资与资本、订单与合作、其他动态、监管与政策</w:t>
+              <w:t>发射与任务、其他动态</w:t>
             </w:r>
           </w:p>
         </w:tc>
@@ -794,7 +752,181 @@
                 <w:b w:val="0"/>
                 <w:sz w:val="19"/>
               </w:rPr>
-              <w:t>Astranis Upgrades Falcon 9 Launch Contract to Dedicated Mission for Entire Block 4 Production Run of Satellites</w:t>
+              <w:t>Launch Preview: Falcon 9 and GSLV rockets scheduled to launch</w:t>
+            </w:r>
+          </w:p>
+        </w:tc>
+      </w:tr>
+      <w:tr>
+        <w:trPr>
+          <w:cantSplit/>
+        </w:trPr>
+        <w:tc>
+          <w:tcPr>
+            <w:tcW w:type="dxa" w:w="2075"/>
+            <w:vAlign w:val="center"/>
+          </w:tcPr>
+          <w:p>
+            <w:pPr>
+              <w:spacing w:after="0" w:line="252" w:lineRule="auto"/>
+            </w:pPr>
+            <w:r/>
+            <w:r>
+              <w:rPr>
+                <w:rFonts w:ascii="Kaiti SC" w:hAnsi="Kaiti SC" w:eastAsia="Kaiti SC" w:cs="Kaiti SC"/>
+                <w:b w:val="0"/>
+                <w:sz w:val="19"/>
+              </w:rPr>
+              <w:t>Blue Origin</w:t>
+            </w:r>
+          </w:p>
+        </w:tc>
+        <w:tc>
+          <w:tcPr>
+            <w:tcW w:type="dxa" w:w="2075"/>
+            <w:vAlign w:val="center"/>
+          </w:tcPr>
+          <w:p>
+            <w:pPr>
+              <w:spacing w:after="0" w:line="252" w:lineRule="auto"/>
+              <w:jc w:val="center"/>
+            </w:pPr>
+            <w:r/>
+            <w:r>
+              <w:rPr>
+                <w:rFonts w:ascii="Kaiti SC" w:hAnsi="Kaiti SC" w:eastAsia="Kaiti SC" w:cs="Kaiti SC"/>
+                <w:b w:val="0"/>
+                <w:sz w:val="19"/>
+              </w:rPr>
+              <w:t>8</w:t>
+            </w:r>
+          </w:p>
+        </w:tc>
+        <w:tc>
+          <w:tcPr>
+            <w:tcW w:type="dxa" w:w="2075"/>
+            <w:vAlign w:val="center"/>
+          </w:tcPr>
+          <w:p>
+            <w:pPr>
+              <w:spacing w:after="0" w:line="252" w:lineRule="auto"/>
+              <w:jc w:val="center"/>
+            </w:pPr>
+            <w:r/>
+            <w:r>
+              <w:rPr>
+                <w:rFonts w:ascii="Kaiti SC" w:hAnsi="Kaiti SC" w:eastAsia="Kaiti SC" w:cs="Kaiti SC"/>
+                <w:b w:val="0"/>
+                <w:sz w:val="19"/>
+              </w:rPr>
+              <w:t>发射与任务</w:t>
+            </w:r>
+          </w:p>
+        </w:tc>
+        <w:tc>
+          <w:tcPr>
+            <w:tcW w:type="dxa" w:w="2075"/>
+            <w:vAlign w:val="center"/>
+          </w:tcPr>
+          <w:p>
+            <w:pPr>
+              <w:spacing w:after="0" w:line="252" w:lineRule="auto"/>
+            </w:pPr>
+            <w:r/>
+            <w:r>
+              <w:rPr>
+                <w:rFonts w:ascii="Kaiti SC" w:hAnsi="Kaiti SC" w:eastAsia="Kaiti SC" w:cs="Kaiti SC"/>
+                <w:b w:val="0"/>
+                <w:sz w:val="19"/>
+              </w:rPr>
+              <w:t>Blue Origin Reassembles New Glenn Access Tower at Cape Canaveral After Hot-Fire Test Explosion in May</w:t>
+            </w:r>
+          </w:p>
+        </w:tc>
+      </w:tr>
+      <w:tr>
+        <w:trPr>
+          <w:cantSplit/>
+        </w:trPr>
+        <w:tc>
+          <w:tcPr>
+            <w:tcW w:type="dxa" w:w="2075"/>
+            <w:vAlign w:val="center"/>
+          </w:tcPr>
+          <w:p>
+            <w:pPr>
+              <w:spacing w:after="0" w:line="252" w:lineRule="auto"/>
+            </w:pPr>
+            <w:r/>
+            <w:r>
+              <w:rPr>
+                <w:rFonts w:ascii="Kaiti SC" w:hAnsi="Kaiti SC" w:eastAsia="Kaiti SC" w:cs="Kaiti SC"/>
+                <w:b w:val="0"/>
+                <w:sz w:val="19"/>
+              </w:rPr>
+              <w:t>星际荣耀</w:t>
+            </w:r>
+          </w:p>
+        </w:tc>
+        <w:tc>
+          <w:tcPr>
+            <w:tcW w:type="dxa" w:w="2075"/>
+            <w:vAlign w:val="center"/>
+          </w:tcPr>
+          <w:p>
+            <w:pPr>
+              <w:spacing w:after="0" w:line="252" w:lineRule="auto"/>
+              <w:jc w:val="center"/>
+            </w:pPr>
+            <w:r/>
+            <w:r>
+              <w:rPr>
+                <w:rFonts w:ascii="Kaiti SC" w:hAnsi="Kaiti SC" w:eastAsia="Kaiti SC" w:cs="Kaiti SC"/>
+                <w:b w:val="0"/>
+                <w:sz w:val="19"/>
+              </w:rPr>
+              <w:t>3</w:t>
+            </w:r>
+          </w:p>
+        </w:tc>
+        <w:tc>
+          <w:tcPr>
+            <w:tcW w:type="dxa" w:w="2075"/>
+            <w:vAlign w:val="center"/>
+          </w:tcPr>
+          <w:p>
+            <w:pPr>
+              <w:spacing w:after="0" w:line="252" w:lineRule="auto"/>
+              <w:jc w:val="center"/>
+            </w:pPr>
+            <w:r/>
+            <w:r>
+              <w:rPr>
+                <w:rFonts w:ascii="Kaiti SC" w:hAnsi="Kaiti SC" w:eastAsia="Kaiti SC" w:cs="Kaiti SC"/>
+                <w:b w:val="0"/>
+                <w:sz w:val="19"/>
+              </w:rPr>
+              <w:t>发射与任务</w:t>
+            </w:r>
+          </w:p>
+        </w:tc>
+        <w:tc>
+          <w:tcPr>
+            <w:tcW w:type="dxa" w:w="2075"/>
+            <w:vAlign w:val="center"/>
+          </w:tcPr>
+          <w:p>
+            <w:pPr>
+              <w:spacing w:after="0" w:line="252" w:lineRule="auto"/>
+            </w:pPr>
+            <w:r/>
+            <w:r>
+              <w:rPr>
+                <w:rFonts w:ascii="Kaiti SC" w:hAnsi="Kaiti SC" w:eastAsia="Kaiti SC" w:cs="Kaiti SC"/>
+                <w:b w:val="0"/>
+                <w:sz w:val="19"/>
+              </w:rPr>
+              <w:t>商业运载火箭结构研制提速：深蓝航天星云二号贮箱下线，星际荣耀双曲线三号完成关键静力试验 - 未来天玑</w:t>
             </w:r>
           </w:p>
         </w:tc>
@@ -840,7 +972,7 @@
                 <w:b w:val="0"/>
                 <w:sz w:val="19"/>
               </w:rPr>
-              <w:t>6</w:t>
+              <w:t>1</w:t>
             </w:r>
           </w:p>
         </w:tc>
@@ -881,268 +1013,7 @@
                 <w:b w:val="0"/>
                 <w:sz w:val="19"/>
               </w:rPr>
-              <w:t>力箭二号遥二运载火箭转运至发射区 - 未来天玑</w:t>
-            </w:r>
-          </w:p>
-        </w:tc>
-      </w:tr>
-      <w:tr>
-        <w:trPr>
-          <w:cantSplit/>
-        </w:trPr>
-        <w:tc>
-          <w:tcPr>
-            <w:tcW w:type="dxa" w:w="2075"/>
-            <w:vAlign w:val="center"/>
-          </w:tcPr>
-          <w:p>
-            <w:pPr>
-              <w:spacing w:after="0" w:line="252" w:lineRule="auto"/>
-            </w:pPr>
-            <w:r/>
-            <w:r>
-              <w:rPr>
-                <w:rFonts w:ascii="Kaiti SC" w:hAnsi="Kaiti SC" w:eastAsia="Kaiti SC" w:cs="Kaiti SC"/>
-                <w:b w:val="0"/>
-                <w:sz w:val="19"/>
-              </w:rPr>
-              <w:t>Blue Origin</w:t>
-            </w:r>
-          </w:p>
-        </w:tc>
-        <w:tc>
-          <w:tcPr>
-            <w:tcW w:type="dxa" w:w="2075"/>
-            <w:vAlign w:val="center"/>
-          </w:tcPr>
-          <w:p>
-            <w:pPr>
-              <w:spacing w:after="0" w:line="252" w:lineRule="auto"/>
-              <w:jc w:val="center"/>
-            </w:pPr>
-            <w:r/>
-            <w:r>
-              <w:rPr>
-                <w:rFonts w:ascii="Kaiti SC" w:hAnsi="Kaiti SC" w:eastAsia="Kaiti SC" w:cs="Kaiti SC"/>
-                <w:b w:val="0"/>
-                <w:sz w:val="19"/>
-              </w:rPr>
-              <w:t>3</w:t>
-            </w:r>
-          </w:p>
-        </w:tc>
-        <w:tc>
-          <w:tcPr>
-            <w:tcW w:type="dxa" w:w="2075"/>
-            <w:vAlign w:val="center"/>
-          </w:tcPr>
-          <w:p>
-            <w:pPr>
-              <w:spacing w:after="0" w:line="252" w:lineRule="auto"/>
-              <w:jc w:val="center"/>
-            </w:pPr>
-            <w:r/>
-            <w:r>
-              <w:rPr>
-                <w:rFonts w:ascii="Kaiti SC" w:hAnsi="Kaiti SC" w:eastAsia="Kaiti SC" w:cs="Kaiti SC"/>
-                <w:b w:val="0"/>
-                <w:sz w:val="19"/>
-              </w:rPr>
-              <w:t>其他动态、发射与任务</w:t>
-            </w:r>
-          </w:p>
-        </w:tc>
-        <w:tc>
-          <w:tcPr>
-            <w:tcW w:type="dxa" w:w="2075"/>
-            <w:vAlign w:val="center"/>
-          </w:tcPr>
-          <w:p>
-            <w:pPr>
-              <w:spacing w:after="0" w:line="252" w:lineRule="auto"/>
-            </w:pPr>
-            <w:r/>
-            <w:r>
-              <w:rPr>
-                <w:rFonts w:ascii="Kaiti SC" w:hAnsi="Kaiti SC" w:eastAsia="Kaiti SC" w:cs="Kaiti SC"/>
-                <w:b w:val="0"/>
-                <w:sz w:val="19"/>
-              </w:rPr>
-              <w:t>NASA Revises SpaceX and Blue Origin Lander Plans for 2028 Artemis Moon Landing</w:t>
-            </w:r>
-          </w:p>
-        </w:tc>
-      </w:tr>
-      <w:tr>
-        <w:trPr>
-          <w:cantSplit/>
-        </w:trPr>
-        <w:tc>
-          <w:tcPr>
-            <w:tcW w:type="dxa" w:w="2075"/>
-            <w:vAlign w:val="center"/>
-          </w:tcPr>
-          <w:p>
-            <w:pPr>
-              <w:spacing w:after="0" w:line="252" w:lineRule="auto"/>
-            </w:pPr>
-            <w:r/>
-            <w:r>
-              <w:rPr>
-                <w:rFonts w:ascii="Kaiti SC" w:hAnsi="Kaiti SC" w:eastAsia="Kaiti SC" w:cs="Kaiti SC"/>
-                <w:b w:val="0"/>
-                <w:sz w:val="19"/>
-              </w:rPr>
-              <w:t>星际荣耀</w:t>
-            </w:r>
-          </w:p>
-        </w:tc>
-        <w:tc>
-          <w:tcPr>
-            <w:tcW w:type="dxa" w:w="2075"/>
-            <w:vAlign w:val="center"/>
-          </w:tcPr>
-          <w:p>
-            <w:pPr>
-              <w:spacing w:after="0" w:line="252" w:lineRule="auto"/>
-              <w:jc w:val="center"/>
-            </w:pPr>
-            <w:r/>
-            <w:r>
-              <w:rPr>
-                <w:rFonts w:ascii="Kaiti SC" w:hAnsi="Kaiti SC" w:eastAsia="Kaiti SC" w:cs="Kaiti SC"/>
-                <w:b w:val="0"/>
-                <w:sz w:val="19"/>
-              </w:rPr>
-              <w:t>2</w:t>
-            </w:r>
-          </w:p>
-        </w:tc>
-        <w:tc>
-          <w:tcPr>
-            <w:tcW w:type="dxa" w:w="2075"/>
-            <w:vAlign w:val="center"/>
-          </w:tcPr>
-          <w:p>
-            <w:pPr>
-              <w:spacing w:after="0" w:line="252" w:lineRule="auto"/>
-              <w:jc w:val="center"/>
-            </w:pPr>
-            <w:r/>
-            <w:r>
-              <w:rPr>
-                <w:rFonts w:ascii="Kaiti SC" w:hAnsi="Kaiti SC" w:eastAsia="Kaiti SC" w:cs="Kaiti SC"/>
-                <w:b w:val="0"/>
-                <w:sz w:val="19"/>
-              </w:rPr>
-              <w:t>其他动态、发射与任务</w:t>
-            </w:r>
-          </w:p>
-        </w:tc>
-        <w:tc>
-          <w:tcPr>
-            <w:tcW w:type="dxa" w:w="2075"/>
-            <w:vAlign w:val="center"/>
-          </w:tcPr>
-          <w:p>
-            <w:pPr>
-              <w:spacing w:after="0" w:line="252" w:lineRule="auto"/>
-            </w:pPr>
-            <w:r/>
-            <w:r>
-              <w:rPr>
-                <w:rFonts w:ascii="Kaiti SC" w:hAnsi="Kaiti SC" w:eastAsia="Kaiti SC" w:cs="Kaiti SC"/>
-                <w:b w:val="0"/>
-                <w:sz w:val="19"/>
-              </w:rPr>
-              <w:t>国产商业火箭再迎新进展！星际荣耀双曲线三号完成关键静力试验 - 新浪财经</w:t>
-            </w:r>
-          </w:p>
-        </w:tc>
-      </w:tr>
-      <w:tr>
-        <w:trPr>
-          <w:cantSplit/>
-        </w:trPr>
-        <w:tc>
-          <w:tcPr>
-            <w:tcW w:type="dxa" w:w="2075"/>
-            <w:vAlign w:val="center"/>
-          </w:tcPr>
-          <w:p>
-            <w:pPr>
-              <w:spacing w:after="0" w:line="252" w:lineRule="auto"/>
-            </w:pPr>
-            <w:r/>
-            <w:r>
-              <w:rPr>
-                <w:rFonts w:ascii="Kaiti SC" w:hAnsi="Kaiti SC" w:eastAsia="Kaiti SC" w:cs="Kaiti SC"/>
-                <w:b w:val="0"/>
-                <w:sz w:val="19"/>
-              </w:rPr>
-              <w:t>星河动力</w:t>
-            </w:r>
-          </w:p>
-        </w:tc>
-        <w:tc>
-          <w:tcPr>
-            <w:tcW w:type="dxa" w:w="2075"/>
-            <w:vAlign w:val="center"/>
-          </w:tcPr>
-          <w:p>
-            <w:pPr>
-              <w:spacing w:after="0" w:line="252" w:lineRule="auto"/>
-              <w:jc w:val="center"/>
-            </w:pPr>
-            <w:r/>
-            <w:r>
-              <w:rPr>
-                <w:rFonts w:ascii="Kaiti SC" w:hAnsi="Kaiti SC" w:eastAsia="Kaiti SC" w:cs="Kaiti SC"/>
-                <w:b w:val="0"/>
-                <w:sz w:val="19"/>
-              </w:rPr>
-              <w:t>1</w:t>
-            </w:r>
-          </w:p>
-        </w:tc>
-        <w:tc>
-          <w:tcPr>
-            <w:tcW w:type="dxa" w:w="2075"/>
-            <w:vAlign w:val="center"/>
-          </w:tcPr>
-          <w:p>
-            <w:pPr>
-              <w:spacing w:after="0" w:line="252" w:lineRule="auto"/>
-              <w:jc w:val="center"/>
-            </w:pPr>
-            <w:r/>
-            <w:r>
-              <w:rPr>
-                <w:rFonts w:ascii="Kaiti SC" w:hAnsi="Kaiti SC" w:eastAsia="Kaiti SC" w:cs="Kaiti SC"/>
-                <w:b w:val="0"/>
-                <w:sz w:val="19"/>
-              </w:rPr>
-              <w:t>其他动态</w:t>
-            </w:r>
-          </w:p>
-        </w:tc>
-        <w:tc>
-          <w:tcPr>
-            <w:tcW w:type="dxa" w:w="2075"/>
-            <w:vAlign w:val="center"/>
-          </w:tcPr>
-          <w:p>
-            <w:pPr>
-              <w:spacing w:after="0" w:line="252" w:lineRule="auto"/>
-            </w:pPr>
-            <w:r/>
-            <w:r>
-              <w:rPr>
-                <w:rFonts w:ascii="Kaiti SC" w:hAnsi="Kaiti SC" w:eastAsia="Kaiti SC" w:cs="Kaiti SC"/>
-                <w:b w:val="0"/>
-                <w:sz w:val="19"/>
-              </w:rPr>
-              <w:t>星河动力苍穹发动机爆炸图 - 手机新浪网</w:t>
+              <w:t>[朝闻天下]力箭二号遥二运载火箭转运至发射区 - CCTV</w:t>
             </w:r>
           </w:p>
         </w:tc>
@@ -1179,7 +1050,7 @@
           <w:rFonts w:ascii="Kaiti SC" w:hAnsi="Kaiti SC" w:eastAsia="Kaiti SC" w:cs="Kaiti SC"/>
           <w:sz w:val="21"/>
         </w:rPr>
-        <w:t>[1] 2026-10-26｜SpaceNews｜SpaceX：Astranis Upgrades Falcon 9 Launch Contract to Dedicated Mission for Entire Block 4 Production Run of Satellites</w:t>
+        <w:t>[1] 2026-10-27｜NASASpaceflight｜SpaceX：Launch Preview: Falcon 9 and GSLV rockets scheduled to launch</w:t>
       </w:r>
     </w:p>
     <w:p>
@@ -1200,7 +1071,7 @@
           <w:rFonts w:ascii="Kaiti SC" w:hAnsi="Kaiti SC" w:eastAsia="Kaiti SC" w:cs="Kaiti SC"/>
           <w:sz w:val="21"/>
         </w:rPr>
-        <w:t>[2] 2026-10-26｜Space Scout｜SpaceX：A New Era for Space Launch? The Coming Falcon 9 Retirement</w:t>
+        <w:t>[2] 2026-10-27｜edhat｜SpaceX：SpaceX Plans Back-to-Back Vandenberg Launches as California Sets New Annual Record - edhat</w:t>
       </w:r>
     </w:p>
     <w:p>
@@ -1221,7 +1092,7 @@
           <w:rFonts w:ascii="Kaiti SC" w:hAnsi="Kaiti SC" w:eastAsia="Kaiti SC" w:cs="Kaiti SC"/>
           <w:sz w:val="21"/>
         </w:rPr>
-        <w:t>[3] 2026-10-26｜bing.com｜SpaceX：Musk predicts ‘guppy-level death’ as SpaceX closes $40B GPU deal</w:t>
+        <w:t>[3] 2026-10-27｜bing.com｜SpaceX：SpaceX launches Starlink satellites on 117th Falcon 9 flight of 2026,</w:t>
       </w:r>
     </w:p>
     <w:p>
@@ -1242,7 +1113,7 @@
           <w:rFonts w:ascii="Kaiti SC" w:hAnsi="Kaiti SC" w:eastAsia="Kaiti SC" w:cs="Kaiti SC"/>
           <w:sz w:val="21"/>
         </w:rPr>
-        <w:t>[4] 2026-10-26｜bing.com｜SpaceX：Record-Setting Falcon 9 Launch from Vandenberg SFB Scheduled for Late Monday into Early Tuesday</w:t>
+        <w:t>[4] 2026-10-27｜TradingView｜SpaceX：SPCX Finds A Spot On BofA’s Top Stock Picks List As Falcon 9 Delivers 27 Starlink Satellites To Orbit - TradingView</w:t>
       </w:r>
     </w:p>
     <w:p>
@@ -1263,7 +1134,7 @@
           <w:rFonts w:ascii="Kaiti SC" w:hAnsi="Kaiti SC" w:eastAsia="Kaiti SC" w:cs="Kaiti SC"/>
           <w:sz w:val="21"/>
         </w:rPr>
-        <w:t>[5] 2026-10-26｜bing.com｜SpaceX：Record-Setting Falcon 9 Launch from Vandenberg SFB Scheduled for Late Monday into Early Tuesday</w:t>
+        <w:t>[5] 2026-10-27｜bing.com｜Blue Origin：Blue Origin Reassembles New Glenn Access Tower at Cape Canaveral After Hot-Fire Test Explosion in May</w:t>
       </w:r>
     </w:p>
     <w:p>
@@ -1284,7 +1155,7 @@
           <w:rFonts w:ascii="Kaiti SC" w:hAnsi="Kaiti SC" w:eastAsia="Kaiti SC" w:cs="Kaiti SC"/>
           <w:sz w:val="21"/>
         </w:rPr>
-        <w:t>[6] 2026-10-26｜新浪财经｜星际荣耀：国产商业火箭再迎新进展！星际荣耀双曲线三号完成关键静力试验 - 新浪财经</w:t>
+        <w:t>[6] 2026-10-27｜bing.com｜Blue Origin：Blue Origin Reassembles New Glenn Access Tower at Cape Canaveral After Hot-Fire Test Explosion in May</w:t>
       </w:r>
     </w:p>
     <w:p>
@@ -1305,7 +1176,7 @@
           <w:rFonts w:ascii="Kaiti SC" w:hAnsi="Kaiti SC" w:eastAsia="Kaiti SC" w:cs="Kaiti SC"/>
           <w:sz w:val="21"/>
         </w:rPr>
-        <w:t>[7] 2026-10-26｜手机新浪网｜星际荣耀：把火箭舱段压到极限，只为验证它能否安全回家|星际荣耀航天科技集团股份有限公司|双曲线三号运载火箭_新浪新闻 - 手机新浪网</w:t>
+        <w:t>[7] 2026-10-27｜space.com｜SpaceX：SpaceX Falcon 9 launches early morning Starlink mission from California (video)</w:t>
       </w:r>
     </w:p>
     <w:p>
@@ -1326,7 +1197,7 @@
           <w:rFonts w:ascii="Kaiti SC" w:hAnsi="Kaiti SC" w:eastAsia="Kaiti SC" w:cs="Kaiti SC"/>
           <w:sz w:val="21"/>
         </w:rPr>
-        <w:t>[8] 2026-10-26｜未来天玑｜中科宇航：力箭二号遥二运载火箭转运至发射区 - 未来天玑</w:t>
+        <w:t>[8] 2026-10-27｜未来天玑｜星际荣耀：商业运载火箭结构研制提速：深蓝航天星云二号贮箱下线，星际荣耀双曲线三号完成关键静力试验 - 未来天玑</w:t>
       </w:r>
     </w:p>
     <w:p>
@@ -1347,7 +1218,7 @@
           <w:rFonts w:ascii="Kaiti SC" w:hAnsi="Kaiti SC" w:eastAsia="Kaiti SC" w:cs="Kaiti SC"/>
           <w:sz w:val="21"/>
         </w:rPr>
-        <w:t>[9] 2026-10-26｜中国日报网｜中科宇航：力箭二号遥二运载火箭转运至发射区 - 中国日报网</w:t>
+        <w:t>[9] 2026-10-27｜WFTV｜Blue Origin：Blue Origin construction ramps up on new launch pad for larger New Glenn rocket - WFTV</w:t>
       </w:r>
     </w:p>
     <w:p>
@@ -1368,7 +1239,7 @@
           <w:rFonts w:ascii="Kaiti SC" w:hAnsi="Kaiti SC" w:eastAsia="Kaiti SC" w:cs="Kaiti SC"/>
           <w:sz w:val="21"/>
         </w:rPr>
-        <w:t>[10] 2026-10-26｜新浪财经｜中科宇航：力箭二号遥二运载火箭转运至发射区！我国首款CBC构型火箭 - 新浪财经</w:t>
+        <w:t>[10] 2026-10-27｜FOX 35 Orlando｜Blue Origin：Blue Origin rebuilds its launch pad, expanding operations - FOX 35 Orlando</w:t>
       </w:r>
     </w:p>
     <w:p>
@@ -1389,7 +1260,7 @@
           <w:rFonts w:ascii="Kaiti SC" w:hAnsi="Kaiti SC" w:eastAsia="Kaiti SC" w:cs="Kaiti SC"/>
           <w:sz w:val="21"/>
         </w:rPr>
-        <w:t>[11] 2026-10-26｜spacewatch.global｜Blue Origin：NASA Revises SpaceX and Blue Origin Lander Plans for 2028 Artemis Moon Landing</w:t>
+        <w:t>[11] 2026-10-27｜观点网｜星际荣耀：星际荣耀双曲线三号运载火箭完成关键静力试验 - 观点网</w:t>
       </w:r>
     </w:p>
     <w:p>
@@ -1410,7 +1281,7 @@
           <w:rFonts w:ascii="Kaiti SC" w:hAnsi="Kaiti SC" w:eastAsia="Kaiti SC" w:cs="Kaiti SC"/>
           <w:sz w:val="21"/>
         </w:rPr>
-        <w:t>[12] 2026-10-26｜ThePaper.cn｜中科宇航：力箭二号遥二运载火箭转运至发射区 - ThePaper.cn</w:t>
+        <w:t>[12] 2026-10-27｜观点网｜星际荣耀：星际荣耀双曲线三号运载火箭完成关键静力试验 - 观点网</w:t>
       </w:r>
     </w:p>
     <w:p>
@@ -1431,7 +1302,7 @@
           <w:rFonts w:ascii="Kaiti SC" w:hAnsi="Kaiti SC" w:eastAsia="Kaiti SC" w:cs="Kaiti SC"/>
           <w:sz w:val="21"/>
         </w:rPr>
-        <w:t>[13] 2026-10-26｜新浪财经｜中科宇航：中科宇航力箭二号遥二运载火箭转运至发射区，近期择机发射 - 新浪财经</w:t>
+        <w:t>[13] 2026-10-27｜CCTV｜中科宇航：[朝闻天下]力箭二号遥二运载火箭转运至发射区 - CCTV</w:t>
       </w:r>
     </w:p>
     <w:p>
@@ -1452,49 +1323,7 @@
           <w:rFonts w:ascii="Kaiti SC" w:hAnsi="Kaiti SC" w:eastAsia="Kaiti SC" w:cs="Kaiti SC"/>
           <w:sz w:val="21"/>
         </w:rPr>
-        <w:t>[14] 2026-10-26｜Aviation Week｜Blue Origin：Blue Origin On Track To Resume New Glenn Pad Ops In November - Aviation Week</w:t>
-      </w:r>
-    </w:p>
-    <w:p>
-      <w:pPr>
-        <w:keepLines/>
-        <w:spacing w:after="60"/>
-        <w:ind w:left="369" w:hanging="227"/>
-      </w:pPr>
-      <w:r>
-        <w:rPr>
-          <w:rFonts w:ascii="Kaiti SC" w:hAnsi="Kaiti SC" w:eastAsia="Kaiti SC" w:cs="Kaiti SC"/>
-          <w:sz w:val="21"/>
-        </w:rPr>
-        <w:t xml:space="preserve">✓ </w:t>
-      </w:r>
-      <w:r>
-        <w:rPr>
-          <w:rFonts w:ascii="Kaiti SC" w:hAnsi="Kaiti SC" w:eastAsia="Kaiti SC" w:cs="Kaiti SC"/>
-          <w:sz w:val="21"/>
-        </w:rPr>
-        <w:t>[15] 2026-10-26｜手机新浪网｜星河动力：星河动力苍穹发动机爆炸图 - 手机新浪网</w:t>
-      </w:r>
-    </w:p>
-    <w:p>
-      <w:pPr>
-        <w:keepLines/>
-        <w:spacing w:after="60"/>
-        <w:ind w:left="369" w:hanging="227"/>
-      </w:pPr>
-      <w:r>
-        <w:rPr>
-          <w:rFonts w:ascii="Kaiti SC" w:hAnsi="Kaiti SC" w:eastAsia="Kaiti SC" w:cs="Kaiti SC"/>
-          <w:sz w:val="21"/>
-        </w:rPr>
-        <w:t xml:space="preserve">✓ </w:t>
-      </w:r>
-      <w:r>
-        <w:rPr>
-          <w:rFonts w:ascii="Kaiti SC" w:hAnsi="Kaiti SC" w:eastAsia="Kaiti SC" w:cs="Kaiti SC"/>
-          <w:sz w:val="21"/>
-        </w:rPr>
-        <w:t>[16] 2026-10-26｜autoevolution｜Blue Origin：This Is How NASA's Artemis III Will Test the Blue Origin Blue Moon Lander in Earth Orbit - autoevolution</w:t>
+        <w:t>[14] 2026-10-27｜bing.com｜Blue Origin：Blue Origin rebuilds tower at Cape Canaveral Space Force Base 5 months after New Glenn explosion, CEO says</w:t>
       </w:r>
     </w:p>
     <w:sectPr>

--- a/data/reports/daily-documents/latest/previous_daily_report.docx
+++ b/data/reports/daily-documents/latest/previous_daily_report.docx
@@ -26,7 +26,7 @@
           <w:rFonts w:ascii="Kaiti SC" w:hAnsi="Kaiti SC" w:eastAsia="Kaiti SC" w:cs="Kaiti SC"/>
           <w:sz w:val="21"/>
         </w:rPr>
-        <w:t>2026-10-27（上一自然日）</w:t>
+        <w:t>2026-10-28（上一自然日）</w:t>
       </w:r>
     </w:p>
     <w:tbl>
@@ -81,7 +81,7 @@
                 <w:b w:val="0"/>
                 <w:sz w:val="19"/>
               </w:rPr>
-              <w:t>2026-10-27</w:t>
+              <w:t>2026-10-28</w:t>
             </w:r>
           </w:p>
         </w:tc>
@@ -127,7 +127,7 @@
                 <w:b w:val="0"/>
                 <w:sz w:val="19"/>
               </w:rPr>
-              <w:t>43 条 / 4 家</w:t>
+              <w:t>23 条 / 3 家</w:t>
             </w:r>
           </w:p>
         </w:tc>
@@ -173,7 +173,7 @@
                 <w:b w:val="0"/>
                 <w:sz w:val="19"/>
               </w:rPr>
-              <w:t>19 个</w:t>
+              <w:t>8 个</w:t>
             </w:r>
           </w:p>
         </w:tc>
@@ -219,7 +219,7 @@
                 <w:b w:val="0"/>
                 <w:sz w:val="19"/>
               </w:rPr>
-              <w:t>2026-10-28</w:t>
+              <w:t>2026-10-29</w:t>
             </w:r>
           </w:p>
         </w:tc>
@@ -245,7 +245,7 @@
     </w:p>
     <w:p>
       <w:r>
-        <w:t>2026-10-27 共归档 43 条新闻，覆盖 4 家公司、19 个信息来源。 新闻量较多的公司包括 SpaceX、Blue Origin、星际荣耀、中科宇航。</w:t>
+        <w:t>2026-10-28 共归档 23 条新闻，覆盖 3 家公司、8 个信息来源。 新闻量较多的公司包括 SpaceX、Blue Origin、垣信卫星。</w:t>
       </w:r>
     </w:p>
     <w:p>
@@ -279,7 +279,7 @@
           <w:rFonts w:ascii="Kaiti SC" w:hAnsi="Kaiti SC" w:eastAsia="Kaiti SC" w:cs="Kaiti SC"/>
           <w:sz w:val="21"/>
         </w:rPr>
-        <w:t>【发射与任务】SpaceX：Launch Preview: Falcon 9 and GSLV rockets scheduled to launch （NASASpaceflight）</w:t>
+        <w:t>【发射与任务】SpaceX：SpaceX Tells FAA It Alone Expects 10,000 Launches A Year, As It Gears Up To Target $28.5 Trillion Market That Elon Musk Believes Is Inadequate - Wccftech （Wccftech）</w:t>
       </w:r>
     </w:p>
     <w:p>
@@ -300,7 +300,7 @@
           <w:rFonts w:ascii="Kaiti SC" w:hAnsi="Kaiti SC" w:eastAsia="Kaiti SC" w:cs="Kaiti SC"/>
           <w:sz w:val="21"/>
         </w:rPr>
-        <w:t>【发射与任务】SpaceX：SpaceX Plans Back-to-Back Vandenberg Launches as California Sets New Annual Record - edhat （edhat）</w:t>
+        <w:t>【发射与任务】Blue Origin：Blue Origin's New Glenn rocket nails first-ever droneship landing （bing.com）</w:t>
       </w:r>
     </w:p>
     <w:p>
@@ -321,7 +321,7 @@
           <w:rFonts w:ascii="Kaiti SC" w:hAnsi="Kaiti SC" w:eastAsia="Kaiti SC" w:cs="Kaiti SC"/>
           <w:sz w:val="21"/>
         </w:rPr>
-        <w:t>【发射与任务】SpaceX：SpaceX launches Starlink satellites on 117th Falcon 9 flight of 2026, （bing.com）</w:t>
+        <w:t>【其他动态】SpaceX：Pentagon watchdog tells lawmakers it won't investigate Starlink slowdowns to Ukraine （bing.com）</w:t>
       </w:r>
     </w:p>
     <w:p>
@@ -342,7 +342,7 @@
           <w:rFonts w:ascii="Kaiti SC" w:hAnsi="Kaiti SC" w:eastAsia="Kaiti SC" w:cs="Kaiti SC"/>
           <w:sz w:val="21"/>
         </w:rPr>
-        <w:t>【发射与任务】SpaceX：SPCX Finds A Spot On BofA’s Top Stock Picks List As Falcon 9 Delivers 27 Starlink Satellites To Orbit - TradingView （TradingView）</w:t>
+        <w:t>【发射与任务】SpaceX：Spectacular Launch of Falcon 9 Rocket Carrying Starlink Satellites （bing.com）</w:t>
       </w:r>
     </w:p>
     <w:p>
@@ -363,7 +363,7 @@
           <w:rFonts w:ascii="Kaiti SC" w:hAnsi="Kaiti SC" w:eastAsia="Kaiti SC" w:cs="Kaiti SC"/>
           <w:sz w:val="21"/>
         </w:rPr>
-        <w:t>【发射与任务】Blue Origin：Blue Origin Reassembles New Glenn Access Tower at Cape Canaveral After Hot-Fire Test Explosion in May （bing.com）</w:t>
+        <w:t>【发射与任务】SpaceX：Spectacular Launch of Falcon 9 Rocket Carrying Starlink Satellites （bing.com）</w:t>
       </w:r>
     </w:p>
     <w:p>
@@ -384,7 +384,7 @@
           <w:rFonts w:ascii="Kaiti SC" w:hAnsi="Kaiti SC" w:eastAsia="Kaiti SC" w:cs="Kaiti SC"/>
           <w:sz w:val="21"/>
         </w:rPr>
-        <w:t>【发射与任务】Blue Origin：Blue Origin Reassembles New Glenn Access Tower at Cape Canaveral After Hot-Fire Test Explosion in May （bing.com）</w:t>
+        <w:t>【发射与任务】SpaceX：Spectacular Launch of Falcon 9 Rocket Carrying Starlink Satellites （bing.com）</w:t>
       </w:r>
     </w:p>
     <w:p>
@@ -405,7 +405,7 @@
           <w:rFonts w:ascii="Kaiti SC" w:hAnsi="Kaiti SC" w:eastAsia="Kaiti SC" w:cs="Kaiti SC"/>
           <w:sz w:val="21"/>
         </w:rPr>
-        <w:t>【发射与任务】SpaceX：SpaceX Falcon 9 launches early morning Starlink mission from California (video) （space.com）</w:t>
+        <w:t>【发射与任务】Blue Origin：Why New Glenn’s maiden flight put Blue Origin’s Space Force certification at stake （bing.com）</w:t>
       </w:r>
     </w:p>
     <w:p>
@@ -426,7 +426,7 @@
           <w:rFonts w:ascii="Kaiti SC" w:hAnsi="Kaiti SC" w:eastAsia="Kaiti SC" w:cs="Kaiti SC"/>
           <w:sz w:val="21"/>
         </w:rPr>
-        <w:t>【发射与任务】星际荣耀：商业运载火箭结构研制提速：深蓝航天星云二号贮箱下线，星际荣耀双曲线三号完成关键静力试验 - 未来天玑 （未来天玑）</w:t>
+        <w:t>【发射与任务】Blue Origin：Blue Origin still pushing for return to flight of New Glenn this year （bing.com）</w:t>
       </w:r>
     </w:p>
     <w:p>
@@ -447,7 +447,7 @@
           <w:rFonts w:ascii="Kaiti SC" w:hAnsi="Kaiti SC" w:eastAsia="Kaiti SC" w:cs="Kaiti SC"/>
           <w:sz w:val="21"/>
         </w:rPr>
-        <w:t>【发射与任务】Blue Origin：Blue Origin construction ramps up on new launch pad for larger New Glenn rocket - WFTV （WFTV）</w:t>
+        <w:t>【发射与任务】Blue Origin：Blue Origin still pushing for return to flight of New Glenn this year （bing.com）</w:t>
       </w:r>
     </w:p>
     <w:p>
@@ -468,7 +468,7 @@
           <w:rFonts w:ascii="Kaiti SC" w:hAnsi="Kaiti SC" w:eastAsia="Kaiti SC" w:cs="Kaiti SC"/>
           <w:sz w:val="21"/>
         </w:rPr>
-        <w:t>【发射与任务】Blue Origin：Blue Origin rebuilds its launch pad, expanding operations - FOX 35 Orlando （FOX 35 Orlando）</w:t>
+        <w:t>【发射与任务】Blue Origin：Blue Origin still pushing for return to flight of New Glenn this year （bing.com）</w:t>
       </w:r>
     </w:p>
     <w:p>
@@ -489,70 +489,7 @@
           <w:rFonts w:ascii="Kaiti SC" w:hAnsi="Kaiti SC" w:eastAsia="Kaiti SC" w:cs="Kaiti SC"/>
           <w:sz w:val="21"/>
         </w:rPr>
-        <w:t>【发射与任务】星际荣耀：星际荣耀双曲线三号运载火箭完成关键静力试验 - 观点网 （观点网）</w:t>
-      </w:r>
-    </w:p>
-    <w:p>
-      <w:pPr>
-        <w:keepLines/>
-        <w:spacing w:after="60"/>
-        <w:ind w:left="369" w:hanging="227"/>
-      </w:pPr>
-      <w:r>
-        <w:rPr>
-          <w:rFonts w:ascii="Kaiti SC" w:hAnsi="Kaiti SC" w:eastAsia="Kaiti SC" w:cs="Kaiti SC"/>
-          <w:sz w:val="21"/>
-        </w:rPr>
-        <w:t xml:space="preserve">➢ </w:t>
-      </w:r>
-      <w:r>
-        <w:rPr>
-          <w:rFonts w:ascii="Kaiti SC" w:hAnsi="Kaiti SC" w:eastAsia="Kaiti SC" w:cs="Kaiti SC"/>
-          <w:sz w:val="21"/>
-        </w:rPr>
-        <w:t>【发射与任务】星际荣耀：星际荣耀双曲线三号运载火箭完成关键静力试验 - 观点网 （观点网）</w:t>
-      </w:r>
-    </w:p>
-    <w:p>
-      <w:pPr>
-        <w:keepLines/>
-        <w:spacing w:after="60"/>
-        <w:ind w:left="369" w:hanging="227"/>
-      </w:pPr>
-      <w:r>
-        <w:rPr>
-          <w:rFonts w:ascii="Kaiti SC" w:hAnsi="Kaiti SC" w:eastAsia="Kaiti SC" w:cs="Kaiti SC"/>
-          <w:sz w:val="21"/>
-        </w:rPr>
-        <w:t xml:space="preserve">➢ </w:t>
-      </w:r>
-      <w:r>
-        <w:rPr>
-          <w:rFonts w:ascii="Kaiti SC" w:hAnsi="Kaiti SC" w:eastAsia="Kaiti SC" w:cs="Kaiti SC"/>
-          <w:sz w:val="21"/>
-        </w:rPr>
-        <w:t>【发射与任务】中科宇航：[朝闻天下]力箭二号遥二运载火箭转运至发射区 - CCTV （CCTV）</w:t>
-      </w:r>
-    </w:p>
-    <w:p>
-      <w:pPr>
-        <w:keepLines/>
-        <w:spacing w:after="60"/>
-        <w:ind w:left="369" w:hanging="227"/>
-      </w:pPr>
-      <w:r>
-        <w:rPr>
-          <w:rFonts w:ascii="Kaiti SC" w:hAnsi="Kaiti SC" w:eastAsia="Kaiti SC" w:cs="Kaiti SC"/>
-          <w:sz w:val="21"/>
-        </w:rPr>
-        <w:t xml:space="preserve">➢ </w:t>
-      </w:r>
-      <w:r>
-        <w:rPr>
-          <w:rFonts w:ascii="Kaiti SC" w:hAnsi="Kaiti SC" w:eastAsia="Kaiti SC" w:cs="Kaiti SC"/>
-          <w:sz w:val="21"/>
-        </w:rPr>
-        <w:t>【发射与任务】Blue Origin：Blue Origin rebuilds tower at Cape Canaveral Space Force Base 5 months after New Glenn explosion, CEO says （bing.com）</w:t>
+        <w:t>【其他动态】垣信卫星：上海打造全球卫星互联网产业高地 “千帆星座”年内冲刺324 颗在轨力争具备商业化运行基本条件2026-10-28 - 上海市人民政府 （上海市人民政府）</w:t>
       </w:r>
     </w:p>
     <w:p>
@@ -711,7 +648,7 @@
                 <w:b w:val="0"/>
                 <w:sz w:val="19"/>
               </w:rPr>
-              <w:t>31</w:t>
+              <w:t>13</w:t>
             </w:r>
           </w:p>
         </w:tc>
@@ -752,7 +689,7 @@
                 <w:b w:val="0"/>
                 <w:sz w:val="19"/>
               </w:rPr>
-              <w:t>Launch Preview: Falcon 9 and GSLV rockets scheduled to launch</w:t>
+              <w:t>SpaceX Tells FAA It Alone Expects 10,000 Launches A Year, As It Gears Up To Target $28.5 Trillion Market That Elon Musk Believes Is Inadequate - Wccftech</w:t>
             </w:r>
           </w:p>
         </w:tc>
@@ -798,7 +735,7 @@
                 <w:b w:val="0"/>
                 <w:sz w:val="19"/>
               </w:rPr>
-              <w:t>8</w:t>
+              <w:t>9</w:t>
             </w:r>
           </w:p>
         </w:tc>
@@ -819,7 +756,7 @@
                 <w:b w:val="0"/>
                 <w:sz w:val="19"/>
               </w:rPr>
-              <w:t>发射与任务</w:t>
+              <w:t>发射与任务、其他动态</w:t>
             </w:r>
           </w:p>
         </w:tc>
@@ -839,7 +776,7 @@
                 <w:b w:val="0"/>
                 <w:sz w:val="19"/>
               </w:rPr>
-              <w:t>Blue Origin Reassembles New Glenn Access Tower at Cape Canaveral After Hot-Fire Test Explosion in May</w:t>
+              <w:t>Blue Origin's New Glenn rocket nails first-ever droneship landing</w:t>
             </w:r>
           </w:p>
         </w:tc>
@@ -864,94 +801,7 @@
                 <w:b w:val="0"/>
                 <w:sz w:val="19"/>
               </w:rPr>
-              <w:t>星际荣耀</w:t>
-            </w:r>
-          </w:p>
-        </w:tc>
-        <w:tc>
-          <w:tcPr>
-            <w:tcW w:type="dxa" w:w="2075"/>
-            <w:vAlign w:val="center"/>
-          </w:tcPr>
-          <w:p>
-            <w:pPr>
-              <w:spacing w:after="0" w:line="252" w:lineRule="auto"/>
-              <w:jc w:val="center"/>
-            </w:pPr>
-            <w:r/>
-            <w:r>
-              <w:rPr>
-                <w:rFonts w:ascii="Kaiti SC" w:hAnsi="Kaiti SC" w:eastAsia="Kaiti SC" w:cs="Kaiti SC"/>
-                <w:b w:val="0"/>
-                <w:sz w:val="19"/>
-              </w:rPr>
-              <w:t>3</w:t>
-            </w:r>
-          </w:p>
-        </w:tc>
-        <w:tc>
-          <w:tcPr>
-            <w:tcW w:type="dxa" w:w="2075"/>
-            <w:vAlign w:val="center"/>
-          </w:tcPr>
-          <w:p>
-            <w:pPr>
-              <w:spacing w:after="0" w:line="252" w:lineRule="auto"/>
-              <w:jc w:val="center"/>
-            </w:pPr>
-            <w:r/>
-            <w:r>
-              <w:rPr>
-                <w:rFonts w:ascii="Kaiti SC" w:hAnsi="Kaiti SC" w:eastAsia="Kaiti SC" w:cs="Kaiti SC"/>
-                <w:b w:val="0"/>
-                <w:sz w:val="19"/>
-              </w:rPr>
-              <w:t>发射与任务</w:t>
-            </w:r>
-          </w:p>
-        </w:tc>
-        <w:tc>
-          <w:tcPr>
-            <w:tcW w:type="dxa" w:w="2075"/>
-            <w:vAlign w:val="center"/>
-          </w:tcPr>
-          <w:p>
-            <w:pPr>
-              <w:spacing w:after="0" w:line="252" w:lineRule="auto"/>
-            </w:pPr>
-            <w:r/>
-            <w:r>
-              <w:rPr>
-                <w:rFonts w:ascii="Kaiti SC" w:hAnsi="Kaiti SC" w:eastAsia="Kaiti SC" w:cs="Kaiti SC"/>
-                <w:b w:val="0"/>
-                <w:sz w:val="19"/>
-              </w:rPr>
-              <w:t>商业运载火箭结构研制提速：深蓝航天星云二号贮箱下线，星际荣耀双曲线三号完成关键静力试验 - 未来天玑</w:t>
-            </w:r>
-          </w:p>
-        </w:tc>
-      </w:tr>
-      <w:tr>
-        <w:trPr>
-          <w:cantSplit/>
-        </w:trPr>
-        <w:tc>
-          <w:tcPr>
-            <w:tcW w:type="dxa" w:w="2075"/>
-            <w:vAlign w:val="center"/>
-          </w:tcPr>
-          <w:p>
-            <w:pPr>
-              <w:spacing w:after="0" w:line="252" w:lineRule="auto"/>
-            </w:pPr>
-            <w:r/>
-            <w:r>
-              <w:rPr>
-                <w:rFonts w:ascii="Kaiti SC" w:hAnsi="Kaiti SC" w:eastAsia="Kaiti SC" w:cs="Kaiti SC"/>
-                <w:b w:val="0"/>
-                <w:sz w:val="19"/>
-              </w:rPr>
-              <w:t>中科宇航</w:t>
+              <w:t>垣信卫星</w:t>
             </w:r>
           </w:p>
         </w:tc>
@@ -993,7 +843,7 @@
                 <w:b w:val="0"/>
                 <w:sz w:val="19"/>
               </w:rPr>
-              <w:t>发射与任务</w:t>
+              <w:t>其他动态</w:t>
             </w:r>
           </w:p>
         </w:tc>
@@ -1013,7 +863,7 @@
                 <w:b w:val="0"/>
                 <w:sz w:val="19"/>
               </w:rPr>
-              <w:t>[朝闻天下]力箭二号遥二运载火箭转运至发射区 - CCTV</w:t>
+              <w:t>上海打造全球卫星互联网产业高地 “千帆星座”年内冲刺324 颗在轨力争具备商业化运行基本条件2026-10-28 - 上海市人民政府</w:t>
             </w:r>
           </w:p>
         </w:tc>
@@ -1050,7 +900,7 @@
           <w:rFonts w:ascii="Kaiti SC" w:hAnsi="Kaiti SC" w:eastAsia="Kaiti SC" w:cs="Kaiti SC"/>
           <w:sz w:val="21"/>
         </w:rPr>
-        <w:t>[1] 2026-10-27｜NASASpaceflight｜SpaceX：Launch Preview: Falcon 9 and GSLV rockets scheduled to launch</w:t>
+        <w:t>[1] 2026-10-28｜Wccftech｜SpaceX：SpaceX Tells FAA It Alone Expects 10,000 Launches A Year, As It Gears Up To Target $28.5 Trillion Market That Elon Musk Believes Is Inadequate - Wccftech</w:t>
       </w:r>
     </w:p>
     <w:p>
@@ -1071,7 +921,7 @@
           <w:rFonts w:ascii="Kaiti SC" w:hAnsi="Kaiti SC" w:eastAsia="Kaiti SC" w:cs="Kaiti SC"/>
           <w:sz w:val="21"/>
         </w:rPr>
-        <w:t>[2] 2026-10-27｜edhat｜SpaceX：SpaceX Plans Back-to-Back Vandenberg Launches as California Sets New Annual Record - edhat</w:t>
+        <w:t>[2] 2026-10-28｜bing.com｜Blue Origin：Blue Origin's New Glenn rocket nails first-ever droneship landing</w:t>
       </w:r>
     </w:p>
     <w:p>
@@ -1092,7 +942,7 @@
           <w:rFonts w:ascii="Kaiti SC" w:hAnsi="Kaiti SC" w:eastAsia="Kaiti SC" w:cs="Kaiti SC"/>
           <w:sz w:val="21"/>
         </w:rPr>
-        <w:t>[3] 2026-10-27｜bing.com｜SpaceX：SpaceX launches Starlink satellites on 117th Falcon 9 flight of 2026,</w:t>
+        <w:t>[3] 2026-10-28｜bing.com｜SpaceX：Pentagon watchdog tells lawmakers it won't investigate Starlink slowdowns to Ukraine</w:t>
       </w:r>
     </w:p>
     <w:p>
@@ -1113,7 +963,7 @@
           <w:rFonts w:ascii="Kaiti SC" w:hAnsi="Kaiti SC" w:eastAsia="Kaiti SC" w:cs="Kaiti SC"/>
           <w:sz w:val="21"/>
         </w:rPr>
-        <w:t>[4] 2026-10-27｜TradingView｜SpaceX：SPCX Finds A Spot On BofA’s Top Stock Picks List As Falcon 9 Delivers 27 Starlink Satellites To Orbit - TradingView</w:t>
+        <w:t>[4] 2026-10-28｜bing.com｜SpaceX：Spectacular Launch of Falcon 9 Rocket Carrying Starlink Satellites</w:t>
       </w:r>
     </w:p>
     <w:p>
@@ -1134,7 +984,7 @@
           <w:rFonts w:ascii="Kaiti SC" w:hAnsi="Kaiti SC" w:eastAsia="Kaiti SC" w:cs="Kaiti SC"/>
           <w:sz w:val="21"/>
         </w:rPr>
-        <w:t>[5] 2026-10-27｜bing.com｜Blue Origin：Blue Origin Reassembles New Glenn Access Tower at Cape Canaveral After Hot-Fire Test Explosion in May</w:t>
+        <w:t>[5] 2026-10-28｜bing.com｜SpaceX：Spectacular Launch of Falcon 9 Rocket Carrying Starlink Satellites</w:t>
       </w:r>
     </w:p>
     <w:p>
@@ -1155,7 +1005,7 @@
           <w:rFonts w:ascii="Kaiti SC" w:hAnsi="Kaiti SC" w:eastAsia="Kaiti SC" w:cs="Kaiti SC"/>
           <w:sz w:val="21"/>
         </w:rPr>
-        <w:t>[6] 2026-10-27｜bing.com｜Blue Origin：Blue Origin Reassembles New Glenn Access Tower at Cape Canaveral After Hot-Fire Test Explosion in May</w:t>
+        <w:t>[6] 2026-10-28｜bing.com｜SpaceX：Spectacular Launch of Falcon 9 Rocket Carrying Starlink Satellites</w:t>
       </w:r>
     </w:p>
     <w:p>
@@ -1176,7 +1026,7 @@
           <w:rFonts w:ascii="Kaiti SC" w:hAnsi="Kaiti SC" w:eastAsia="Kaiti SC" w:cs="Kaiti SC"/>
           <w:sz w:val="21"/>
         </w:rPr>
-        <w:t>[7] 2026-10-27｜space.com｜SpaceX：SpaceX Falcon 9 launches early morning Starlink mission from California (video)</w:t>
+        <w:t>[7] 2026-10-28｜bing.com｜Blue Origin：Why New Glenn’s maiden flight put Blue Origin’s Space Force certification at stake</w:t>
       </w:r>
     </w:p>
     <w:p>
@@ -1197,7 +1047,7 @@
           <w:rFonts w:ascii="Kaiti SC" w:hAnsi="Kaiti SC" w:eastAsia="Kaiti SC" w:cs="Kaiti SC"/>
           <w:sz w:val="21"/>
         </w:rPr>
-        <w:t>[8] 2026-10-27｜未来天玑｜星际荣耀：商业运载火箭结构研制提速：深蓝航天星云二号贮箱下线，星际荣耀双曲线三号完成关键静力试验 - 未来天玑</w:t>
+        <w:t>[8] 2026-10-28｜bing.com｜Blue Origin：Blue Origin still pushing for return to flight of New Glenn this year</w:t>
       </w:r>
     </w:p>
     <w:p>
@@ -1218,7 +1068,7 @@
           <w:rFonts w:ascii="Kaiti SC" w:hAnsi="Kaiti SC" w:eastAsia="Kaiti SC" w:cs="Kaiti SC"/>
           <w:sz w:val="21"/>
         </w:rPr>
-        <w:t>[9] 2026-10-27｜WFTV｜Blue Origin：Blue Origin construction ramps up on new launch pad for larger New Glenn rocket - WFTV</w:t>
+        <w:t>[9] 2026-10-28｜bing.com｜Blue Origin：Blue Origin still pushing for return to flight of New Glenn this year</w:t>
       </w:r>
     </w:p>
     <w:p>
@@ -1239,7 +1089,7 @@
           <w:rFonts w:ascii="Kaiti SC" w:hAnsi="Kaiti SC" w:eastAsia="Kaiti SC" w:cs="Kaiti SC"/>
           <w:sz w:val="21"/>
         </w:rPr>
-        <w:t>[10] 2026-10-27｜FOX 35 Orlando｜Blue Origin：Blue Origin rebuilds its launch pad, expanding operations - FOX 35 Orlando</w:t>
+        <w:t>[10] 2026-10-28｜bing.com｜Blue Origin：Blue Origin still pushing for return to flight of New Glenn this year</w:t>
       </w:r>
     </w:p>
     <w:p>
@@ -1260,70 +1110,7 @@
           <w:rFonts w:ascii="Kaiti SC" w:hAnsi="Kaiti SC" w:eastAsia="Kaiti SC" w:cs="Kaiti SC"/>
           <w:sz w:val="21"/>
         </w:rPr>
-        <w:t>[11] 2026-10-27｜观点网｜星际荣耀：星际荣耀双曲线三号运载火箭完成关键静力试验 - 观点网</w:t>
-      </w:r>
-    </w:p>
-    <w:p>
-      <w:pPr>
-        <w:keepLines/>
-        <w:spacing w:after="60"/>
-        <w:ind w:left="369" w:hanging="227"/>
-      </w:pPr>
-      <w:r>
-        <w:rPr>
-          <w:rFonts w:ascii="Kaiti SC" w:hAnsi="Kaiti SC" w:eastAsia="Kaiti SC" w:cs="Kaiti SC"/>
-          <w:sz w:val="21"/>
-        </w:rPr>
-        <w:t xml:space="preserve">✓ </w:t>
-      </w:r>
-      <w:r>
-        <w:rPr>
-          <w:rFonts w:ascii="Kaiti SC" w:hAnsi="Kaiti SC" w:eastAsia="Kaiti SC" w:cs="Kaiti SC"/>
-          <w:sz w:val="21"/>
-        </w:rPr>
-        <w:t>[12] 2026-10-27｜观点网｜星际荣耀：星际荣耀双曲线三号运载火箭完成关键静力试验 - 观点网</w:t>
-      </w:r>
-    </w:p>
-    <w:p>
-      <w:pPr>
-        <w:keepLines/>
-        <w:spacing w:after="60"/>
-        <w:ind w:left="369" w:hanging="227"/>
-      </w:pPr>
-      <w:r>
-        <w:rPr>
-          <w:rFonts w:ascii="Kaiti SC" w:hAnsi="Kaiti SC" w:eastAsia="Kaiti SC" w:cs="Kaiti SC"/>
-          <w:sz w:val="21"/>
-        </w:rPr>
-        <w:t xml:space="preserve">✓ </w:t>
-      </w:r>
-      <w:r>
-        <w:rPr>
-          <w:rFonts w:ascii="Kaiti SC" w:hAnsi="Kaiti SC" w:eastAsia="Kaiti SC" w:cs="Kaiti SC"/>
-          <w:sz w:val="21"/>
-        </w:rPr>
-        <w:t>[13] 2026-10-27｜CCTV｜中科宇航：[朝闻天下]力箭二号遥二运载火箭转运至发射区 - CCTV</w:t>
-      </w:r>
-    </w:p>
-    <w:p>
-      <w:pPr>
-        <w:keepLines/>
-        <w:spacing w:after="60"/>
-        <w:ind w:left="369" w:hanging="227"/>
-      </w:pPr>
-      <w:r>
-        <w:rPr>
-          <w:rFonts w:ascii="Kaiti SC" w:hAnsi="Kaiti SC" w:eastAsia="Kaiti SC" w:cs="Kaiti SC"/>
-          <w:sz w:val="21"/>
-        </w:rPr>
-        <w:t xml:space="preserve">✓ </w:t>
-      </w:r>
-      <w:r>
-        <w:rPr>
-          <w:rFonts w:ascii="Kaiti SC" w:hAnsi="Kaiti SC" w:eastAsia="Kaiti SC" w:cs="Kaiti SC"/>
-          <w:sz w:val="21"/>
-        </w:rPr>
-        <w:t>[14] 2026-10-27｜bing.com｜Blue Origin：Blue Origin rebuilds tower at Cape Canaveral Space Force Base 5 months after New Glenn explosion, CEO says</w:t>
+        <w:t>[11] 2026-10-28｜上海市人民政府｜垣信卫星：上海打造全球卫星互联网产业高地 “千帆星座”年内冲刺324 颗在轨力争具备商业化运行基本条件2026-10-28 - 上海市人民政府</w:t>
       </w:r>
     </w:p>
     <w:sectPr>

--- a/data/reports/daily-documents/latest/previous_daily_report.docx
+++ b/data/reports/daily-documents/latest/previous_daily_report.docx
@@ -26,7 +26,7 @@
           <w:rFonts w:ascii="Kaiti SC" w:hAnsi="Kaiti SC" w:eastAsia="Kaiti SC" w:cs="Kaiti SC"/>
           <w:sz w:val="21"/>
         </w:rPr>
-        <w:t>2026-10-28（上一自然日）</w:t>
+        <w:t>2026-10-29（上一自然日）</w:t>
       </w:r>
     </w:p>
     <w:tbl>
@@ -81,7 +81,7 @@
                 <w:b w:val="0"/>
                 <w:sz w:val="19"/>
               </w:rPr>
-              <w:t>2026-10-28</w:t>
+              <w:t>2026-10-29</w:t>
             </w:r>
           </w:p>
         </w:tc>
@@ -127,7 +127,7 @@
                 <w:b w:val="0"/>
                 <w:sz w:val="19"/>
               </w:rPr>
-              <w:t>23 条 / 3 家</w:t>
+              <w:t>25 条 / 5 家</w:t>
             </w:r>
           </w:p>
         </w:tc>
@@ -173,7 +173,7 @@
                 <w:b w:val="0"/>
                 <w:sz w:val="19"/>
               </w:rPr>
-              <w:t>8 个</w:t>
+              <w:t>12 个</w:t>
             </w:r>
           </w:p>
         </w:tc>
@@ -219,7 +219,7 @@
                 <w:b w:val="0"/>
                 <w:sz w:val="19"/>
               </w:rPr>
-              <w:t>2026-10-29</w:t>
+              <w:t>2026-10-30</w:t>
             </w:r>
           </w:p>
         </w:tc>
@@ -245,7 +245,7 @@
     </w:p>
     <w:p>
       <w:r>
-        <w:t>2026-10-28 共归档 23 条新闻，覆盖 3 家公司、8 个信息来源。 新闻量较多的公司包括 SpaceX、Blue Origin、垣信卫星。</w:t>
+        <w:t>2026-10-29 共归档 25 条新闻，覆盖 5 家公司、12 个信息来源。 新闻量较多的公司包括 SpaceX、Blue Origin、蓝箭航天、中科宇航。</w:t>
       </w:r>
     </w:p>
     <w:p>
@@ -279,7 +279,7 @@
           <w:rFonts w:ascii="Kaiti SC" w:hAnsi="Kaiti SC" w:eastAsia="Kaiti SC" w:cs="Kaiti SC"/>
           <w:sz w:val="21"/>
         </w:rPr>
-        <w:t>【发射与任务】SpaceX：SpaceX Tells FAA It Alone Expects 10,000 Launches A Year, As It Gears Up To Target $28.5 Trillion Market That Elon Musk Believes Is Inadequate - Wccftech （Wccftech）</w:t>
+        <w:t>【其他动态】SpaceX：T-Mobile CEO rules out letting SpaceX's Starlink Mobile run on its network （bing.com）</w:t>
       </w:r>
     </w:p>
     <w:p>
@@ -300,7 +300,7 @@
           <w:rFonts w:ascii="Kaiti SC" w:hAnsi="Kaiti SC" w:eastAsia="Kaiti SC" w:cs="Kaiti SC"/>
           <w:sz w:val="21"/>
         </w:rPr>
-        <w:t>【发射与任务】Blue Origin：Blue Origin's New Glenn rocket nails first-ever droneship landing （bing.com）</w:t>
+        <w:t>【发射与任务】Blue Origin：Blue Origin Launches Earth's First Space Manufacturing Apprenticeship Program - Blue Origin （Blue Origin）</w:t>
       </w:r>
     </w:p>
     <w:p>
@@ -321,7 +321,7 @@
           <w:rFonts w:ascii="Kaiti SC" w:hAnsi="Kaiti SC" w:eastAsia="Kaiti SC" w:cs="Kaiti SC"/>
           <w:sz w:val="21"/>
         </w:rPr>
-        <w:t>【其他动态】SpaceX：Pentagon watchdog tells lawmakers it won't investigate Starlink slowdowns to Ukraine （bing.com）</w:t>
+        <w:t>【发射与任务】Blue Origin：Blue Origin Reconstructs Launch Complex 36 Tower, Targets November Return to Flight for New Glenn - SatNews Publishers （SatNews Publishers）</w:t>
       </w:r>
     </w:p>
     <w:p>
@@ -342,7 +342,7 @@
           <w:rFonts w:ascii="Kaiti SC" w:hAnsi="Kaiti SC" w:eastAsia="Kaiti SC" w:cs="Kaiti SC"/>
           <w:sz w:val="21"/>
         </w:rPr>
-        <w:t>【发射与任务】SpaceX：Spectacular Launch of Falcon 9 Rocket Carrying Starlink Satellites （bing.com）</w:t>
+        <w:t>【发射与任务】SpaceX：SpaceX fires up Starship upper stage ahead of landmark Flight 15 test launch (video) （space.com）</w:t>
       </w:r>
     </w:p>
     <w:p>
@@ -363,7 +363,7 @@
           <w:rFonts w:ascii="Kaiti SC" w:hAnsi="Kaiti SC" w:eastAsia="Kaiti SC" w:cs="Kaiti SC"/>
           <w:sz w:val="21"/>
         </w:rPr>
-        <w:t>【发射与任务】SpaceX：Spectacular Launch of Falcon 9 Rocket Carrying Starlink Satellites （bing.com）</w:t>
+        <w:t>【发射与任务】中科宇航：成飞研究所“某飞行器运载火箭发射服务”中标候选人公示：蓝箭航天、中科宇航入围 - 东方财富 （东方财富）</w:t>
       </w:r>
     </w:p>
     <w:p>
@@ -384,7 +384,7 @@
           <w:rFonts w:ascii="Kaiti SC" w:hAnsi="Kaiti SC" w:eastAsia="Kaiti SC" w:cs="Kaiti SC"/>
           <w:sz w:val="21"/>
         </w:rPr>
-        <w:t>【发射与任务】SpaceX：Spectacular Launch of Falcon 9 Rocket Carrying Starlink Satellites （bing.com）</w:t>
+        <w:t>【发射与任务】SpaceX：Falcon 9 Launch of Starlink Satellites Scheduled For Late Friday Into Early Saturday （bing.com）</w:t>
       </w:r>
     </w:p>
     <w:p>
@@ -405,7 +405,7 @@
           <w:rFonts w:ascii="Kaiti SC" w:hAnsi="Kaiti SC" w:eastAsia="Kaiti SC" w:cs="Kaiti SC"/>
           <w:sz w:val="21"/>
         </w:rPr>
-        <w:t>【发射与任务】Blue Origin：Why New Glenn’s maiden flight put Blue Origin’s Space Force certification at stake （bing.com）</w:t>
+        <w:t>【发射与任务】SpaceX：SpaceX's Starfall capsule delivers cargo for US Air Force in landmark 'point to point' space mission （space.com）</w:t>
       </w:r>
     </w:p>
     <w:p>
@@ -426,7 +426,7 @@
           <w:rFonts w:ascii="Kaiti SC" w:hAnsi="Kaiti SC" w:eastAsia="Kaiti SC" w:cs="Kaiti SC"/>
           <w:sz w:val="21"/>
         </w:rPr>
-        <w:t>【发射与任务】Blue Origin：Blue Origin still pushing for return to flight of New Glenn this year （bing.com）</w:t>
+        <w:t>【其他动态】SpaceX：Get ready for the ‘Year of Starlink’ as airlines battle over superfast WiFi （bing.com）</w:t>
       </w:r>
     </w:p>
     <w:p>
@@ -447,7 +447,7 @@
           <w:rFonts w:ascii="Kaiti SC" w:hAnsi="Kaiti SC" w:eastAsia="Kaiti SC" w:cs="Kaiti SC"/>
           <w:sz w:val="21"/>
         </w:rPr>
-        <w:t>【发射与任务】Blue Origin：Blue Origin still pushing for return to flight of New Glenn this year （bing.com）</w:t>
+        <w:t>【发射与任务】Blue Origin：Bezos’ Blue Origin is growing with new facility in Des Moines （bing.com）</w:t>
       </w:r>
     </w:p>
     <w:p>
@@ -468,7 +468,7 @@
           <w:rFonts w:ascii="Kaiti SC" w:hAnsi="Kaiti SC" w:eastAsia="Kaiti SC" w:cs="Kaiti SC"/>
           <w:sz w:val="21"/>
         </w:rPr>
-        <w:t>【发射与任务】Blue Origin：Blue Origin still pushing for return to flight of New Glenn this year （bing.com）</w:t>
+        <w:t>【发射与任务】中科宇航：成飞研究所“某飞行器运载火箭发射服务”中标候选人公示：蓝箭航天、中科宇航入围 - 新浪财经 （新浪财经）</w:t>
       </w:r>
     </w:p>
     <w:p>
@@ -489,7 +489,112 @@
           <w:rFonts w:ascii="Kaiti SC" w:hAnsi="Kaiti SC" w:eastAsia="Kaiti SC" w:cs="Kaiti SC"/>
           <w:sz w:val="21"/>
         </w:rPr>
-        <w:t>【其他动态】垣信卫星：上海打造全球卫星互联网产业高地 “千帆星座”年内冲刺324 颗在轨力争具备商业化运行基本条件2026-10-28 - 上海市人民政府 （上海市人民政府）</w:t>
+        <w:t>【其他动态】星际荣耀：一年多没发火箭的民商火箭公司星际荣耀，押注可复用型号双曲线三号 - 搜狐网 （搜狐网）</w:t>
+      </w:r>
+    </w:p>
+    <w:p>
+      <w:pPr>
+        <w:keepLines/>
+        <w:spacing w:after="60"/>
+        <w:ind w:left="369" w:hanging="227"/>
+      </w:pPr>
+      <w:r>
+        <w:rPr>
+          <w:rFonts w:ascii="Kaiti SC" w:hAnsi="Kaiti SC" w:eastAsia="Kaiti SC" w:cs="Kaiti SC"/>
+          <w:sz w:val="21"/>
+        </w:rPr>
+        <w:t xml:space="preserve">➢ </w:t>
+      </w:r>
+      <w:r>
+        <w:rPr>
+          <w:rFonts w:ascii="Kaiti SC" w:hAnsi="Kaiti SC" w:eastAsia="Kaiti SC" w:cs="Kaiti SC"/>
+          <w:sz w:val="21"/>
+        </w:rPr>
+        <w:t>【产品与技术】Blue Origin：Debrief: New Glenn Debut, Take 2 - Aviation Week （Aviation Week）</w:t>
+      </w:r>
+    </w:p>
+    <w:p>
+      <w:pPr>
+        <w:keepLines/>
+        <w:spacing w:after="60"/>
+        <w:ind w:left="369" w:hanging="227"/>
+      </w:pPr>
+      <w:r>
+        <w:rPr>
+          <w:rFonts w:ascii="Kaiti SC" w:hAnsi="Kaiti SC" w:eastAsia="Kaiti SC" w:cs="Kaiti SC"/>
+          <w:sz w:val="21"/>
+        </w:rPr>
+        <w:t xml:space="preserve">➢ </w:t>
+      </w:r>
+      <w:r>
+        <w:rPr>
+          <w:rFonts w:ascii="Kaiti SC" w:hAnsi="Kaiti SC" w:eastAsia="Kaiti SC" w:cs="Kaiti SC"/>
+          <w:sz w:val="21"/>
+        </w:rPr>
+        <w:t>【发射与任务】蓝箭航天：成飞研究所“某飞行器运载火箭发射服务”中标候选人公示：蓝箭航天、中科宇航入围 - 东方财富 （东方财富）</w:t>
+      </w:r>
+    </w:p>
+    <w:p>
+      <w:pPr>
+        <w:keepLines/>
+        <w:spacing w:after="60"/>
+        <w:ind w:left="369" w:hanging="227"/>
+      </w:pPr>
+      <w:r>
+        <w:rPr>
+          <w:rFonts w:ascii="Kaiti SC" w:hAnsi="Kaiti SC" w:eastAsia="Kaiti SC" w:cs="Kaiti SC"/>
+          <w:sz w:val="21"/>
+        </w:rPr>
+        <w:t xml:space="preserve">➢ </w:t>
+      </w:r>
+      <w:r>
+        <w:rPr>
+          <w:rFonts w:ascii="Kaiti SC" w:hAnsi="Kaiti SC" w:eastAsia="Kaiti SC" w:cs="Kaiti SC"/>
+          <w:sz w:val="21"/>
+        </w:rPr>
+        <w:t>【订单与合作】蓝箭航天：蓝箭航天、中科宇航，中标候选 - 搜狐网 （搜狐网）</w:t>
+      </w:r>
+    </w:p>
+    <w:p>
+      <w:pPr>
+        <w:keepLines/>
+        <w:spacing w:after="60"/>
+        <w:ind w:left="369" w:hanging="227"/>
+      </w:pPr>
+      <w:r>
+        <w:rPr>
+          <w:rFonts w:ascii="Kaiti SC" w:hAnsi="Kaiti SC" w:eastAsia="Kaiti SC" w:cs="Kaiti SC"/>
+          <w:sz w:val="21"/>
+        </w:rPr>
+        <w:t xml:space="preserve">➢ </w:t>
+      </w:r>
+      <w:r>
+        <w:rPr>
+          <w:rFonts w:ascii="Kaiti SC" w:hAnsi="Kaiti SC" w:eastAsia="Kaiti SC" w:cs="Kaiti SC"/>
+          <w:sz w:val="21"/>
+        </w:rPr>
+        <w:t>【订单与合作】蓝箭航天：蓝箭航天、中科宇航，中标候选 - 搜狐网 （搜狐网）</w:t>
+      </w:r>
+    </w:p>
+    <w:p>
+      <w:pPr>
+        <w:keepLines/>
+        <w:spacing w:after="60"/>
+        <w:ind w:left="369" w:hanging="227"/>
+      </w:pPr>
+      <w:r>
+        <w:rPr>
+          <w:rFonts w:ascii="Kaiti SC" w:hAnsi="Kaiti SC" w:eastAsia="Kaiti SC" w:cs="Kaiti SC"/>
+          <w:sz w:val="21"/>
+        </w:rPr>
+        <w:t xml:space="preserve">➢ </w:t>
+      </w:r>
+      <w:r>
+        <w:rPr>
+          <w:rFonts w:ascii="Kaiti SC" w:hAnsi="Kaiti SC" w:eastAsia="Kaiti SC" w:cs="Kaiti SC"/>
+          <w:sz w:val="21"/>
+        </w:rPr>
+        <w:t>【发射与任务】蓝箭航天：蓝箭航天成功中标“昊龙飞船”发射任务！ - 手机网易网 （手机网易网）</w:t>
       </w:r>
     </w:p>
     <w:p>
@@ -648,7 +753,7 @@
                 <w:b w:val="0"/>
                 <w:sz w:val="19"/>
               </w:rPr>
-              <w:t>13</w:t>
+              <w:t>14</w:t>
             </w:r>
           </w:p>
         </w:tc>
@@ -669,7 +774,7 @@
                 <w:b w:val="0"/>
                 <w:sz w:val="19"/>
               </w:rPr>
-              <w:t>发射与任务、其他动态</w:t>
+              <w:t>其他动态、发射与任务、订单与合作</w:t>
             </w:r>
           </w:p>
         </w:tc>
@@ -689,7 +794,7 @@
                 <w:b w:val="0"/>
                 <w:sz w:val="19"/>
               </w:rPr>
-              <w:t>SpaceX Tells FAA It Alone Expects 10,000 Launches A Year, As It Gears Up To Target $28.5 Trillion Market That Elon Musk Believes Is Inadequate - Wccftech</w:t>
+              <w:t>T-Mobile CEO rules out letting SpaceX's Starlink Mobile run on its network</w:t>
             </w:r>
           </w:p>
         </w:tc>
@@ -735,7 +840,7 @@
                 <w:b w:val="0"/>
                 <w:sz w:val="19"/>
               </w:rPr>
-              <w:t>9</w:t>
+              <w:t>4</w:t>
             </w:r>
           </w:p>
         </w:tc>
@@ -756,7 +861,7 @@
                 <w:b w:val="0"/>
                 <w:sz w:val="19"/>
               </w:rPr>
-              <w:t>发射与任务、其他动态</w:t>
+              <w:t>发射与任务、产品与技术</w:t>
             </w:r>
           </w:p>
         </w:tc>
@@ -776,7 +881,7 @@
                 <w:b w:val="0"/>
                 <w:sz w:val="19"/>
               </w:rPr>
-              <w:t>Blue Origin's New Glenn rocket nails first-ever droneship landing</w:t>
+              <w:t>Blue Origin Launches Earth's First Space Manufacturing Apprenticeship Program - Blue Origin</w:t>
             </w:r>
           </w:p>
         </w:tc>
@@ -801,7 +906,181 @@
                 <w:b w:val="0"/>
                 <w:sz w:val="19"/>
               </w:rPr>
-              <w:t>垣信卫星</w:t>
+              <w:t>蓝箭航天</w:t>
+            </w:r>
+          </w:p>
+        </w:tc>
+        <w:tc>
+          <w:tcPr>
+            <w:tcW w:type="dxa" w:w="2075"/>
+            <w:vAlign w:val="center"/>
+          </w:tcPr>
+          <w:p>
+            <w:pPr>
+              <w:spacing w:after="0" w:line="252" w:lineRule="auto"/>
+              <w:jc w:val="center"/>
+            </w:pPr>
+            <w:r/>
+            <w:r>
+              <w:rPr>
+                <w:rFonts w:ascii="Kaiti SC" w:hAnsi="Kaiti SC" w:eastAsia="Kaiti SC" w:cs="Kaiti SC"/>
+                <w:b w:val="0"/>
+                <w:sz w:val="19"/>
+              </w:rPr>
+              <w:t>4</w:t>
+            </w:r>
+          </w:p>
+        </w:tc>
+        <w:tc>
+          <w:tcPr>
+            <w:tcW w:type="dxa" w:w="2075"/>
+            <w:vAlign w:val="center"/>
+          </w:tcPr>
+          <w:p>
+            <w:pPr>
+              <w:spacing w:after="0" w:line="252" w:lineRule="auto"/>
+              <w:jc w:val="center"/>
+            </w:pPr>
+            <w:r/>
+            <w:r>
+              <w:rPr>
+                <w:rFonts w:ascii="Kaiti SC" w:hAnsi="Kaiti SC" w:eastAsia="Kaiti SC" w:cs="Kaiti SC"/>
+                <w:b w:val="0"/>
+                <w:sz w:val="19"/>
+              </w:rPr>
+              <w:t>发射与任务、订单与合作</w:t>
+            </w:r>
+          </w:p>
+        </w:tc>
+        <w:tc>
+          <w:tcPr>
+            <w:tcW w:type="dxa" w:w="2075"/>
+            <w:vAlign w:val="center"/>
+          </w:tcPr>
+          <w:p>
+            <w:pPr>
+              <w:spacing w:after="0" w:line="252" w:lineRule="auto"/>
+            </w:pPr>
+            <w:r/>
+            <w:r>
+              <w:rPr>
+                <w:rFonts w:ascii="Kaiti SC" w:hAnsi="Kaiti SC" w:eastAsia="Kaiti SC" w:cs="Kaiti SC"/>
+                <w:b w:val="0"/>
+                <w:sz w:val="19"/>
+              </w:rPr>
+              <w:t>成飞研究所“某飞行器运载火箭发射服务”中标候选人公示：蓝箭航天、中科宇航入围 - 东方财富</w:t>
+            </w:r>
+          </w:p>
+        </w:tc>
+      </w:tr>
+      <w:tr>
+        <w:trPr>
+          <w:cantSplit/>
+        </w:trPr>
+        <w:tc>
+          <w:tcPr>
+            <w:tcW w:type="dxa" w:w="2075"/>
+            <w:vAlign w:val="center"/>
+          </w:tcPr>
+          <w:p>
+            <w:pPr>
+              <w:spacing w:after="0" w:line="252" w:lineRule="auto"/>
+            </w:pPr>
+            <w:r/>
+            <w:r>
+              <w:rPr>
+                <w:rFonts w:ascii="Kaiti SC" w:hAnsi="Kaiti SC" w:eastAsia="Kaiti SC" w:cs="Kaiti SC"/>
+                <w:b w:val="0"/>
+                <w:sz w:val="19"/>
+              </w:rPr>
+              <w:t>中科宇航</w:t>
+            </w:r>
+          </w:p>
+        </w:tc>
+        <w:tc>
+          <w:tcPr>
+            <w:tcW w:type="dxa" w:w="2075"/>
+            <w:vAlign w:val="center"/>
+          </w:tcPr>
+          <w:p>
+            <w:pPr>
+              <w:spacing w:after="0" w:line="252" w:lineRule="auto"/>
+              <w:jc w:val="center"/>
+            </w:pPr>
+            <w:r/>
+            <w:r>
+              <w:rPr>
+                <w:rFonts w:ascii="Kaiti SC" w:hAnsi="Kaiti SC" w:eastAsia="Kaiti SC" w:cs="Kaiti SC"/>
+                <w:b w:val="0"/>
+                <w:sz w:val="19"/>
+              </w:rPr>
+              <w:t>2</w:t>
+            </w:r>
+          </w:p>
+        </w:tc>
+        <w:tc>
+          <w:tcPr>
+            <w:tcW w:type="dxa" w:w="2075"/>
+            <w:vAlign w:val="center"/>
+          </w:tcPr>
+          <w:p>
+            <w:pPr>
+              <w:spacing w:after="0" w:line="252" w:lineRule="auto"/>
+              <w:jc w:val="center"/>
+            </w:pPr>
+            <w:r/>
+            <w:r>
+              <w:rPr>
+                <w:rFonts w:ascii="Kaiti SC" w:hAnsi="Kaiti SC" w:eastAsia="Kaiti SC" w:cs="Kaiti SC"/>
+                <w:b w:val="0"/>
+                <w:sz w:val="19"/>
+              </w:rPr>
+              <w:t>发射与任务</w:t>
+            </w:r>
+          </w:p>
+        </w:tc>
+        <w:tc>
+          <w:tcPr>
+            <w:tcW w:type="dxa" w:w="2075"/>
+            <w:vAlign w:val="center"/>
+          </w:tcPr>
+          <w:p>
+            <w:pPr>
+              <w:spacing w:after="0" w:line="252" w:lineRule="auto"/>
+            </w:pPr>
+            <w:r/>
+            <w:r>
+              <w:rPr>
+                <w:rFonts w:ascii="Kaiti SC" w:hAnsi="Kaiti SC" w:eastAsia="Kaiti SC" w:cs="Kaiti SC"/>
+                <w:b w:val="0"/>
+                <w:sz w:val="19"/>
+              </w:rPr>
+              <w:t>成飞研究所“某飞行器运载火箭发射服务”中标候选人公示：蓝箭航天、中科宇航入围 - 东方财富</w:t>
+            </w:r>
+          </w:p>
+        </w:tc>
+      </w:tr>
+      <w:tr>
+        <w:trPr>
+          <w:cantSplit/>
+        </w:trPr>
+        <w:tc>
+          <w:tcPr>
+            <w:tcW w:type="dxa" w:w="2075"/>
+            <w:vAlign w:val="center"/>
+          </w:tcPr>
+          <w:p>
+            <w:pPr>
+              <w:spacing w:after="0" w:line="252" w:lineRule="auto"/>
+            </w:pPr>
+            <w:r/>
+            <w:r>
+              <w:rPr>
+                <w:rFonts w:ascii="Kaiti SC" w:hAnsi="Kaiti SC" w:eastAsia="Kaiti SC" w:cs="Kaiti SC"/>
+                <w:b w:val="0"/>
+                <w:sz w:val="19"/>
+              </w:rPr>
+              <w:t>星际荣耀</w:t>
             </w:r>
           </w:p>
         </w:tc>
@@ -863,7 +1142,7 @@
                 <w:b w:val="0"/>
                 <w:sz w:val="19"/>
               </w:rPr>
-              <w:t>上海打造全球卫星互联网产业高地 “千帆星座”年内冲刺324 颗在轨力争具备商业化运行基本条件2026-10-28 - 上海市人民政府</w:t>
+              <w:t>一年多没发火箭的民商火箭公司星际荣耀，押注可复用型号双曲线三号 - 搜狐网</w:t>
             </w:r>
           </w:p>
         </w:tc>
@@ -900,7 +1179,7 @@
           <w:rFonts w:ascii="Kaiti SC" w:hAnsi="Kaiti SC" w:eastAsia="Kaiti SC" w:cs="Kaiti SC"/>
           <w:sz w:val="21"/>
         </w:rPr>
-        <w:t>[1] 2026-10-28｜Wccftech｜SpaceX：SpaceX Tells FAA It Alone Expects 10,000 Launches A Year, As It Gears Up To Target $28.5 Trillion Market That Elon Musk Believes Is Inadequate - Wccftech</w:t>
+        <w:t>[1] 2026-10-29｜bing.com｜SpaceX：T-Mobile CEO rules out letting SpaceX's Starlink Mobile run on its network</w:t>
       </w:r>
     </w:p>
     <w:p>
@@ -921,7 +1200,7 @@
           <w:rFonts w:ascii="Kaiti SC" w:hAnsi="Kaiti SC" w:eastAsia="Kaiti SC" w:cs="Kaiti SC"/>
           <w:sz w:val="21"/>
         </w:rPr>
-        <w:t>[2] 2026-10-28｜bing.com｜Blue Origin：Blue Origin's New Glenn rocket nails first-ever droneship landing</w:t>
+        <w:t>[2] 2026-10-29｜Blue Origin｜Blue Origin：Blue Origin Launches Earth's First Space Manufacturing Apprenticeship Program - Blue Origin</w:t>
       </w:r>
     </w:p>
     <w:p>
@@ -942,7 +1221,7 @@
           <w:rFonts w:ascii="Kaiti SC" w:hAnsi="Kaiti SC" w:eastAsia="Kaiti SC" w:cs="Kaiti SC"/>
           <w:sz w:val="21"/>
         </w:rPr>
-        <w:t>[3] 2026-10-28｜bing.com｜SpaceX：Pentagon watchdog tells lawmakers it won't investigate Starlink slowdowns to Ukraine</w:t>
+        <w:t>[3] 2026-10-29｜SatNews Publishers｜Blue Origin：Blue Origin Reconstructs Launch Complex 36 Tower, Targets November Return to Flight for New Glenn - SatNews Publishers</w:t>
       </w:r>
     </w:p>
     <w:p>
@@ -963,7 +1242,7 @@
           <w:rFonts w:ascii="Kaiti SC" w:hAnsi="Kaiti SC" w:eastAsia="Kaiti SC" w:cs="Kaiti SC"/>
           <w:sz w:val="21"/>
         </w:rPr>
-        <w:t>[4] 2026-10-28｜bing.com｜SpaceX：Spectacular Launch of Falcon 9 Rocket Carrying Starlink Satellites</w:t>
+        <w:t>[4] 2026-10-29｜space.com｜SpaceX：SpaceX fires up Starship upper stage ahead of landmark Flight 15 test launch (video)</w:t>
       </w:r>
     </w:p>
     <w:p>
@@ -984,7 +1263,7 @@
           <w:rFonts w:ascii="Kaiti SC" w:hAnsi="Kaiti SC" w:eastAsia="Kaiti SC" w:cs="Kaiti SC"/>
           <w:sz w:val="21"/>
         </w:rPr>
-        <w:t>[5] 2026-10-28｜bing.com｜SpaceX：Spectacular Launch of Falcon 9 Rocket Carrying Starlink Satellites</w:t>
+        <w:t>[5] 2026-10-29｜东方财富｜中科宇航：成飞研究所“某飞行器运载火箭发射服务”中标候选人公示：蓝箭航天、中科宇航入围 - 东方财富</w:t>
       </w:r>
     </w:p>
     <w:p>
@@ -1005,7 +1284,7 @@
           <w:rFonts w:ascii="Kaiti SC" w:hAnsi="Kaiti SC" w:eastAsia="Kaiti SC" w:cs="Kaiti SC"/>
           <w:sz w:val="21"/>
         </w:rPr>
-        <w:t>[6] 2026-10-28｜bing.com｜SpaceX：Spectacular Launch of Falcon 9 Rocket Carrying Starlink Satellites</w:t>
+        <w:t>[6] 2026-10-29｜bing.com｜SpaceX：Falcon 9 Launch of Starlink Satellites Scheduled For Late Friday Into Early Saturday</w:t>
       </w:r>
     </w:p>
     <w:p>
@@ -1026,7 +1305,7 @@
           <w:rFonts w:ascii="Kaiti SC" w:hAnsi="Kaiti SC" w:eastAsia="Kaiti SC" w:cs="Kaiti SC"/>
           <w:sz w:val="21"/>
         </w:rPr>
-        <w:t>[7] 2026-10-28｜bing.com｜Blue Origin：Why New Glenn’s maiden flight put Blue Origin’s Space Force certification at stake</w:t>
+        <w:t>[7] 2026-10-29｜space.com｜SpaceX：SpaceX's Starfall capsule delivers cargo for US Air Force in landmark 'point to point' space mission</w:t>
       </w:r>
     </w:p>
     <w:p>
@@ -1047,7 +1326,7 @@
           <w:rFonts w:ascii="Kaiti SC" w:hAnsi="Kaiti SC" w:eastAsia="Kaiti SC" w:cs="Kaiti SC"/>
           <w:sz w:val="21"/>
         </w:rPr>
-        <w:t>[8] 2026-10-28｜bing.com｜Blue Origin：Blue Origin still pushing for return to flight of New Glenn this year</w:t>
+        <w:t>[8] 2026-10-29｜bing.com｜SpaceX：Get ready for the ‘Year of Starlink’ as airlines battle over superfast WiFi</w:t>
       </w:r>
     </w:p>
     <w:p>
@@ -1068,7 +1347,7 @@
           <w:rFonts w:ascii="Kaiti SC" w:hAnsi="Kaiti SC" w:eastAsia="Kaiti SC" w:cs="Kaiti SC"/>
           <w:sz w:val="21"/>
         </w:rPr>
-        <w:t>[9] 2026-10-28｜bing.com｜Blue Origin：Blue Origin still pushing for return to flight of New Glenn this year</w:t>
+        <w:t>[9] 2026-10-29｜bing.com｜Blue Origin：Bezos’ Blue Origin is growing with new facility in Des Moines</w:t>
       </w:r>
     </w:p>
     <w:p>
@@ -1089,7 +1368,7 @@
           <w:rFonts w:ascii="Kaiti SC" w:hAnsi="Kaiti SC" w:eastAsia="Kaiti SC" w:cs="Kaiti SC"/>
           <w:sz w:val="21"/>
         </w:rPr>
-        <w:t>[10] 2026-10-28｜bing.com｜Blue Origin：Blue Origin still pushing for return to flight of New Glenn this year</w:t>
+        <w:t>[10] 2026-10-29｜新浪财经｜中科宇航：成飞研究所“某飞行器运载火箭发射服务”中标候选人公示：蓝箭航天、中科宇航入围 - 新浪财经</w:t>
       </w:r>
     </w:p>
     <w:p>
@@ -1110,7 +1389,112 @@
           <w:rFonts w:ascii="Kaiti SC" w:hAnsi="Kaiti SC" w:eastAsia="Kaiti SC" w:cs="Kaiti SC"/>
           <w:sz w:val="21"/>
         </w:rPr>
-        <w:t>[11] 2026-10-28｜上海市人民政府｜垣信卫星：上海打造全球卫星互联网产业高地 “千帆星座”年内冲刺324 颗在轨力争具备商业化运行基本条件2026-10-28 - 上海市人民政府</w:t>
+        <w:t>[11] 2026-10-29｜搜狐网｜星际荣耀：一年多没发火箭的民商火箭公司星际荣耀，押注可复用型号双曲线三号 - 搜狐网</w:t>
+      </w:r>
+    </w:p>
+    <w:p>
+      <w:pPr>
+        <w:keepLines/>
+        <w:spacing w:after="60"/>
+        <w:ind w:left="369" w:hanging="227"/>
+      </w:pPr>
+      <w:r>
+        <w:rPr>
+          <w:rFonts w:ascii="Kaiti SC" w:hAnsi="Kaiti SC" w:eastAsia="Kaiti SC" w:cs="Kaiti SC"/>
+          <w:sz w:val="21"/>
+        </w:rPr>
+        <w:t xml:space="preserve">✓ </w:t>
+      </w:r>
+      <w:r>
+        <w:rPr>
+          <w:rFonts w:ascii="Kaiti SC" w:hAnsi="Kaiti SC" w:eastAsia="Kaiti SC" w:cs="Kaiti SC"/>
+          <w:sz w:val="21"/>
+        </w:rPr>
+        <w:t>[12] 2026-10-29｜Aviation Week｜Blue Origin：Debrief: New Glenn Debut, Take 2 - Aviation Week</w:t>
+      </w:r>
+    </w:p>
+    <w:p>
+      <w:pPr>
+        <w:keepLines/>
+        <w:spacing w:after="60"/>
+        <w:ind w:left="369" w:hanging="227"/>
+      </w:pPr>
+      <w:r>
+        <w:rPr>
+          <w:rFonts w:ascii="Kaiti SC" w:hAnsi="Kaiti SC" w:eastAsia="Kaiti SC" w:cs="Kaiti SC"/>
+          <w:sz w:val="21"/>
+        </w:rPr>
+        <w:t xml:space="preserve">✓ </w:t>
+      </w:r>
+      <w:r>
+        <w:rPr>
+          <w:rFonts w:ascii="Kaiti SC" w:hAnsi="Kaiti SC" w:eastAsia="Kaiti SC" w:cs="Kaiti SC"/>
+          <w:sz w:val="21"/>
+        </w:rPr>
+        <w:t>[13] 2026-10-29｜东方财富｜蓝箭航天：成飞研究所“某飞行器运载火箭发射服务”中标候选人公示：蓝箭航天、中科宇航入围 - 东方财富</w:t>
+      </w:r>
+    </w:p>
+    <w:p>
+      <w:pPr>
+        <w:keepLines/>
+        <w:spacing w:after="60"/>
+        <w:ind w:left="369" w:hanging="227"/>
+      </w:pPr>
+      <w:r>
+        <w:rPr>
+          <w:rFonts w:ascii="Kaiti SC" w:hAnsi="Kaiti SC" w:eastAsia="Kaiti SC" w:cs="Kaiti SC"/>
+          <w:sz w:val="21"/>
+        </w:rPr>
+        <w:t xml:space="preserve">✓ </w:t>
+      </w:r>
+      <w:r>
+        <w:rPr>
+          <w:rFonts w:ascii="Kaiti SC" w:hAnsi="Kaiti SC" w:eastAsia="Kaiti SC" w:cs="Kaiti SC"/>
+          <w:sz w:val="21"/>
+        </w:rPr>
+        <w:t>[14] 2026-10-29｜搜狐网｜蓝箭航天：蓝箭航天、中科宇航，中标候选 - 搜狐网</w:t>
+      </w:r>
+    </w:p>
+    <w:p>
+      <w:pPr>
+        <w:keepLines/>
+        <w:spacing w:after="60"/>
+        <w:ind w:left="369" w:hanging="227"/>
+      </w:pPr>
+      <w:r>
+        <w:rPr>
+          <w:rFonts w:ascii="Kaiti SC" w:hAnsi="Kaiti SC" w:eastAsia="Kaiti SC" w:cs="Kaiti SC"/>
+          <w:sz w:val="21"/>
+        </w:rPr>
+        <w:t xml:space="preserve">✓ </w:t>
+      </w:r>
+      <w:r>
+        <w:rPr>
+          <w:rFonts w:ascii="Kaiti SC" w:hAnsi="Kaiti SC" w:eastAsia="Kaiti SC" w:cs="Kaiti SC"/>
+          <w:sz w:val="21"/>
+        </w:rPr>
+        <w:t>[15] 2026-10-29｜搜狐网｜蓝箭航天：蓝箭航天、中科宇航，中标候选 - 搜狐网</w:t>
+      </w:r>
+    </w:p>
+    <w:p>
+      <w:pPr>
+        <w:keepLines/>
+        <w:spacing w:after="60"/>
+        <w:ind w:left="369" w:hanging="227"/>
+      </w:pPr>
+      <w:r>
+        <w:rPr>
+          <w:rFonts w:ascii="Kaiti SC" w:hAnsi="Kaiti SC" w:eastAsia="Kaiti SC" w:cs="Kaiti SC"/>
+          <w:sz w:val="21"/>
+        </w:rPr>
+        <w:t xml:space="preserve">✓ </w:t>
+      </w:r>
+      <w:r>
+        <w:rPr>
+          <w:rFonts w:ascii="Kaiti SC" w:hAnsi="Kaiti SC" w:eastAsia="Kaiti SC" w:cs="Kaiti SC"/>
+          <w:sz w:val="21"/>
+        </w:rPr>
+        <w:t>[16] 2026-10-29｜手机网易网｜蓝箭航天：蓝箭航天成功中标“昊龙飞船”发射任务！ - 手机网易网</w:t>
       </w:r>
     </w:p>
     <w:sectPr>

--- a/data/reports/daily-documents/latest/previous_daily_report.docx
+++ b/data/reports/daily-documents/latest/previous_daily_report.docx
@@ -26,7 +26,7 @@
           <w:rFonts w:ascii="Kaiti SC" w:hAnsi="Kaiti SC" w:eastAsia="Kaiti SC" w:cs="Kaiti SC"/>
           <w:sz w:val="21"/>
         </w:rPr>
-        <w:t>2026-10-29（上一自然日）</w:t>
+        <w:t>2026-10-30（上一自然日）</w:t>
       </w:r>
     </w:p>
     <w:tbl>
@@ -81,7 +81,7 @@
                 <w:b w:val="0"/>
                 <w:sz w:val="19"/>
               </w:rPr>
-              <w:t>2026-10-29</w:t>
+              <w:t>2026-10-30</w:t>
             </w:r>
           </w:p>
         </w:tc>
@@ -127,7 +127,7 @@
                 <w:b w:val="0"/>
                 <w:sz w:val="19"/>
               </w:rPr>
-              <w:t>25 条 / 5 家</w:t>
+              <w:t>26 条 / 5 家</w:t>
             </w:r>
           </w:p>
         </w:tc>
@@ -173,7 +173,7 @@
                 <w:b w:val="0"/>
                 <w:sz w:val="19"/>
               </w:rPr>
-              <w:t>12 个</w:t>
+              <w:t>13 个</w:t>
             </w:r>
           </w:p>
         </w:tc>
@@ -219,7 +219,7 @@
                 <w:b w:val="0"/>
                 <w:sz w:val="19"/>
               </w:rPr>
-              <w:t>2026-10-30</w:t>
+              <w:t>2026-10-31</w:t>
             </w:r>
           </w:p>
         </w:tc>
@@ -245,7 +245,7 @@
     </w:p>
     <w:p>
       <w:r>
-        <w:t>2026-10-29 共归档 25 条新闻，覆盖 5 家公司、12 个信息来源。 新闻量较多的公司包括 SpaceX、Blue Origin、蓝箭航天、中科宇航。</w:t>
+        <w:t>2026-10-30 共归档 26 条新闻，覆盖 5 家公司、13 个信息来源。 新闻量较多的公司包括 SpaceX、Blue Origin、中科宇航、中国星网。</w:t>
       </w:r>
     </w:p>
     <w:p>
@@ -279,7 +279,7 @@
           <w:rFonts w:ascii="Kaiti SC" w:hAnsi="Kaiti SC" w:eastAsia="Kaiti SC" w:cs="Kaiti SC"/>
           <w:sz w:val="21"/>
         </w:rPr>
-        <w:t>【其他动态】SpaceX：T-Mobile CEO rules out letting SpaceX's Starlink Mobile run on its network （bing.com）</w:t>
+        <w:t>【发射与任务】SpaceX：SpaceX Falcon 9 Rocket Launch Set for Friday Night at Vandenberg Space Force Base - edhat （edhat）</w:t>
       </w:r>
     </w:p>
     <w:p>
@@ -300,7 +300,7 @@
           <w:rFonts w:ascii="Kaiti SC" w:hAnsi="Kaiti SC" w:eastAsia="Kaiti SC" w:cs="Kaiti SC"/>
           <w:sz w:val="21"/>
         </w:rPr>
-        <w:t>【发射与任务】Blue Origin：Blue Origin Launches Earth's First Space Manufacturing Apprenticeship Program - Blue Origin （Blue Origin）</w:t>
+        <w:t>【发射与任务】SpaceX：SpaceX’s Falcon 9 launch scheduled for tonight: What time can you see it in the U.S.? - Diario AS （Diario AS）</w:t>
       </w:r>
     </w:p>
     <w:p>
@@ -321,7 +321,7 @@
           <w:rFonts w:ascii="Kaiti SC" w:hAnsi="Kaiti SC" w:eastAsia="Kaiti SC" w:cs="Kaiti SC"/>
           <w:sz w:val="21"/>
         </w:rPr>
-        <w:t>【发射与任务】Blue Origin：Blue Origin Reconstructs Launch Complex 36 Tower, Targets November Return to Flight for New Glenn - SatNews Publishers （SatNews Publishers）</w:t>
+        <w:t>【发射与任务】SpaceX：Track next Vandenberg rocket launch after SpaceX helps set record （bing.com）</w:t>
       </w:r>
     </w:p>
     <w:p>
@@ -342,7 +342,7 @@
           <w:rFonts w:ascii="Kaiti SC" w:hAnsi="Kaiti SC" w:eastAsia="Kaiti SC" w:cs="Kaiti SC"/>
           <w:sz w:val="21"/>
         </w:rPr>
-        <w:t>【发射与任务】SpaceX：SpaceX fires up Starship upper stage ahead of landmark Flight 15 test launch (video) （space.com）</w:t>
+        <w:t>【发射与任务】SpaceX：Track next Vandenberg rocket launch after SpaceX helps set record （bing.com）</w:t>
       </w:r>
     </w:p>
     <w:p>
@@ -363,7 +363,7 @@
           <w:rFonts w:ascii="Kaiti SC" w:hAnsi="Kaiti SC" w:eastAsia="Kaiti SC" w:cs="Kaiti SC"/>
           <w:sz w:val="21"/>
         </w:rPr>
-        <w:t>【发射与任务】中科宇航：成飞研究所“某飞行器运载火箭发射服务”中标候选人公示：蓝箭航天、中科宇航入围 - 东方财富 （东方财富）</w:t>
+        <w:t>【发射与任务】SpaceX：SpaceX’s Falcon 9 launch scheduled for tonight: What time can you see it in the U.S.? （bing.com）</w:t>
       </w:r>
     </w:p>
     <w:p>
@@ -384,7 +384,7 @@
           <w:rFonts w:ascii="Kaiti SC" w:hAnsi="Kaiti SC" w:eastAsia="Kaiti SC" w:cs="Kaiti SC"/>
           <w:sz w:val="21"/>
         </w:rPr>
-        <w:t>【发射与任务】SpaceX：Falcon 9 Launch of Starlink Satellites Scheduled For Late Friday Into Early Saturday （bing.com）</w:t>
+        <w:t>【发射与任务】Blue Origin：Blue Origin's New Glenn static-fire test damages booster （bing.com）</w:t>
       </w:r>
     </w:p>
     <w:p>
@@ -405,7 +405,7 @@
           <w:rFonts w:ascii="Kaiti SC" w:hAnsi="Kaiti SC" w:eastAsia="Kaiti SC" w:cs="Kaiti SC"/>
           <w:sz w:val="21"/>
         </w:rPr>
-        <w:t>【发射与任务】SpaceX：SpaceX's Starfall capsule delivers cargo for US Air Force in landmark 'point to point' space mission （space.com）</w:t>
+        <w:t>【发射与任务】Blue Origin：Blue Origin's New Glenn static-fire test damages booster （bing.com）</w:t>
       </w:r>
     </w:p>
     <w:p>
@@ -426,7 +426,7 @@
           <w:rFonts w:ascii="Kaiti SC" w:hAnsi="Kaiti SC" w:eastAsia="Kaiti SC" w:cs="Kaiti SC"/>
           <w:sz w:val="21"/>
         </w:rPr>
-        <w:t>【其他动态】SpaceX：Get ready for the ‘Year of Starlink’ as airlines battle over superfast WiFi （bing.com）</w:t>
+        <w:t>【发射与任务】Blue Origin：Blue Origin's New Glenn static-fire test damages booster （bing.com）</w:t>
       </w:r>
     </w:p>
     <w:p>
@@ -447,7 +447,7 @@
           <w:rFonts w:ascii="Kaiti SC" w:hAnsi="Kaiti SC" w:eastAsia="Kaiti SC" w:cs="Kaiti SC"/>
           <w:sz w:val="21"/>
         </w:rPr>
-        <w:t>【发射与任务】Blue Origin：Bezos’ Blue Origin is growing with new facility in Des Moines （bing.com）</w:t>
+        <w:t>【其他动态】中科宇航：太空制造成果齐聚大湾区科学论坛，中科宇航构建“商业航天+”新生态 - 未来天玑 （未来天玑）</w:t>
       </w:r>
     </w:p>
     <w:p>
@@ -468,7 +468,7 @@
           <w:rFonts w:ascii="Kaiti SC" w:hAnsi="Kaiti SC" w:eastAsia="Kaiti SC" w:cs="Kaiti SC"/>
           <w:sz w:val="21"/>
         </w:rPr>
-        <w:t>【发射与任务】中科宇航：成飞研究所“某飞行器运载火箭发射服务”中标候选人公示：蓝箭航天、中科宇航入围 - 新浪财经 （新浪财经）</w:t>
+        <w:t>【发射与任务】中科宇航：影响市场重大事件：成飞研究所“某飞行器运载火箭发射服务”中标公示：蓝箭航天、中科宇航入围；阿里巴巴关联公司入股绳驱柔性太空机器人研发商弦引未来 - 东方财富 （东方财富）</w:t>
       </w:r>
     </w:p>
     <w:p>
@@ -489,7 +489,7 @@
           <w:rFonts w:ascii="Kaiti SC" w:hAnsi="Kaiti SC" w:eastAsia="Kaiti SC" w:cs="Kaiti SC"/>
           <w:sz w:val="21"/>
         </w:rPr>
-        <w:t>【其他动态】星际荣耀：一年多没发火箭的民商火箭公司星际荣耀，押注可复用型号双曲线三号 - 搜狐网 （搜狐网）</w:t>
+        <w:t>【发射与任务】Blue Origin：Blue Origin launches apprenticeship program to build space workforce - The Business Journals （The Business Journals）</w:t>
       </w:r>
     </w:p>
     <w:p>
@@ -510,7 +510,7 @@
           <w:rFonts w:ascii="Kaiti SC" w:hAnsi="Kaiti SC" w:eastAsia="Kaiti SC" w:cs="Kaiti SC"/>
           <w:sz w:val="21"/>
         </w:rPr>
-        <w:t>【产品与技术】Blue Origin：Debrief: New Glenn Debut, Take 2 - Aviation Week （Aviation Week）</w:t>
+        <w:t>【其他动态】中国星网：长春理工大学科研团队助力中国星网-中国吉林网 - 第一新闻 （第一新闻）</w:t>
       </w:r>
     </w:p>
     <w:p>
@@ -531,70 +531,7 @@
           <w:rFonts w:ascii="Kaiti SC" w:hAnsi="Kaiti SC" w:eastAsia="Kaiti SC" w:cs="Kaiti SC"/>
           <w:sz w:val="21"/>
         </w:rPr>
-        <w:t>【发射与任务】蓝箭航天：成飞研究所“某飞行器运载火箭发射服务”中标候选人公示：蓝箭航天、中科宇航入围 - 东方财富 （东方财富）</w:t>
-      </w:r>
-    </w:p>
-    <w:p>
-      <w:pPr>
-        <w:keepLines/>
-        <w:spacing w:after="60"/>
-        <w:ind w:left="369" w:hanging="227"/>
-      </w:pPr>
-      <w:r>
-        <w:rPr>
-          <w:rFonts w:ascii="Kaiti SC" w:hAnsi="Kaiti SC" w:eastAsia="Kaiti SC" w:cs="Kaiti SC"/>
-          <w:sz w:val="21"/>
-        </w:rPr>
-        <w:t xml:space="preserve">➢ </w:t>
-      </w:r>
-      <w:r>
-        <w:rPr>
-          <w:rFonts w:ascii="Kaiti SC" w:hAnsi="Kaiti SC" w:eastAsia="Kaiti SC" w:cs="Kaiti SC"/>
-          <w:sz w:val="21"/>
-        </w:rPr>
-        <w:t>【订单与合作】蓝箭航天：蓝箭航天、中科宇航，中标候选 - 搜狐网 （搜狐网）</w:t>
-      </w:r>
-    </w:p>
-    <w:p>
-      <w:pPr>
-        <w:keepLines/>
-        <w:spacing w:after="60"/>
-        <w:ind w:left="369" w:hanging="227"/>
-      </w:pPr>
-      <w:r>
-        <w:rPr>
-          <w:rFonts w:ascii="Kaiti SC" w:hAnsi="Kaiti SC" w:eastAsia="Kaiti SC" w:cs="Kaiti SC"/>
-          <w:sz w:val="21"/>
-        </w:rPr>
-        <w:t xml:space="preserve">➢ </w:t>
-      </w:r>
-      <w:r>
-        <w:rPr>
-          <w:rFonts w:ascii="Kaiti SC" w:hAnsi="Kaiti SC" w:eastAsia="Kaiti SC" w:cs="Kaiti SC"/>
-          <w:sz w:val="21"/>
-        </w:rPr>
-        <w:t>【订单与合作】蓝箭航天：蓝箭航天、中科宇航，中标候选 - 搜狐网 （搜狐网）</w:t>
-      </w:r>
-    </w:p>
-    <w:p>
-      <w:pPr>
-        <w:keepLines/>
-        <w:spacing w:after="60"/>
-        <w:ind w:left="369" w:hanging="227"/>
-      </w:pPr>
-      <w:r>
-        <w:rPr>
-          <w:rFonts w:ascii="Kaiti SC" w:hAnsi="Kaiti SC" w:eastAsia="Kaiti SC" w:cs="Kaiti SC"/>
-          <w:sz w:val="21"/>
-        </w:rPr>
-        <w:t xml:space="preserve">➢ </w:t>
-      </w:r>
-      <w:r>
-        <w:rPr>
-          <w:rFonts w:ascii="Kaiti SC" w:hAnsi="Kaiti SC" w:eastAsia="Kaiti SC" w:cs="Kaiti SC"/>
-          <w:sz w:val="21"/>
-        </w:rPr>
-        <w:t>【发射与任务】蓝箭航天：蓝箭航天成功中标“昊龙飞船”发射任务！ - 手机网易网 （手机网易网）</w:t>
+        <w:t>【发射与任务】蓝箭航天：影响市场重大事件：成飞研究所“某飞行器运载火箭发射服务”中标公示：蓝箭航天、中科宇航入围；阿里巴巴关联公司入股绳驱柔性太空机器人研发商弦引未来 - 东方财富 （东方财富）</w:t>
       </w:r>
     </w:p>
     <w:p>
@@ -753,7 +690,7 @@
                 <w:b w:val="0"/>
                 <w:sz w:val="19"/>
               </w:rPr>
-              <w:t>14</w:t>
+              <w:t>18</w:t>
             </w:r>
           </w:p>
         </w:tc>
@@ -774,7 +711,7 @@
                 <w:b w:val="0"/>
                 <w:sz w:val="19"/>
               </w:rPr>
-              <w:t>其他动态、发射与任务、订单与合作</w:t>
+              <w:t>发射与任务、其他动态、订单与合作、监管与政策</w:t>
             </w:r>
           </w:p>
         </w:tc>
@@ -794,7 +731,7 @@
                 <w:b w:val="0"/>
                 <w:sz w:val="19"/>
               </w:rPr>
-              <w:t>T-Mobile CEO rules out letting SpaceX's Starlink Mobile run on its network</w:t>
+              <w:t>SpaceX Falcon 9 Rocket Launch Set for Friday Night at Vandenberg Space Force Base - edhat</w:t>
             </w:r>
           </w:p>
         </w:tc>
@@ -861,7 +798,7 @@
                 <w:b w:val="0"/>
                 <w:sz w:val="19"/>
               </w:rPr>
-              <w:t>发射与任务、产品与技术</w:t>
+              <w:t>发射与任务</w:t>
             </w:r>
           </w:p>
         </w:tc>
@@ -881,94 +818,7 @@
                 <w:b w:val="0"/>
                 <w:sz w:val="19"/>
               </w:rPr>
-              <w:t>Blue Origin Launches Earth's First Space Manufacturing Apprenticeship Program - Blue Origin</w:t>
-            </w:r>
-          </w:p>
-        </w:tc>
-      </w:tr>
-      <w:tr>
-        <w:trPr>
-          <w:cantSplit/>
-        </w:trPr>
-        <w:tc>
-          <w:tcPr>
-            <w:tcW w:type="dxa" w:w="2075"/>
-            <w:vAlign w:val="center"/>
-          </w:tcPr>
-          <w:p>
-            <w:pPr>
-              <w:spacing w:after="0" w:line="252" w:lineRule="auto"/>
-            </w:pPr>
-            <w:r/>
-            <w:r>
-              <w:rPr>
-                <w:rFonts w:ascii="Kaiti SC" w:hAnsi="Kaiti SC" w:eastAsia="Kaiti SC" w:cs="Kaiti SC"/>
-                <w:b w:val="0"/>
-                <w:sz w:val="19"/>
-              </w:rPr>
-              <w:t>蓝箭航天</w:t>
-            </w:r>
-          </w:p>
-        </w:tc>
-        <w:tc>
-          <w:tcPr>
-            <w:tcW w:type="dxa" w:w="2075"/>
-            <w:vAlign w:val="center"/>
-          </w:tcPr>
-          <w:p>
-            <w:pPr>
-              <w:spacing w:after="0" w:line="252" w:lineRule="auto"/>
-              <w:jc w:val="center"/>
-            </w:pPr>
-            <w:r/>
-            <w:r>
-              <w:rPr>
-                <w:rFonts w:ascii="Kaiti SC" w:hAnsi="Kaiti SC" w:eastAsia="Kaiti SC" w:cs="Kaiti SC"/>
-                <w:b w:val="0"/>
-                <w:sz w:val="19"/>
-              </w:rPr>
-              <w:t>4</w:t>
-            </w:r>
-          </w:p>
-        </w:tc>
-        <w:tc>
-          <w:tcPr>
-            <w:tcW w:type="dxa" w:w="2075"/>
-            <w:vAlign w:val="center"/>
-          </w:tcPr>
-          <w:p>
-            <w:pPr>
-              <w:spacing w:after="0" w:line="252" w:lineRule="auto"/>
-              <w:jc w:val="center"/>
-            </w:pPr>
-            <w:r/>
-            <w:r>
-              <w:rPr>
-                <w:rFonts w:ascii="Kaiti SC" w:hAnsi="Kaiti SC" w:eastAsia="Kaiti SC" w:cs="Kaiti SC"/>
-                <w:b w:val="0"/>
-                <w:sz w:val="19"/>
-              </w:rPr>
-              <w:t>发射与任务、订单与合作</w:t>
-            </w:r>
-          </w:p>
-        </w:tc>
-        <w:tc>
-          <w:tcPr>
-            <w:tcW w:type="dxa" w:w="2075"/>
-            <w:vAlign w:val="center"/>
-          </w:tcPr>
-          <w:p>
-            <w:pPr>
-              <w:spacing w:after="0" w:line="252" w:lineRule="auto"/>
-            </w:pPr>
-            <w:r/>
-            <w:r>
-              <w:rPr>
-                <w:rFonts w:ascii="Kaiti SC" w:hAnsi="Kaiti SC" w:eastAsia="Kaiti SC" w:cs="Kaiti SC"/>
-                <w:b w:val="0"/>
-                <w:sz w:val="19"/>
-              </w:rPr>
-              <w:t>成飞研究所“某飞行器运载火箭发射服务”中标候选人公示：蓝箭航天、中科宇航入围 - 东方财富</w:t>
+              <w:t>Blue Origin's New Glenn static-fire test damages booster</w:t>
             </w:r>
           </w:p>
         </w:tc>
@@ -1035,7 +885,7 @@
                 <w:b w:val="0"/>
                 <w:sz w:val="19"/>
               </w:rPr>
-              <w:t>发射与任务</w:t>
+              <w:t>其他动态、发射与任务</w:t>
             </w:r>
           </w:p>
         </w:tc>
@@ -1055,7 +905,7 @@
                 <w:b w:val="0"/>
                 <w:sz w:val="19"/>
               </w:rPr>
-              <w:t>成飞研究所“某飞行器运载火箭发射服务”中标候选人公示：蓝箭航天、中科宇航入围 - 东方财富</w:t>
+              <w:t>太空制造成果齐聚大湾区科学论坛，中科宇航构建“商业航天+”新生态 - 未来天玑</w:t>
             </w:r>
           </w:p>
         </w:tc>
@@ -1080,7 +930,7 @@
                 <w:b w:val="0"/>
                 <w:sz w:val="19"/>
               </w:rPr>
-              <w:t>星际荣耀</w:t>
+              <w:t>中国星网</w:t>
             </w:r>
           </w:p>
         </w:tc>
@@ -1142,7 +992,94 @@
                 <w:b w:val="0"/>
                 <w:sz w:val="19"/>
               </w:rPr>
-              <w:t>一年多没发火箭的民商火箭公司星际荣耀，押注可复用型号双曲线三号 - 搜狐网</w:t>
+              <w:t>长春理工大学科研团队助力中国星网-中国吉林网 - 第一新闻</w:t>
+            </w:r>
+          </w:p>
+        </w:tc>
+      </w:tr>
+      <w:tr>
+        <w:trPr>
+          <w:cantSplit/>
+        </w:trPr>
+        <w:tc>
+          <w:tcPr>
+            <w:tcW w:type="dxa" w:w="2075"/>
+            <w:vAlign w:val="center"/>
+          </w:tcPr>
+          <w:p>
+            <w:pPr>
+              <w:spacing w:after="0" w:line="252" w:lineRule="auto"/>
+            </w:pPr>
+            <w:r/>
+            <w:r>
+              <w:rPr>
+                <w:rFonts w:ascii="Kaiti SC" w:hAnsi="Kaiti SC" w:eastAsia="Kaiti SC" w:cs="Kaiti SC"/>
+                <w:b w:val="0"/>
+                <w:sz w:val="19"/>
+              </w:rPr>
+              <w:t>蓝箭航天</w:t>
+            </w:r>
+          </w:p>
+        </w:tc>
+        <w:tc>
+          <w:tcPr>
+            <w:tcW w:type="dxa" w:w="2075"/>
+            <w:vAlign w:val="center"/>
+          </w:tcPr>
+          <w:p>
+            <w:pPr>
+              <w:spacing w:after="0" w:line="252" w:lineRule="auto"/>
+              <w:jc w:val="center"/>
+            </w:pPr>
+            <w:r/>
+            <w:r>
+              <w:rPr>
+                <w:rFonts w:ascii="Kaiti SC" w:hAnsi="Kaiti SC" w:eastAsia="Kaiti SC" w:cs="Kaiti SC"/>
+                <w:b w:val="0"/>
+                <w:sz w:val="19"/>
+              </w:rPr>
+              <w:t>1</w:t>
+            </w:r>
+          </w:p>
+        </w:tc>
+        <w:tc>
+          <w:tcPr>
+            <w:tcW w:type="dxa" w:w="2075"/>
+            <w:vAlign w:val="center"/>
+          </w:tcPr>
+          <w:p>
+            <w:pPr>
+              <w:spacing w:after="0" w:line="252" w:lineRule="auto"/>
+              <w:jc w:val="center"/>
+            </w:pPr>
+            <w:r/>
+            <w:r>
+              <w:rPr>
+                <w:rFonts w:ascii="Kaiti SC" w:hAnsi="Kaiti SC" w:eastAsia="Kaiti SC" w:cs="Kaiti SC"/>
+                <w:b w:val="0"/>
+                <w:sz w:val="19"/>
+              </w:rPr>
+              <w:t>发射与任务</w:t>
+            </w:r>
+          </w:p>
+        </w:tc>
+        <w:tc>
+          <w:tcPr>
+            <w:tcW w:type="dxa" w:w="2075"/>
+            <w:vAlign w:val="center"/>
+          </w:tcPr>
+          <w:p>
+            <w:pPr>
+              <w:spacing w:after="0" w:line="252" w:lineRule="auto"/>
+            </w:pPr>
+            <w:r/>
+            <w:r>
+              <w:rPr>
+                <w:rFonts w:ascii="Kaiti SC" w:hAnsi="Kaiti SC" w:eastAsia="Kaiti SC" w:cs="Kaiti SC"/>
+                <w:b w:val="0"/>
+                <w:sz w:val="19"/>
+              </w:rPr>
+              <w:t>影响市场重大事件：成飞研究所“某飞行器运载火箭发射服务”中标公示：蓝箭航天、中科宇航入围；阿里巴巴关联公司入股绳驱柔性太空机器人研发商弦引未来 - 东方财富</w:t>
             </w:r>
           </w:p>
         </w:tc>
@@ -1179,7 +1116,7 @@
           <w:rFonts w:ascii="Kaiti SC" w:hAnsi="Kaiti SC" w:eastAsia="Kaiti SC" w:cs="Kaiti SC"/>
           <w:sz w:val="21"/>
         </w:rPr>
-        <w:t>[1] 2026-10-29｜bing.com｜SpaceX：T-Mobile CEO rules out letting SpaceX's Starlink Mobile run on its network</w:t>
+        <w:t>[1] 2026-10-30｜edhat｜SpaceX：SpaceX Falcon 9 Rocket Launch Set for Friday Night at Vandenberg Space Force Base - edhat</w:t>
       </w:r>
     </w:p>
     <w:p>
@@ -1200,7 +1137,7 @@
           <w:rFonts w:ascii="Kaiti SC" w:hAnsi="Kaiti SC" w:eastAsia="Kaiti SC" w:cs="Kaiti SC"/>
           <w:sz w:val="21"/>
         </w:rPr>
-        <w:t>[2] 2026-10-29｜Blue Origin｜Blue Origin：Blue Origin Launches Earth's First Space Manufacturing Apprenticeship Program - Blue Origin</w:t>
+        <w:t>[2] 2026-10-30｜Diario AS｜SpaceX：SpaceX’s Falcon 9 launch scheduled for tonight: What time can you see it in the U.S.? - Diario AS</w:t>
       </w:r>
     </w:p>
     <w:p>
@@ -1221,7 +1158,7 @@
           <w:rFonts w:ascii="Kaiti SC" w:hAnsi="Kaiti SC" w:eastAsia="Kaiti SC" w:cs="Kaiti SC"/>
           <w:sz w:val="21"/>
         </w:rPr>
-        <w:t>[3] 2026-10-29｜SatNews Publishers｜Blue Origin：Blue Origin Reconstructs Launch Complex 36 Tower, Targets November Return to Flight for New Glenn - SatNews Publishers</w:t>
+        <w:t>[3] 2026-10-30｜bing.com｜SpaceX：Track next Vandenberg rocket launch after SpaceX helps set record</w:t>
       </w:r>
     </w:p>
     <w:p>
@@ -1242,7 +1179,7 @@
           <w:rFonts w:ascii="Kaiti SC" w:hAnsi="Kaiti SC" w:eastAsia="Kaiti SC" w:cs="Kaiti SC"/>
           <w:sz w:val="21"/>
         </w:rPr>
-        <w:t>[4] 2026-10-29｜space.com｜SpaceX：SpaceX fires up Starship upper stage ahead of landmark Flight 15 test launch (video)</w:t>
+        <w:t>[4] 2026-10-30｜bing.com｜SpaceX：Track next Vandenberg rocket launch after SpaceX helps set record</w:t>
       </w:r>
     </w:p>
     <w:p>
@@ -1263,7 +1200,7 @@
           <w:rFonts w:ascii="Kaiti SC" w:hAnsi="Kaiti SC" w:eastAsia="Kaiti SC" w:cs="Kaiti SC"/>
           <w:sz w:val="21"/>
         </w:rPr>
-        <w:t>[5] 2026-10-29｜东方财富｜中科宇航：成飞研究所“某飞行器运载火箭发射服务”中标候选人公示：蓝箭航天、中科宇航入围 - 东方财富</w:t>
+        <w:t>[5] 2026-10-30｜bing.com｜SpaceX：SpaceX’s Falcon 9 launch scheduled for tonight: What time can you see it in the U.S.?</w:t>
       </w:r>
     </w:p>
     <w:p>
@@ -1284,7 +1221,7 @@
           <w:rFonts w:ascii="Kaiti SC" w:hAnsi="Kaiti SC" w:eastAsia="Kaiti SC" w:cs="Kaiti SC"/>
           <w:sz w:val="21"/>
         </w:rPr>
-        <w:t>[6] 2026-10-29｜bing.com｜SpaceX：Falcon 9 Launch of Starlink Satellites Scheduled For Late Friday Into Early Saturday</w:t>
+        <w:t>[6] 2026-10-30｜bing.com｜Blue Origin：Blue Origin's New Glenn static-fire test damages booster</w:t>
       </w:r>
     </w:p>
     <w:p>
@@ -1305,7 +1242,7 @@
           <w:rFonts w:ascii="Kaiti SC" w:hAnsi="Kaiti SC" w:eastAsia="Kaiti SC" w:cs="Kaiti SC"/>
           <w:sz w:val="21"/>
         </w:rPr>
-        <w:t>[7] 2026-10-29｜space.com｜SpaceX：SpaceX's Starfall capsule delivers cargo for US Air Force in landmark 'point to point' space mission</w:t>
+        <w:t>[7] 2026-10-30｜bing.com｜Blue Origin：Blue Origin's New Glenn static-fire test damages booster</w:t>
       </w:r>
     </w:p>
     <w:p>
@@ -1326,7 +1263,7 @@
           <w:rFonts w:ascii="Kaiti SC" w:hAnsi="Kaiti SC" w:eastAsia="Kaiti SC" w:cs="Kaiti SC"/>
           <w:sz w:val="21"/>
         </w:rPr>
-        <w:t>[8] 2026-10-29｜bing.com｜SpaceX：Get ready for the ‘Year of Starlink’ as airlines battle over superfast WiFi</w:t>
+        <w:t>[8] 2026-10-30｜bing.com｜Blue Origin：Blue Origin's New Glenn static-fire test damages booster</w:t>
       </w:r>
     </w:p>
     <w:p>
@@ -1347,7 +1284,7 @@
           <w:rFonts w:ascii="Kaiti SC" w:hAnsi="Kaiti SC" w:eastAsia="Kaiti SC" w:cs="Kaiti SC"/>
           <w:sz w:val="21"/>
         </w:rPr>
-        <w:t>[9] 2026-10-29｜bing.com｜Blue Origin：Bezos’ Blue Origin is growing with new facility in Des Moines</w:t>
+        <w:t>[9] 2026-10-30｜未来天玑｜中科宇航：太空制造成果齐聚大湾区科学论坛，中科宇航构建“商业航天+”新生态 - 未来天玑</w:t>
       </w:r>
     </w:p>
     <w:p>
@@ -1368,7 +1305,7 @@
           <w:rFonts w:ascii="Kaiti SC" w:hAnsi="Kaiti SC" w:eastAsia="Kaiti SC" w:cs="Kaiti SC"/>
           <w:sz w:val="21"/>
         </w:rPr>
-        <w:t>[10] 2026-10-29｜新浪财经｜中科宇航：成飞研究所“某飞行器运载火箭发射服务”中标候选人公示：蓝箭航天、中科宇航入围 - 新浪财经</w:t>
+        <w:t>[10] 2026-10-30｜东方财富｜中科宇航：影响市场重大事件：成飞研究所“某飞行器运载火箭发射服务”中标公示：蓝箭航天、中科宇航入围；阿里巴巴关联公司入股绳驱柔性太空机器人研发商弦引未来 - 东方财富</w:t>
       </w:r>
     </w:p>
     <w:p>
@@ -1389,7 +1326,7 @@
           <w:rFonts w:ascii="Kaiti SC" w:hAnsi="Kaiti SC" w:eastAsia="Kaiti SC" w:cs="Kaiti SC"/>
           <w:sz w:val="21"/>
         </w:rPr>
-        <w:t>[11] 2026-10-29｜搜狐网｜星际荣耀：一年多没发火箭的民商火箭公司星际荣耀，押注可复用型号双曲线三号 - 搜狐网</w:t>
+        <w:t>[11] 2026-10-30｜The Business Journals｜Blue Origin：Blue Origin launches apprenticeship program to build space workforce - The Business Journals</w:t>
       </w:r>
     </w:p>
     <w:p>
@@ -1410,7 +1347,7 @@
           <w:rFonts w:ascii="Kaiti SC" w:hAnsi="Kaiti SC" w:eastAsia="Kaiti SC" w:cs="Kaiti SC"/>
           <w:sz w:val="21"/>
         </w:rPr>
-        <w:t>[12] 2026-10-29｜Aviation Week｜Blue Origin：Debrief: New Glenn Debut, Take 2 - Aviation Week</w:t>
+        <w:t>[12] 2026-10-30｜第一新闻｜中国星网：长春理工大学科研团队助力中国星网-中国吉林网 - 第一新闻</w:t>
       </w:r>
     </w:p>
     <w:p>
@@ -1431,70 +1368,7 @@
           <w:rFonts w:ascii="Kaiti SC" w:hAnsi="Kaiti SC" w:eastAsia="Kaiti SC" w:cs="Kaiti SC"/>
           <w:sz w:val="21"/>
         </w:rPr>
-        <w:t>[13] 2026-10-29｜东方财富｜蓝箭航天：成飞研究所“某飞行器运载火箭发射服务”中标候选人公示：蓝箭航天、中科宇航入围 - 东方财富</w:t>
-      </w:r>
-    </w:p>
-    <w:p>
-      <w:pPr>
-        <w:keepLines/>
-        <w:spacing w:after="60"/>
-        <w:ind w:left="369" w:hanging="227"/>
-      </w:pPr>
-      <w:r>
-        <w:rPr>
-          <w:rFonts w:ascii="Kaiti SC" w:hAnsi="Kaiti SC" w:eastAsia="Kaiti SC" w:cs="Kaiti SC"/>
-          <w:sz w:val="21"/>
-        </w:rPr>
-        <w:t xml:space="preserve">✓ </w:t>
-      </w:r>
-      <w:r>
-        <w:rPr>
-          <w:rFonts w:ascii="Kaiti SC" w:hAnsi="Kaiti SC" w:eastAsia="Kaiti SC" w:cs="Kaiti SC"/>
-          <w:sz w:val="21"/>
-        </w:rPr>
-        <w:t>[14] 2026-10-29｜搜狐网｜蓝箭航天：蓝箭航天、中科宇航，中标候选 - 搜狐网</w:t>
-      </w:r>
-    </w:p>
-    <w:p>
-      <w:pPr>
-        <w:keepLines/>
-        <w:spacing w:after="60"/>
-        <w:ind w:left="369" w:hanging="227"/>
-      </w:pPr>
-      <w:r>
-        <w:rPr>
-          <w:rFonts w:ascii="Kaiti SC" w:hAnsi="Kaiti SC" w:eastAsia="Kaiti SC" w:cs="Kaiti SC"/>
-          <w:sz w:val="21"/>
-        </w:rPr>
-        <w:t xml:space="preserve">✓ </w:t>
-      </w:r>
-      <w:r>
-        <w:rPr>
-          <w:rFonts w:ascii="Kaiti SC" w:hAnsi="Kaiti SC" w:eastAsia="Kaiti SC" w:cs="Kaiti SC"/>
-          <w:sz w:val="21"/>
-        </w:rPr>
-        <w:t>[15] 2026-10-29｜搜狐网｜蓝箭航天：蓝箭航天、中科宇航，中标候选 - 搜狐网</w:t>
-      </w:r>
-    </w:p>
-    <w:p>
-      <w:pPr>
-        <w:keepLines/>
-        <w:spacing w:after="60"/>
-        <w:ind w:left="369" w:hanging="227"/>
-      </w:pPr>
-      <w:r>
-        <w:rPr>
-          <w:rFonts w:ascii="Kaiti SC" w:hAnsi="Kaiti SC" w:eastAsia="Kaiti SC" w:cs="Kaiti SC"/>
-          <w:sz w:val="21"/>
-        </w:rPr>
-        <w:t xml:space="preserve">✓ </w:t>
-      </w:r>
-      <w:r>
-        <w:rPr>
-          <w:rFonts w:ascii="Kaiti SC" w:hAnsi="Kaiti SC" w:eastAsia="Kaiti SC" w:cs="Kaiti SC"/>
-          <w:sz w:val="21"/>
-        </w:rPr>
-        <w:t>[16] 2026-10-29｜手机网易网｜蓝箭航天：蓝箭航天成功中标“昊龙飞船”发射任务！ - 手机网易网</w:t>
+        <w:t>[13] 2026-10-30｜东方财富｜蓝箭航天：影响市场重大事件：成飞研究所“某飞行器运载火箭发射服务”中标公示：蓝箭航天、中科宇航入围；阿里巴巴关联公司入股绳驱柔性太空机器人研发商弦引未来 - 东方财富</w:t>
       </w:r>
     </w:p>
     <w:sectPr>
